--- a/MERN/JsTheory.docx
+++ b/MERN/JsTheory.docx
@@ -4355,8 +4355,6 @@
           <w:rFonts w:ascii="Arial Nova Light" w:hAnsi="Arial Nova Light"/>
           <w:b/>
           <w:bCs/>
-          <w:sz w:val="16"/>
-          <w:szCs w:val="16"/>
         </w:rPr>
       </w:pPr>
       <w:r>
@@ -4364,8 +4362,6 @@
           <w:rFonts w:ascii="Arial Nova Light" w:hAnsi="Arial Nova Light"/>
           <w:b/>
           <w:bCs/>
-          <w:sz w:val="16"/>
-          <w:szCs w:val="16"/>
           <w:highlight w:val="yellow"/>
         </w:rPr>
         <w:t>FUNCTION</w:t>
@@ -4397,15 +4393,15 @@
               <w:ind w:left="0"/>
               <w:rPr>
                 <w:rFonts w:ascii="Arial Nova Light" w:hAnsi="Arial Nova Light"/>
-                <w:sz w:val="14"/>
-                <w:szCs w:val="14"/>
-              </w:rPr>
-            </w:pPr>
-            <w:r>
-              <w:rPr>
-                <w:rFonts w:ascii="Arial Nova Light" w:hAnsi="Arial Nova Light"/>
-                <w:sz w:val="14"/>
-                <w:szCs w:val="14"/>
+                <w:sz w:val="20"/>
+                <w:szCs w:val="20"/>
+              </w:rPr>
+            </w:pPr>
+            <w:r>
+              <w:rPr>
+                <w:rFonts w:ascii="Arial Nova Light" w:hAnsi="Arial Nova Light"/>
+                <w:sz w:val="20"/>
+                <w:szCs w:val="20"/>
               </w:rPr>
               <w:t xml:space="preserve">function </w:t>
             </w:r>
@@ -4419,15 +4415,15 @@
             <w:pPr>
               <w:rPr>
                 <w:rFonts w:ascii="Arial Nova Light" w:hAnsi="Arial Nova Light"/>
-                <w:sz w:val="14"/>
-                <w:szCs w:val="14"/>
-              </w:rPr>
-            </w:pPr>
-            <w:r>
-              <w:rPr>
-                <w:rFonts w:ascii="Arial Nova Light" w:hAnsi="Arial Nova Light"/>
-                <w:sz w:val="14"/>
-                <w:szCs w:val="14"/>
+                <w:sz w:val="20"/>
+                <w:szCs w:val="20"/>
+              </w:rPr>
+            </w:pPr>
+            <w:r>
+              <w:rPr>
+                <w:rFonts w:ascii="Arial Nova Light" w:hAnsi="Arial Nova Light"/>
+                <w:sz w:val="20"/>
+                <w:szCs w:val="20"/>
               </w:rPr>
               <w:t>function ek reusable block of code hota hai jo specific task perform karta hai.code reuse, readability aur maintainability ke liye</w:t>
             </w:r>
@@ -4436,8 +4432,8 @@
             <w:pPr>
               <w:rPr>
                 <w:rFonts w:ascii="Arial Nova Light" w:hAnsi="Arial Nova Light"/>
-                <w:sz w:val="14"/>
-                <w:szCs w:val="14"/>
+                <w:sz w:val="20"/>
+                <w:szCs w:val="20"/>
               </w:rPr>
             </w:pPr>
           </w:p>
@@ -4450,8 +4446,8 @@
             <w:pPr>
               <w:rPr>
                 <w:rFonts w:ascii="Arial Nova Light" w:hAnsi="Arial Nova Light"/>
-                <w:sz w:val="14"/>
-                <w:szCs w:val="14"/>
+                <w:sz w:val="20"/>
+                <w:szCs w:val="20"/>
               </w:rPr>
             </w:pPr>
           </w:p>
@@ -4471,15 +4467,15 @@
               <w:ind w:left="0"/>
               <w:rPr>
                 <w:rFonts w:ascii="Arial Nova Light" w:hAnsi="Arial Nova Light"/>
-                <w:sz w:val="14"/>
-                <w:szCs w:val="14"/>
-              </w:rPr>
-            </w:pPr>
-            <w:r>
-              <w:rPr>
-                <w:rFonts w:ascii="Arial Nova Light" w:hAnsi="Arial Nova Light"/>
-                <w:sz w:val="14"/>
-                <w:szCs w:val="14"/>
+                <w:sz w:val="20"/>
+                <w:szCs w:val="20"/>
+              </w:rPr>
+            </w:pPr>
+            <w:r>
+              <w:rPr>
+                <w:rFonts w:ascii="Arial Nova Light" w:hAnsi="Arial Nova Light"/>
+                <w:sz w:val="20"/>
+                <w:szCs w:val="20"/>
               </w:rPr>
               <w:t>function expression</w:t>
             </w:r>
@@ -4494,15 +4490,11 @@
               <w:pStyle w:val="HTMLPreformatted"/>
               <w:rPr>
                 <w:rFonts w:ascii="Arial Nova Light" w:hAnsi="Arial Nova Light"/>
-                <w:sz w:val="14"/>
-                <w:szCs w:val="14"/>
-              </w:rPr>
-            </w:pPr>
-            <w:r>
-              <w:rPr>
-                <w:rFonts w:ascii="Arial Nova Light" w:hAnsi="Arial Nova Light"/>
-                <w:sz w:val="14"/>
-                <w:szCs w:val="14"/>
+              </w:rPr>
+            </w:pPr>
+            <w:r>
+              <w:rPr>
+                <w:rFonts w:ascii="Arial Nova Light" w:hAnsi="Arial Nova Light"/>
               </w:rPr>
               <w:t>jab function kisi variable me store hota hai.</w:t>
             </w:r>
@@ -4516,8 +4508,8 @@
             <w:pPr>
               <w:rPr>
                 <w:rFonts w:ascii="Arial Nova Light" w:hAnsi="Arial Nova Light"/>
-                <w:sz w:val="14"/>
-                <w:szCs w:val="14"/>
+                <w:sz w:val="20"/>
+                <w:szCs w:val="20"/>
               </w:rPr>
             </w:pPr>
           </w:p>
@@ -4537,15 +4529,15 @@
               <w:ind w:left="0"/>
               <w:rPr>
                 <w:rFonts w:ascii="Arial Nova Light" w:hAnsi="Arial Nova Light"/>
-                <w:sz w:val="14"/>
-                <w:szCs w:val="14"/>
-              </w:rPr>
-            </w:pPr>
-            <w:r>
-              <w:rPr>
-                <w:rFonts w:ascii="Arial Nova Light" w:hAnsi="Arial Nova Light"/>
-                <w:sz w:val="14"/>
-                <w:szCs w:val="14"/>
+                <w:sz w:val="20"/>
+                <w:szCs w:val="20"/>
+              </w:rPr>
+            </w:pPr>
+            <w:r>
+              <w:rPr>
+                <w:rFonts w:ascii="Arial Nova Light" w:hAnsi="Arial Nova Light"/>
+                <w:sz w:val="20"/>
+                <w:szCs w:val="20"/>
               </w:rPr>
               <w:t>arrow function</w:t>
             </w:r>
@@ -4559,15 +4551,15 @@
             <w:pPr>
               <w:rPr>
                 <w:rFonts w:ascii="Arial Nova Light" w:hAnsi="Arial Nova Light"/>
-                <w:sz w:val="14"/>
-                <w:szCs w:val="14"/>
-              </w:rPr>
-            </w:pPr>
-            <w:r>
-              <w:rPr>
-                <w:rFonts w:ascii="Arial Nova Light" w:hAnsi="Arial Nova Light"/>
-                <w:sz w:val="14"/>
-                <w:szCs w:val="14"/>
+                <w:sz w:val="20"/>
+                <w:szCs w:val="20"/>
+              </w:rPr>
+            </w:pPr>
+            <w:r>
+              <w:rPr>
+                <w:rFonts w:ascii="Arial Nova Light" w:hAnsi="Arial Nova Light"/>
+                <w:sz w:val="20"/>
+                <w:szCs w:val="20"/>
               </w:rPr>
               <w:t>short syntax wala function (=&gt;) es6 me introduce hua.implicit return arrow function: const a = () =&gt; 5;</w:t>
             </w:r>
@@ -4581,8 +4573,8 @@
             <w:pPr>
               <w:rPr>
                 <w:rFonts w:ascii="Arial Nova Light" w:hAnsi="Arial Nova Light"/>
-                <w:sz w:val="14"/>
-                <w:szCs w:val="14"/>
+                <w:sz w:val="20"/>
+                <w:szCs w:val="20"/>
               </w:rPr>
             </w:pPr>
           </w:p>
@@ -4602,15 +4594,15 @@
               <w:ind w:left="0"/>
               <w:rPr>
                 <w:rFonts w:ascii="Arial Nova Light" w:hAnsi="Arial Nova Light"/>
-                <w:sz w:val="14"/>
-                <w:szCs w:val="14"/>
-              </w:rPr>
-            </w:pPr>
-            <w:r>
-              <w:rPr>
-                <w:rFonts w:ascii="Arial Nova Light" w:hAnsi="Arial Nova Light"/>
-                <w:sz w:val="14"/>
-                <w:szCs w:val="14"/>
+                <w:sz w:val="20"/>
+                <w:szCs w:val="20"/>
+              </w:rPr>
+            </w:pPr>
+            <w:r>
+              <w:rPr>
+                <w:rFonts w:ascii="Arial Nova Light" w:hAnsi="Arial Nova Light"/>
+                <w:sz w:val="20"/>
+                <w:szCs w:val="20"/>
               </w:rPr>
               <w:t>function call</w:t>
             </w:r>
@@ -4624,15 +4616,15 @@
             <w:pPr>
               <w:rPr>
                 <w:rFonts w:ascii="Arial Nova Light" w:hAnsi="Arial Nova Light"/>
-                <w:sz w:val="14"/>
-                <w:szCs w:val="14"/>
-              </w:rPr>
-            </w:pPr>
-            <w:r>
-              <w:rPr>
-                <w:rFonts w:ascii="Arial Nova Light" w:hAnsi="Arial Nova Light"/>
-                <w:sz w:val="14"/>
-                <w:szCs w:val="14"/>
+                <w:sz w:val="20"/>
+                <w:szCs w:val="20"/>
+              </w:rPr>
+            </w:pPr>
+            <w:r>
+              <w:rPr>
+                <w:rFonts w:ascii="Arial Nova Light" w:hAnsi="Arial Nova Light"/>
+                <w:sz w:val="20"/>
+                <w:szCs w:val="20"/>
               </w:rPr>
               <w:t>function ko execute karna.</w:t>
             </w:r>
@@ -4646,8 +4638,8 @@
             <w:pPr>
               <w:rPr>
                 <w:rFonts w:ascii="Arial Nova Light" w:hAnsi="Arial Nova Light"/>
-                <w:sz w:val="14"/>
-                <w:szCs w:val="14"/>
+                <w:sz w:val="20"/>
+                <w:szCs w:val="20"/>
               </w:rPr>
             </w:pPr>
           </w:p>
@@ -4666,15 +4658,11 @@
               <w:pStyle w:val="HTMLPreformatted"/>
               <w:rPr>
                 <w:rFonts w:ascii="Arial Nova Light" w:hAnsi="Arial Nova Light"/>
-                <w:sz w:val="14"/>
-                <w:szCs w:val="14"/>
-              </w:rPr>
-            </w:pPr>
-            <w:r>
-              <w:rPr>
-                <w:rFonts w:ascii="Arial Nova Light" w:hAnsi="Arial Nova Light"/>
-                <w:sz w:val="14"/>
-                <w:szCs w:val="14"/>
+              </w:rPr>
+            </w:pPr>
+            <w:r>
+              <w:rPr>
+                <w:rFonts w:ascii="Arial Nova Light" w:hAnsi="Arial Nova Light"/>
               </w:rPr>
               <w:t>parameters</w:t>
             </w:r>
@@ -4688,15 +4676,15 @@
             <w:pPr>
               <w:rPr>
                 <w:rFonts w:ascii="Arial Nova Light" w:hAnsi="Arial Nova Light"/>
-                <w:sz w:val="14"/>
-                <w:szCs w:val="14"/>
-              </w:rPr>
-            </w:pPr>
-            <w:r>
-              <w:rPr>
-                <w:rFonts w:ascii="Arial Nova Light" w:hAnsi="Arial Nova Light"/>
-                <w:sz w:val="14"/>
-                <w:szCs w:val="14"/>
+                <w:sz w:val="20"/>
+                <w:szCs w:val="20"/>
+              </w:rPr>
+            </w:pPr>
+            <w:r>
+              <w:rPr>
+                <w:rFonts w:ascii="Arial Nova Light" w:hAnsi="Arial Nova Light"/>
+                <w:sz w:val="20"/>
+                <w:szCs w:val="20"/>
               </w:rPr>
               <w:t>function define karte waqt jo inputs dete hain.optional because js strict nahi hai parameters pe.missing undefined</w:t>
             </w:r>
@@ -4710,8 +4698,8 @@
             <w:pPr>
               <w:rPr>
                 <w:rFonts w:ascii="Arial Nova Light" w:hAnsi="Arial Nova Light"/>
-                <w:sz w:val="14"/>
-                <w:szCs w:val="14"/>
+                <w:sz w:val="20"/>
+                <w:szCs w:val="20"/>
               </w:rPr>
             </w:pPr>
           </w:p>
@@ -4731,15 +4719,15 @@
               <w:ind w:left="0"/>
               <w:rPr>
                 <w:rFonts w:ascii="Arial Nova Light" w:hAnsi="Arial Nova Light"/>
-                <w:sz w:val="14"/>
-                <w:szCs w:val="14"/>
-              </w:rPr>
-            </w:pPr>
-            <w:r>
-              <w:rPr>
-                <w:rFonts w:ascii="Arial Nova Light" w:hAnsi="Arial Nova Light"/>
-                <w:sz w:val="14"/>
-                <w:szCs w:val="14"/>
+                <w:sz w:val="20"/>
+                <w:szCs w:val="20"/>
+              </w:rPr>
+            </w:pPr>
+            <w:r>
+              <w:rPr>
+                <w:rFonts w:ascii="Arial Nova Light" w:hAnsi="Arial Nova Light"/>
+                <w:sz w:val="20"/>
+                <w:szCs w:val="20"/>
               </w:rPr>
               <w:t>arguments</w:t>
             </w:r>
@@ -4753,15 +4741,15 @@
             <w:pPr>
               <w:rPr>
                 <w:rFonts w:ascii="Arial Nova Light" w:hAnsi="Arial Nova Light"/>
-                <w:sz w:val="14"/>
-                <w:szCs w:val="14"/>
-              </w:rPr>
-            </w:pPr>
-            <w:r>
-              <w:rPr>
-                <w:rFonts w:ascii="Arial Nova Light" w:hAnsi="Arial Nova Light"/>
-                <w:sz w:val="14"/>
-                <w:szCs w:val="14"/>
+                <w:sz w:val="20"/>
+                <w:szCs w:val="20"/>
+              </w:rPr>
+            </w:pPr>
+            <w:r>
+              <w:rPr>
+                <w:rFonts w:ascii="Arial Nova Light" w:hAnsi="Arial Nova Light"/>
+                <w:sz w:val="20"/>
+                <w:szCs w:val="20"/>
               </w:rPr>
               <w:t>function call karte waqt jo values pass hoti hain.</w:t>
             </w:r>
@@ -4775,8 +4763,8 @@
             <w:pPr>
               <w:rPr>
                 <w:rFonts w:ascii="Arial Nova Light" w:hAnsi="Arial Nova Light"/>
-                <w:sz w:val="14"/>
-                <w:szCs w:val="14"/>
+                <w:sz w:val="20"/>
+                <w:szCs w:val="20"/>
               </w:rPr>
             </w:pPr>
           </w:p>
@@ -4796,15 +4784,15 @@
               <w:ind w:left="0"/>
               <w:rPr>
                 <w:rFonts w:ascii="Arial Nova Light" w:hAnsi="Arial Nova Light"/>
-                <w:sz w:val="14"/>
-                <w:szCs w:val="14"/>
-              </w:rPr>
-            </w:pPr>
-            <w:r>
-              <w:rPr>
-                <w:rFonts w:ascii="Arial Nova Light" w:hAnsi="Arial Nova Light"/>
-                <w:sz w:val="14"/>
-                <w:szCs w:val="14"/>
+                <w:sz w:val="20"/>
+                <w:szCs w:val="20"/>
+              </w:rPr>
+            </w:pPr>
+            <w:r>
+              <w:rPr>
+                <w:rFonts w:ascii="Arial Nova Light" w:hAnsi="Arial Nova Light"/>
+                <w:sz w:val="20"/>
+                <w:szCs w:val="20"/>
               </w:rPr>
               <w:t>function bina return ke kya karta</w:t>
             </w:r>
@@ -4818,15 +4806,15 @@
             <w:pPr>
               <w:rPr>
                 <w:rFonts w:ascii="Arial Nova Light" w:hAnsi="Arial Nova Light"/>
-                <w:sz w:val="14"/>
-                <w:szCs w:val="14"/>
-              </w:rPr>
-            </w:pPr>
-            <w:r>
-              <w:rPr>
-                <w:rFonts w:ascii="Arial Nova Light" w:hAnsi="Arial Nova Light"/>
-                <w:sz w:val="14"/>
-                <w:szCs w:val="14"/>
+                <w:sz w:val="20"/>
+                <w:szCs w:val="20"/>
+              </w:rPr>
+            </w:pPr>
+            <w:r>
+              <w:rPr>
+                <w:rFonts w:ascii="Arial Nova Light" w:hAnsi="Arial Nova Light"/>
+                <w:sz w:val="20"/>
+                <w:szCs w:val="20"/>
               </w:rPr>
               <w:t>undefined return karta hai.</w:t>
             </w:r>
@@ -4840,8 +4828,8 @@
             <w:pPr>
               <w:rPr>
                 <w:rFonts w:ascii="Arial Nova Light" w:hAnsi="Arial Nova Light"/>
-                <w:sz w:val="14"/>
-                <w:szCs w:val="14"/>
+                <w:sz w:val="20"/>
+                <w:szCs w:val="20"/>
               </w:rPr>
             </w:pPr>
           </w:p>
@@ -4861,15 +4849,15 @@
               <w:ind w:left="0"/>
               <w:rPr>
                 <w:rFonts w:ascii="Arial Nova Light" w:hAnsi="Arial Nova Light"/>
-                <w:sz w:val="14"/>
-                <w:szCs w:val="14"/>
-              </w:rPr>
-            </w:pPr>
-            <w:r>
-              <w:rPr>
-                <w:rFonts w:ascii="Arial Nova Light" w:hAnsi="Arial Nova Light"/>
-                <w:sz w:val="14"/>
-                <w:szCs w:val="14"/>
+                <w:sz w:val="20"/>
+                <w:szCs w:val="20"/>
+              </w:rPr>
+            </w:pPr>
+            <w:r>
+              <w:rPr>
+                <w:rFonts w:ascii="Arial Nova Light" w:hAnsi="Arial Nova Light"/>
+                <w:sz w:val="20"/>
+                <w:szCs w:val="20"/>
               </w:rPr>
               <w:t>return kya hota hai</w:t>
             </w:r>
@@ -4883,15 +4871,15 @@
             <w:pPr>
               <w:rPr>
                 <w:rFonts w:ascii="Arial Nova Light" w:hAnsi="Arial Nova Light"/>
-                <w:sz w:val="14"/>
-                <w:szCs w:val="14"/>
-              </w:rPr>
-            </w:pPr>
-            <w:r>
-              <w:rPr>
-                <w:rFonts w:ascii="Arial Nova Light" w:hAnsi="Arial Nova Light"/>
-                <w:sz w:val="14"/>
-                <w:szCs w:val="14"/>
+                <w:sz w:val="20"/>
+                <w:szCs w:val="20"/>
+              </w:rPr>
+            </w:pPr>
+            <w:r>
+              <w:rPr>
+                <w:rFonts w:ascii="Arial Nova Light" w:hAnsi="Arial Nova Light"/>
+                <w:sz w:val="20"/>
+                <w:szCs w:val="20"/>
               </w:rPr>
               <w:t>function ka output jo bahar send hota hai. k baed wala code execute nahi hota.</w:t>
             </w:r>
@@ -4905,8 +4893,8 @@
             <w:pPr>
               <w:rPr>
                 <w:rFonts w:ascii="Arial Nova Light" w:hAnsi="Arial Nova Light"/>
-                <w:sz w:val="14"/>
-                <w:szCs w:val="14"/>
+                <w:sz w:val="20"/>
+                <w:szCs w:val="20"/>
               </w:rPr>
             </w:pPr>
           </w:p>
@@ -4926,15 +4914,15 @@
               <w:ind w:left="0"/>
               <w:rPr>
                 <w:rFonts w:ascii="Arial Nova Light" w:hAnsi="Arial Nova Light"/>
-                <w:sz w:val="14"/>
-                <w:szCs w:val="14"/>
-              </w:rPr>
-            </w:pPr>
-            <w:r>
-              <w:rPr>
-                <w:rFonts w:ascii="Arial Nova Light" w:hAnsi="Arial Nova Light"/>
-                <w:sz w:val="14"/>
-                <w:szCs w:val="14"/>
+                <w:sz w:val="20"/>
+                <w:szCs w:val="20"/>
+              </w:rPr>
+            </w:pPr>
+            <w:r>
+              <w:rPr>
+                <w:rFonts w:ascii="Arial Nova Light" w:hAnsi="Arial Nova Light"/>
+                <w:sz w:val="20"/>
+                <w:szCs w:val="20"/>
               </w:rPr>
               <w:t xml:space="preserve">hoisting kya hoti hai function me </w:t>
             </w:r>
@@ -4948,15 +4936,15 @@
             <w:pPr>
               <w:rPr>
                 <w:rFonts w:ascii="Arial Nova Light" w:hAnsi="Arial Nova Light"/>
-                <w:sz w:val="14"/>
-                <w:szCs w:val="14"/>
-              </w:rPr>
-            </w:pPr>
-            <w:r>
-              <w:rPr>
-                <w:rFonts w:ascii="Arial Nova Light" w:hAnsi="Arial Nova Light"/>
-                <w:sz w:val="14"/>
-                <w:szCs w:val="14"/>
+                <w:sz w:val="20"/>
+                <w:szCs w:val="20"/>
+              </w:rPr>
+            </w:pPr>
+            <w:r>
+              <w:rPr>
+                <w:rFonts w:ascii="Arial Nova Light" w:hAnsi="Arial Nova Light"/>
+                <w:sz w:val="20"/>
+                <w:szCs w:val="20"/>
               </w:rPr>
               <w:t>declaration functions pehle se memory me hote hain.function a(){}.ye memory phase mn store hota hai.</w:t>
             </w:r>
@@ -4970,8 +4958,8 @@
             <w:pPr>
               <w:rPr>
                 <w:rFonts w:ascii="Arial Nova Light" w:hAnsi="Arial Nova Light"/>
-                <w:sz w:val="14"/>
-                <w:szCs w:val="14"/>
+                <w:sz w:val="20"/>
+                <w:szCs w:val="20"/>
               </w:rPr>
             </w:pPr>
           </w:p>
@@ -4991,15 +4979,15 @@
               <w:ind w:left="0"/>
               <w:rPr>
                 <w:rFonts w:ascii="Arial Nova Light" w:hAnsi="Arial Nova Light"/>
-                <w:sz w:val="14"/>
-                <w:szCs w:val="14"/>
-              </w:rPr>
-            </w:pPr>
-            <w:r>
-              <w:rPr>
-                <w:rFonts w:ascii="Arial Nova Light" w:hAnsi="Arial Nova Light"/>
-                <w:sz w:val="14"/>
-                <w:szCs w:val="14"/>
+                <w:sz w:val="20"/>
+                <w:szCs w:val="20"/>
+              </w:rPr>
+            </w:pPr>
+            <w:r>
+              <w:rPr>
+                <w:rFonts w:ascii="Arial Nova Light" w:hAnsi="Arial Nova Light"/>
+                <w:sz w:val="20"/>
+                <w:szCs w:val="20"/>
               </w:rPr>
               <w:t>expression hoist hota hai</w:t>
             </w:r>
@@ -5013,15 +5001,15 @@
             <w:pPr>
               <w:rPr>
                 <w:rFonts w:ascii="Arial Nova Light" w:hAnsi="Arial Nova Light"/>
-                <w:sz w:val="14"/>
-                <w:szCs w:val="14"/>
-              </w:rPr>
-            </w:pPr>
-            <w:r>
-              <w:rPr>
-                <w:rFonts w:ascii="Arial Nova Light" w:hAnsi="Arial Nova Light"/>
-                <w:sz w:val="14"/>
-                <w:szCs w:val="14"/>
+                <w:sz w:val="20"/>
+                <w:szCs w:val="20"/>
+              </w:rPr>
+            </w:pPr>
+            <w:r>
+              <w:rPr>
+                <w:rFonts w:ascii="Arial Nova Light" w:hAnsi="Arial Nova Light"/>
+                <w:sz w:val="20"/>
+                <w:szCs w:val="20"/>
               </w:rPr>
               <w:t>nahi, error deta hai agar pehle use karein. const a = function(){},expression hum control aur flexibility ke liye.</w:t>
             </w:r>
@@ -5035,8 +5023,8 @@
             <w:pPr>
               <w:rPr>
                 <w:rFonts w:ascii="Arial Nova Light" w:hAnsi="Arial Nova Light"/>
-                <w:sz w:val="14"/>
-                <w:szCs w:val="14"/>
+                <w:sz w:val="20"/>
+                <w:szCs w:val="20"/>
               </w:rPr>
             </w:pPr>
           </w:p>
@@ -5056,15 +5044,15 @@
               <w:ind w:left="0"/>
               <w:rPr>
                 <w:rFonts w:ascii="Arial Nova Light" w:hAnsi="Arial Nova Light"/>
-                <w:sz w:val="14"/>
-                <w:szCs w:val="14"/>
-              </w:rPr>
-            </w:pPr>
-            <w:r>
-              <w:rPr>
-                <w:rFonts w:ascii="Arial Nova Light" w:hAnsi="Arial Nova Light"/>
-                <w:sz w:val="14"/>
-                <w:szCs w:val="14"/>
+                <w:sz w:val="20"/>
+                <w:szCs w:val="20"/>
+              </w:rPr>
+            </w:pPr>
+            <w:r>
+              <w:rPr>
+                <w:rFonts w:ascii="Arial Nova Light" w:hAnsi="Arial Nova Light"/>
+                <w:sz w:val="20"/>
+                <w:szCs w:val="20"/>
               </w:rPr>
               <w:t>first-class citizen</w:t>
             </w:r>
@@ -5078,15 +5066,15 @@
             <w:pPr>
               <w:rPr>
                 <w:rFonts w:ascii="Arial Nova Light" w:hAnsi="Arial Nova Light"/>
-                <w:sz w:val="14"/>
-                <w:szCs w:val="14"/>
-              </w:rPr>
-            </w:pPr>
-            <w:r>
-              <w:rPr>
-                <w:rFonts w:ascii="Arial Nova Light" w:hAnsi="Arial Nova Light"/>
-                <w:sz w:val="14"/>
-                <w:szCs w:val="14"/>
+                <w:sz w:val="20"/>
+                <w:szCs w:val="20"/>
+              </w:rPr>
+            </w:pPr>
+            <w:r>
+              <w:rPr>
+                <w:rFonts w:ascii="Arial Nova Light" w:hAnsi="Arial Nova Light"/>
+                <w:sz w:val="20"/>
+                <w:szCs w:val="20"/>
               </w:rPr>
               <w:t>functions ko variable me store, pass, return kar sakte hain.</w:t>
             </w:r>
@@ -5100,8 +5088,8 @@
             <w:pPr>
               <w:rPr>
                 <w:rFonts w:ascii="Arial Nova Light" w:hAnsi="Arial Nova Light"/>
-                <w:sz w:val="14"/>
-                <w:szCs w:val="14"/>
+                <w:sz w:val="20"/>
+                <w:szCs w:val="20"/>
               </w:rPr>
             </w:pPr>
           </w:p>
@@ -5121,15 +5109,15 @@
               <w:ind w:left="0"/>
               <w:rPr>
                 <w:rFonts w:ascii="Arial Nova Light" w:hAnsi="Arial Nova Light"/>
-                <w:sz w:val="14"/>
-                <w:szCs w:val="14"/>
-              </w:rPr>
-            </w:pPr>
-            <w:r>
-              <w:rPr>
-                <w:rFonts w:ascii="Arial Nova Light" w:hAnsi="Arial Nova Light"/>
-                <w:sz w:val="14"/>
-                <w:szCs w:val="14"/>
+                <w:sz w:val="20"/>
+                <w:szCs w:val="20"/>
+              </w:rPr>
+            </w:pPr>
+            <w:r>
+              <w:rPr>
+                <w:rFonts w:ascii="Arial Nova Light" w:hAnsi="Arial Nova Light"/>
+                <w:sz w:val="20"/>
+                <w:szCs w:val="20"/>
               </w:rPr>
               <w:t xml:space="preserve">arrow vs normal </w:t>
             </w:r>
@@ -5143,15 +5131,15 @@
             <w:pPr>
               <w:rPr>
                 <w:rFonts w:ascii="Arial Nova Light" w:hAnsi="Arial Nova Light"/>
-                <w:sz w:val="14"/>
-                <w:szCs w:val="14"/>
-              </w:rPr>
-            </w:pPr>
-            <w:r>
-              <w:rPr>
-                <w:rFonts w:ascii="Arial Nova Light" w:hAnsi="Arial Nova Light"/>
-                <w:sz w:val="14"/>
-                <w:szCs w:val="14"/>
+                <w:sz w:val="20"/>
+                <w:szCs w:val="20"/>
+              </w:rPr>
+            </w:pPr>
+            <w:r>
+              <w:rPr>
+                <w:rFonts w:ascii="Arial Nova Light" w:hAnsi="Arial Nova Light"/>
+                <w:sz w:val="20"/>
+                <w:szCs w:val="20"/>
               </w:rPr>
               <w:t>normal function me this us object ko point karta hai jisne function ko call kiya hota hai. is liye iska value change ho sakta hai.</w:t>
             </w:r>
@@ -5165,23 +5153,23 @@
             <w:pPr>
               <w:rPr>
                 <w:rFonts w:ascii="Arial Nova Light" w:hAnsi="Arial Nova Light"/>
-                <w:sz w:val="14"/>
-                <w:szCs w:val="14"/>
-              </w:rPr>
-            </w:pPr>
-            <w:r>
-              <w:rPr>
-                <w:rFonts w:ascii="Arial Nova Light" w:hAnsi="Arial Nova Light"/>
-                <w:sz w:val="14"/>
-                <w:szCs w:val="14"/>
+                <w:sz w:val="20"/>
+                <w:szCs w:val="20"/>
+              </w:rPr>
+            </w:pPr>
+            <w:r>
+              <w:rPr>
+                <w:rFonts w:ascii="Arial Nova Light" w:hAnsi="Arial Nova Light"/>
+                <w:sz w:val="20"/>
+                <w:szCs w:val="20"/>
               </w:rPr>
               <w:t>const user = {</w:t>
             </w:r>
             <w:r>
               <w:rPr>
                 <w:rFonts w:ascii="Arial Nova Light" w:hAnsi="Arial Nova Light"/>
-                <w:sz w:val="14"/>
-                <w:szCs w:val="14"/>
+                <w:sz w:val="20"/>
+                <w:szCs w:val="20"/>
               </w:rPr>
               <w:br/>
               <w:t>name: "ali",</w:t>
@@ -5189,8 +5177,8 @@
             <w:r>
               <w:rPr>
                 <w:rFonts w:ascii="Arial Nova Light" w:hAnsi="Arial Nova Light"/>
-                <w:sz w:val="14"/>
-                <w:szCs w:val="14"/>
+                <w:sz w:val="20"/>
+                <w:szCs w:val="20"/>
               </w:rPr>
               <w:br/>
               <w:t>show: () =&gt; {</w:t>
@@ -5198,8 +5186,8 @@
             <w:r>
               <w:rPr>
                 <w:rFonts w:ascii="Arial Nova Light" w:hAnsi="Arial Nova Light"/>
-                <w:sz w:val="14"/>
-                <w:szCs w:val="14"/>
+                <w:sz w:val="20"/>
+                <w:szCs w:val="20"/>
               </w:rPr>
               <w:br/>
               <w:t>console.log(this.name);</w:t>
@@ -5207,8 +5195,8 @@
             <w:r>
               <w:rPr>
                 <w:rFonts w:ascii="Arial Nova Light" w:hAnsi="Arial Nova Light"/>
-                <w:sz w:val="14"/>
-                <w:szCs w:val="14"/>
+                <w:sz w:val="20"/>
+                <w:szCs w:val="20"/>
               </w:rPr>
               <w:br/>
               <w:t>}};</w:t>
@@ -5216,8 +5204,8 @@
             <w:r>
               <w:rPr>
                 <w:rFonts w:ascii="Arial Nova Light" w:hAnsi="Arial Nova Light"/>
-                <w:sz w:val="14"/>
-                <w:szCs w:val="14"/>
+                <w:sz w:val="20"/>
+                <w:szCs w:val="20"/>
               </w:rPr>
               <w:br/>
               <w:t>user.show(); // undefined</w:t>
@@ -5227,32 +5215,32 @@
             <w:pPr>
               <w:rPr>
                 <w:rFonts w:ascii="Arial Nova Light" w:hAnsi="Arial Nova Light"/>
-                <w:sz w:val="14"/>
-                <w:szCs w:val="14"/>
-              </w:rPr>
-            </w:pPr>
-          </w:p>
-          <w:p>
-            <w:pPr>
-              <w:rPr>
-                <w:rFonts w:ascii="Arial Nova Light" w:hAnsi="Arial Nova Light"/>
-                <w:sz w:val="14"/>
-                <w:szCs w:val="14"/>
-              </w:rPr>
-            </w:pPr>
-            <w:r>
-              <w:rPr>
-                <w:rFonts w:ascii="Arial Nova Light" w:hAnsi="Arial Nova Light"/>
-                <w:sz w:val="14"/>
-                <w:szCs w:val="14"/>
+                <w:sz w:val="20"/>
+                <w:szCs w:val="20"/>
+              </w:rPr>
+            </w:pPr>
+          </w:p>
+          <w:p>
+            <w:pPr>
+              <w:rPr>
+                <w:rFonts w:ascii="Arial Nova Light" w:hAnsi="Arial Nova Light"/>
+                <w:sz w:val="20"/>
+                <w:szCs w:val="20"/>
+              </w:rPr>
+            </w:pPr>
+            <w:r>
+              <w:rPr>
+                <w:rFonts w:ascii="Arial Nova Light" w:hAnsi="Arial Nova Light"/>
+                <w:sz w:val="20"/>
+                <w:szCs w:val="20"/>
               </w:rPr>
               <w:t>const user = {</w:t>
             </w:r>
             <w:r>
               <w:rPr>
                 <w:rFonts w:ascii="Arial Nova Light" w:hAnsi="Arial Nova Light"/>
-                <w:sz w:val="14"/>
-                <w:szCs w:val="14"/>
+                <w:sz w:val="20"/>
+                <w:szCs w:val="20"/>
               </w:rPr>
               <w:br/>
               <w:t>name: "ali",</w:t>
@@ -5260,8 +5248,8 @@
             <w:r>
               <w:rPr>
                 <w:rFonts w:ascii="Arial Nova Light" w:hAnsi="Arial Nova Light"/>
-                <w:sz w:val="14"/>
-                <w:szCs w:val="14"/>
+                <w:sz w:val="20"/>
+                <w:szCs w:val="20"/>
               </w:rPr>
               <w:br/>
               <w:t>show: function () {</w:t>
@@ -5269,8 +5257,8 @@
             <w:r>
               <w:rPr>
                 <w:rFonts w:ascii="Arial Nova Light" w:hAnsi="Arial Nova Light"/>
-                <w:sz w:val="14"/>
-                <w:szCs w:val="14"/>
+                <w:sz w:val="20"/>
+                <w:szCs w:val="20"/>
               </w:rPr>
               <w:br/>
               <w:t>console.log(this.name);</w:t>
@@ -5278,8 +5266,8 @@
             <w:r>
               <w:rPr>
                 <w:rFonts w:ascii="Arial Nova Light" w:hAnsi="Arial Nova Light"/>
-                <w:sz w:val="14"/>
-                <w:szCs w:val="14"/>
+                <w:sz w:val="20"/>
+                <w:szCs w:val="20"/>
               </w:rPr>
               <w:br/>
               <w:t>}};</w:t>
@@ -5287,8 +5275,8 @@
             <w:r>
               <w:rPr>
                 <w:rFonts w:ascii="Arial Nova Light" w:hAnsi="Arial Nova Light"/>
-                <w:sz w:val="14"/>
-                <w:szCs w:val="14"/>
+                <w:sz w:val="20"/>
+                <w:szCs w:val="20"/>
               </w:rPr>
               <w:br/>
               <w:t>user.show(); // ali</w:t>
@@ -5308,15 +5296,15 @@
             <w:pPr>
               <w:rPr>
                 <w:rFonts w:ascii="Arial Nova Light" w:hAnsi="Arial Nova Light"/>
-                <w:sz w:val="14"/>
-                <w:szCs w:val="14"/>
-              </w:rPr>
-            </w:pPr>
-            <w:r>
-              <w:rPr>
-                <w:rFonts w:ascii="Arial Nova Light" w:hAnsi="Arial Nova Light"/>
-                <w:sz w:val="14"/>
-                <w:szCs w:val="14"/>
+                <w:sz w:val="20"/>
+                <w:szCs w:val="20"/>
+              </w:rPr>
+            </w:pPr>
+            <w:r>
+              <w:rPr>
+                <w:rFonts w:ascii="Arial Nova Light" w:hAnsi="Arial Nova Light"/>
+                <w:sz w:val="20"/>
+                <w:szCs w:val="20"/>
               </w:rPr>
               <w:t xml:space="preserve">default parameters </w:t>
             </w:r>
@@ -5326,8 +5314,8 @@
               <w:pStyle w:val="ListParagraph"/>
               <w:rPr>
                 <w:rFonts w:ascii="Arial Nova Light" w:hAnsi="Arial Nova Light"/>
-                <w:sz w:val="14"/>
-                <w:szCs w:val="14"/>
+                <w:sz w:val="20"/>
+                <w:szCs w:val="20"/>
               </w:rPr>
             </w:pPr>
           </w:p>
@@ -5340,15 +5328,15 @@
             <w:pPr>
               <w:rPr>
                 <w:rFonts w:ascii="Arial Nova Light" w:hAnsi="Arial Nova Light"/>
-                <w:sz w:val="14"/>
-                <w:szCs w:val="14"/>
-              </w:rPr>
-            </w:pPr>
-            <w:r>
-              <w:rPr>
-                <w:rFonts w:ascii="Arial Nova Light" w:hAnsi="Arial Nova Light"/>
-                <w:sz w:val="14"/>
-                <w:szCs w:val="14"/>
+                <w:sz w:val="20"/>
+                <w:szCs w:val="20"/>
+              </w:rPr>
+            </w:pPr>
+            <w:r>
+              <w:rPr>
+                <w:rFonts w:ascii="Arial Nova Light" w:hAnsi="Arial Nova Light"/>
+                <w:sz w:val="20"/>
+                <w:szCs w:val="20"/>
               </w:rPr>
               <w:t xml:space="preserve">agar tum function ko koi value pass nahi karte, to x = 5 automatically use ho jata hai.  </w:t>
             </w:r>
@@ -5362,15 +5350,15 @@
             <w:pPr>
               <w:rPr>
                 <w:rFonts w:ascii="Arial Nova Light" w:hAnsi="Arial Nova Light"/>
-                <w:sz w:val="14"/>
-                <w:szCs w:val="14"/>
-              </w:rPr>
-            </w:pPr>
-            <w:r>
-              <w:rPr>
-                <w:rFonts w:ascii="Arial Nova Light" w:hAnsi="Arial Nova Light"/>
-                <w:sz w:val="14"/>
-                <w:szCs w:val="14"/>
+                <w:sz w:val="20"/>
+                <w:szCs w:val="20"/>
+              </w:rPr>
+            </w:pPr>
+            <w:r>
+              <w:rPr>
+                <w:rFonts w:ascii="Arial Nova Light" w:hAnsi="Arial Nova Light"/>
+                <w:sz w:val="20"/>
+                <w:szCs w:val="20"/>
               </w:rPr>
               <w:t>function a(x=5){ return x}</w:t>
             </w:r>
@@ -5391,15 +5379,15 @@
               <w:ind w:left="0"/>
               <w:rPr>
                 <w:rFonts w:ascii="Arial Nova Light" w:hAnsi="Arial Nova Light"/>
-                <w:sz w:val="14"/>
-                <w:szCs w:val="14"/>
-              </w:rPr>
-            </w:pPr>
-            <w:r>
-              <w:rPr>
-                <w:rFonts w:ascii="Arial Nova Light" w:hAnsi="Arial Nova Light"/>
-                <w:sz w:val="14"/>
-                <w:szCs w:val="14"/>
+                <w:sz w:val="20"/>
+                <w:szCs w:val="20"/>
+              </w:rPr>
+            </w:pPr>
+            <w:r>
+              <w:rPr>
+                <w:rFonts w:ascii="Arial Nova Light" w:hAnsi="Arial Nova Light"/>
+                <w:sz w:val="20"/>
+                <w:szCs w:val="20"/>
               </w:rPr>
               <w:t>rest parameter</w:t>
             </w:r>
@@ -5413,15 +5401,15 @@
             <w:pPr>
               <w:rPr>
                 <w:rFonts w:ascii="Arial Nova Light" w:hAnsi="Arial Nova Light"/>
-                <w:sz w:val="14"/>
-                <w:szCs w:val="14"/>
-              </w:rPr>
-            </w:pPr>
-            <w:r>
-              <w:rPr>
-                <w:rFonts w:ascii="Arial Nova Light" w:hAnsi="Arial Nova Light"/>
-                <w:sz w:val="14"/>
-                <w:szCs w:val="14"/>
+                <w:sz w:val="20"/>
+                <w:szCs w:val="20"/>
+              </w:rPr>
+            </w:pPr>
+            <w:r>
+              <w:rPr>
+                <w:rFonts w:ascii="Arial Nova Light" w:hAnsi="Arial Nova Light"/>
+                <w:sz w:val="20"/>
+                <w:szCs w:val="20"/>
               </w:rPr>
               <w:t xml:space="preserve">ka matlab hai ke function multiple values ko ek hi variable me array ki form me collect kar leta hai. </w:t>
             </w:r>
@@ -5435,15 +5423,15 @@
             <w:pPr>
               <w:rPr>
                 <w:rFonts w:ascii="Arial Nova Light" w:hAnsi="Arial Nova Light"/>
-                <w:sz w:val="14"/>
-                <w:szCs w:val="14"/>
-              </w:rPr>
-            </w:pPr>
-            <w:r>
-              <w:rPr>
-                <w:rFonts w:ascii="Arial Nova Light" w:hAnsi="Arial Nova Light"/>
-                <w:sz w:val="14"/>
-                <w:szCs w:val="14"/>
+                <w:sz w:val="20"/>
+                <w:szCs w:val="20"/>
+              </w:rPr>
+            </w:pPr>
+            <w:r>
+              <w:rPr>
+                <w:rFonts w:ascii="Arial Nova Light" w:hAnsi="Arial Nova Light"/>
+                <w:sz w:val="20"/>
+                <w:szCs w:val="20"/>
               </w:rPr>
               <w:t>function sum(...nums){ return nums; }</w:t>
             </w:r>
@@ -5452,8 +5440,8 @@
             <w:pPr>
               <w:rPr>
                 <w:rFonts w:ascii="Arial Nova Light" w:hAnsi="Arial Nova Light"/>
-                <w:sz w:val="14"/>
-                <w:szCs w:val="14"/>
+                <w:sz w:val="20"/>
+                <w:szCs w:val="20"/>
               </w:rPr>
             </w:pPr>
           </w:p>
@@ -5473,15 +5461,15 @@
               <w:ind w:left="0"/>
               <w:rPr>
                 <w:rFonts w:ascii="Arial Nova Light" w:hAnsi="Arial Nova Light"/>
-                <w:sz w:val="14"/>
-                <w:szCs w:val="14"/>
-              </w:rPr>
-            </w:pPr>
-            <w:r>
-              <w:rPr>
-                <w:rFonts w:ascii="Arial Nova Light" w:hAnsi="Arial Nova Light"/>
-                <w:sz w:val="14"/>
-                <w:szCs w:val="14"/>
+                <w:sz w:val="20"/>
+                <w:szCs w:val="20"/>
+              </w:rPr>
+            </w:pPr>
+            <w:r>
+              <w:rPr>
+                <w:rFonts w:ascii="Arial Nova Light" w:hAnsi="Arial Nova Light"/>
+                <w:sz w:val="20"/>
+                <w:szCs w:val="20"/>
               </w:rPr>
               <w:t xml:space="preserve">multiple return   </w:t>
             </w:r>
@@ -5495,15 +5483,15 @@
             <w:pPr>
               <w:rPr>
                 <w:rFonts w:ascii="Arial Nova Light" w:hAnsi="Arial Nova Light"/>
-                <w:sz w:val="14"/>
-                <w:szCs w:val="14"/>
-              </w:rPr>
-            </w:pPr>
-            <w:r>
-              <w:rPr>
-                <w:rFonts w:ascii="Arial Nova Light" w:hAnsi="Arial Nova Light"/>
-                <w:sz w:val="14"/>
-                <w:szCs w:val="14"/>
+                <w:sz w:val="20"/>
+                <w:szCs w:val="20"/>
+              </w:rPr>
+            </w:pPr>
+            <w:r>
+              <w:rPr>
+                <w:rFonts w:ascii="Arial Nova Light" w:hAnsi="Arial Nova Light"/>
+                <w:sz w:val="20"/>
+                <w:szCs w:val="20"/>
               </w:rPr>
               <w:t>object/array se: return {a:1, b:2};</w:t>
             </w:r>
@@ -5517,8 +5505,8 @@
             <w:pPr>
               <w:rPr>
                 <w:rFonts w:ascii="Arial Nova Light" w:hAnsi="Arial Nova Light"/>
-                <w:sz w:val="14"/>
-                <w:szCs w:val="14"/>
+                <w:sz w:val="20"/>
+                <w:szCs w:val="20"/>
               </w:rPr>
             </w:pPr>
           </w:p>
@@ -5538,15 +5526,15 @@
               <w:ind w:left="0"/>
               <w:rPr>
                 <w:rFonts w:ascii="Arial Nova Light" w:hAnsi="Arial Nova Light"/>
-                <w:sz w:val="14"/>
-                <w:szCs w:val="14"/>
-              </w:rPr>
-            </w:pPr>
-            <w:r>
-              <w:rPr>
-                <w:rFonts w:ascii="Arial Nova Light" w:hAnsi="Arial Nova Light"/>
-                <w:sz w:val="14"/>
-                <w:szCs w:val="14"/>
+                <w:sz w:val="20"/>
+                <w:szCs w:val="20"/>
+              </w:rPr>
+            </w:pPr>
+            <w:r>
+              <w:rPr>
+                <w:rFonts w:ascii="Arial Nova Light" w:hAnsi="Arial Nova Light"/>
+                <w:sz w:val="20"/>
+                <w:szCs w:val="20"/>
               </w:rPr>
               <w:t>function scope</w:t>
             </w:r>
@@ -5560,15 +5548,15 @@
             <w:pPr>
               <w:rPr>
                 <w:rFonts w:ascii="Arial Nova Light" w:hAnsi="Arial Nova Light"/>
-                <w:sz w:val="14"/>
-                <w:szCs w:val="14"/>
-              </w:rPr>
-            </w:pPr>
-            <w:r>
-              <w:rPr>
-                <w:rFonts w:ascii="Arial Nova Light" w:hAnsi="Arial Nova Light"/>
-                <w:sz w:val="14"/>
-                <w:szCs w:val="14"/>
+                <w:sz w:val="20"/>
+                <w:szCs w:val="20"/>
+              </w:rPr>
+            </w:pPr>
+            <w:r>
+              <w:rPr>
+                <w:rFonts w:ascii="Arial Nova Light" w:hAnsi="Arial Nova Light"/>
+                <w:sz w:val="20"/>
+                <w:szCs w:val="20"/>
               </w:rPr>
               <w:t>function scope ka matlab hai ke jo variable function ke andar banaya jata hai, wo sirf usi function ke andar access hota hai, function ke bahar use nahi kiya ja sakta.var,let,const teeno ye function scope follow krtay hen.</w:t>
             </w:r>
@@ -5582,8 +5570,8 @@
             <w:pPr>
               <w:rPr>
                 <w:rFonts w:ascii="Arial Nova Light" w:hAnsi="Arial Nova Light"/>
-                <w:sz w:val="14"/>
-                <w:szCs w:val="14"/>
+                <w:sz w:val="20"/>
+                <w:szCs w:val="20"/>
               </w:rPr>
             </w:pPr>
           </w:p>
@@ -5603,15 +5591,15 @@
               <w:ind w:left="0"/>
               <w:rPr>
                 <w:rFonts w:ascii="Arial Nova Light" w:hAnsi="Arial Nova Light"/>
-                <w:sz w:val="14"/>
-                <w:szCs w:val="14"/>
-              </w:rPr>
-            </w:pPr>
-            <w:r>
-              <w:rPr>
-                <w:rFonts w:ascii="Arial Nova Light" w:hAnsi="Arial Nova Light"/>
-                <w:sz w:val="14"/>
-                <w:szCs w:val="14"/>
+                <w:sz w:val="20"/>
+                <w:szCs w:val="20"/>
+              </w:rPr>
+            </w:pPr>
+            <w:r>
+              <w:rPr>
+                <w:rFonts w:ascii="Arial Nova Light" w:hAnsi="Arial Nova Light"/>
+                <w:sz w:val="20"/>
+                <w:szCs w:val="20"/>
               </w:rPr>
               <w:t>lexical scope</w:t>
             </w:r>
@@ -5625,15 +5613,15 @@
             <w:pPr>
               <w:rPr>
                 <w:rFonts w:ascii="Arial Nova Light" w:hAnsi="Arial Nova Light"/>
-                <w:sz w:val="14"/>
-                <w:szCs w:val="14"/>
-              </w:rPr>
-            </w:pPr>
-            <w:r>
-              <w:rPr>
-                <w:rFonts w:ascii="Arial Nova Light" w:hAnsi="Arial Nova Light"/>
-                <w:sz w:val="14"/>
-                <w:szCs w:val="14"/>
+                <w:sz w:val="20"/>
+                <w:szCs w:val="20"/>
+              </w:rPr>
+            </w:pPr>
+            <w:r>
+              <w:rPr>
+                <w:rFonts w:ascii="Arial Nova Light" w:hAnsi="Arial Nova Light"/>
+                <w:sz w:val="20"/>
+                <w:szCs w:val="20"/>
               </w:rPr>
               <w:t>ka matlab hai ke inner function apne outer function ke variables ko access kar sakta hai, even agar outer function finish ho chuka ho.</w:t>
             </w:r>
@@ -5647,23 +5635,23 @@
             <w:pPr>
               <w:rPr>
                 <w:rFonts w:ascii="Arial Nova Light" w:hAnsi="Arial Nova Light"/>
-                <w:sz w:val="14"/>
-                <w:szCs w:val="14"/>
-              </w:rPr>
-            </w:pPr>
-            <w:r>
-              <w:rPr>
-                <w:rFonts w:ascii="Arial Nova Light" w:hAnsi="Arial Nova Light"/>
-                <w:sz w:val="14"/>
-                <w:szCs w:val="14"/>
+                <w:sz w:val="20"/>
+                <w:szCs w:val="20"/>
+              </w:rPr>
+            </w:pPr>
+            <w:r>
+              <w:rPr>
+                <w:rFonts w:ascii="Arial Nova Light" w:hAnsi="Arial Nova Light"/>
+                <w:sz w:val="20"/>
+                <w:szCs w:val="20"/>
               </w:rPr>
               <w:t>function outer() {</w:t>
             </w:r>
             <w:r>
               <w:rPr>
                 <w:rFonts w:ascii="Arial Nova Light" w:hAnsi="Arial Nova Light"/>
-                <w:sz w:val="14"/>
-                <w:szCs w:val="14"/>
+                <w:sz w:val="20"/>
+                <w:szCs w:val="20"/>
               </w:rPr>
               <w:br/>
               <w:t>let name = "ali";</w:t>
@@ -5671,8 +5659,8 @@
             <w:r>
               <w:rPr>
                 <w:rFonts w:ascii="Arial Nova Light" w:hAnsi="Arial Nova Light"/>
-                <w:sz w:val="14"/>
-                <w:szCs w:val="14"/>
+                <w:sz w:val="20"/>
+                <w:szCs w:val="20"/>
               </w:rPr>
               <w:br/>
               <w:t>function inner() {</w:t>
@@ -5680,8 +5668,8 @@
             <w:r>
               <w:rPr>
                 <w:rFonts w:ascii="Arial Nova Light" w:hAnsi="Arial Nova Light"/>
-                <w:sz w:val="14"/>
-                <w:szCs w:val="14"/>
+                <w:sz w:val="20"/>
+                <w:szCs w:val="20"/>
               </w:rPr>
               <w:br/>
               <w:t>console.log(name);</w:t>
@@ -5689,8 +5677,34 @@
             <w:r>
               <w:rPr>
                 <w:rFonts w:ascii="Arial Nova Light" w:hAnsi="Arial Nova Light"/>
-                <w:sz w:val="14"/>
-                <w:szCs w:val="14"/>
+                <w:sz w:val="20"/>
+                <w:szCs w:val="20"/>
+              </w:rPr>
+              <w:br/>
+            </w:r>
+            <w:r>
+              <w:rPr>
+                <w:rFonts w:ascii="Arial Nova Light" w:hAnsi="Arial Nova Light"/>
+                <w:sz w:val="20"/>
+                <w:szCs w:val="20"/>
+              </w:rPr>
+              <w:lastRenderedPageBreak/>
+              <w:t>}</w:t>
+            </w:r>
+            <w:r>
+              <w:rPr>
+                <w:rFonts w:ascii="Arial Nova Light" w:hAnsi="Arial Nova Light"/>
+                <w:sz w:val="20"/>
+                <w:szCs w:val="20"/>
+              </w:rPr>
+              <w:br/>
+              <w:t>inner();</w:t>
+            </w:r>
+            <w:r>
+              <w:rPr>
+                <w:rFonts w:ascii="Arial Nova Light" w:hAnsi="Arial Nova Light"/>
+                <w:sz w:val="20"/>
+                <w:szCs w:val="20"/>
               </w:rPr>
               <w:br/>
               <w:t>}</w:t>
@@ -5698,26 +5712,8 @@
             <w:r>
               <w:rPr>
                 <w:rFonts w:ascii="Arial Nova Light" w:hAnsi="Arial Nova Light"/>
-                <w:sz w:val="14"/>
-                <w:szCs w:val="14"/>
-              </w:rPr>
-              <w:br/>
-              <w:t>inner();</w:t>
-            </w:r>
-            <w:r>
-              <w:rPr>
-                <w:rFonts w:ascii="Arial Nova Light" w:hAnsi="Arial Nova Light"/>
-                <w:sz w:val="14"/>
-                <w:szCs w:val="14"/>
-              </w:rPr>
-              <w:br/>
-              <w:t>}</w:t>
-            </w:r>
-            <w:r>
-              <w:rPr>
-                <w:rFonts w:ascii="Arial Nova Light" w:hAnsi="Arial Nova Light"/>
-                <w:sz w:val="14"/>
-                <w:szCs w:val="14"/>
+                <w:sz w:val="20"/>
+                <w:szCs w:val="20"/>
               </w:rPr>
               <w:br/>
               <w:t>outer();//ali</w:t>
@@ -5739,16 +5735,17 @@
               <w:ind w:left="0"/>
               <w:rPr>
                 <w:rFonts w:ascii="Arial Nova Light" w:hAnsi="Arial Nova Light"/>
-                <w:sz w:val="14"/>
-                <w:szCs w:val="14"/>
-              </w:rPr>
-            </w:pPr>
-            <w:r>
-              <w:rPr>
-                <w:rFonts w:ascii="Arial Nova Light" w:hAnsi="Arial Nova Light"/>
-                <w:sz w:val="14"/>
-                <w:szCs w:val="14"/>
-              </w:rPr>
+                <w:sz w:val="20"/>
+                <w:szCs w:val="20"/>
+              </w:rPr>
+            </w:pPr>
+            <w:r>
+              <w:rPr>
+                <w:rFonts w:ascii="Arial Nova Light" w:hAnsi="Arial Nova Light"/>
+                <w:sz w:val="20"/>
+                <w:szCs w:val="20"/>
+              </w:rPr>
+              <w:lastRenderedPageBreak/>
               <w:t>closure</w:t>
             </w:r>
           </w:p>
@@ -5761,15 +5758,15 @@
             <w:pPr>
               <w:rPr>
                 <w:rFonts w:ascii="Arial Nova Light" w:hAnsi="Arial Nova Light"/>
-                <w:sz w:val="14"/>
-                <w:szCs w:val="14"/>
-              </w:rPr>
-            </w:pPr>
-            <w:r>
-              <w:rPr>
-                <w:rFonts w:ascii="Arial Nova Light" w:hAnsi="Arial Nova Light"/>
-                <w:sz w:val="14"/>
-                <w:szCs w:val="14"/>
+                <w:sz w:val="20"/>
+                <w:szCs w:val="20"/>
+              </w:rPr>
+            </w:pPr>
+            <w:r>
+              <w:rPr>
+                <w:rFonts w:ascii="Arial Nova Light" w:hAnsi="Arial Nova Light"/>
+                <w:sz w:val="20"/>
+                <w:szCs w:val="20"/>
               </w:rPr>
               <w:t>matlab hai ke jab ek function kisi outer function ke variable ko yaad rakhta hai, even outer function return ho jaye, usay closure kehte hain.</w:t>
             </w:r>
@@ -5783,23 +5780,23 @@
             <w:pPr>
               <w:rPr>
                 <w:rFonts w:ascii="Arial Nova Light" w:hAnsi="Arial Nova Light"/>
-                <w:sz w:val="14"/>
-                <w:szCs w:val="14"/>
-              </w:rPr>
-            </w:pPr>
-            <w:r>
-              <w:rPr>
-                <w:rFonts w:ascii="Arial Nova Light" w:hAnsi="Arial Nova Light"/>
-                <w:sz w:val="14"/>
-                <w:szCs w:val="14"/>
+                <w:sz w:val="20"/>
+                <w:szCs w:val="20"/>
+              </w:rPr>
+            </w:pPr>
+            <w:r>
+              <w:rPr>
+                <w:rFonts w:ascii="Arial Nova Light" w:hAnsi="Arial Nova Light"/>
+                <w:sz w:val="20"/>
+                <w:szCs w:val="20"/>
               </w:rPr>
               <w:t>function outer() {</w:t>
             </w:r>
             <w:r>
               <w:rPr>
                 <w:rFonts w:ascii="Arial Nova Light" w:hAnsi="Arial Nova Light"/>
-                <w:sz w:val="14"/>
-                <w:szCs w:val="14"/>
+                <w:sz w:val="20"/>
+                <w:szCs w:val="20"/>
               </w:rPr>
               <w:br/>
               <w:t>let x = 1;</w:t>
@@ -5807,8 +5804,8 @@
             <w:r>
               <w:rPr>
                 <w:rFonts w:ascii="Arial Nova Light" w:hAnsi="Arial Nova Light"/>
-                <w:sz w:val="14"/>
-                <w:szCs w:val="14"/>
+                <w:sz w:val="20"/>
+                <w:szCs w:val="20"/>
               </w:rPr>
               <w:br/>
               <w:t>return () =&gt; x;</w:t>
@@ -5816,8 +5813,8 @@
             <w:r>
               <w:rPr>
                 <w:rFonts w:ascii="Arial Nova Light" w:hAnsi="Arial Nova Light"/>
-                <w:sz w:val="14"/>
-                <w:szCs w:val="14"/>
+                <w:sz w:val="20"/>
+                <w:szCs w:val="20"/>
               </w:rPr>
               <w:br/>
               <w:t>}</w:t>
@@ -5827,15 +5824,15 @@
             <w:pPr>
               <w:rPr>
                 <w:rFonts w:ascii="Arial Nova Light" w:hAnsi="Arial Nova Light"/>
-                <w:sz w:val="14"/>
-                <w:szCs w:val="14"/>
-              </w:rPr>
-            </w:pPr>
-            <w:r>
-              <w:rPr>
-                <w:rFonts w:ascii="Arial Nova Light" w:hAnsi="Arial Nova Light"/>
-                <w:sz w:val="14"/>
-                <w:szCs w:val="14"/>
+                <w:sz w:val="20"/>
+                <w:szCs w:val="20"/>
+              </w:rPr>
+            </w:pPr>
+            <w:r>
+              <w:rPr>
+                <w:rFonts w:ascii="Arial Nova Light" w:hAnsi="Arial Nova Light"/>
+                <w:sz w:val="20"/>
+                <w:szCs w:val="20"/>
               </w:rPr>
               <w:t>outer() ke andar x = 1 hai</w:t>
             </w:r>
@@ -5844,15 +5841,15 @@
             <w:pPr>
               <w:rPr>
                 <w:rFonts w:ascii="Arial Nova Light" w:hAnsi="Arial Nova Light"/>
-                <w:sz w:val="14"/>
-                <w:szCs w:val="14"/>
-              </w:rPr>
-            </w:pPr>
-            <w:r>
-              <w:rPr>
-                <w:rFonts w:ascii="Arial Nova Light" w:hAnsi="Arial Nova Light"/>
-                <w:sz w:val="14"/>
-                <w:szCs w:val="14"/>
+                <w:sz w:val="20"/>
+                <w:szCs w:val="20"/>
+              </w:rPr>
+            </w:pPr>
+            <w:r>
+              <w:rPr>
+                <w:rFonts w:ascii="Arial Nova Light" w:hAnsi="Arial Nova Light"/>
+                <w:sz w:val="20"/>
+                <w:szCs w:val="20"/>
               </w:rPr>
               <w:t>inner function (arrow function) return ho raha hai.normally outer function khatam ho jata hai</w:t>
             </w:r>
@@ -5861,15 +5858,15 @@
             <w:pPr>
               <w:rPr>
                 <w:rFonts w:ascii="Arial Nova Light" w:hAnsi="Arial Nova Light"/>
-                <w:sz w:val="14"/>
-                <w:szCs w:val="14"/>
-              </w:rPr>
-            </w:pPr>
-            <w:r>
-              <w:rPr>
-                <w:rFonts w:ascii="Arial Nova Light" w:hAnsi="Arial Nova Light"/>
-                <w:sz w:val="14"/>
-                <w:szCs w:val="14"/>
+                <w:sz w:val="20"/>
+                <w:szCs w:val="20"/>
+              </w:rPr>
+            </w:pPr>
+            <w:r>
+              <w:rPr>
+                <w:rFonts w:ascii="Arial Nova Light" w:hAnsi="Arial Nova Light"/>
+                <w:sz w:val="20"/>
+                <w:szCs w:val="20"/>
               </w:rPr>
               <w:t>but inner function x ko yaad rakhta hai</w:t>
             </w:r>
@@ -5890,15 +5887,15 @@
               <w:ind w:left="0"/>
               <w:rPr>
                 <w:rFonts w:ascii="Arial Nova Light" w:hAnsi="Arial Nova Light"/>
-                <w:sz w:val="14"/>
-                <w:szCs w:val="14"/>
-              </w:rPr>
-            </w:pPr>
-            <w:r>
-              <w:rPr>
-                <w:rFonts w:ascii="Arial Nova Light" w:hAnsi="Arial Nova Light"/>
-                <w:sz w:val="14"/>
-                <w:szCs w:val="14"/>
+                <w:sz w:val="20"/>
+                <w:szCs w:val="20"/>
+              </w:rPr>
+            </w:pPr>
+            <w:r>
+              <w:rPr>
+                <w:rFonts w:ascii="Arial Nova Light" w:hAnsi="Arial Nova Light"/>
+                <w:sz w:val="20"/>
+                <w:szCs w:val="20"/>
               </w:rPr>
               <w:t>lexical scope</w:t>
             </w:r>
@@ -5913,16 +5910,16 @@
               <w:rPr>
                 <w:rFonts w:ascii="Arial Nova Light" w:hAnsi="Arial Nova Light"/>
                 <w:kern w:val="0"/>
-                <w:sz w:val="14"/>
-                <w:szCs w:val="14"/>
+                <w:sz w:val="20"/>
+                <w:szCs w:val="20"/>
                 <w14:ligatures w14:val="none"/>
               </w:rPr>
             </w:pPr>
             <w:r>
               <w:rPr>
                 <w:rFonts w:ascii="Arial Nova Light" w:hAnsi="Arial Nova Light"/>
-                <w:sz w:val="14"/>
-                <w:szCs w:val="14"/>
+                <w:sz w:val="20"/>
+                <w:szCs w:val="20"/>
               </w:rPr>
               <w:t>sirf access rule hai</w:t>
             </w:r>
@@ -5932,16 +5929,16 @@
               <w:rPr>
                 <w:rFonts w:ascii="Arial Nova Light" w:hAnsi="Arial Nova Light"/>
                 <w:kern w:val="0"/>
-                <w:sz w:val="14"/>
-                <w:szCs w:val="14"/>
+                <w:sz w:val="20"/>
+                <w:szCs w:val="20"/>
                 <w14:ligatures w14:val="none"/>
               </w:rPr>
             </w:pPr>
             <w:r>
               <w:rPr>
                 <w:rFonts w:ascii="Arial Nova Light" w:hAnsi="Arial Nova Light"/>
-                <w:sz w:val="14"/>
-                <w:szCs w:val="14"/>
+                <w:sz w:val="20"/>
+                <w:szCs w:val="20"/>
               </w:rPr>
               <w:t>outer variables use kar sakte hain</w:t>
             </w:r>
@@ -5951,16 +5948,16 @@
               <w:rPr>
                 <w:rFonts w:ascii="Arial Nova Light" w:hAnsi="Arial Nova Light"/>
                 <w:kern w:val="0"/>
-                <w:sz w:val="14"/>
-                <w:szCs w:val="14"/>
+                <w:sz w:val="20"/>
+                <w:szCs w:val="20"/>
                 <w14:ligatures w14:val="none"/>
               </w:rPr>
             </w:pPr>
             <w:r>
               <w:rPr>
                 <w:rFonts w:ascii="Arial Nova Light" w:hAnsi="Arial Nova Light"/>
-                <w:sz w:val="14"/>
-                <w:szCs w:val="14"/>
+                <w:sz w:val="20"/>
+                <w:szCs w:val="20"/>
               </w:rPr>
               <w:t>compile time concept</w:t>
             </w:r>
@@ -5969,15 +5966,15 @@
             <w:pPr>
               <w:rPr>
                 <w:rFonts w:ascii="Arial Nova Light" w:hAnsi="Arial Nova Light"/>
-                <w:sz w:val="14"/>
-                <w:szCs w:val="14"/>
-              </w:rPr>
-            </w:pPr>
-            <w:r>
-              <w:rPr>
-                <w:rFonts w:ascii="Arial Nova Light" w:hAnsi="Arial Nova Light"/>
-                <w:sz w:val="14"/>
-                <w:szCs w:val="14"/>
+                <w:sz w:val="20"/>
+                <w:szCs w:val="20"/>
+              </w:rPr>
+            </w:pPr>
+            <w:r>
+              <w:rPr>
+                <w:rFonts w:ascii="Arial Nova Light" w:hAnsi="Arial Nova Light"/>
+                <w:sz w:val="20"/>
+                <w:szCs w:val="20"/>
               </w:rPr>
               <w:t>inner function outer ko dekh sakta hai</w:t>
             </w:r>
@@ -5991,8 +5988,8 @@
             <w:pPr>
               <w:rPr>
                 <w:rFonts w:ascii="Arial Nova Light" w:hAnsi="Arial Nova Light"/>
-                <w:sz w:val="14"/>
-                <w:szCs w:val="14"/>
+                <w:sz w:val="20"/>
+                <w:szCs w:val="20"/>
               </w:rPr>
             </w:pPr>
           </w:p>
@@ -6012,15 +6009,15 @@
               <w:ind w:left="0"/>
               <w:rPr>
                 <w:rFonts w:ascii="Arial Nova Light" w:hAnsi="Arial Nova Light"/>
-                <w:sz w:val="14"/>
-                <w:szCs w:val="14"/>
-              </w:rPr>
-            </w:pPr>
-            <w:r>
-              <w:rPr>
-                <w:rFonts w:ascii="Arial Nova Light" w:hAnsi="Arial Nova Light"/>
-                <w:sz w:val="14"/>
-                <w:szCs w:val="14"/>
+                <w:sz w:val="20"/>
+                <w:szCs w:val="20"/>
+              </w:rPr>
+            </w:pPr>
+            <w:r>
+              <w:rPr>
+                <w:rFonts w:ascii="Arial Nova Light" w:hAnsi="Arial Nova Light"/>
+                <w:sz w:val="20"/>
+                <w:szCs w:val="20"/>
               </w:rPr>
               <w:t>closure</w:t>
             </w:r>
@@ -6034,15 +6031,15 @@
             <w:pPr>
               <w:rPr>
                 <w:rFonts w:ascii="Arial Nova Light" w:hAnsi="Arial Nova Light"/>
-                <w:sz w:val="14"/>
-                <w:szCs w:val="14"/>
-              </w:rPr>
-            </w:pPr>
-            <w:r>
-              <w:rPr>
-                <w:rFonts w:ascii="Arial Nova Light" w:hAnsi="Arial Nova Light"/>
-                <w:sz w:val="14"/>
-                <w:szCs w:val="14"/>
+                <w:sz w:val="20"/>
+                <w:szCs w:val="20"/>
+              </w:rPr>
+            </w:pPr>
+            <w:r>
+              <w:rPr>
+                <w:rFonts w:ascii="Arial Nova Light" w:hAnsi="Arial Nova Light"/>
+                <w:sz w:val="20"/>
+                <w:szCs w:val="20"/>
               </w:rPr>
               <w:t>memory + access dono</w:t>
             </w:r>
@@ -6051,15 +6048,15 @@
             <w:pPr>
               <w:rPr>
                 <w:rFonts w:ascii="Arial Nova Light" w:hAnsi="Arial Nova Light"/>
-                <w:sz w:val="14"/>
-                <w:szCs w:val="14"/>
-              </w:rPr>
-            </w:pPr>
-            <w:r>
-              <w:rPr>
-                <w:rFonts w:ascii="Arial Nova Light" w:hAnsi="Arial Nova Light"/>
-                <w:sz w:val="14"/>
-                <w:szCs w:val="14"/>
+                <w:sz w:val="20"/>
+                <w:szCs w:val="20"/>
+              </w:rPr>
+            </w:pPr>
+            <w:r>
+              <w:rPr>
+                <w:rFonts w:ascii="Arial Nova Light" w:hAnsi="Arial Nova Light"/>
+                <w:sz w:val="20"/>
+                <w:szCs w:val="20"/>
               </w:rPr>
               <w:t>outer variables yaad bhi rehte hain</w:t>
             </w:r>
@@ -6068,15 +6065,15 @@
             <w:pPr>
               <w:rPr>
                 <w:rFonts w:ascii="Arial Nova Light" w:hAnsi="Arial Nova Light"/>
-                <w:sz w:val="14"/>
-                <w:szCs w:val="14"/>
-              </w:rPr>
-            </w:pPr>
-            <w:r>
-              <w:rPr>
-                <w:rFonts w:ascii="Arial Nova Light" w:hAnsi="Arial Nova Light"/>
-                <w:sz w:val="14"/>
-                <w:szCs w:val="14"/>
+                <w:sz w:val="20"/>
+                <w:szCs w:val="20"/>
+              </w:rPr>
+            </w:pPr>
+            <w:r>
+              <w:rPr>
+                <w:rFonts w:ascii="Arial Nova Light" w:hAnsi="Arial Nova Light"/>
+                <w:sz w:val="20"/>
+                <w:szCs w:val="20"/>
               </w:rPr>
               <w:t>runtime behavior</w:t>
             </w:r>
@@ -6085,15 +6082,15 @@
             <w:pPr>
               <w:rPr>
                 <w:rFonts w:ascii="Arial Nova Light" w:hAnsi="Arial Nova Light"/>
-                <w:sz w:val="14"/>
-                <w:szCs w:val="14"/>
-              </w:rPr>
-            </w:pPr>
-            <w:r>
-              <w:rPr>
-                <w:rFonts w:ascii="Arial Nova Light" w:hAnsi="Arial Nova Light"/>
-                <w:sz w:val="14"/>
-                <w:szCs w:val="14"/>
+                <w:sz w:val="20"/>
+                <w:szCs w:val="20"/>
+              </w:rPr>
+            </w:pPr>
+            <w:r>
+              <w:rPr>
+                <w:rFonts w:ascii="Arial Nova Light" w:hAnsi="Arial Nova Light"/>
+                <w:sz w:val="20"/>
+                <w:szCs w:val="20"/>
               </w:rPr>
               <w:t>inner function outer ko “hold” karta hai</w:t>
             </w:r>
@@ -6107,8 +6104,8 @@
             <w:pPr>
               <w:rPr>
                 <w:rFonts w:ascii="Arial Nova Light" w:hAnsi="Arial Nova Light"/>
-                <w:sz w:val="14"/>
-                <w:szCs w:val="14"/>
+                <w:sz w:val="20"/>
+                <w:szCs w:val="20"/>
               </w:rPr>
             </w:pPr>
           </w:p>
@@ -6128,15 +6125,15 @@
               <w:ind w:left="0"/>
               <w:rPr>
                 <w:rFonts w:ascii="Arial Nova Light" w:hAnsi="Arial Nova Light"/>
-                <w:sz w:val="14"/>
-                <w:szCs w:val="14"/>
-              </w:rPr>
-            </w:pPr>
-            <w:r>
-              <w:rPr>
-                <w:rFonts w:ascii="Arial Nova Light" w:hAnsi="Arial Nova Light"/>
-                <w:sz w:val="14"/>
-                <w:szCs w:val="14"/>
+                <w:sz w:val="20"/>
+                <w:szCs w:val="20"/>
+              </w:rPr>
+            </w:pPr>
+            <w:r>
+              <w:rPr>
+                <w:rFonts w:ascii="Arial Nova Light" w:hAnsi="Arial Nova Light"/>
+                <w:sz w:val="20"/>
+                <w:szCs w:val="20"/>
               </w:rPr>
               <w:t>higher-order function</w:t>
             </w:r>
@@ -6150,15 +6147,15 @@
             <w:pPr>
               <w:rPr>
                 <w:rFonts w:ascii="Arial Nova Light" w:hAnsi="Arial Nova Light"/>
-                <w:sz w:val="14"/>
-                <w:szCs w:val="14"/>
-              </w:rPr>
-            </w:pPr>
-            <w:r>
-              <w:rPr>
-                <w:rFonts w:ascii="Arial Nova Light" w:hAnsi="Arial Nova Light"/>
-                <w:sz w:val="14"/>
-                <w:szCs w:val="14"/>
+                <w:sz w:val="20"/>
+                <w:szCs w:val="20"/>
+              </w:rPr>
+            </w:pPr>
+            <w:r>
+              <w:rPr>
+                <w:rFonts w:ascii="Arial Nova Light" w:hAnsi="Arial Nova Light"/>
+                <w:sz w:val="20"/>
+                <w:szCs w:val="20"/>
               </w:rPr>
               <w:t>function jo function accept kare.  function test(fn){ fn(); }</w:t>
             </w:r>
@@ -6172,8 +6169,8 @@
             <w:pPr>
               <w:rPr>
                 <w:rFonts w:ascii="Arial Nova Light" w:hAnsi="Arial Nova Light"/>
-                <w:sz w:val="14"/>
-                <w:szCs w:val="14"/>
+                <w:sz w:val="20"/>
+                <w:szCs w:val="20"/>
               </w:rPr>
             </w:pPr>
           </w:p>
@@ -6193,15 +6190,15 @@
               <w:ind w:left="0"/>
               <w:rPr>
                 <w:rFonts w:ascii="Arial Nova Light" w:hAnsi="Arial Nova Light"/>
-                <w:sz w:val="14"/>
-                <w:szCs w:val="14"/>
-              </w:rPr>
-            </w:pPr>
-            <w:r>
-              <w:rPr>
-                <w:rFonts w:ascii="Arial Nova Light" w:hAnsi="Arial Nova Light"/>
-                <w:sz w:val="14"/>
-                <w:szCs w:val="14"/>
+                <w:sz w:val="20"/>
+                <w:szCs w:val="20"/>
+              </w:rPr>
+            </w:pPr>
+            <w:r>
+              <w:rPr>
+                <w:rFonts w:ascii="Arial Nova Light" w:hAnsi="Arial Nova Light"/>
+                <w:sz w:val="20"/>
+                <w:szCs w:val="20"/>
               </w:rPr>
               <w:t>callback function</w:t>
             </w:r>
@@ -6215,15 +6212,15 @@
             <w:pPr>
               <w:rPr>
                 <w:rFonts w:ascii="Arial Nova Light" w:hAnsi="Arial Nova Light"/>
-                <w:sz w:val="14"/>
-                <w:szCs w:val="14"/>
-              </w:rPr>
-            </w:pPr>
-            <w:r>
-              <w:rPr>
-                <w:rFonts w:ascii="Arial Nova Light" w:hAnsi="Arial Nova Light"/>
-                <w:sz w:val="14"/>
-                <w:szCs w:val="14"/>
+                <w:sz w:val="20"/>
+                <w:szCs w:val="20"/>
+              </w:rPr>
+            </w:pPr>
+            <w:r>
+              <w:rPr>
+                <w:rFonts w:ascii="Arial Nova Light" w:hAnsi="Arial Nova Light"/>
+                <w:sz w:val="20"/>
+                <w:szCs w:val="20"/>
               </w:rPr>
               <w:t>wo function hota hai jo dusre function ke argument (input) ke taur par pass hota hai, aur baad me usi function ke andar call hota hai.</w:t>
             </w:r>
@@ -6237,23 +6234,23 @@
             <w:pPr>
               <w:rPr>
                 <w:rFonts w:ascii="Arial Nova Light" w:hAnsi="Arial Nova Light"/>
-                <w:sz w:val="14"/>
-                <w:szCs w:val="14"/>
-              </w:rPr>
-            </w:pPr>
-            <w:r>
-              <w:rPr>
-                <w:rFonts w:ascii="Arial Nova Light" w:hAnsi="Arial Nova Light"/>
-                <w:sz w:val="14"/>
-                <w:szCs w:val="14"/>
+                <w:sz w:val="20"/>
+                <w:szCs w:val="20"/>
+              </w:rPr>
+            </w:pPr>
+            <w:r>
+              <w:rPr>
+                <w:rFonts w:ascii="Arial Nova Light" w:hAnsi="Arial Nova Light"/>
+                <w:sz w:val="20"/>
+                <w:szCs w:val="20"/>
               </w:rPr>
               <w:t>function greet(name, callback) {</w:t>
             </w:r>
             <w:r>
               <w:rPr>
                 <w:rFonts w:ascii="Arial Nova Light" w:hAnsi="Arial Nova Light"/>
-                <w:sz w:val="14"/>
-                <w:szCs w:val="14"/>
+                <w:sz w:val="20"/>
+                <w:szCs w:val="20"/>
               </w:rPr>
               <w:br/>
               <w:t>console.log("hello " + name);</w:t>
@@ -6261,8 +6258,8 @@
             <w:r>
               <w:rPr>
                 <w:rFonts w:ascii="Arial Nova Light" w:hAnsi="Arial Nova Light"/>
-                <w:sz w:val="14"/>
-                <w:szCs w:val="14"/>
+                <w:sz w:val="20"/>
+                <w:szCs w:val="20"/>
               </w:rPr>
               <w:br/>
               <w:t>callback();</w:t>
@@ -6270,8 +6267,8 @@
             <w:r>
               <w:rPr>
                 <w:rFonts w:ascii="Arial Nova Light" w:hAnsi="Arial Nova Light"/>
-                <w:sz w:val="14"/>
-                <w:szCs w:val="14"/>
+                <w:sz w:val="20"/>
+                <w:szCs w:val="20"/>
               </w:rPr>
               <w:br/>
               <w:t>}</w:t>
@@ -6279,8 +6276,8 @@
             <w:r>
               <w:rPr>
                 <w:rFonts w:ascii="Arial Nova Light" w:hAnsi="Arial Nova Light"/>
-                <w:sz w:val="14"/>
-                <w:szCs w:val="14"/>
+                <w:sz w:val="20"/>
+                <w:szCs w:val="20"/>
               </w:rPr>
               <w:br/>
               <w:t>function saybye() {</w:t>
@@ -6288,8 +6285,8 @@
             <w:r>
               <w:rPr>
                 <w:rFonts w:ascii="Arial Nova Light" w:hAnsi="Arial Nova Light"/>
-                <w:sz w:val="14"/>
-                <w:szCs w:val="14"/>
+                <w:sz w:val="20"/>
+                <w:szCs w:val="20"/>
               </w:rPr>
               <w:br/>
               <w:t>console.log("bye!");</w:t>
@@ -6297,25 +6294,17 @@
             <w:r>
               <w:rPr>
                 <w:rFonts w:ascii="Arial Nova Light" w:hAnsi="Arial Nova Light"/>
-                <w:sz w:val="14"/>
-                <w:szCs w:val="14"/>
+                <w:sz w:val="20"/>
+                <w:szCs w:val="20"/>
               </w:rPr>
               <w:br/>
-            </w:r>
-            <w:r>
-              <w:rPr>
-                <w:rFonts w:ascii="Arial Nova Light" w:hAnsi="Arial Nova Light"/>
-                <w:sz w:val="14"/>
-                <w:szCs w:val="14"/>
-              </w:rPr>
-              <w:lastRenderedPageBreak/>
               <w:t>}</w:t>
             </w:r>
             <w:r>
               <w:rPr>
                 <w:rFonts w:ascii="Arial Nova Light" w:hAnsi="Arial Nova Light"/>
-                <w:sz w:val="14"/>
-                <w:szCs w:val="14"/>
+                <w:sz w:val="20"/>
+                <w:szCs w:val="20"/>
               </w:rPr>
               <w:br/>
               <w:t>greet("ali", saybye);</w:t>
@@ -6327,8 +6316,8 @@
               <w:ind w:left="0"/>
               <w:rPr>
                 <w:rFonts w:ascii="Arial Nova Light" w:hAnsi="Arial Nova Light"/>
-                <w:sz w:val="14"/>
-                <w:szCs w:val="14"/>
+                <w:sz w:val="20"/>
+                <w:szCs w:val="20"/>
               </w:rPr>
             </w:pPr>
           </w:p>
@@ -6348,17 +6337,16 @@
               <w:ind w:left="0"/>
               <w:rPr>
                 <w:rFonts w:ascii="Arial Nova Light" w:hAnsi="Arial Nova Light"/>
-                <w:sz w:val="14"/>
-                <w:szCs w:val="14"/>
-              </w:rPr>
-            </w:pPr>
-            <w:r>
-              <w:rPr>
-                <w:rFonts w:ascii="Arial Nova Light" w:hAnsi="Arial Nova Light"/>
-                <w:sz w:val="14"/>
-                <w:szCs w:val="14"/>
-              </w:rPr>
-              <w:lastRenderedPageBreak/>
+                <w:sz w:val="20"/>
+                <w:szCs w:val="20"/>
+              </w:rPr>
+            </w:pPr>
+            <w:r>
+              <w:rPr>
+                <w:rFonts w:ascii="Arial Nova Light" w:hAnsi="Arial Nova Light"/>
+                <w:sz w:val="20"/>
+                <w:szCs w:val="20"/>
+              </w:rPr>
               <w:t>use of callback functions</w:t>
             </w:r>
           </w:p>
@@ -6373,15 +6361,15 @@
               <w:ind w:left="0"/>
               <w:rPr>
                 <w:rFonts w:ascii="Arial Nova Light" w:hAnsi="Arial Nova Light"/>
-                <w:sz w:val="14"/>
-                <w:szCs w:val="14"/>
-              </w:rPr>
-            </w:pPr>
-            <w:r>
-              <w:rPr>
-                <w:rFonts w:ascii="Arial Nova Light" w:hAnsi="Arial Nova Light"/>
-                <w:sz w:val="14"/>
-                <w:szCs w:val="14"/>
+                <w:sz w:val="20"/>
+                <w:szCs w:val="20"/>
+              </w:rPr>
+            </w:pPr>
+            <w:r>
+              <w:rPr>
+                <w:rFonts w:ascii="Arial Nova Light" w:hAnsi="Arial Nova Light"/>
+                <w:sz w:val="20"/>
+                <w:szCs w:val="20"/>
               </w:rPr>
               <w:t>callbacks ka use asynchronous tasks aur event-based programming me hota hai. callback ensure karta hai ke kaam complete hone ke baad function run ho</w:t>
             </w:r>
@@ -6397,15 +6385,15 @@
               <w:ind w:left="0"/>
               <w:rPr>
                 <w:rFonts w:ascii="Arial Nova Light" w:hAnsi="Arial Nova Light"/>
-                <w:sz w:val="14"/>
-                <w:szCs w:val="14"/>
-              </w:rPr>
-            </w:pPr>
-            <w:r>
-              <w:rPr>
-                <w:rFonts w:ascii="Arial Nova Light" w:hAnsi="Arial Nova Light"/>
-                <w:sz w:val="14"/>
-                <w:szCs w:val="14"/>
+                <w:sz w:val="20"/>
+                <w:szCs w:val="20"/>
+              </w:rPr>
+            </w:pPr>
+            <w:r>
+              <w:rPr>
+                <w:rFonts w:ascii="Arial Nova Light" w:hAnsi="Arial Nova Light"/>
+                <w:sz w:val="20"/>
+                <w:szCs w:val="20"/>
               </w:rPr>
               <w:t>async operations (api, timers)</w:t>
             </w:r>
@@ -6416,23 +6404,23 @@
               <w:ind w:left="0"/>
               <w:rPr>
                 <w:rFonts w:ascii="Arial Nova Light" w:hAnsi="Arial Nova Light"/>
-                <w:sz w:val="14"/>
-                <w:szCs w:val="14"/>
-              </w:rPr>
-            </w:pPr>
-            <w:r>
-              <w:rPr>
-                <w:rFonts w:ascii="Arial Nova Light" w:hAnsi="Arial Nova Light"/>
-                <w:sz w:val="14"/>
-                <w:szCs w:val="14"/>
+                <w:sz w:val="20"/>
+                <w:szCs w:val="20"/>
+              </w:rPr>
+            </w:pPr>
+            <w:r>
+              <w:rPr>
+                <w:rFonts w:ascii="Arial Nova Light" w:hAnsi="Arial Nova Light"/>
+                <w:sz w:val="20"/>
+                <w:szCs w:val="20"/>
               </w:rPr>
               <w:t>settimeout(function() {</w:t>
             </w:r>
             <w:r>
               <w:rPr>
                 <w:rFonts w:ascii="Arial Nova Light" w:hAnsi="Arial Nova Light"/>
-                <w:sz w:val="14"/>
-                <w:szCs w:val="14"/>
+                <w:sz w:val="20"/>
+                <w:szCs w:val="20"/>
               </w:rPr>
               <w:br/>
               <w:t>console.log("run after 2 seconds");</w:t>
@@ -6440,8 +6428,8 @@
             <w:r>
               <w:rPr>
                 <w:rFonts w:ascii="Arial Nova Light" w:hAnsi="Arial Nova Light"/>
-                <w:sz w:val="14"/>
-                <w:szCs w:val="14"/>
+                <w:sz w:val="20"/>
+                <w:szCs w:val="20"/>
               </w:rPr>
               <w:br/>
               <w:t>}, 2000);</w:t>
@@ -6453,8 +6441,8 @@
               <w:ind w:left="0"/>
               <w:rPr>
                 <w:rFonts w:ascii="Arial Nova Light" w:hAnsi="Arial Nova Light"/>
-                <w:sz w:val="14"/>
-                <w:szCs w:val="14"/>
+                <w:sz w:val="20"/>
+                <w:szCs w:val="20"/>
               </w:rPr>
             </w:pPr>
           </w:p>
@@ -6464,15 +6452,15 @@
               <w:ind w:left="0"/>
               <w:rPr>
                 <w:rFonts w:ascii="Arial Nova Light" w:hAnsi="Arial Nova Light"/>
-                <w:sz w:val="14"/>
-                <w:szCs w:val="14"/>
-              </w:rPr>
-            </w:pPr>
-            <w:r>
-              <w:rPr>
-                <w:rFonts w:ascii="Arial Nova Light" w:hAnsi="Arial Nova Light"/>
-                <w:sz w:val="14"/>
-                <w:szCs w:val="14"/>
+                <w:sz w:val="20"/>
+                <w:szCs w:val="20"/>
+              </w:rPr>
+            </w:pPr>
+            <w:r>
+              <w:rPr>
+                <w:rFonts w:ascii="Arial Nova Light" w:hAnsi="Arial Nova Light"/>
+                <w:sz w:val="20"/>
+                <w:szCs w:val="20"/>
               </w:rPr>
               <w:t>event handling</w:t>
             </w:r>
@@ -6483,23 +6471,23 @@
               <w:ind w:left="0"/>
               <w:rPr>
                 <w:rFonts w:ascii="Arial Nova Light" w:hAnsi="Arial Nova Light"/>
-                <w:sz w:val="14"/>
-                <w:szCs w:val="14"/>
-              </w:rPr>
-            </w:pPr>
-            <w:r>
-              <w:rPr>
-                <w:rFonts w:ascii="Arial Nova Light" w:hAnsi="Arial Nova Light"/>
-                <w:sz w:val="14"/>
-                <w:szCs w:val="14"/>
+                <w:sz w:val="20"/>
+                <w:szCs w:val="20"/>
+              </w:rPr>
+            </w:pPr>
+            <w:r>
+              <w:rPr>
+                <w:rFonts w:ascii="Arial Nova Light" w:hAnsi="Arial Nova Light"/>
+                <w:sz w:val="20"/>
+                <w:szCs w:val="20"/>
               </w:rPr>
               <w:t>document.addeventlistener("click", function() {</w:t>
             </w:r>
             <w:r>
               <w:rPr>
                 <w:rFonts w:ascii="Arial Nova Light" w:hAnsi="Arial Nova Light"/>
-                <w:sz w:val="14"/>
-                <w:szCs w:val="14"/>
+                <w:sz w:val="20"/>
+                <w:szCs w:val="20"/>
               </w:rPr>
               <w:br/>
               <w:t>console.log("clicked!");</w:t>
@@ -6507,8 +6495,8 @@
             <w:r>
               <w:rPr>
                 <w:rFonts w:ascii="Arial Nova Light" w:hAnsi="Arial Nova Light"/>
-                <w:sz w:val="14"/>
-                <w:szCs w:val="14"/>
+                <w:sz w:val="20"/>
+                <w:szCs w:val="20"/>
               </w:rPr>
               <w:br/>
               <w:t>});</w:t>
@@ -6530,15 +6518,15 @@
               <w:ind w:left="0"/>
               <w:rPr>
                 <w:rFonts w:ascii="Arial Nova Light" w:hAnsi="Arial Nova Light"/>
-                <w:sz w:val="14"/>
-                <w:szCs w:val="14"/>
-              </w:rPr>
-            </w:pPr>
-            <w:r>
-              <w:rPr>
-                <w:rFonts w:ascii="Arial Nova Light" w:hAnsi="Arial Nova Light"/>
-                <w:sz w:val="14"/>
-                <w:szCs w:val="14"/>
+                <w:sz w:val="20"/>
+                <w:szCs w:val="20"/>
+              </w:rPr>
+            </w:pPr>
+            <w:r>
+              <w:rPr>
+                <w:rFonts w:ascii="Arial Nova Light" w:hAnsi="Arial Nova Light"/>
+                <w:sz w:val="20"/>
+                <w:szCs w:val="20"/>
               </w:rPr>
               <w:t>callback hell</w:t>
             </w:r>
@@ -6552,15 +6540,15 @@
             <w:pPr>
               <w:rPr>
                 <w:rFonts w:ascii="Arial Nova Light" w:hAnsi="Arial Nova Light"/>
-                <w:sz w:val="14"/>
-                <w:szCs w:val="14"/>
-              </w:rPr>
-            </w:pPr>
-            <w:r>
-              <w:rPr>
-                <w:rFonts w:ascii="Arial Nova Light" w:hAnsi="Arial Nova Light"/>
-                <w:sz w:val="14"/>
-                <w:szCs w:val="14"/>
+                <w:sz w:val="20"/>
+                <w:szCs w:val="20"/>
+              </w:rPr>
+            </w:pPr>
+            <w:r>
+              <w:rPr>
+                <w:rFonts w:ascii="Arial Nova Light" w:hAnsi="Arial Nova Light"/>
+                <w:sz w:val="20"/>
+                <w:szCs w:val="20"/>
               </w:rPr>
               <w:t>callback hell wo situation hoti hai jab multiple nested callbacks use kiye jate hain, jis se code hard to read aur maintain ho jata hai.</w:t>
             </w:r>
@@ -6571,8 +6559,8 @@
               <w:ind w:left="0"/>
               <w:rPr>
                 <w:rFonts w:ascii="Arial Nova Light" w:hAnsi="Arial Nova Light"/>
-                <w:sz w:val="14"/>
-                <w:szCs w:val="14"/>
+                <w:sz w:val="20"/>
+                <w:szCs w:val="20"/>
               </w:rPr>
             </w:pPr>
           </w:p>
@@ -6582,15 +6570,15 @@
               <w:ind w:left="0"/>
               <w:rPr>
                 <w:rFonts w:ascii="Arial Nova Light" w:hAnsi="Arial Nova Light"/>
-                <w:sz w:val="14"/>
-                <w:szCs w:val="14"/>
-              </w:rPr>
-            </w:pPr>
-            <w:r>
-              <w:rPr>
-                <w:rFonts w:ascii="Arial Nova Light" w:hAnsi="Arial Nova Light"/>
-                <w:sz w:val="14"/>
-                <w:szCs w:val="14"/>
+                <w:sz w:val="20"/>
+                <w:szCs w:val="20"/>
+              </w:rPr>
+            </w:pPr>
+            <w:r>
+              <w:rPr>
+                <w:rFonts w:ascii="Arial Nova Light" w:hAnsi="Arial Nova Light"/>
+                <w:sz w:val="20"/>
+                <w:szCs w:val="20"/>
               </w:rPr>
               <w:t>problem</w:t>
             </w:r>
@@ -6599,15 +6587,15 @@
             <w:pPr>
               <w:rPr>
                 <w:rFonts w:ascii="Arial Nova Light" w:hAnsi="Arial Nova Light"/>
-                <w:sz w:val="14"/>
-                <w:szCs w:val="14"/>
-              </w:rPr>
-            </w:pPr>
-            <w:r>
-              <w:rPr>
-                <w:rFonts w:ascii="Arial Nova Light" w:hAnsi="Arial Nova Light"/>
-                <w:sz w:val="14"/>
-                <w:szCs w:val="14"/>
+                <w:sz w:val="20"/>
+                <w:szCs w:val="20"/>
+              </w:rPr>
+            </w:pPr>
+            <w:r>
+              <w:rPr>
+                <w:rFonts w:ascii="Arial Nova Light" w:hAnsi="Arial Nova Light"/>
+                <w:sz w:val="20"/>
+                <w:szCs w:val="20"/>
               </w:rPr>
               <w:t xml:space="preserve">code pyramid shape ban jata hai </w:t>
             </w:r>
@@ -6616,15 +6604,15 @@
             <w:pPr>
               <w:rPr>
                 <w:rFonts w:ascii="Arial Nova Light" w:hAnsi="Arial Nova Light"/>
-                <w:sz w:val="14"/>
-                <w:szCs w:val="14"/>
-              </w:rPr>
-            </w:pPr>
-            <w:r>
-              <w:rPr>
-                <w:rFonts w:ascii="Arial Nova Light" w:hAnsi="Arial Nova Light"/>
-                <w:sz w:val="14"/>
-                <w:szCs w:val="14"/>
+                <w:sz w:val="20"/>
+                <w:szCs w:val="20"/>
+              </w:rPr>
+            </w:pPr>
+            <w:r>
+              <w:rPr>
+                <w:rFonts w:ascii="Arial Nova Light" w:hAnsi="Arial Nova Light"/>
+                <w:sz w:val="20"/>
+                <w:szCs w:val="20"/>
               </w:rPr>
               <w:t xml:space="preserve">readability khatam ho jati hai </w:t>
             </w:r>
@@ -6635,15 +6623,15 @@
               <w:ind w:left="0"/>
               <w:rPr>
                 <w:rFonts w:ascii="Arial Nova Light" w:hAnsi="Arial Nova Light"/>
-                <w:sz w:val="14"/>
-                <w:szCs w:val="14"/>
-              </w:rPr>
-            </w:pPr>
-            <w:r>
-              <w:rPr>
-                <w:rFonts w:ascii="Arial Nova Light" w:hAnsi="Arial Nova Light"/>
-                <w:sz w:val="14"/>
-                <w:szCs w:val="14"/>
+                <w:sz w:val="20"/>
+                <w:szCs w:val="20"/>
+              </w:rPr>
+            </w:pPr>
+            <w:r>
+              <w:rPr>
+                <w:rFonts w:ascii="Arial Nova Light" w:hAnsi="Arial Nova Light"/>
+                <w:sz w:val="20"/>
+                <w:szCs w:val="20"/>
               </w:rPr>
               <w:t>debugging mushkil ho jata hai</w:t>
             </w:r>
@@ -6659,23 +6647,23 @@
               <w:ind w:left="0"/>
               <w:rPr>
                 <w:rFonts w:ascii="Arial Nova Light" w:hAnsi="Arial Nova Light"/>
-                <w:sz w:val="14"/>
-                <w:szCs w:val="14"/>
-              </w:rPr>
-            </w:pPr>
-            <w:r>
-              <w:rPr>
-                <w:rFonts w:ascii="Arial Nova Light" w:hAnsi="Arial Nova Light"/>
-                <w:sz w:val="14"/>
-                <w:szCs w:val="14"/>
+                <w:sz w:val="20"/>
+                <w:szCs w:val="20"/>
+              </w:rPr>
+            </w:pPr>
+            <w:r>
+              <w:rPr>
+                <w:rFonts w:ascii="Arial Nova Light" w:hAnsi="Arial Nova Light"/>
+                <w:sz w:val="20"/>
+                <w:szCs w:val="20"/>
               </w:rPr>
               <w:t>settimeout(() =&gt; {</w:t>
             </w:r>
             <w:r>
               <w:rPr>
                 <w:rFonts w:ascii="Arial Nova Light" w:hAnsi="Arial Nova Light"/>
-                <w:sz w:val="14"/>
-                <w:szCs w:val="14"/>
+                <w:sz w:val="20"/>
+                <w:szCs w:val="20"/>
               </w:rPr>
               <w:br/>
               <w:t>console.log("step 1");</w:t>
@@ -6683,8 +6671,8 @@
             <w:r>
               <w:rPr>
                 <w:rFonts w:ascii="Arial Nova Light" w:hAnsi="Arial Nova Light"/>
-                <w:sz w:val="14"/>
-                <w:szCs w:val="14"/>
+                <w:sz w:val="20"/>
+                <w:szCs w:val="20"/>
               </w:rPr>
               <w:br/>
               <w:t>settimeout(() =&gt; {</w:t>
@@ -6692,8 +6680,8 @@
             <w:r>
               <w:rPr>
                 <w:rFonts w:ascii="Arial Nova Light" w:hAnsi="Arial Nova Light"/>
-                <w:sz w:val="14"/>
-                <w:szCs w:val="14"/>
+                <w:sz w:val="20"/>
+                <w:szCs w:val="20"/>
               </w:rPr>
               <w:br/>
               <w:t>console.log("step 2");</w:t>
@@ -6701,8 +6689,8 @@
             <w:r>
               <w:rPr>
                 <w:rFonts w:ascii="Arial Nova Light" w:hAnsi="Arial Nova Light"/>
-                <w:sz w:val="14"/>
-                <w:szCs w:val="14"/>
+                <w:sz w:val="20"/>
+                <w:szCs w:val="20"/>
               </w:rPr>
               <w:br/>
               <w:t>settimeout(() =&gt; {</w:t>
@@ -6710,8 +6698,8 @@
             <w:r>
               <w:rPr>
                 <w:rFonts w:ascii="Arial Nova Light" w:hAnsi="Arial Nova Light"/>
-                <w:sz w:val="14"/>
-                <w:szCs w:val="14"/>
+                <w:sz w:val="20"/>
+                <w:szCs w:val="20"/>
               </w:rPr>
               <w:br/>
               <w:t>console.log("step 3");</w:t>
@@ -6719,8 +6707,8 @@
             <w:r>
               <w:rPr>
                 <w:rFonts w:ascii="Arial Nova Light" w:hAnsi="Arial Nova Light"/>
-                <w:sz w:val="14"/>
-                <w:szCs w:val="14"/>
+                <w:sz w:val="20"/>
+                <w:szCs w:val="20"/>
               </w:rPr>
               <w:br/>
               <w:t>}, 1000);</w:t>
@@ -6728,8 +6716,8 @@
             <w:r>
               <w:rPr>
                 <w:rFonts w:ascii="Arial Nova Light" w:hAnsi="Arial Nova Light"/>
-                <w:sz w:val="14"/>
-                <w:szCs w:val="14"/>
+                <w:sz w:val="20"/>
+                <w:szCs w:val="20"/>
               </w:rPr>
               <w:br/>
               <w:t>}, 1000);</w:t>
@@ -6737,8 +6725,8 @@
             <w:r>
               <w:rPr>
                 <w:rFonts w:ascii="Arial Nova Light" w:hAnsi="Arial Nova Light"/>
-                <w:sz w:val="14"/>
-                <w:szCs w:val="14"/>
+                <w:sz w:val="20"/>
+                <w:szCs w:val="20"/>
               </w:rPr>
               <w:br/>
               <w:t>}, 1000);</w:t>
@@ -6760,15 +6748,15 @@
               <w:ind w:left="0"/>
               <w:rPr>
                 <w:rFonts w:ascii="Arial Nova Light" w:hAnsi="Arial Nova Light"/>
-                <w:sz w:val="14"/>
-                <w:szCs w:val="14"/>
-              </w:rPr>
-            </w:pPr>
-            <w:r>
-              <w:rPr>
-                <w:rFonts w:ascii="Arial Nova Light" w:hAnsi="Arial Nova Light"/>
-                <w:sz w:val="14"/>
-                <w:szCs w:val="14"/>
+                <w:sz w:val="20"/>
+                <w:szCs w:val="20"/>
+              </w:rPr>
+            </w:pPr>
+            <w:r>
+              <w:rPr>
+                <w:rFonts w:ascii="Arial Nova Light" w:hAnsi="Arial Nova Light"/>
+                <w:sz w:val="20"/>
+                <w:szCs w:val="20"/>
               </w:rPr>
               <w:t>iife (immediately invoked function expression)</w:t>
             </w:r>
@@ -6782,15 +6770,15 @@
             <w:pPr>
               <w:rPr>
                 <w:rFonts w:ascii="Arial Nova Light" w:hAnsi="Arial Nova Light"/>
-                <w:sz w:val="14"/>
-                <w:szCs w:val="14"/>
-              </w:rPr>
-            </w:pPr>
-            <w:r>
-              <w:rPr>
-                <w:rFonts w:ascii="Arial Nova Light" w:hAnsi="Arial Nova Light"/>
-                <w:sz w:val="14"/>
-                <w:szCs w:val="14"/>
+                <w:sz w:val="20"/>
+                <w:szCs w:val="20"/>
+              </w:rPr>
+            </w:pPr>
+            <w:r>
+              <w:rPr>
+                <w:rFonts w:ascii="Arial Nova Light" w:hAnsi="Arial Nova Light"/>
+                <w:sz w:val="20"/>
+                <w:szCs w:val="20"/>
               </w:rPr>
               <w:t>iife wo function hota hai jo define hotay hi turant execute ho jata hai.</w:t>
             </w:r>
@@ -6799,8 +6787,8 @@
             <w:pPr>
               <w:rPr>
                 <w:rFonts w:ascii="Arial Nova Light" w:hAnsi="Arial Nova Light"/>
-                <w:sz w:val="14"/>
-                <w:szCs w:val="14"/>
+                <w:sz w:val="20"/>
+                <w:szCs w:val="20"/>
               </w:rPr>
             </w:pPr>
           </w:p>
@@ -6813,15 +6801,15 @@
               </w:numPr>
               <w:rPr>
                 <w:rFonts w:ascii="Arial Nova Light" w:hAnsi="Arial Nova Light"/>
-                <w:sz w:val="14"/>
-                <w:szCs w:val="14"/>
-              </w:rPr>
-            </w:pPr>
-            <w:r>
-              <w:rPr>
-                <w:rFonts w:ascii="Arial Nova Light" w:hAnsi="Arial Nova Light"/>
-                <w:sz w:val="14"/>
-                <w:szCs w:val="14"/>
+                <w:sz w:val="20"/>
+                <w:szCs w:val="20"/>
+              </w:rPr>
+            </w:pPr>
+            <w:r>
+              <w:rPr>
+                <w:rFonts w:ascii="Arial Nova Light" w:hAnsi="Arial Nova Light"/>
+                <w:sz w:val="20"/>
+                <w:szCs w:val="20"/>
               </w:rPr>
               <w:t>global scope pollute nahi hota</w:t>
             </w:r>
@@ -6831,23 +6819,23 @@
               <w:pStyle w:val="ListParagraph"/>
               <w:rPr>
                 <w:rFonts w:ascii="Arial Nova Light" w:hAnsi="Arial Nova Light"/>
-                <w:sz w:val="14"/>
-                <w:szCs w:val="14"/>
-              </w:rPr>
-            </w:pPr>
-            <w:r>
-              <w:rPr>
-                <w:rFonts w:ascii="Arial Nova Light" w:hAnsi="Arial Nova Light"/>
-                <w:sz w:val="14"/>
-                <w:szCs w:val="14"/>
+                <w:sz w:val="20"/>
+                <w:szCs w:val="20"/>
+              </w:rPr>
+            </w:pPr>
+            <w:r>
+              <w:rPr>
+                <w:rFonts w:ascii="Arial Nova Light" w:hAnsi="Arial Nova Light"/>
+                <w:sz w:val="20"/>
+                <w:szCs w:val="20"/>
               </w:rPr>
               <w:t>(function () {</w:t>
             </w:r>
             <w:r>
               <w:rPr>
                 <w:rFonts w:ascii="Arial Nova Light" w:hAnsi="Arial Nova Light"/>
-                <w:sz w:val="14"/>
-                <w:szCs w:val="14"/>
+                <w:sz w:val="20"/>
+                <w:szCs w:val="20"/>
               </w:rPr>
               <w:br/>
               <w:t>let a = 10;</w:t>
@@ -6855,8 +6843,8 @@
             <w:r>
               <w:rPr>
                 <w:rFonts w:ascii="Arial Nova Light" w:hAnsi="Arial Nova Light"/>
-                <w:sz w:val="14"/>
-                <w:szCs w:val="14"/>
+                <w:sz w:val="20"/>
+                <w:szCs w:val="20"/>
               </w:rPr>
               <w:br/>
               <w:t>console.log(a);</w:t>
@@ -6864,8 +6852,8 @@
             <w:r>
               <w:rPr>
                 <w:rFonts w:ascii="Arial Nova Light" w:hAnsi="Arial Nova Light"/>
-                <w:sz w:val="14"/>
-                <w:szCs w:val="14"/>
+                <w:sz w:val="20"/>
+                <w:szCs w:val="20"/>
               </w:rPr>
               <w:br/>
               <w:t>})();  //a bahar access nahi hota</w:t>
@@ -6880,15 +6868,15 @@
               </w:numPr>
               <w:rPr>
                 <w:rFonts w:ascii="Arial Nova Light" w:hAnsi="Arial Nova Light"/>
-                <w:sz w:val="14"/>
-                <w:szCs w:val="14"/>
-              </w:rPr>
-            </w:pPr>
-            <w:r>
-              <w:rPr>
-                <w:rFonts w:ascii="Arial Nova Light" w:hAnsi="Arial Nova Light"/>
-                <w:sz w:val="14"/>
-                <w:szCs w:val="14"/>
+                <w:sz w:val="20"/>
+                <w:szCs w:val="20"/>
+              </w:rPr>
+            </w:pPr>
+            <w:r>
+              <w:rPr>
+                <w:rFonts w:ascii="Arial Nova Light" w:hAnsi="Arial Nova Light"/>
+                <w:sz w:val="20"/>
+                <w:szCs w:val="20"/>
               </w:rPr>
               <w:t>privacy (data hiding)variables safe rehte hai</w:t>
             </w:r>
@@ -6904,23 +6892,23 @@
               <w:ind w:left="0"/>
               <w:rPr>
                 <w:rFonts w:ascii="Arial Nova Light" w:hAnsi="Arial Nova Light"/>
-                <w:sz w:val="14"/>
-                <w:szCs w:val="14"/>
-              </w:rPr>
-            </w:pPr>
-            <w:r>
-              <w:rPr>
-                <w:rFonts w:ascii="Arial Nova Light" w:hAnsi="Arial Nova Light"/>
-                <w:sz w:val="14"/>
-                <w:szCs w:val="14"/>
+                <w:sz w:val="20"/>
+                <w:szCs w:val="20"/>
+              </w:rPr>
+            </w:pPr>
+            <w:r>
+              <w:rPr>
+                <w:rFonts w:ascii="Arial Nova Light" w:hAnsi="Arial Nova Light"/>
+                <w:sz w:val="20"/>
+                <w:szCs w:val="20"/>
               </w:rPr>
               <w:t>(function () {</w:t>
             </w:r>
             <w:r>
               <w:rPr>
                 <w:rFonts w:ascii="Arial Nova Light" w:hAnsi="Arial Nova Light"/>
-                <w:sz w:val="14"/>
-                <w:szCs w:val="14"/>
+                <w:sz w:val="20"/>
+                <w:szCs w:val="20"/>
               </w:rPr>
               <w:br/>
               <w:t>console.log("iife executed");</w:t>
@@ -6928,12 +6916,91 @@
             <w:r>
               <w:rPr>
                 <w:rFonts w:ascii="Arial Nova Light" w:hAnsi="Arial Nova Light"/>
-                <w:sz w:val="14"/>
-                <w:szCs w:val="14"/>
+                <w:sz w:val="20"/>
+                <w:szCs w:val="20"/>
               </w:rPr>
               <w:br/>
               <w:t>})();</w:t>
             </w:r>
+          </w:p>
+        </w:tc>
+      </w:tr>
+    </w:tbl>
+    <w:p>
+      <w:r>
+        <w:br w:type="page"/>
+      </w:r>
+    </w:p>
+    <w:tbl>
+      <w:tblPr>
+        <w:tblStyle w:val="TableGrid"/>
+        <w:tblpPr w:leftFromText="180" w:rightFromText="180" w:vertAnchor="text" w:horzAnchor="margin" w:tblpXSpec="center" w:tblpY="770"/>
+        <w:tblW w:w="11640" w:type="dxa"/>
+        <w:tblLook w:val="04A0" w:firstRow="1" w:lastRow="0" w:firstColumn="1" w:lastColumn="0" w:noHBand="0" w:noVBand="1"/>
+      </w:tblPr>
+      <w:tblGrid>
+        <w:gridCol w:w="2728"/>
+        <w:gridCol w:w="5109"/>
+        <w:gridCol w:w="3803"/>
+      </w:tblGrid>
+      <w:tr>
+        <w:trPr>
+          <w:trHeight w:val="125"/>
+        </w:trPr>
+        <w:tc>
+          <w:tcPr>
+            <w:tcW w:w="2728" w:type="dxa"/>
+          </w:tcPr>
+          <w:p>
+            <w:pPr>
+              <w:pStyle w:val="ListParagraph"/>
+              <w:ind w:left="0"/>
+              <w:rPr>
+                <w:rFonts w:ascii="Arial Nova Light" w:hAnsi="Arial Nova Light"/>
+                <w:sz w:val="20"/>
+                <w:szCs w:val="20"/>
+              </w:rPr>
+            </w:pPr>
+          </w:p>
+        </w:tc>
+        <w:tc>
+          <w:tcPr>
+            <w:tcW w:w="5109" w:type="dxa"/>
+          </w:tcPr>
+          <w:p>
+            <w:pPr>
+              <w:jc w:val="center"/>
+              <w:rPr>
+                <w:rFonts w:ascii="Arial Nova Light" w:hAnsi="Arial Nova Light"/>
+                <w:sz w:val="20"/>
+                <w:szCs w:val="20"/>
+              </w:rPr>
+            </w:pPr>
+            <w:r>
+              <w:rPr>
+                <w:rFonts w:ascii="Arial Nova Light" w:hAnsi="Arial Nova Light"/>
+                <w:sz w:val="20"/>
+                <w:szCs w:val="20"/>
+                <w:highlight w:val="yellow"/>
+              </w:rPr>
+              <w:t>ARRAYS</w:t>
+            </w:r>
+          </w:p>
+        </w:tc>
+        <w:tc>
+          <w:tcPr>
+            <w:tcW w:w="3803" w:type="dxa"/>
+          </w:tcPr>
+          <w:p>
+            <w:pPr>
+              <w:pStyle w:val="ListParagraph"/>
+              <w:ind w:left="0"/>
+              <w:rPr>
+                <w:rFonts w:ascii="Arial Nova Light" w:hAnsi="Arial Nova Light"/>
+                <w:sz w:val="20"/>
+                <w:szCs w:val="20"/>
+              </w:rPr>
+            </w:pPr>
           </w:p>
         </w:tc>
       </w:tr>
@@ -6951,39 +7018,23 @@
               <w:ind w:left="0"/>
               <w:rPr>
                 <w:rFonts w:ascii="Arial Nova Light" w:hAnsi="Arial Nova Light"/>
-                <w:sz w:val="14"/>
-                <w:szCs w:val="14"/>
-              </w:rPr>
-            </w:pPr>
+                <w:sz w:val="20"/>
+                <w:szCs w:val="20"/>
+              </w:rPr>
+            </w:pPr>
+            <w:r>
+              <w:rPr>
+                <w:rFonts w:ascii="Arial Nova Light" w:hAnsi="Arial Nova Light"/>
+                <w:sz w:val="20"/>
+                <w:szCs w:val="20"/>
+              </w:rPr>
+              <w:t>array</w:t>
+            </w:r>
           </w:p>
         </w:tc>
         <w:tc>
           <w:tcPr>
             <w:tcW w:w="5109" w:type="dxa"/>
-          </w:tcPr>
-          <w:p>
-            <w:pPr>
-              <w:jc w:val="center"/>
-              <w:rPr>
-                <w:rFonts w:ascii="Arial Nova Light" w:hAnsi="Arial Nova Light"/>
-                <w:sz w:val="14"/>
-                <w:szCs w:val="14"/>
-              </w:rPr>
-            </w:pPr>
-            <w:r>
-              <w:rPr>
-                <w:rFonts w:ascii="Arial Nova Light" w:hAnsi="Arial Nova Light"/>
-                <w:sz w:val="14"/>
-                <w:szCs w:val="14"/>
-                <w:highlight w:val="yellow"/>
-              </w:rPr>
-              <w:t>arrays</w:t>
-            </w:r>
-          </w:p>
-        </w:tc>
-        <w:tc>
-          <w:tcPr>
-            <w:tcW w:w="3803" w:type="dxa"/>
           </w:tcPr>
           <w:p>
             <w:pPr>
@@ -6991,10 +7042,43 @@
               <w:ind w:left="0"/>
               <w:rPr>
                 <w:rFonts w:ascii="Arial Nova Light" w:hAnsi="Arial Nova Light"/>
-                <w:sz w:val="14"/>
-                <w:szCs w:val="14"/>
-              </w:rPr>
-            </w:pPr>
+                <w:sz w:val="20"/>
+                <w:szCs w:val="20"/>
+                <w:highlight w:val="yellow"/>
+              </w:rPr>
+            </w:pPr>
+            <w:r>
+              <w:rPr>
+                <w:rFonts w:ascii="Arial Nova Light" w:hAnsi="Arial Nova Light"/>
+                <w:sz w:val="20"/>
+                <w:szCs w:val="20"/>
+              </w:rPr>
+              <w:t>an array is a data structure used to store multiple values in a single variable.</w:t>
+            </w:r>
+          </w:p>
+        </w:tc>
+        <w:tc>
+          <w:tcPr>
+            <w:tcW w:w="3803" w:type="dxa"/>
+          </w:tcPr>
+          <w:p>
+            <w:pPr>
+              <w:pStyle w:val="ListParagraph"/>
+              <w:ind w:left="0"/>
+              <w:rPr>
+                <w:rFonts w:ascii="Arial Nova Light" w:hAnsi="Arial Nova Light"/>
+                <w:sz w:val="20"/>
+                <w:szCs w:val="20"/>
+              </w:rPr>
+            </w:pPr>
+            <w:r>
+              <w:rPr>
+                <w:rFonts w:ascii="Arial Nova Light" w:hAnsi="Arial Nova Light"/>
+                <w:sz w:val="20"/>
+                <w:szCs w:val="20"/>
+              </w:rPr>
+              <w:t>let arr = [1, 2, 3];</w:t>
+            </w:r>
           </w:p>
         </w:tc>
       </w:tr>
@@ -7012,17 +7096,17 @@
               <w:ind w:left="0"/>
               <w:rPr>
                 <w:rFonts w:ascii="Arial Nova Light" w:hAnsi="Arial Nova Light"/>
-                <w:sz w:val="14"/>
-                <w:szCs w:val="14"/>
-              </w:rPr>
-            </w:pPr>
-            <w:r>
-              <w:rPr>
-                <w:rFonts w:ascii="Arial Nova Light" w:hAnsi="Arial Nova Light"/>
-                <w:sz w:val="14"/>
-                <w:szCs w:val="14"/>
-              </w:rPr>
-              <w:t>array</w:t>
+                <w:sz w:val="20"/>
+                <w:szCs w:val="20"/>
+              </w:rPr>
+            </w:pPr>
+            <w:r>
+              <w:rPr>
+                <w:rFonts w:ascii="Arial Nova Light" w:hAnsi="Arial Nova Light"/>
+                <w:sz w:val="20"/>
+                <w:szCs w:val="20"/>
+              </w:rPr>
+              <w:t>how do you create an array</w:t>
             </w:r>
           </w:p>
         </w:tc>
@@ -7036,18 +7120,26 @@
               <w:ind w:left="0"/>
               <w:rPr>
                 <w:rFonts w:ascii="Arial Nova Light" w:hAnsi="Arial Nova Light"/>
-                <w:sz w:val="14"/>
-                <w:szCs w:val="14"/>
-                <w:highlight w:val="yellow"/>
-              </w:rPr>
-            </w:pPr>
-            <w:r>
-              <w:rPr>
-                <w:rFonts w:ascii="Arial Nova Light" w:hAnsi="Arial Nova Light"/>
-                <w:sz w:val="14"/>
-                <w:szCs w:val="14"/>
-              </w:rPr>
-              <w:t>an array is a data structure used to store multiple values in a single variable.</w:t>
+                <w:sz w:val="20"/>
+                <w:szCs w:val="20"/>
+              </w:rPr>
+            </w:pPr>
+            <w:r>
+              <w:rPr>
+                <w:rFonts w:ascii="Arial Nova Light" w:hAnsi="Arial Nova Light"/>
+                <w:sz w:val="20"/>
+                <w:szCs w:val="20"/>
+              </w:rPr>
+              <w:t>let a = [1,2,3];</w:t>
+            </w:r>
+            <w:r>
+              <w:rPr>
+                <w:rFonts w:ascii="Arial Nova Light" w:hAnsi="Arial Nova Light"/>
+                <w:sz w:val="20"/>
+                <w:szCs w:val="20"/>
+              </w:rPr>
+              <w:br/>
+              <w:t>let b = new array(1,2,3);</w:t>
             </w:r>
           </w:p>
         </w:tc>
@@ -7061,18 +7153,10 @@
               <w:ind w:left="0"/>
               <w:rPr>
                 <w:rFonts w:ascii="Arial Nova Light" w:hAnsi="Arial Nova Light"/>
-                <w:sz w:val="14"/>
-                <w:szCs w:val="14"/>
-              </w:rPr>
-            </w:pPr>
-            <w:r>
-              <w:rPr>
-                <w:rFonts w:ascii="Arial Nova Light" w:hAnsi="Arial Nova Light"/>
-                <w:sz w:val="14"/>
-                <w:szCs w:val="14"/>
-              </w:rPr>
-              <w:t>let arr = [1, 2, 3];</w:t>
-            </w:r>
+                <w:sz w:val="20"/>
+                <w:szCs w:val="20"/>
+              </w:rPr>
+            </w:pPr>
           </w:p>
         </w:tc>
       </w:tr>
@@ -7090,17 +7174,17 @@
               <w:ind w:left="0"/>
               <w:rPr>
                 <w:rFonts w:ascii="Arial Nova Light" w:hAnsi="Arial Nova Light"/>
-                <w:sz w:val="14"/>
-                <w:szCs w:val="14"/>
-              </w:rPr>
-            </w:pPr>
-            <w:r>
-              <w:rPr>
-                <w:rFonts w:ascii="Arial Nova Light" w:hAnsi="Arial Nova Light"/>
-                <w:sz w:val="14"/>
-                <w:szCs w:val="14"/>
-              </w:rPr>
-              <w:t>how do you create an array</w:t>
+                <w:sz w:val="20"/>
+                <w:szCs w:val="20"/>
+              </w:rPr>
+            </w:pPr>
+            <w:r>
+              <w:rPr>
+                <w:rFonts w:ascii="Arial Nova Light" w:hAnsi="Arial Nova Light"/>
+                <w:sz w:val="20"/>
+                <w:szCs w:val="20"/>
+              </w:rPr>
+              <w:t>difference between array and object?</w:t>
             </w:r>
           </w:p>
         </w:tc>
@@ -7108,32 +7192,72 @@
           <w:tcPr>
             <w:tcW w:w="5109" w:type="dxa"/>
           </w:tcPr>
+          <w:p>
+            <w:pPr>
+              <w:rPr>
+                <w:rFonts w:ascii="Arial Nova Light" w:hAnsi="Arial Nova Light"/>
+                <w:sz w:val="20"/>
+                <w:szCs w:val="20"/>
+              </w:rPr>
+            </w:pPr>
+            <w:r>
+              <w:rPr>
+                <w:rFonts w:ascii="Arial Nova Light" w:hAnsi="Arial Nova Light"/>
+                <w:sz w:val="20"/>
+                <w:szCs w:val="20"/>
+              </w:rPr>
+              <w:t xml:space="preserve">array </w:t>
+            </w:r>
+            <w:r>
+              <w:rPr>
+                <w:rFonts w:ascii="Arial" w:hAnsi="Arial" w:cs="Arial"/>
+                <w:sz w:val="20"/>
+                <w:szCs w:val="20"/>
+              </w:rPr>
+              <w:t>→</w:t>
+            </w:r>
+            <w:r>
+              <w:rPr>
+                <w:rFonts w:ascii="Arial Nova Light" w:hAnsi="Arial Nova Light"/>
+                <w:sz w:val="20"/>
+                <w:szCs w:val="20"/>
+              </w:rPr>
+              <w:t xml:space="preserve"> ordered collection (index-based) </w:t>
+            </w:r>
+          </w:p>
           <w:p>
             <w:pPr>
               <w:pStyle w:val="ListParagraph"/>
               <w:ind w:left="0"/>
               <w:rPr>
                 <w:rFonts w:ascii="Arial Nova Light" w:hAnsi="Arial Nova Light"/>
-                <w:sz w:val="14"/>
-                <w:szCs w:val="14"/>
-              </w:rPr>
-            </w:pPr>
-            <w:r>
-              <w:rPr>
-                <w:rFonts w:ascii="Arial Nova Light" w:hAnsi="Arial Nova Light"/>
-                <w:sz w:val="14"/>
-                <w:szCs w:val="14"/>
-              </w:rPr>
-              <w:t>let a = [1,2,3];</w:t>
-            </w:r>
-            <w:r>
-              <w:rPr>
-                <w:rFonts w:ascii="Arial Nova Light" w:hAnsi="Arial Nova Light"/>
-                <w:sz w:val="14"/>
-                <w:szCs w:val="14"/>
-              </w:rPr>
-              <w:br/>
-              <w:t>let b = new array(1,2,3);</w:t>
+                <w:sz w:val="20"/>
+                <w:szCs w:val="20"/>
+              </w:rPr>
+            </w:pPr>
+            <w:r>
+              <w:rPr>
+                <w:rFonts w:ascii="Arial Nova Light" w:hAnsi="Arial Nova Light"/>
+                <w:sz w:val="20"/>
+                <w:szCs w:val="20"/>
+              </w:rPr>
+              <w:t xml:space="preserve">object </w:t>
+            </w:r>
+            <w:r>
+              <w:rPr>
+                <w:rFonts w:ascii="Arial" w:hAnsi="Arial" w:cs="Arial"/>
+                <w:sz w:val="20"/>
+                <w:szCs w:val="20"/>
+              </w:rPr>
+              <w:t>→</w:t>
+            </w:r>
+            <w:r>
+              <w:rPr>
+                <w:rFonts w:ascii="Arial Nova Light" w:hAnsi="Arial Nova Light"/>
+                <w:sz w:val="20"/>
+                <w:szCs w:val="20"/>
+              </w:rPr>
+              <w:t xml:space="preserve"> key-value pairs</w:t>
             </w:r>
           </w:p>
         </w:tc>
@@ -7141,16 +7265,73 @@
           <w:tcPr>
             <w:tcW w:w="3803" w:type="dxa"/>
           </w:tcPr>
+          <w:p>
+            <w:pPr>
+              <w:rPr>
+                <w:rFonts w:ascii="Arial Nova Light" w:hAnsi="Arial Nova Light"/>
+                <w:sz w:val="20"/>
+                <w:szCs w:val="20"/>
+              </w:rPr>
+            </w:pPr>
+            <w:r>
+              <w:rPr>
+                <w:rFonts w:ascii="Arial Nova Light" w:hAnsi="Arial Nova Light"/>
+                <w:sz w:val="20"/>
+                <w:szCs w:val="20"/>
+              </w:rPr>
+              <w:t xml:space="preserve">array </w:t>
+            </w:r>
+            <w:r>
+              <w:rPr>
+                <w:rFonts w:ascii="Arial" w:hAnsi="Arial" w:cs="Arial"/>
+                <w:sz w:val="20"/>
+                <w:szCs w:val="20"/>
+              </w:rPr>
+              <w:t>→</w:t>
+            </w:r>
+            <w:r>
+              <w:rPr>
+                <w:rFonts w:ascii="Arial Nova Light" w:hAnsi="Arial Nova Light"/>
+                <w:sz w:val="20"/>
+                <w:szCs w:val="20"/>
+              </w:rPr>
+              <w:t xml:space="preserve"> ordered collection (index-based) </w:t>
+            </w:r>
+          </w:p>
           <w:p>
             <w:pPr>
               <w:pStyle w:val="ListParagraph"/>
               <w:ind w:left="0"/>
               <w:rPr>
                 <w:rFonts w:ascii="Arial Nova Light" w:hAnsi="Arial Nova Light"/>
-                <w:sz w:val="14"/>
-                <w:szCs w:val="14"/>
-              </w:rPr>
-            </w:pPr>
+                <w:sz w:val="20"/>
+                <w:szCs w:val="20"/>
+              </w:rPr>
+            </w:pPr>
+            <w:r>
+              <w:rPr>
+                <w:rFonts w:ascii="Arial Nova Light" w:hAnsi="Arial Nova Light"/>
+                <w:sz w:val="20"/>
+                <w:szCs w:val="20"/>
+              </w:rPr>
+              <w:t xml:space="preserve">object </w:t>
+            </w:r>
+            <w:r>
+              <w:rPr>
+                <w:rFonts w:ascii="Arial" w:hAnsi="Arial" w:cs="Arial"/>
+                <w:sz w:val="20"/>
+                <w:szCs w:val="20"/>
+              </w:rPr>
+              <w:t>→</w:t>
+            </w:r>
+            <w:r>
+              <w:rPr>
+                <w:rFonts w:ascii="Arial Nova Light" w:hAnsi="Arial Nova Light"/>
+                <w:sz w:val="20"/>
+                <w:szCs w:val="20"/>
+              </w:rPr>
+              <w:t xml:space="preserve"> key-value pairs</w:t>
+            </w:r>
           </w:p>
         </w:tc>
       </w:tr>
@@ -7168,17 +7349,17 @@
               <w:ind w:left="0"/>
               <w:rPr>
                 <w:rFonts w:ascii="Arial Nova Light" w:hAnsi="Arial Nova Light"/>
-                <w:sz w:val="14"/>
-                <w:szCs w:val="14"/>
-              </w:rPr>
-            </w:pPr>
-            <w:r>
-              <w:rPr>
-                <w:rFonts w:ascii="Arial Nova Light" w:hAnsi="Arial Nova Light"/>
-                <w:sz w:val="14"/>
-                <w:szCs w:val="14"/>
-              </w:rPr>
-              <w:t>difference between array and object?</w:t>
+                <w:sz w:val="20"/>
+                <w:szCs w:val="20"/>
+              </w:rPr>
+            </w:pPr>
+            <w:r>
+              <w:rPr>
+                <w:rFonts w:ascii="Arial Nova Light" w:hAnsi="Arial Nova Light"/>
+                <w:sz w:val="20"/>
+                <w:szCs w:val="20"/>
+              </w:rPr>
+              <w:t>array store different data types?</w:t>
             </w:r>
           </w:p>
         </w:tc>
@@ -7186,72 +7367,23 @@
           <w:tcPr>
             <w:tcW w:w="5109" w:type="dxa"/>
           </w:tcPr>
-          <w:p>
-            <w:pPr>
-              <w:rPr>
-                <w:rFonts w:ascii="Arial Nova Light" w:hAnsi="Arial Nova Light"/>
-                <w:sz w:val="14"/>
-                <w:szCs w:val="14"/>
-              </w:rPr>
-            </w:pPr>
-            <w:r>
-              <w:rPr>
-                <w:rFonts w:ascii="Arial Nova Light" w:hAnsi="Arial Nova Light"/>
-                <w:sz w:val="14"/>
-                <w:szCs w:val="14"/>
-              </w:rPr>
-              <w:t xml:space="preserve">array </w:t>
-            </w:r>
-            <w:r>
-              <w:rPr>
-                <w:rFonts w:ascii="Arial" w:hAnsi="Arial" w:cs="Arial"/>
-                <w:sz w:val="14"/>
-                <w:szCs w:val="14"/>
-              </w:rPr>
-              <w:t>→</w:t>
-            </w:r>
-            <w:r>
-              <w:rPr>
-                <w:rFonts w:ascii="Arial Nova Light" w:hAnsi="Arial Nova Light"/>
-                <w:sz w:val="14"/>
-                <w:szCs w:val="14"/>
-              </w:rPr>
-              <w:t xml:space="preserve"> ordered collection (index-based) </w:t>
-            </w:r>
-          </w:p>
           <w:p>
             <w:pPr>
               <w:pStyle w:val="ListParagraph"/>
               <w:ind w:left="0"/>
               <w:rPr>
                 <w:rFonts w:ascii="Arial Nova Light" w:hAnsi="Arial Nova Light"/>
-                <w:sz w:val="14"/>
-                <w:szCs w:val="14"/>
-              </w:rPr>
-            </w:pPr>
-            <w:r>
-              <w:rPr>
-                <w:rFonts w:ascii="Arial Nova Light" w:hAnsi="Arial Nova Light"/>
-                <w:sz w:val="14"/>
-                <w:szCs w:val="14"/>
-              </w:rPr>
-              <w:t xml:space="preserve">object </w:t>
-            </w:r>
-            <w:r>
-              <w:rPr>
-                <w:rFonts w:ascii="Arial" w:hAnsi="Arial" w:cs="Arial"/>
-                <w:sz w:val="14"/>
-                <w:szCs w:val="14"/>
-              </w:rPr>
-              <w:t>→</w:t>
-            </w:r>
-            <w:r>
-              <w:rPr>
-                <w:rFonts w:ascii="Arial Nova Light" w:hAnsi="Arial Nova Light"/>
-                <w:sz w:val="14"/>
-                <w:szCs w:val="14"/>
-              </w:rPr>
-              <w:t xml:space="preserve"> key-value pairs</w:t>
+                <w:sz w:val="20"/>
+                <w:szCs w:val="20"/>
+              </w:rPr>
+            </w:pPr>
+            <w:r>
+              <w:rPr>
+                <w:rFonts w:ascii="Arial Nova Light" w:hAnsi="Arial Nova Light"/>
+                <w:sz w:val="20"/>
+                <w:szCs w:val="20"/>
+              </w:rPr>
+              <w:t xml:space="preserve">yes. </w:t>
             </w:r>
           </w:p>
         </w:tc>
@@ -7259,72 +7391,23 @@
           <w:tcPr>
             <w:tcW w:w="3803" w:type="dxa"/>
           </w:tcPr>
-          <w:p>
-            <w:pPr>
-              <w:rPr>
-                <w:rFonts w:ascii="Arial Nova Light" w:hAnsi="Arial Nova Light"/>
-                <w:sz w:val="14"/>
-                <w:szCs w:val="14"/>
-              </w:rPr>
-            </w:pPr>
-            <w:r>
-              <w:rPr>
-                <w:rFonts w:ascii="Arial Nova Light" w:hAnsi="Arial Nova Light"/>
-                <w:sz w:val="14"/>
-                <w:szCs w:val="14"/>
-              </w:rPr>
-              <w:t xml:space="preserve">array </w:t>
-            </w:r>
-            <w:r>
-              <w:rPr>
-                <w:rFonts w:ascii="Arial" w:hAnsi="Arial" w:cs="Arial"/>
-                <w:sz w:val="14"/>
-                <w:szCs w:val="14"/>
-              </w:rPr>
-              <w:t>→</w:t>
-            </w:r>
-            <w:r>
-              <w:rPr>
-                <w:rFonts w:ascii="Arial Nova Light" w:hAnsi="Arial Nova Light"/>
-                <w:sz w:val="14"/>
-                <w:szCs w:val="14"/>
-              </w:rPr>
-              <w:t xml:space="preserve"> ordered collection (index-based) </w:t>
-            </w:r>
-          </w:p>
           <w:p>
             <w:pPr>
               <w:pStyle w:val="ListParagraph"/>
               <w:ind w:left="0"/>
               <w:rPr>
                 <w:rFonts w:ascii="Arial Nova Light" w:hAnsi="Arial Nova Light"/>
-                <w:sz w:val="14"/>
-                <w:szCs w:val="14"/>
-              </w:rPr>
-            </w:pPr>
-            <w:r>
-              <w:rPr>
-                <w:rFonts w:ascii="Arial Nova Light" w:hAnsi="Arial Nova Light"/>
-                <w:sz w:val="14"/>
-                <w:szCs w:val="14"/>
-              </w:rPr>
-              <w:t xml:space="preserve">object </w:t>
-            </w:r>
-            <w:r>
-              <w:rPr>
-                <w:rFonts w:ascii="Arial" w:hAnsi="Arial" w:cs="Arial"/>
-                <w:sz w:val="14"/>
-                <w:szCs w:val="14"/>
-              </w:rPr>
-              <w:t>→</w:t>
-            </w:r>
-            <w:r>
-              <w:rPr>
-                <w:rFonts w:ascii="Arial Nova Light" w:hAnsi="Arial Nova Light"/>
-                <w:sz w:val="14"/>
-                <w:szCs w:val="14"/>
-              </w:rPr>
-              <w:t xml:space="preserve"> key-value pairs</w:t>
+                <w:sz w:val="20"/>
+                <w:szCs w:val="20"/>
+              </w:rPr>
+            </w:pPr>
+            <w:r>
+              <w:rPr>
+                <w:rFonts w:ascii="Arial Nova Light" w:hAnsi="Arial Nova Light"/>
+                <w:sz w:val="20"/>
+                <w:szCs w:val="20"/>
+              </w:rPr>
+              <w:t>let arr = [1, "hello", true, null];</w:t>
             </w:r>
           </w:p>
         </w:tc>
@@ -7343,17 +7426,17 @@
               <w:ind w:left="0"/>
               <w:rPr>
                 <w:rFonts w:ascii="Arial Nova Light" w:hAnsi="Arial Nova Light"/>
-                <w:sz w:val="14"/>
-                <w:szCs w:val="14"/>
-              </w:rPr>
-            </w:pPr>
-            <w:r>
-              <w:rPr>
-                <w:rFonts w:ascii="Arial Nova Light" w:hAnsi="Arial Nova Light"/>
-                <w:sz w:val="14"/>
-                <w:szCs w:val="14"/>
-              </w:rPr>
-              <w:t>array store different data types?</w:t>
+                <w:sz w:val="20"/>
+                <w:szCs w:val="20"/>
+              </w:rPr>
+            </w:pPr>
+            <w:r>
+              <w:rPr>
+                <w:rFonts w:ascii="Arial Nova Light" w:hAnsi="Arial Nova Light"/>
+                <w:sz w:val="20"/>
+                <w:szCs w:val="20"/>
+              </w:rPr>
+              <w:t>what does push() do?</w:t>
             </w:r>
           </w:p>
         </w:tc>
@@ -7367,17 +7450,17 @@
               <w:ind w:left="0"/>
               <w:rPr>
                 <w:rFonts w:ascii="Arial Nova Light" w:hAnsi="Arial Nova Light"/>
-                <w:sz w:val="14"/>
-                <w:szCs w:val="14"/>
-              </w:rPr>
-            </w:pPr>
-            <w:r>
-              <w:rPr>
-                <w:rFonts w:ascii="Arial Nova Light" w:hAnsi="Arial Nova Light"/>
-                <w:sz w:val="14"/>
-                <w:szCs w:val="14"/>
-              </w:rPr>
-              <w:t xml:space="preserve">yes. </w:t>
+                <w:sz w:val="20"/>
+                <w:szCs w:val="20"/>
+              </w:rPr>
+            </w:pPr>
+            <w:r>
+              <w:rPr>
+                <w:rFonts w:ascii="Arial Nova Light" w:hAnsi="Arial Nova Light"/>
+                <w:sz w:val="20"/>
+                <w:szCs w:val="20"/>
+              </w:rPr>
+              <w:t>adds element at end. push o(1)</w:t>
             </w:r>
           </w:p>
         </w:tc>
@@ -7391,17 +7474,17 @@
               <w:ind w:left="0"/>
               <w:rPr>
                 <w:rFonts w:ascii="Arial Nova Light" w:hAnsi="Arial Nova Light"/>
-                <w:sz w:val="14"/>
-                <w:szCs w:val="14"/>
-              </w:rPr>
-            </w:pPr>
-            <w:r>
-              <w:rPr>
-                <w:rFonts w:ascii="Arial Nova Light" w:hAnsi="Arial Nova Light"/>
-                <w:sz w:val="14"/>
-                <w:szCs w:val="14"/>
-              </w:rPr>
-              <w:t>let arr = [1, "hello", true, null];</w:t>
+                <w:sz w:val="20"/>
+                <w:szCs w:val="20"/>
+              </w:rPr>
+            </w:pPr>
+            <w:r>
+              <w:rPr>
+                <w:rFonts w:ascii="Arial Nova Light" w:hAnsi="Arial Nova Light"/>
+                <w:sz w:val="20"/>
+                <w:szCs w:val="20"/>
+              </w:rPr>
+              <w:t>arr.push(5);</w:t>
             </w:r>
           </w:p>
         </w:tc>
@@ -7420,17 +7503,17 @@
               <w:ind w:left="0"/>
               <w:rPr>
                 <w:rFonts w:ascii="Arial Nova Light" w:hAnsi="Arial Nova Light"/>
-                <w:sz w:val="14"/>
-                <w:szCs w:val="14"/>
-              </w:rPr>
-            </w:pPr>
-            <w:r>
-              <w:rPr>
-                <w:rFonts w:ascii="Arial Nova Light" w:hAnsi="Arial Nova Light"/>
-                <w:sz w:val="14"/>
-                <w:szCs w:val="14"/>
-              </w:rPr>
-              <w:t>what does push() do?</w:t>
+                <w:sz w:val="20"/>
+                <w:szCs w:val="20"/>
+              </w:rPr>
+            </w:pPr>
+            <w:r>
+              <w:rPr>
+                <w:rFonts w:ascii="Arial Nova Light" w:hAnsi="Arial Nova Light"/>
+                <w:sz w:val="20"/>
+                <w:szCs w:val="20"/>
+              </w:rPr>
+              <w:t>what does pop() do?</w:t>
             </w:r>
           </w:p>
         </w:tc>
@@ -7444,17 +7527,17 @@
               <w:ind w:left="0"/>
               <w:rPr>
                 <w:rFonts w:ascii="Arial Nova Light" w:hAnsi="Arial Nova Light"/>
-                <w:sz w:val="14"/>
-                <w:szCs w:val="14"/>
-              </w:rPr>
-            </w:pPr>
-            <w:r>
-              <w:rPr>
-                <w:rFonts w:ascii="Arial Nova Light" w:hAnsi="Arial Nova Light"/>
-                <w:sz w:val="14"/>
-                <w:szCs w:val="14"/>
-              </w:rPr>
-              <w:t>adds element at end. push o(1)</w:t>
+                <w:sz w:val="20"/>
+                <w:szCs w:val="20"/>
+              </w:rPr>
+            </w:pPr>
+            <w:r>
+              <w:rPr>
+                <w:rFonts w:ascii="Arial Nova Light" w:hAnsi="Arial Nova Light"/>
+                <w:sz w:val="20"/>
+                <w:szCs w:val="20"/>
+              </w:rPr>
+              <w:t>removes last element. pop  o(1)</w:t>
             </w:r>
           </w:p>
         </w:tc>
@@ -7468,17 +7551,17 @@
               <w:ind w:left="0"/>
               <w:rPr>
                 <w:rFonts w:ascii="Arial Nova Light" w:hAnsi="Arial Nova Light"/>
-                <w:sz w:val="14"/>
-                <w:szCs w:val="14"/>
-              </w:rPr>
-            </w:pPr>
-            <w:r>
-              <w:rPr>
-                <w:rFonts w:ascii="Arial Nova Light" w:hAnsi="Arial Nova Light"/>
-                <w:sz w:val="14"/>
-                <w:szCs w:val="14"/>
-              </w:rPr>
-              <w:t>arr.push(5);</w:t>
+                <w:sz w:val="20"/>
+                <w:szCs w:val="20"/>
+              </w:rPr>
+            </w:pPr>
+            <w:r>
+              <w:rPr>
+                <w:rFonts w:ascii="Arial Nova Light" w:hAnsi="Arial Nova Light"/>
+                <w:sz w:val="20"/>
+                <w:szCs w:val="20"/>
+              </w:rPr>
+              <w:t>arr.pop();</w:t>
             </w:r>
           </w:p>
         </w:tc>
@@ -7497,17 +7580,17 @@
               <w:ind w:left="0"/>
               <w:rPr>
                 <w:rFonts w:ascii="Arial Nova Light" w:hAnsi="Arial Nova Light"/>
-                <w:sz w:val="14"/>
-                <w:szCs w:val="14"/>
-              </w:rPr>
-            </w:pPr>
-            <w:r>
-              <w:rPr>
-                <w:rFonts w:ascii="Arial Nova Light" w:hAnsi="Arial Nova Light"/>
-                <w:sz w:val="14"/>
-                <w:szCs w:val="14"/>
-              </w:rPr>
-              <w:t>what does pop() do?</w:t>
+                <w:sz w:val="20"/>
+                <w:szCs w:val="20"/>
+              </w:rPr>
+            </w:pPr>
+            <w:r>
+              <w:rPr>
+                <w:rFonts w:ascii="Arial Nova Light" w:hAnsi="Arial Nova Light"/>
+                <w:sz w:val="20"/>
+                <w:szCs w:val="20"/>
+              </w:rPr>
+              <w:t>does push modify original array?</w:t>
             </w:r>
           </w:p>
         </w:tc>
@@ -7521,17 +7604,17 @@
               <w:ind w:left="0"/>
               <w:rPr>
                 <w:rFonts w:ascii="Arial Nova Light" w:hAnsi="Arial Nova Light"/>
-                <w:sz w:val="14"/>
-                <w:szCs w:val="14"/>
-              </w:rPr>
-            </w:pPr>
-            <w:r>
-              <w:rPr>
-                <w:rFonts w:ascii="Arial Nova Light" w:hAnsi="Arial Nova Light"/>
-                <w:sz w:val="14"/>
-                <w:szCs w:val="14"/>
-              </w:rPr>
-              <w:t>removes last element. pop  o(1)</w:t>
+                <w:sz w:val="20"/>
+                <w:szCs w:val="20"/>
+              </w:rPr>
+            </w:pPr>
+            <w:r>
+              <w:rPr>
+                <w:rFonts w:ascii="Arial Nova Light" w:hAnsi="Arial Nova Light"/>
+                <w:sz w:val="20"/>
+                <w:szCs w:val="20"/>
+              </w:rPr>
+              <w:t>yes (mutable).</w:t>
             </w:r>
           </w:p>
         </w:tc>
@@ -7545,18 +7628,10 @@
               <w:ind w:left="0"/>
               <w:rPr>
                 <w:rFonts w:ascii="Arial Nova Light" w:hAnsi="Arial Nova Light"/>
-                <w:sz w:val="14"/>
-                <w:szCs w:val="14"/>
-              </w:rPr>
-            </w:pPr>
-            <w:r>
-              <w:rPr>
-                <w:rFonts w:ascii="Arial Nova Light" w:hAnsi="Arial Nova Light"/>
-                <w:sz w:val="14"/>
-                <w:szCs w:val="14"/>
-              </w:rPr>
-              <w:t>arr.pop();</w:t>
-            </w:r>
+                <w:sz w:val="20"/>
+                <w:szCs w:val="20"/>
+              </w:rPr>
+            </w:pPr>
           </w:p>
         </w:tc>
       </w:tr>
@@ -7574,23 +7649,45 @@
               <w:ind w:left="0"/>
               <w:rPr>
                 <w:rFonts w:ascii="Arial Nova Light" w:hAnsi="Arial Nova Light"/>
-                <w:sz w:val="14"/>
-                <w:szCs w:val="14"/>
-              </w:rPr>
-            </w:pPr>
-            <w:r>
-              <w:rPr>
-                <w:rFonts w:ascii="Arial Nova Light" w:hAnsi="Arial Nova Light"/>
-                <w:sz w:val="14"/>
-                <w:szCs w:val="14"/>
-              </w:rPr>
-              <w:t>does push modify original array?</w:t>
+                <w:sz w:val="20"/>
+                <w:szCs w:val="20"/>
+              </w:rPr>
+            </w:pPr>
+            <w:r>
+              <w:rPr>
+                <w:rFonts w:ascii="Arial Nova Light" w:hAnsi="Arial Nova Light"/>
+                <w:sz w:val="20"/>
+                <w:szCs w:val="20"/>
+              </w:rPr>
+              <w:t>shift / unshift</w:t>
             </w:r>
           </w:p>
         </w:tc>
         <w:tc>
           <w:tcPr>
             <w:tcW w:w="5109" w:type="dxa"/>
+          </w:tcPr>
+          <w:p>
+            <w:pPr>
+              <w:rPr>
+                <w:rFonts w:ascii="Arial Nova Light" w:hAnsi="Arial Nova Light"/>
+                <w:sz w:val="20"/>
+                <w:szCs w:val="20"/>
+              </w:rPr>
+            </w:pPr>
+            <w:r>
+              <w:rPr>
+                <w:rFonts w:ascii="Arial Nova Light" w:hAnsi="Arial Nova Light"/>
+                <w:sz w:val="20"/>
+                <w:szCs w:val="20"/>
+              </w:rPr>
+              <w:t>removes first element/ adds element at beginning.</w:t>
+            </w:r>
+          </w:p>
+        </w:tc>
+        <w:tc>
+          <w:tcPr>
+            <w:tcW w:w="3803" w:type="dxa"/>
           </w:tcPr>
           <w:p>
             <w:pPr>
@@ -7598,34 +7695,18 @@
               <w:ind w:left="0"/>
               <w:rPr>
                 <w:rFonts w:ascii="Arial Nova Light" w:hAnsi="Arial Nova Light"/>
-                <w:sz w:val="14"/>
-                <w:szCs w:val="14"/>
-              </w:rPr>
-            </w:pPr>
-            <w:r>
-              <w:rPr>
-                <w:rFonts w:ascii="Arial Nova Light" w:hAnsi="Arial Nova Light"/>
-                <w:sz w:val="14"/>
-                <w:szCs w:val="14"/>
-              </w:rPr>
-              <w:t>yes (mutable).</w:t>
-            </w:r>
-          </w:p>
-        </w:tc>
-        <w:tc>
-          <w:tcPr>
-            <w:tcW w:w="3803" w:type="dxa"/>
-          </w:tcPr>
-          <w:p>
-            <w:pPr>
-              <w:pStyle w:val="ListParagraph"/>
-              <w:ind w:left="0"/>
-              <w:rPr>
-                <w:rFonts w:ascii="Arial Nova Light" w:hAnsi="Arial Nova Light"/>
-                <w:sz w:val="14"/>
-                <w:szCs w:val="14"/>
-              </w:rPr>
-            </w:pPr>
+                <w:sz w:val="20"/>
+                <w:szCs w:val="20"/>
+              </w:rPr>
+            </w:pPr>
+            <w:r>
+              <w:rPr>
+                <w:rFonts w:ascii="Arial Nova Light" w:hAnsi="Arial Nova Light"/>
+                <w:sz w:val="20"/>
+                <w:szCs w:val="20"/>
+              </w:rPr>
+              <w:t>arr.shift() /  arr.unshift(10)</w:t>
+            </w:r>
           </w:p>
         </w:tc>
       </w:tr>
@@ -7643,45 +7724,15 @@
               <w:ind w:left="0"/>
               <w:rPr>
                 <w:rFonts w:ascii="Arial Nova Light" w:hAnsi="Arial Nova Light"/>
-                <w:sz w:val="14"/>
-                <w:szCs w:val="14"/>
-              </w:rPr>
-            </w:pPr>
-            <w:r>
-              <w:rPr>
-                <w:rFonts w:ascii="Arial Nova Light" w:hAnsi="Arial Nova Light"/>
-                <w:sz w:val="14"/>
-                <w:szCs w:val="14"/>
-              </w:rPr>
-              <w:t>shift / unshift</w:t>
-            </w:r>
+                <w:sz w:val="20"/>
+                <w:szCs w:val="20"/>
+              </w:rPr>
+            </w:pPr>
           </w:p>
         </w:tc>
         <w:tc>
           <w:tcPr>
             <w:tcW w:w="5109" w:type="dxa"/>
-          </w:tcPr>
-          <w:p>
-            <w:pPr>
-              <w:rPr>
-                <w:rFonts w:ascii="Arial Nova Light" w:hAnsi="Arial Nova Light"/>
-                <w:sz w:val="14"/>
-                <w:szCs w:val="14"/>
-              </w:rPr>
-            </w:pPr>
-            <w:r>
-              <w:rPr>
-                <w:rFonts w:ascii="Arial Nova Light" w:hAnsi="Arial Nova Light"/>
-                <w:sz w:val="14"/>
-                <w:szCs w:val="14"/>
-              </w:rPr>
-              <w:t>removes first element/ adds element at beginning.</w:t>
-            </w:r>
-          </w:p>
-        </w:tc>
-        <w:tc>
-          <w:tcPr>
-            <w:tcW w:w="3803" w:type="dxa"/>
           </w:tcPr>
           <w:p>
             <w:pPr>
@@ -7689,18 +7740,26 @@
               <w:ind w:left="0"/>
               <w:rPr>
                 <w:rFonts w:ascii="Arial Nova Light" w:hAnsi="Arial Nova Light"/>
-                <w:sz w:val="14"/>
-                <w:szCs w:val="14"/>
-              </w:rPr>
-            </w:pPr>
-            <w:r>
-              <w:rPr>
-                <w:rFonts w:ascii="Arial Nova Light" w:hAnsi="Arial Nova Light"/>
-                <w:sz w:val="14"/>
-                <w:szCs w:val="14"/>
-              </w:rPr>
-              <w:t>arr.shift() /  arr.unshift(10)</w:t>
-            </w:r>
+                <w:sz w:val="20"/>
+                <w:szCs w:val="20"/>
+              </w:rPr>
+            </w:pPr>
+          </w:p>
+        </w:tc>
+        <w:tc>
+          <w:tcPr>
+            <w:tcW w:w="3803" w:type="dxa"/>
+          </w:tcPr>
+          <w:p>
+            <w:pPr>
+              <w:pStyle w:val="ListParagraph"/>
+              <w:ind w:left="0"/>
+              <w:rPr>
+                <w:rFonts w:ascii="Arial Nova Light" w:hAnsi="Arial Nova Light"/>
+                <w:sz w:val="20"/>
+                <w:szCs w:val="20"/>
+              </w:rPr>
+            </w:pPr>
           </w:p>
         </w:tc>
       </w:tr>
@@ -7718,10 +7777,18 @@
               <w:ind w:left="0"/>
               <w:rPr>
                 <w:rFonts w:ascii="Arial Nova Light" w:hAnsi="Arial Nova Light"/>
-                <w:sz w:val="14"/>
-                <w:szCs w:val="14"/>
-              </w:rPr>
-            </w:pPr>
+                <w:sz w:val="20"/>
+                <w:szCs w:val="20"/>
+              </w:rPr>
+            </w:pPr>
+            <w:r>
+              <w:rPr>
+                <w:rFonts w:ascii="Arial Nova Light" w:hAnsi="Arial Nova Light"/>
+                <w:sz w:val="20"/>
+                <w:szCs w:val="20"/>
+              </w:rPr>
+              <w:t xml:space="preserve">why  slower array </w:t>
+            </w:r>
           </w:p>
         </w:tc>
         <w:tc>
@@ -7734,10 +7801,18 @@
               <w:ind w:left="0"/>
               <w:rPr>
                 <w:rFonts w:ascii="Arial Nova Light" w:hAnsi="Arial Nova Light"/>
-                <w:sz w:val="14"/>
-                <w:szCs w:val="14"/>
-              </w:rPr>
-            </w:pPr>
+                <w:sz w:val="20"/>
+                <w:szCs w:val="20"/>
+              </w:rPr>
+            </w:pPr>
+            <w:r>
+              <w:rPr>
+                <w:rFonts w:ascii="Arial Nova Light" w:hAnsi="Arial Nova Light"/>
+                <w:sz w:val="20"/>
+                <w:szCs w:val="20"/>
+              </w:rPr>
+              <w:t>because all elements need re-indexin</w:t>
+            </w:r>
           </w:p>
         </w:tc>
         <w:tc>
@@ -7750,8 +7825,8 @@
               <w:ind w:left="0"/>
               <w:rPr>
                 <w:rFonts w:ascii="Arial Nova Light" w:hAnsi="Arial Nova Light"/>
-                <w:sz w:val="14"/>
-                <w:szCs w:val="14"/>
+                <w:sz w:val="20"/>
+                <w:szCs w:val="20"/>
               </w:rPr>
             </w:pPr>
           </w:p>
@@ -7771,17 +7846,17 @@
               <w:ind w:left="0"/>
               <w:rPr>
                 <w:rFonts w:ascii="Arial Nova Light" w:hAnsi="Arial Nova Light"/>
-                <w:sz w:val="14"/>
-                <w:szCs w:val="14"/>
-              </w:rPr>
-            </w:pPr>
-            <w:r>
-              <w:rPr>
-                <w:rFonts w:ascii="Arial Nova Light" w:hAnsi="Arial Nova Light"/>
-                <w:sz w:val="14"/>
-                <w:szCs w:val="14"/>
-              </w:rPr>
-              <w:t xml:space="preserve">why  slower array </w:t>
+                <w:sz w:val="20"/>
+                <w:szCs w:val="20"/>
+              </w:rPr>
+            </w:pPr>
+            <w:r>
+              <w:rPr>
+                <w:rFonts w:ascii="Arial Nova Light" w:hAnsi="Arial Nova Light"/>
+                <w:sz w:val="20"/>
+                <w:szCs w:val="20"/>
+              </w:rPr>
+              <w:t>map()</w:t>
             </w:r>
           </w:p>
         </w:tc>
@@ -7795,32 +7870,70 @@
               <w:ind w:left="0"/>
               <w:rPr>
                 <w:rFonts w:ascii="Arial Nova Light" w:hAnsi="Arial Nova Light"/>
-                <w:sz w:val="14"/>
-                <w:szCs w:val="14"/>
-              </w:rPr>
-            </w:pPr>
-            <w:r>
-              <w:rPr>
-                <w:rFonts w:ascii="Arial Nova Light" w:hAnsi="Arial Nova Light"/>
-                <w:sz w:val="14"/>
-                <w:szCs w:val="14"/>
-              </w:rPr>
-              <w:t>because all elements need re-indexin</w:t>
-            </w:r>
-          </w:p>
-        </w:tc>
-        <w:tc>
-          <w:tcPr>
-            <w:tcW w:w="3803" w:type="dxa"/>
-          </w:tcPr>
+                <w:sz w:val="20"/>
+                <w:szCs w:val="20"/>
+              </w:rPr>
+            </w:pPr>
+            <w:r>
+              <w:rPr>
+                <w:rFonts w:ascii="Arial Nova Light" w:hAnsi="Arial Nova Light"/>
+                <w:sz w:val="20"/>
+                <w:szCs w:val="20"/>
+              </w:rPr>
+              <w:t>used to transform each element</w:t>
+            </w:r>
+          </w:p>
           <w:p>
             <w:pPr>
               <w:pStyle w:val="ListParagraph"/>
               <w:ind w:left="0"/>
               <w:rPr>
                 <w:rFonts w:ascii="Arial Nova Light" w:hAnsi="Arial Nova Light"/>
-                <w:sz w:val="14"/>
-                <w:szCs w:val="14"/>
+                <w:sz w:val="20"/>
+                <w:szCs w:val="20"/>
+              </w:rPr>
+            </w:pPr>
+            <w:r>
+              <w:rPr>
+                <w:rFonts w:ascii="Arial Nova Light" w:hAnsi="Arial Nova Light"/>
+                <w:sz w:val="20"/>
+                <w:szCs w:val="20"/>
+              </w:rPr>
+              <w:t>it return new array</w:t>
+            </w:r>
+          </w:p>
+          <w:p>
+            <w:pPr>
+              <w:pStyle w:val="ListParagraph"/>
+              <w:ind w:left="0"/>
+              <w:rPr>
+                <w:rFonts w:ascii="Arial Nova Light" w:hAnsi="Arial Nova Light"/>
+                <w:sz w:val="20"/>
+                <w:szCs w:val="20"/>
+              </w:rPr>
+            </w:pPr>
+            <w:r>
+              <w:rPr>
+                <w:rFonts w:ascii="Arial Nova Light" w:hAnsi="Arial Nova Light"/>
+                <w:sz w:val="20"/>
+                <w:szCs w:val="20"/>
+              </w:rPr>
+              <w:t>user when modifying every element.</w:t>
+            </w:r>
+          </w:p>
+        </w:tc>
+        <w:tc>
+          <w:tcPr>
+            <w:tcW w:w="3803" w:type="dxa"/>
+          </w:tcPr>
+          <w:p>
+            <w:pPr>
+              <w:pStyle w:val="ListParagraph"/>
+              <w:ind w:left="0"/>
+              <w:rPr>
+                <w:rFonts w:ascii="Arial Nova Light" w:hAnsi="Arial Nova Light"/>
+                <w:sz w:val="20"/>
+                <w:szCs w:val="20"/>
               </w:rPr>
             </w:pPr>
           </w:p>
@@ -7840,17 +7953,17 @@
               <w:ind w:left="0"/>
               <w:rPr>
                 <w:rFonts w:ascii="Arial Nova Light" w:hAnsi="Arial Nova Light"/>
-                <w:sz w:val="14"/>
-                <w:szCs w:val="14"/>
-              </w:rPr>
-            </w:pPr>
-            <w:r>
-              <w:rPr>
-                <w:rFonts w:ascii="Arial Nova Light" w:hAnsi="Arial Nova Light"/>
-                <w:sz w:val="14"/>
-                <w:szCs w:val="14"/>
-              </w:rPr>
-              <w:t>map()</w:t>
+                <w:sz w:val="20"/>
+                <w:szCs w:val="20"/>
+              </w:rPr>
+            </w:pPr>
+            <w:r>
+              <w:rPr>
+                <w:rFonts w:ascii="Arial Nova Light" w:hAnsi="Arial Nova Light"/>
+                <w:sz w:val="20"/>
+                <w:szCs w:val="20"/>
+              </w:rPr>
+              <w:t>filter()</w:t>
             </w:r>
           </w:p>
         </w:tc>
@@ -7858,76 +7971,64 @@
           <w:tcPr>
             <w:tcW w:w="5109" w:type="dxa"/>
           </w:tcPr>
+          <w:p>
+            <w:pPr>
+              <w:rPr>
+                <w:rFonts w:ascii="Arial Nova Light" w:hAnsi="Arial Nova Light"/>
+                <w:sz w:val="20"/>
+                <w:szCs w:val="20"/>
+              </w:rPr>
+            </w:pPr>
+            <w:r>
+              <w:rPr>
+                <w:rFonts w:ascii="Arial Nova Light" w:hAnsi="Arial Nova Light"/>
+                <w:sz w:val="20"/>
+                <w:szCs w:val="20"/>
+              </w:rPr>
+              <w:t>selects elements based on condition.</w:t>
+            </w:r>
+          </w:p>
+          <w:p>
+            <w:pPr>
+              <w:rPr>
+                <w:rFonts w:ascii="Arial Nova Light" w:hAnsi="Arial Nova Light"/>
+                <w:sz w:val="20"/>
+                <w:szCs w:val="20"/>
+              </w:rPr>
+            </w:pPr>
+            <w:r>
+              <w:rPr>
+                <w:rFonts w:ascii="Arial Nova Light" w:hAnsi="Arial Nova Light"/>
+                <w:sz w:val="20"/>
+                <w:szCs w:val="20"/>
+              </w:rPr>
+              <w:t>it return new array with matching elements.</w:t>
+            </w:r>
+          </w:p>
           <w:p>
             <w:pPr>
               <w:pStyle w:val="ListParagraph"/>
               <w:ind w:left="0"/>
               <w:rPr>
                 <w:rFonts w:ascii="Arial Nova Light" w:hAnsi="Arial Nova Light"/>
-                <w:sz w:val="14"/>
-                <w:szCs w:val="14"/>
-              </w:rPr>
-            </w:pPr>
-            <w:r>
-              <w:rPr>
-                <w:rFonts w:ascii="Arial Nova Light" w:hAnsi="Arial Nova Light"/>
-                <w:sz w:val="14"/>
-                <w:szCs w:val="14"/>
-              </w:rPr>
-              <w:t>used to transform each element</w:t>
-            </w:r>
-          </w:p>
+                <w:sz w:val="20"/>
+                <w:szCs w:val="20"/>
+              </w:rPr>
+            </w:pPr>
+          </w:p>
+        </w:tc>
+        <w:tc>
+          <w:tcPr>
+            <w:tcW w:w="3803" w:type="dxa"/>
+          </w:tcPr>
           <w:p>
             <w:pPr>
               <w:pStyle w:val="ListParagraph"/>
               <w:ind w:left="0"/>
               <w:rPr>
                 <w:rFonts w:ascii="Arial Nova Light" w:hAnsi="Arial Nova Light"/>
-                <w:sz w:val="14"/>
-                <w:szCs w:val="14"/>
-              </w:rPr>
-            </w:pPr>
-            <w:r>
-              <w:rPr>
-                <w:rFonts w:ascii="Arial Nova Light" w:hAnsi="Arial Nova Light"/>
-                <w:sz w:val="14"/>
-                <w:szCs w:val="14"/>
-              </w:rPr>
-              <w:t>it return new array</w:t>
-            </w:r>
-          </w:p>
-          <w:p>
-            <w:pPr>
-              <w:pStyle w:val="ListParagraph"/>
-              <w:ind w:left="0"/>
-              <w:rPr>
-                <w:rFonts w:ascii="Arial Nova Light" w:hAnsi="Arial Nova Light"/>
-                <w:sz w:val="14"/>
-                <w:szCs w:val="14"/>
-              </w:rPr>
-            </w:pPr>
-            <w:r>
-              <w:rPr>
-                <w:rFonts w:ascii="Arial Nova Light" w:hAnsi="Arial Nova Light"/>
-                <w:sz w:val="14"/>
-                <w:szCs w:val="14"/>
-              </w:rPr>
-              <w:t>user when modifying every element.</w:t>
-            </w:r>
-          </w:p>
-        </w:tc>
-        <w:tc>
-          <w:tcPr>
-            <w:tcW w:w="3803" w:type="dxa"/>
-          </w:tcPr>
-          <w:p>
-            <w:pPr>
-              <w:pStyle w:val="ListParagraph"/>
-              <w:ind w:left="0"/>
-              <w:rPr>
-                <w:rFonts w:ascii="Arial Nova Light" w:hAnsi="Arial Nova Light"/>
-                <w:sz w:val="14"/>
-                <w:szCs w:val="14"/>
+                <w:sz w:val="20"/>
+                <w:szCs w:val="20"/>
               </w:rPr>
             </w:pPr>
           </w:p>
@@ -7943,86 +8044,125 @@
           </w:tcPr>
           <w:p>
             <w:pPr>
+              <w:rPr>
+                <w:rFonts w:ascii="Arial Nova Light" w:hAnsi="Arial Nova Light"/>
+                <w:sz w:val="20"/>
+                <w:szCs w:val="20"/>
+              </w:rPr>
+            </w:pPr>
+            <w:r>
+              <w:rPr>
+                <w:rFonts w:ascii="Arial Nova Light" w:hAnsi="Arial Nova Light"/>
+                <w:sz w:val="20"/>
+                <w:szCs w:val="20"/>
+              </w:rPr>
+              <w:t>map vs filter?</w:t>
+            </w:r>
+          </w:p>
+          <w:p>
+            <w:pPr>
+              <w:rPr>
+                <w:rFonts w:ascii="Arial Nova Light" w:hAnsi="Arial Nova Light"/>
+                <w:sz w:val="20"/>
+                <w:szCs w:val="20"/>
+              </w:rPr>
+            </w:pPr>
+          </w:p>
+        </w:tc>
+        <w:tc>
+          <w:tcPr>
+            <w:tcW w:w="5109" w:type="dxa"/>
+          </w:tcPr>
+          <w:p>
+            <w:pPr>
+              <w:rPr>
+                <w:rFonts w:ascii="Arial Nova Light" w:hAnsi="Arial Nova Light"/>
+                <w:sz w:val="20"/>
+                <w:szCs w:val="20"/>
+              </w:rPr>
+            </w:pPr>
+            <w:r>
+              <w:rPr>
+                <w:rFonts w:ascii="Arial Nova Light" w:hAnsi="Arial Nova Light"/>
+                <w:sz w:val="20"/>
+                <w:szCs w:val="20"/>
+              </w:rPr>
+              <w:t xml:space="preserve">map </w:t>
+            </w:r>
+            <w:r>
+              <w:rPr>
+                <w:rFonts w:ascii="Arial" w:hAnsi="Arial" w:cs="Arial"/>
+                <w:sz w:val="20"/>
+                <w:szCs w:val="20"/>
+              </w:rPr>
+              <w:t>→</w:t>
+            </w:r>
+            <w:r>
+              <w:rPr>
+                <w:rFonts w:ascii="Arial Nova Light" w:hAnsi="Arial Nova Light"/>
+                <w:sz w:val="20"/>
+                <w:szCs w:val="20"/>
+              </w:rPr>
+              <w:t xml:space="preserve"> transform </w:t>
+            </w:r>
+          </w:p>
+          <w:p>
+            <w:pPr>
+              <w:rPr>
+                <w:rFonts w:ascii="Arial Nova Light" w:hAnsi="Arial Nova Light"/>
+                <w:sz w:val="20"/>
+                <w:szCs w:val="20"/>
+              </w:rPr>
+            </w:pPr>
+            <w:r>
+              <w:rPr>
+                <w:rFonts w:ascii="Arial Nova Light" w:hAnsi="Arial Nova Light"/>
+                <w:sz w:val="20"/>
+                <w:szCs w:val="20"/>
+              </w:rPr>
+              <w:t xml:space="preserve">filter </w:t>
+            </w:r>
+            <w:r>
+              <w:rPr>
+                <w:rFonts w:ascii="Arial" w:hAnsi="Arial" w:cs="Arial"/>
+                <w:sz w:val="20"/>
+                <w:szCs w:val="20"/>
+              </w:rPr>
+              <w:t>→</w:t>
+            </w:r>
+            <w:r>
+              <w:rPr>
+                <w:rFonts w:ascii="Arial Nova Light" w:hAnsi="Arial Nova Light"/>
+                <w:sz w:val="20"/>
+                <w:szCs w:val="20"/>
+              </w:rPr>
+              <w:t xml:space="preserve"> select </w:t>
+            </w:r>
+          </w:p>
+          <w:p>
+            <w:pPr>
               <w:pStyle w:val="ListParagraph"/>
               <w:ind w:left="0"/>
               <w:rPr>
                 <w:rFonts w:ascii="Arial Nova Light" w:hAnsi="Arial Nova Light"/>
-                <w:sz w:val="14"/>
-                <w:szCs w:val="14"/>
-              </w:rPr>
-            </w:pPr>
-            <w:r>
-              <w:rPr>
-                <w:rFonts w:ascii="Arial Nova Light" w:hAnsi="Arial Nova Light"/>
-                <w:sz w:val="14"/>
-                <w:szCs w:val="14"/>
-              </w:rPr>
-              <w:t>filter()</w:t>
-            </w:r>
-          </w:p>
-        </w:tc>
-        <w:tc>
-          <w:tcPr>
-            <w:tcW w:w="5109" w:type="dxa"/>
-          </w:tcPr>
-          <w:p>
-            <w:pPr>
-              <w:rPr>
-                <w:rFonts w:ascii="Arial Nova Light" w:hAnsi="Arial Nova Light"/>
-                <w:sz w:val="14"/>
-                <w:szCs w:val="14"/>
-              </w:rPr>
-            </w:pPr>
-            <w:r>
-              <w:rPr>
-                <w:rFonts w:ascii="Arial Nova Light" w:hAnsi="Arial Nova Light"/>
-                <w:sz w:val="14"/>
-                <w:szCs w:val="14"/>
-              </w:rPr>
-              <w:t>selects elements based on condition.</w:t>
-            </w:r>
-          </w:p>
-          <w:p>
-            <w:pPr>
-              <w:rPr>
-                <w:rFonts w:ascii="Arial Nova Light" w:hAnsi="Arial Nova Light"/>
-                <w:sz w:val="14"/>
-                <w:szCs w:val="14"/>
-              </w:rPr>
-            </w:pPr>
-            <w:r>
-              <w:rPr>
-                <w:rFonts w:ascii="Arial Nova Light" w:hAnsi="Arial Nova Light"/>
-                <w:sz w:val="14"/>
-                <w:szCs w:val="14"/>
-              </w:rPr>
-              <w:t>it return new array with matching elements.</w:t>
-            </w:r>
-          </w:p>
+                <w:sz w:val="20"/>
+                <w:szCs w:val="20"/>
+              </w:rPr>
+            </w:pPr>
+          </w:p>
+        </w:tc>
+        <w:tc>
+          <w:tcPr>
+            <w:tcW w:w="3803" w:type="dxa"/>
+          </w:tcPr>
           <w:p>
             <w:pPr>
               <w:pStyle w:val="ListParagraph"/>
               <w:ind w:left="0"/>
               <w:rPr>
                 <w:rFonts w:ascii="Arial Nova Light" w:hAnsi="Arial Nova Light"/>
-                <w:sz w:val="14"/>
-                <w:szCs w:val="14"/>
-              </w:rPr>
-            </w:pPr>
-          </w:p>
-        </w:tc>
-        <w:tc>
-          <w:tcPr>
-            <w:tcW w:w="3803" w:type="dxa"/>
-          </w:tcPr>
-          <w:p>
-            <w:pPr>
-              <w:pStyle w:val="ListParagraph"/>
-              <w:ind w:left="0"/>
-              <w:rPr>
-                <w:rFonts w:ascii="Arial Nova Light" w:hAnsi="Arial Nova Light"/>
-                <w:sz w:val="14"/>
-                <w:szCs w:val="14"/>
+                <w:sz w:val="20"/>
+                <w:szCs w:val="20"/>
               </w:rPr>
             </w:pPr>
           </w:p>
@@ -8038,116 +8178,27 @@
           </w:tcPr>
           <w:p>
             <w:pPr>
-              <w:rPr>
-                <w:rFonts w:ascii="Arial Nova Light" w:hAnsi="Arial Nova Light"/>
-                <w:sz w:val="14"/>
-                <w:szCs w:val="14"/>
-              </w:rPr>
-            </w:pPr>
-            <w:r>
-              <w:rPr>
-                <w:rFonts w:ascii="Arial Nova Light" w:hAnsi="Arial Nova Light"/>
-                <w:sz w:val="14"/>
-                <w:szCs w:val="14"/>
-              </w:rPr>
-              <w:t>map vs filter?</w:t>
-            </w:r>
-          </w:p>
-          <w:p>
-            <w:pPr>
-              <w:rPr>
-                <w:rFonts w:ascii="Arial Nova Light" w:hAnsi="Arial Nova Light"/>
-                <w:sz w:val="14"/>
-                <w:szCs w:val="14"/>
-              </w:rPr>
-            </w:pPr>
-          </w:p>
-        </w:tc>
-        <w:tc>
-          <w:tcPr>
-            <w:tcW w:w="5109" w:type="dxa"/>
-          </w:tcPr>
-          <w:p>
-            <w:pPr>
-              <w:rPr>
-                <w:rFonts w:ascii="Arial Nova Light" w:hAnsi="Arial Nova Light"/>
-                <w:sz w:val="14"/>
-                <w:szCs w:val="14"/>
-              </w:rPr>
-            </w:pPr>
-            <w:r>
-              <w:rPr>
-                <w:rFonts w:ascii="Arial Nova Light" w:hAnsi="Arial Nova Light"/>
-                <w:sz w:val="14"/>
-                <w:szCs w:val="14"/>
-              </w:rPr>
-              <w:t xml:space="preserve">map </w:t>
-            </w:r>
-            <w:r>
-              <w:rPr>
-                <w:rFonts w:ascii="Arial" w:hAnsi="Arial" w:cs="Arial"/>
-                <w:sz w:val="14"/>
-                <w:szCs w:val="14"/>
-              </w:rPr>
-              <w:t>→</w:t>
-            </w:r>
-            <w:r>
-              <w:rPr>
-                <w:rFonts w:ascii="Arial Nova Light" w:hAnsi="Arial Nova Light"/>
-                <w:sz w:val="14"/>
-                <w:szCs w:val="14"/>
-              </w:rPr>
-              <w:t xml:space="preserve"> transform </w:t>
-            </w:r>
-          </w:p>
-          <w:p>
-            <w:pPr>
-              <w:rPr>
-                <w:rFonts w:ascii="Arial Nova Light" w:hAnsi="Arial Nova Light"/>
-                <w:sz w:val="14"/>
-                <w:szCs w:val="14"/>
-              </w:rPr>
-            </w:pPr>
-            <w:r>
-              <w:rPr>
-                <w:rFonts w:ascii="Arial Nova Light" w:hAnsi="Arial Nova Light"/>
-                <w:sz w:val="14"/>
-                <w:szCs w:val="14"/>
-              </w:rPr>
-              <w:t xml:space="preserve">filter </w:t>
-            </w:r>
-            <w:r>
-              <w:rPr>
-                <w:rFonts w:ascii="Arial" w:hAnsi="Arial" w:cs="Arial"/>
-                <w:sz w:val="14"/>
-                <w:szCs w:val="14"/>
-              </w:rPr>
-              <w:t>→</w:t>
-            </w:r>
-            <w:r>
-              <w:rPr>
-                <w:rFonts w:ascii="Arial Nova Light" w:hAnsi="Arial Nova Light"/>
-                <w:sz w:val="14"/>
-                <w:szCs w:val="14"/>
-              </w:rPr>
-              <w:t xml:space="preserve"> select </w:t>
-            </w:r>
-          </w:p>
-          <w:p>
-            <w:pPr>
               <w:pStyle w:val="ListParagraph"/>
               <w:ind w:left="0"/>
               <w:rPr>
                 <w:rFonts w:ascii="Arial Nova Light" w:hAnsi="Arial Nova Light"/>
-                <w:sz w:val="14"/>
-                <w:szCs w:val="14"/>
-              </w:rPr>
-            </w:pPr>
-          </w:p>
-        </w:tc>
-        <w:tc>
-          <w:tcPr>
-            <w:tcW w:w="3803" w:type="dxa"/>
+                <w:sz w:val="20"/>
+                <w:szCs w:val="20"/>
+              </w:rPr>
+            </w:pPr>
+            <w:r>
+              <w:rPr>
+                <w:rFonts w:ascii="Arial Nova Light" w:hAnsi="Arial Nova Light"/>
+                <w:sz w:val="20"/>
+                <w:szCs w:val="20"/>
+              </w:rPr>
+              <w:t>slice()</w:t>
+            </w:r>
+          </w:p>
+        </w:tc>
+        <w:tc>
+          <w:tcPr>
+            <w:tcW w:w="5109" w:type="dxa"/>
           </w:tcPr>
           <w:p>
             <w:pPr>
@@ -8155,10 +8206,42 @@
               <w:ind w:left="0"/>
               <w:rPr>
                 <w:rFonts w:ascii="Arial Nova Light" w:hAnsi="Arial Nova Light"/>
-                <w:sz w:val="14"/>
-                <w:szCs w:val="14"/>
-              </w:rPr>
-            </w:pPr>
+                <w:sz w:val="20"/>
+                <w:szCs w:val="20"/>
+              </w:rPr>
+            </w:pPr>
+            <w:r>
+              <w:rPr>
+                <w:rFonts w:ascii="Arial Nova Light" w:hAnsi="Arial Nova Light"/>
+                <w:sz w:val="20"/>
+                <w:szCs w:val="20"/>
+              </w:rPr>
+              <w:t>returns a portion without changing original array.</w:t>
+            </w:r>
+          </w:p>
+        </w:tc>
+        <w:tc>
+          <w:tcPr>
+            <w:tcW w:w="3803" w:type="dxa"/>
+          </w:tcPr>
+          <w:p>
+            <w:pPr>
+              <w:pStyle w:val="ListParagraph"/>
+              <w:ind w:left="0"/>
+              <w:rPr>
+                <w:rFonts w:ascii="Arial Nova Light" w:hAnsi="Arial Nova Light"/>
+                <w:sz w:val="20"/>
+                <w:szCs w:val="20"/>
+              </w:rPr>
+            </w:pPr>
+            <w:r>
+              <w:rPr>
+                <w:rFonts w:ascii="Arial Nova Light" w:hAnsi="Arial Nova Light"/>
+                <w:sz w:val="20"/>
+                <w:szCs w:val="20"/>
+              </w:rPr>
+              <w:t>arr.slice(1,3);</w:t>
+            </w:r>
           </w:p>
         </w:tc>
       </w:tr>
@@ -8176,17 +8259,17 @@
               <w:ind w:left="0"/>
               <w:rPr>
                 <w:rFonts w:ascii="Arial Nova Light" w:hAnsi="Arial Nova Light"/>
-                <w:sz w:val="14"/>
-                <w:szCs w:val="14"/>
-              </w:rPr>
-            </w:pPr>
-            <w:r>
-              <w:rPr>
-                <w:rFonts w:ascii="Arial Nova Light" w:hAnsi="Arial Nova Light"/>
-                <w:sz w:val="14"/>
-                <w:szCs w:val="14"/>
-              </w:rPr>
-              <w:t>slice()</w:t>
+                <w:sz w:val="20"/>
+                <w:szCs w:val="20"/>
+              </w:rPr>
+            </w:pPr>
+            <w:r>
+              <w:rPr>
+                <w:rFonts w:ascii="Arial Nova Light" w:hAnsi="Arial Nova Light"/>
+                <w:sz w:val="20"/>
+                <w:szCs w:val="20"/>
+              </w:rPr>
+              <w:t>what if index doesn’t exist</w:t>
             </w:r>
           </w:p>
         </w:tc>
@@ -8200,17 +8283,17 @@
               <w:ind w:left="0"/>
               <w:rPr>
                 <w:rFonts w:ascii="Arial Nova Light" w:hAnsi="Arial Nova Light"/>
-                <w:sz w:val="14"/>
-                <w:szCs w:val="14"/>
-              </w:rPr>
-            </w:pPr>
-            <w:r>
-              <w:rPr>
-                <w:rFonts w:ascii="Arial Nova Light" w:hAnsi="Arial Nova Light"/>
-                <w:sz w:val="14"/>
-                <w:szCs w:val="14"/>
-              </w:rPr>
-              <w:t>returns a portion without changing original array.</w:t>
+                <w:sz w:val="20"/>
+                <w:szCs w:val="20"/>
+              </w:rPr>
+            </w:pPr>
+            <w:r>
+              <w:rPr>
+                <w:rFonts w:ascii="Arial Nova Light" w:hAnsi="Arial Nova Light"/>
+                <w:sz w:val="20"/>
+                <w:szCs w:val="20"/>
+              </w:rPr>
+              <w:t>returns undefined</w:t>
             </w:r>
           </w:p>
         </w:tc>
@@ -8224,18 +8307,10 @@
               <w:ind w:left="0"/>
               <w:rPr>
                 <w:rFonts w:ascii="Arial Nova Light" w:hAnsi="Arial Nova Light"/>
-                <w:sz w:val="14"/>
-                <w:szCs w:val="14"/>
-              </w:rPr>
-            </w:pPr>
-            <w:r>
-              <w:rPr>
-                <w:rFonts w:ascii="Arial Nova Light" w:hAnsi="Arial Nova Light"/>
-                <w:sz w:val="14"/>
-                <w:szCs w:val="14"/>
-              </w:rPr>
-              <w:t>arr.slice(1,3);</w:t>
-            </w:r>
+                <w:sz w:val="20"/>
+                <w:szCs w:val="20"/>
+              </w:rPr>
+            </w:pPr>
           </w:p>
         </w:tc>
       </w:tr>
@@ -8253,23 +8328,45 @@
               <w:ind w:left="0"/>
               <w:rPr>
                 <w:rFonts w:ascii="Arial Nova Light" w:hAnsi="Arial Nova Light"/>
-                <w:sz w:val="14"/>
-                <w:szCs w:val="14"/>
-              </w:rPr>
-            </w:pPr>
-            <w:r>
-              <w:rPr>
-                <w:rFonts w:ascii="Arial Nova Light" w:hAnsi="Arial Nova Light"/>
-                <w:sz w:val="14"/>
-                <w:szCs w:val="14"/>
-              </w:rPr>
-              <w:t>what if index doesn’t exist</w:t>
+                <w:sz w:val="20"/>
+                <w:szCs w:val="20"/>
+              </w:rPr>
+            </w:pPr>
+            <w:r>
+              <w:rPr>
+                <w:rFonts w:ascii="Arial Nova Light" w:hAnsi="Arial Nova Light"/>
+                <w:sz w:val="20"/>
+                <w:szCs w:val="20"/>
+              </w:rPr>
+              <w:t>slice() vs splice()</w:t>
             </w:r>
           </w:p>
         </w:tc>
         <w:tc>
           <w:tcPr>
             <w:tcW w:w="5109" w:type="dxa"/>
+          </w:tcPr>
+          <w:p>
+            <w:pPr>
+              <w:rPr>
+                <w:rFonts w:ascii="Arial Nova Light" w:hAnsi="Arial Nova Light"/>
+                <w:sz w:val="20"/>
+                <w:szCs w:val="20"/>
+              </w:rPr>
+            </w:pPr>
+            <w:r>
+              <w:rPr>
+                <w:rFonts w:ascii="Arial Nova Light" w:hAnsi="Arial Nova Light"/>
+                <w:sz w:val="20"/>
+                <w:szCs w:val="20"/>
+              </w:rPr>
+              <w:t>slice = no change, splice = modifies original</w:t>
+            </w:r>
+          </w:p>
+        </w:tc>
+        <w:tc>
+          <w:tcPr>
+            <w:tcW w:w="3803" w:type="dxa"/>
           </w:tcPr>
           <w:p>
             <w:pPr>
@@ -8277,32 +8374,8 @@
               <w:ind w:left="0"/>
               <w:rPr>
                 <w:rFonts w:ascii="Arial Nova Light" w:hAnsi="Arial Nova Light"/>
-                <w:sz w:val="14"/>
-                <w:szCs w:val="14"/>
-              </w:rPr>
-            </w:pPr>
-            <w:r>
-              <w:rPr>
-                <w:rFonts w:ascii="Arial Nova Light" w:hAnsi="Arial Nova Light"/>
-                <w:sz w:val="14"/>
-                <w:szCs w:val="14"/>
-              </w:rPr>
-              <w:t>returns undefined</w:t>
-            </w:r>
-          </w:p>
-        </w:tc>
-        <w:tc>
-          <w:tcPr>
-            <w:tcW w:w="3803" w:type="dxa"/>
-          </w:tcPr>
-          <w:p>
-            <w:pPr>
-              <w:pStyle w:val="ListParagraph"/>
-              <w:ind w:left="0"/>
-              <w:rPr>
-                <w:rFonts w:ascii="Arial Nova Light" w:hAnsi="Arial Nova Light"/>
-                <w:sz w:val="14"/>
-                <w:szCs w:val="14"/>
+                <w:sz w:val="20"/>
+                <w:szCs w:val="20"/>
               </w:rPr>
             </w:pPr>
           </w:p>
@@ -8322,17 +8395,17 @@
               <w:ind w:left="0"/>
               <w:rPr>
                 <w:rFonts w:ascii="Arial Nova Light" w:hAnsi="Arial Nova Light"/>
-                <w:sz w:val="14"/>
-                <w:szCs w:val="14"/>
-              </w:rPr>
-            </w:pPr>
-            <w:r>
-              <w:rPr>
-                <w:rFonts w:ascii="Arial Nova Light" w:hAnsi="Arial Nova Light"/>
-                <w:sz w:val="14"/>
-                <w:szCs w:val="14"/>
-              </w:rPr>
-              <w:t>slice() vs splice()</w:t>
+                <w:sz w:val="20"/>
+                <w:szCs w:val="20"/>
+              </w:rPr>
+            </w:pPr>
+            <w:r>
+              <w:rPr>
+                <w:rFonts w:ascii="Arial Nova Light" w:hAnsi="Arial Nova Light"/>
+                <w:sz w:val="20"/>
+                <w:szCs w:val="20"/>
+              </w:rPr>
+              <w:t>includes()</w:t>
             </w:r>
           </w:p>
         </w:tc>
@@ -8344,17 +8417,17 @@
             <w:pPr>
               <w:rPr>
                 <w:rFonts w:ascii="Arial Nova Light" w:hAnsi="Arial Nova Light"/>
-                <w:sz w:val="14"/>
-                <w:szCs w:val="14"/>
-              </w:rPr>
-            </w:pPr>
-            <w:r>
-              <w:rPr>
-                <w:rFonts w:ascii="Arial Nova Light" w:hAnsi="Arial Nova Light"/>
-                <w:sz w:val="14"/>
-                <w:szCs w:val="14"/>
-              </w:rPr>
-              <w:t>slice = no change, splice = modifies original</w:t>
+                <w:sz w:val="20"/>
+                <w:szCs w:val="20"/>
+              </w:rPr>
+            </w:pPr>
+            <w:r>
+              <w:rPr>
+                <w:rFonts w:ascii="Arial Nova Light" w:hAnsi="Arial Nova Light"/>
+                <w:sz w:val="20"/>
+                <w:szCs w:val="20"/>
+              </w:rPr>
+              <w:t>checks if value exists.</w:t>
             </w:r>
           </w:p>
         </w:tc>
@@ -8368,10 +8441,18 @@
               <w:ind w:left="0"/>
               <w:rPr>
                 <w:rFonts w:ascii="Arial Nova Light" w:hAnsi="Arial Nova Light"/>
-                <w:sz w:val="14"/>
-                <w:szCs w:val="14"/>
-              </w:rPr>
-            </w:pPr>
+                <w:sz w:val="20"/>
+                <w:szCs w:val="20"/>
+              </w:rPr>
+            </w:pPr>
+            <w:r>
+              <w:rPr>
+                <w:rFonts w:ascii="Arial Nova Light" w:hAnsi="Arial Nova Light"/>
+                <w:sz w:val="20"/>
+                <w:szCs w:val="20"/>
+              </w:rPr>
+              <w:t>arr.includes(2);</w:t>
+            </w:r>
           </w:p>
         </w:tc>
       </w:tr>
@@ -8389,17 +8470,17 @@
               <w:ind w:left="0"/>
               <w:rPr>
                 <w:rFonts w:ascii="Arial Nova Light" w:hAnsi="Arial Nova Light"/>
-                <w:sz w:val="14"/>
-                <w:szCs w:val="14"/>
-              </w:rPr>
-            </w:pPr>
-            <w:r>
-              <w:rPr>
-                <w:rFonts w:ascii="Arial Nova Light" w:hAnsi="Arial Nova Light"/>
-                <w:sz w:val="14"/>
-                <w:szCs w:val="14"/>
-              </w:rPr>
-              <w:t>includes()</w:t>
+                <w:sz w:val="20"/>
+                <w:szCs w:val="20"/>
+              </w:rPr>
+            </w:pPr>
+            <w:r>
+              <w:rPr>
+                <w:rFonts w:ascii="Arial Nova Light" w:hAnsi="Arial Nova Light"/>
+                <w:sz w:val="20"/>
+                <w:szCs w:val="20"/>
+              </w:rPr>
+              <w:t>indexof()</w:t>
             </w:r>
           </w:p>
         </w:tc>
@@ -8411,17 +8492,17 @@
             <w:pPr>
               <w:rPr>
                 <w:rFonts w:ascii="Arial Nova Light" w:hAnsi="Arial Nova Light"/>
-                <w:sz w:val="14"/>
-                <w:szCs w:val="14"/>
-              </w:rPr>
-            </w:pPr>
-            <w:r>
-              <w:rPr>
-                <w:rFonts w:ascii="Arial Nova Light" w:hAnsi="Arial Nova Light"/>
-                <w:sz w:val="14"/>
-                <w:szCs w:val="14"/>
-              </w:rPr>
-              <w:t>checks if value exists.</w:t>
+                <w:sz w:val="20"/>
+                <w:szCs w:val="20"/>
+              </w:rPr>
+            </w:pPr>
+            <w:r>
+              <w:rPr>
+                <w:rFonts w:ascii="Arial Nova Light" w:hAnsi="Arial Nova Light"/>
+                <w:sz w:val="20"/>
+                <w:szCs w:val="20"/>
+              </w:rPr>
+              <w:t>returns index or -1.</w:t>
             </w:r>
           </w:p>
         </w:tc>
@@ -8435,18 +8516,10 @@
               <w:ind w:left="0"/>
               <w:rPr>
                 <w:rFonts w:ascii="Arial Nova Light" w:hAnsi="Arial Nova Light"/>
-                <w:sz w:val="14"/>
-                <w:szCs w:val="14"/>
-              </w:rPr>
-            </w:pPr>
-            <w:r>
-              <w:rPr>
-                <w:rFonts w:ascii="Arial Nova Light" w:hAnsi="Arial Nova Light"/>
-                <w:sz w:val="14"/>
-                <w:szCs w:val="14"/>
-              </w:rPr>
-              <w:t>arr.includes(2);</w:t>
-            </w:r>
+                <w:sz w:val="20"/>
+                <w:szCs w:val="20"/>
+              </w:rPr>
+            </w:pPr>
           </w:p>
         </w:tc>
       </w:tr>
@@ -8464,17 +8537,17 @@
               <w:ind w:left="0"/>
               <w:rPr>
                 <w:rFonts w:ascii="Arial Nova Light" w:hAnsi="Arial Nova Light"/>
-                <w:sz w:val="14"/>
-                <w:szCs w:val="14"/>
-              </w:rPr>
-            </w:pPr>
-            <w:r>
-              <w:rPr>
-                <w:rFonts w:ascii="Arial Nova Light" w:hAnsi="Arial Nova Light"/>
-                <w:sz w:val="14"/>
-                <w:szCs w:val="14"/>
-              </w:rPr>
-              <w:t>indexof()</w:t>
+                <w:sz w:val="20"/>
+                <w:szCs w:val="20"/>
+              </w:rPr>
+            </w:pPr>
+            <w:r>
+              <w:rPr>
+                <w:rFonts w:ascii="Arial Nova Light" w:hAnsi="Arial Nova Light"/>
+                <w:sz w:val="20"/>
+                <w:szCs w:val="20"/>
+              </w:rPr>
+              <w:t>join()</w:t>
             </w:r>
           </w:p>
         </w:tc>
@@ -8486,17 +8559,17 @@
             <w:pPr>
               <w:rPr>
                 <w:rFonts w:ascii="Arial Nova Light" w:hAnsi="Arial Nova Light"/>
-                <w:sz w:val="14"/>
-                <w:szCs w:val="14"/>
-              </w:rPr>
-            </w:pPr>
-            <w:r>
-              <w:rPr>
-                <w:rFonts w:ascii="Arial Nova Light" w:hAnsi="Arial Nova Light"/>
-                <w:sz w:val="14"/>
-                <w:szCs w:val="14"/>
-              </w:rPr>
-              <w:t>returns index or -1.</w:t>
+                <w:sz w:val="20"/>
+                <w:szCs w:val="20"/>
+              </w:rPr>
+            </w:pPr>
+            <w:r>
+              <w:rPr>
+                <w:rFonts w:ascii="Arial Nova Light" w:hAnsi="Arial Nova Light"/>
+                <w:sz w:val="20"/>
+                <w:szCs w:val="20"/>
+              </w:rPr>
+              <w:t>converts array to string.</w:t>
             </w:r>
           </w:p>
         </w:tc>
@@ -8510,10 +8583,18 @@
               <w:ind w:left="0"/>
               <w:rPr>
                 <w:rFonts w:ascii="Arial Nova Light" w:hAnsi="Arial Nova Light"/>
-                <w:sz w:val="14"/>
-                <w:szCs w:val="14"/>
-              </w:rPr>
-            </w:pPr>
+                <w:sz w:val="20"/>
+                <w:szCs w:val="20"/>
+              </w:rPr>
+            </w:pPr>
+            <w:r>
+              <w:rPr>
+                <w:rFonts w:ascii="Arial Nova Light" w:hAnsi="Arial Nova Light"/>
+                <w:sz w:val="20"/>
+                <w:szCs w:val="20"/>
+              </w:rPr>
+              <w:t>arr.join("-");</w:t>
+            </w:r>
           </w:p>
         </w:tc>
       </w:tr>
@@ -8531,17 +8612,17 @@
               <w:ind w:left="0"/>
               <w:rPr>
                 <w:rFonts w:ascii="Arial Nova Light" w:hAnsi="Arial Nova Light"/>
-                <w:sz w:val="14"/>
-                <w:szCs w:val="14"/>
-              </w:rPr>
-            </w:pPr>
-            <w:r>
-              <w:rPr>
-                <w:rFonts w:ascii="Arial Nova Light" w:hAnsi="Arial Nova Light"/>
-                <w:sz w:val="14"/>
-                <w:szCs w:val="14"/>
-              </w:rPr>
-              <w:t>join()</w:t>
+                <w:sz w:val="20"/>
+                <w:szCs w:val="20"/>
+              </w:rPr>
+            </w:pPr>
+            <w:r>
+              <w:rPr>
+                <w:rFonts w:ascii="Arial Nova Light" w:hAnsi="Arial Nova Light"/>
+                <w:sz w:val="20"/>
+                <w:szCs w:val="20"/>
+              </w:rPr>
+              <w:t>what is destructuring</w:t>
             </w:r>
           </w:p>
         </w:tc>
@@ -8553,17 +8634,17 @@
             <w:pPr>
               <w:rPr>
                 <w:rFonts w:ascii="Arial Nova Light" w:hAnsi="Arial Nova Light"/>
-                <w:sz w:val="14"/>
-                <w:szCs w:val="14"/>
-              </w:rPr>
-            </w:pPr>
-            <w:r>
-              <w:rPr>
-                <w:rFonts w:ascii="Arial Nova Light" w:hAnsi="Arial Nova Light"/>
-                <w:sz w:val="14"/>
-                <w:szCs w:val="14"/>
-              </w:rPr>
-              <w:t>converts array to string.</w:t>
+                <w:sz w:val="20"/>
+                <w:szCs w:val="20"/>
+              </w:rPr>
+            </w:pPr>
+            <w:r>
+              <w:rPr>
+                <w:rFonts w:ascii="Arial Nova Light" w:hAnsi="Arial Nova Light"/>
+                <w:sz w:val="20"/>
+                <w:szCs w:val="20"/>
+              </w:rPr>
+              <w:t>array ke values ko directly variables me nikaal lena.</w:t>
             </w:r>
           </w:p>
         </w:tc>
@@ -8577,17 +8658,139 @@
               <w:ind w:left="0"/>
               <w:rPr>
                 <w:rFonts w:ascii="Arial Nova Light" w:hAnsi="Arial Nova Light"/>
-                <w:sz w:val="14"/>
-                <w:szCs w:val="14"/>
-              </w:rPr>
-            </w:pPr>
-            <w:r>
-              <w:rPr>
-                <w:rFonts w:ascii="Arial Nova Light" w:hAnsi="Arial Nova Light"/>
-                <w:sz w:val="14"/>
-                <w:szCs w:val="14"/>
-              </w:rPr>
-              <w:t>arr.join("-");</w:t>
+                <w:sz w:val="20"/>
+                <w:szCs w:val="20"/>
+              </w:rPr>
+            </w:pPr>
+            <w:r>
+              <w:rPr>
+                <w:rFonts w:ascii="Arial Nova Light" w:hAnsi="Arial Nova Light"/>
+                <w:sz w:val="20"/>
+                <w:szCs w:val="20"/>
+              </w:rPr>
+              <w:t>let [a, b] = [1, 2];</w:t>
+            </w:r>
+          </w:p>
+          <w:p>
+            <w:pPr>
+              <w:pStyle w:val="ListParagraph"/>
+              <w:ind w:left="0"/>
+              <w:rPr>
+                <w:rFonts w:ascii="Arial Nova Light" w:hAnsi="Arial Nova Light"/>
+                <w:sz w:val="20"/>
+                <w:szCs w:val="20"/>
+              </w:rPr>
+            </w:pPr>
+            <w:r>
+              <w:rPr>
+                <w:rFonts w:ascii="Arial Nova Light" w:hAnsi="Arial Nova Light"/>
+                <w:sz w:val="20"/>
+                <w:szCs w:val="20"/>
+              </w:rPr>
+              <w:t>et arr = [10, 20, 30];</w:t>
+            </w:r>
+            <w:r>
+              <w:rPr>
+                <w:rFonts w:ascii="Arial Nova Light" w:hAnsi="Arial Nova Light"/>
+                <w:sz w:val="20"/>
+                <w:szCs w:val="20"/>
+              </w:rPr>
+              <w:br/>
+              <w:t>let [x, y] = arr;</w:t>
+            </w:r>
+            <w:r>
+              <w:rPr>
+                <w:rFonts w:ascii="Arial Nova Light" w:hAnsi="Arial Nova Light"/>
+                <w:sz w:val="20"/>
+                <w:szCs w:val="20"/>
+              </w:rPr>
+              <w:br/>
+              <w:t>console.log(x); // 10</w:t>
+            </w:r>
+            <w:r>
+              <w:rPr>
+                <w:rFonts w:ascii="Arial Nova Light" w:hAnsi="Arial Nova Light"/>
+                <w:sz w:val="20"/>
+                <w:szCs w:val="20"/>
+              </w:rPr>
+              <w:br/>
+              <w:t>console.log(y); // 20</w:t>
+            </w:r>
+          </w:p>
+          <w:p>
+            <w:pPr>
+              <w:pStyle w:val="ListParagraph"/>
+              <w:ind w:left="0"/>
+              <w:rPr>
+                <w:rFonts w:ascii="Arial Nova Light" w:hAnsi="Arial Nova Light"/>
+                <w:sz w:val="20"/>
+                <w:szCs w:val="20"/>
+              </w:rPr>
+            </w:pPr>
+            <w:r>
+              <w:rPr>
+                <w:rFonts w:ascii="Arial Nova Light" w:hAnsi="Arial Nova Light"/>
+                <w:sz w:val="20"/>
+                <w:szCs w:val="20"/>
+              </w:rPr>
+              <w:t>let [a, , c] = [1,2,3]; // skip middle</w:t>
+            </w:r>
+            <w:r>
+              <w:rPr>
+                <w:rFonts w:ascii="Arial Nova Light" w:hAnsi="Arial Nova Light"/>
+                <w:sz w:val="20"/>
+                <w:szCs w:val="20"/>
+              </w:rPr>
+              <w:br/>
+              <w:t>console.log(c); // 3</w:t>
+            </w:r>
+          </w:p>
+          <w:p>
+            <w:pPr>
+              <w:pStyle w:val="ListParagraph"/>
+              <w:ind w:left="0"/>
+              <w:rPr>
+                <w:rFonts w:ascii="Arial Nova Light" w:hAnsi="Arial Nova Light"/>
+                <w:sz w:val="20"/>
+                <w:szCs w:val="20"/>
+              </w:rPr>
+            </w:pPr>
+          </w:p>
+          <w:p>
+            <w:pPr>
+              <w:pStyle w:val="ListParagraph"/>
+              <w:ind w:left="0"/>
+              <w:rPr>
+                <w:rFonts w:ascii="Arial Nova Light" w:hAnsi="Arial Nova Light"/>
+                <w:sz w:val="20"/>
+                <w:szCs w:val="20"/>
+              </w:rPr>
+            </w:pPr>
+            <w:r>
+              <w:rPr>
+                <w:rFonts w:ascii="Arial Nova Light" w:hAnsi="Arial Nova Light"/>
+                <w:sz w:val="20"/>
+                <w:szCs w:val="20"/>
+              </w:rPr>
+              <w:t xml:space="preserve">let [a = 5, b = 10] = [1]; </w:t>
+            </w:r>
+            <w:r>
+              <w:rPr>
+                <w:rFonts w:ascii="Arial Nova Light" w:hAnsi="Arial Nova Light"/>
+                <w:sz w:val="20"/>
+                <w:szCs w:val="20"/>
+              </w:rPr>
+              <w:br/>
+              <w:t>// default values</w:t>
+            </w:r>
+            <w:r>
+              <w:rPr>
+                <w:rFonts w:ascii="Arial Nova Light" w:hAnsi="Arial Nova Light"/>
+                <w:sz w:val="20"/>
+                <w:szCs w:val="20"/>
+              </w:rPr>
+              <w:br/>
+              <w:t>// a = 1, b = 10</w:t>
             </w:r>
           </w:p>
         </w:tc>
@@ -8606,17 +8809,17 @@
               <w:ind w:left="0"/>
               <w:rPr>
                 <w:rFonts w:ascii="Arial Nova Light" w:hAnsi="Arial Nova Light"/>
-                <w:sz w:val="14"/>
-                <w:szCs w:val="14"/>
-              </w:rPr>
-            </w:pPr>
-            <w:r>
-              <w:rPr>
-                <w:rFonts w:ascii="Arial Nova Light" w:hAnsi="Arial Nova Light"/>
-                <w:sz w:val="14"/>
-                <w:szCs w:val="14"/>
-              </w:rPr>
-              <w:t>what is destructuring</w:t>
+                <w:sz w:val="20"/>
+                <w:szCs w:val="20"/>
+              </w:rPr>
+            </w:pPr>
+            <w:r>
+              <w:rPr>
+                <w:rFonts w:ascii="Arial Nova Light" w:hAnsi="Arial Nova Light"/>
+                <w:sz w:val="20"/>
+                <w:szCs w:val="20"/>
+              </w:rPr>
+              <w:t>spread operator</w:t>
             </w:r>
           </w:p>
         </w:tc>
@@ -8628,17 +8831,181 @@
             <w:pPr>
               <w:rPr>
                 <w:rFonts w:ascii="Arial Nova Light" w:hAnsi="Arial Nova Light"/>
-                <w:sz w:val="14"/>
-                <w:szCs w:val="14"/>
-              </w:rPr>
-            </w:pPr>
-            <w:r>
-              <w:rPr>
-                <w:rFonts w:ascii="Arial Nova Light" w:hAnsi="Arial Nova Light"/>
-                <w:sz w:val="14"/>
-                <w:szCs w:val="14"/>
-              </w:rPr>
-              <w:t>array ke values ko directly variables me nikaal lena.</w:t>
+                <w:sz w:val="20"/>
+                <w:szCs w:val="20"/>
+              </w:rPr>
+            </w:pPr>
+            <w:r>
+              <w:rPr>
+                <w:rFonts w:ascii="Arial Nova Light" w:hAnsi="Arial Nova Light"/>
+                <w:sz w:val="20"/>
+                <w:szCs w:val="20"/>
+              </w:rPr>
+              <w:t>array ko "spread" karke uske elements alag-alag nikaal dena</w:t>
+            </w:r>
+          </w:p>
+          <w:p>
+            <w:pPr>
+              <w:rPr>
+                <w:rFonts w:ascii="Arial Nova Light" w:hAnsi="Arial Nova Light"/>
+                <w:sz w:val="20"/>
+                <w:szCs w:val="20"/>
+              </w:rPr>
+            </w:pPr>
+            <w:r>
+              <w:rPr>
+                <w:rFonts w:ascii="Arial Nova Light" w:hAnsi="Arial Nova Light"/>
+                <w:sz w:val="20"/>
+                <w:szCs w:val="20"/>
+              </w:rPr>
+              <w:t xml:space="preserve">user cases: </w:t>
+            </w:r>
+          </w:p>
+          <w:p>
+            <w:pPr>
+              <w:rPr>
+                <w:rFonts w:ascii="Arial Nova Light" w:hAnsi="Arial Nova Light"/>
+                <w:sz w:val="20"/>
+                <w:szCs w:val="20"/>
+              </w:rPr>
+            </w:pPr>
+          </w:p>
+          <w:p>
+            <w:pPr>
+              <w:rPr>
+                <w:rFonts w:ascii="Arial Nova Light" w:hAnsi="Arial Nova Light"/>
+                <w:sz w:val="20"/>
+                <w:szCs w:val="20"/>
+              </w:rPr>
+            </w:pPr>
+            <w:r>
+              <w:rPr>
+                <w:rFonts w:ascii="Arial Nova Light" w:hAnsi="Arial Nova Light"/>
+                <w:sz w:val="20"/>
+                <w:szCs w:val="20"/>
+              </w:rPr>
+              <w:t xml:space="preserve">clone array  </w:t>
+            </w:r>
+          </w:p>
+          <w:p>
+            <w:pPr>
+              <w:rPr>
+                <w:rFonts w:ascii="Arial Nova Light" w:hAnsi="Arial Nova Light"/>
+                <w:sz w:val="20"/>
+                <w:szCs w:val="20"/>
+              </w:rPr>
+            </w:pPr>
+            <w:r>
+              <w:rPr>
+                <w:rFonts w:ascii="Arial Nova Light" w:hAnsi="Arial Nova Light"/>
+                <w:sz w:val="20"/>
+                <w:szCs w:val="20"/>
+              </w:rPr>
+              <w:t>let copy = [...arr];</w:t>
+            </w:r>
+          </w:p>
+          <w:p>
+            <w:pPr>
+              <w:rPr>
+                <w:rFonts w:ascii="Arial Nova Light" w:hAnsi="Arial Nova Light"/>
+                <w:sz w:val="20"/>
+                <w:szCs w:val="20"/>
+              </w:rPr>
+            </w:pPr>
+          </w:p>
+          <w:p>
+            <w:pPr>
+              <w:rPr>
+                <w:rFonts w:ascii="Arial Nova Light" w:hAnsi="Arial Nova Light"/>
+                <w:sz w:val="20"/>
+                <w:szCs w:val="20"/>
+              </w:rPr>
+            </w:pPr>
+            <w:r>
+              <w:rPr>
+                <w:rFonts w:ascii="Arial Nova Light" w:hAnsi="Arial Nova Light"/>
+                <w:sz w:val="20"/>
+                <w:szCs w:val="20"/>
+              </w:rPr>
+              <w:t xml:space="preserve">merge array </w:t>
+            </w:r>
+          </w:p>
+          <w:p>
+            <w:pPr>
+              <w:rPr>
+                <w:rFonts w:ascii="Arial Nova Light" w:hAnsi="Arial Nova Light"/>
+                <w:sz w:val="20"/>
+                <w:szCs w:val="20"/>
+              </w:rPr>
+            </w:pPr>
+            <w:r>
+              <w:rPr>
+                <w:rFonts w:ascii="Arial Nova Light" w:hAnsi="Arial Nova Light"/>
+                <w:sz w:val="20"/>
+                <w:szCs w:val="20"/>
+              </w:rPr>
+              <w:t>let a = [1,2];</w:t>
+            </w:r>
+            <w:r>
+              <w:rPr>
+                <w:rFonts w:ascii="Arial Nova Light" w:hAnsi="Arial Nova Light"/>
+                <w:sz w:val="20"/>
+                <w:szCs w:val="20"/>
+              </w:rPr>
+              <w:br/>
+              <w:t>let b = [3,4];</w:t>
+            </w:r>
+            <w:r>
+              <w:rPr>
+                <w:rFonts w:ascii="Arial Nova Light" w:hAnsi="Arial Nova Light"/>
+                <w:sz w:val="20"/>
+                <w:szCs w:val="20"/>
+              </w:rPr>
+              <w:br/>
+              <w:t>let c = [...a, ...b]; // [1,2,3,4]</w:t>
+            </w:r>
+          </w:p>
+          <w:p>
+            <w:pPr>
+              <w:rPr>
+                <w:rFonts w:ascii="Arial Nova Light" w:hAnsi="Arial Nova Light"/>
+                <w:sz w:val="20"/>
+                <w:szCs w:val="20"/>
+              </w:rPr>
+            </w:pPr>
+          </w:p>
+          <w:p>
+            <w:pPr>
+              <w:rPr>
+                <w:rFonts w:ascii="Arial Nova Light" w:hAnsi="Arial Nova Light"/>
+                <w:sz w:val="20"/>
+                <w:szCs w:val="20"/>
+              </w:rPr>
+            </w:pPr>
+            <w:r>
+              <w:rPr>
+                <w:rFonts w:ascii="Arial Nova Light" w:hAnsi="Arial Nova Light"/>
+                <w:sz w:val="20"/>
+                <w:szCs w:val="20"/>
+              </w:rPr>
+              <w:t>add values</w:t>
+            </w:r>
+          </w:p>
+          <w:p>
+            <w:pPr>
+              <w:rPr>
+                <w:rFonts w:ascii="Arial Nova Light" w:hAnsi="Arial Nova Light"/>
+                <w:sz w:val="20"/>
+                <w:szCs w:val="20"/>
+              </w:rPr>
+            </w:pPr>
+            <w:r>
+              <w:rPr>
+                <w:rFonts w:ascii="Arial Nova Light" w:hAnsi="Arial Nova Light"/>
+                <w:sz w:val="20"/>
+                <w:szCs w:val="20"/>
+              </w:rPr>
+              <w:t>let newarr = [...arr, 5];</w:t>
             </w:r>
           </w:p>
         </w:tc>
@@ -8652,91 +9019,138 @@
               <w:ind w:left="0"/>
               <w:rPr>
                 <w:rFonts w:ascii="Arial Nova Light" w:hAnsi="Arial Nova Light"/>
-                <w:sz w:val="14"/>
-                <w:szCs w:val="14"/>
-              </w:rPr>
-            </w:pPr>
-            <w:r>
-              <w:rPr>
-                <w:rFonts w:ascii="Arial Nova Light" w:hAnsi="Arial Nova Light"/>
-                <w:sz w:val="14"/>
-                <w:szCs w:val="14"/>
-              </w:rPr>
-              <w:t>let [a, b] = [1, 2];</w:t>
-            </w:r>
-          </w:p>
+                <w:sz w:val="20"/>
+                <w:szCs w:val="20"/>
+              </w:rPr>
+            </w:pPr>
+            <w:r>
+              <w:rPr>
+                <w:rFonts w:ascii="Arial Nova Light" w:hAnsi="Arial Nova Light"/>
+                <w:sz w:val="20"/>
+                <w:szCs w:val="20"/>
+              </w:rPr>
+              <w:t>let arr = [1,2,3];</w:t>
+            </w:r>
+            <w:r>
+              <w:rPr>
+                <w:rFonts w:ascii="Arial Nova Light" w:hAnsi="Arial Nova Light"/>
+                <w:sz w:val="20"/>
+                <w:szCs w:val="20"/>
+              </w:rPr>
+              <w:br/>
+              <w:t xml:space="preserve">console.log(...arr); </w:t>
+            </w:r>
+            <w:r>
+              <w:rPr>
+                <w:rFonts w:ascii="Arial Nova Light" w:hAnsi="Arial Nova Light"/>
+                <w:sz w:val="20"/>
+                <w:szCs w:val="20"/>
+              </w:rPr>
+              <w:br/>
+              <w:t>// 1 2 3</w:t>
+            </w:r>
+          </w:p>
+        </w:tc>
+      </w:tr>
+      <w:tr>
+        <w:trPr>
+          <w:trHeight w:val="583"/>
+        </w:trPr>
+        <w:tc>
+          <w:tcPr>
+            <w:tcW w:w="2728" w:type="dxa"/>
+          </w:tcPr>
           <w:p>
             <w:pPr>
               <w:pStyle w:val="ListParagraph"/>
               <w:ind w:left="0"/>
               <w:rPr>
                 <w:rFonts w:ascii="Arial Nova Light" w:hAnsi="Arial Nova Light"/>
-                <w:sz w:val="14"/>
-                <w:szCs w:val="14"/>
-              </w:rPr>
-            </w:pPr>
-            <w:r>
-              <w:rPr>
-                <w:rFonts w:ascii="Arial Nova Light" w:hAnsi="Arial Nova Light"/>
-                <w:sz w:val="14"/>
-                <w:szCs w:val="14"/>
-              </w:rPr>
-              <w:t>et arr = [10, 20, 30];</w:t>
-            </w:r>
-            <w:r>
-              <w:rPr>
-                <w:rFonts w:ascii="Arial Nova Light" w:hAnsi="Arial Nova Light"/>
-                <w:sz w:val="14"/>
-                <w:szCs w:val="14"/>
-              </w:rPr>
-              <w:br/>
-              <w:t>let [x, y] = arr;</w:t>
-            </w:r>
-            <w:r>
-              <w:rPr>
-                <w:rFonts w:ascii="Arial Nova Light" w:hAnsi="Arial Nova Light"/>
-                <w:sz w:val="14"/>
-                <w:szCs w:val="14"/>
-              </w:rPr>
-              <w:br/>
-              <w:t>console.log(x); // 10</w:t>
-            </w:r>
-            <w:r>
-              <w:rPr>
-                <w:rFonts w:ascii="Arial Nova Light" w:hAnsi="Arial Nova Light"/>
-                <w:sz w:val="14"/>
-                <w:szCs w:val="14"/>
-              </w:rPr>
-              <w:br/>
-              <w:t>console.log(y); // 20</w:t>
-            </w:r>
-          </w:p>
+                <w:sz w:val="20"/>
+                <w:szCs w:val="20"/>
+              </w:rPr>
+            </w:pPr>
+            <w:r>
+              <w:rPr>
+                <w:rFonts w:ascii="Arial Nova Light" w:hAnsi="Arial Nova Light"/>
+                <w:sz w:val="20"/>
+                <w:szCs w:val="20"/>
+              </w:rPr>
+              <w:lastRenderedPageBreak/>
+              <w:t>shallow copy</w:t>
+            </w:r>
+          </w:p>
+        </w:tc>
+        <w:tc>
+          <w:tcPr>
+            <w:tcW w:w="5109" w:type="dxa"/>
+          </w:tcPr>
+          <w:p>
+            <w:pPr>
+              <w:rPr>
+                <w:rFonts w:ascii="Arial Nova Light" w:hAnsi="Arial Nova Light"/>
+                <w:sz w:val="20"/>
+                <w:szCs w:val="20"/>
+              </w:rPr>
+            </w:pPr>
+            <w:r>
+              <w:rPr>
+                <w:rFonts w:ascii="Arial Nova Light" w:hAnsi="Arial Nova Light"/>
+                <w:sz w:val="20"/>
+                <w:szCs w:val="20"/>
+              </w:rPr>
+              <w:t>sirf outer layer copy hoti hai.andar ke objects same reference pe hote hain</w:t>
+            </w:r>
+          </w:p>
+        </w:tc>
+        <w:tc>
+          <w:tcPr>
+            <w:tcW w:w="3803" w:type="dxa"/>
+          </w:tcPr>
           <w:p>
             <w:pPr>
               <w:pStyle w:val="ListParagraph"/>
               <w:ind w:left="0"/>
               <w:rPr>
                 <w:rFonts w:ascii="Arial Nova Light" w:hAnsi="Arial Nova Light"/>
-                <w:sz w:val="14"/>
-                <w:szCs w:val="14"/>
-              </w:rPr>
-            </w:pPr>
-            <w:r>
-              <w:rPr>
-                <w:rFonts w:ascii="Arial Nova Light" w:hAnsi="Arial Nova Light"/>
-                <w:sz w:val="14"/>
-                <w:szCs w:val="14"/>
-              </w:rPr>
-              <w:t>let [a, , c] = [1,2,3]; // skip middle</w:t>
-            </w:r>
-            <w:r>
-              <w:rPr>
-                <w:rFonts w:ascii="Arial Nova Light" w:hAnsi="Arial Nova Light"/>
-                <w:sz w:val="14"/>
-                <w:szCs w:val="14"/>
+                <w:sz w:val="20"/>
+                <w:szCs w:val="20"/>
+              </w:rPr>
+            </w:pPr>
+            <w:r>
+              <w:rPr>
+                <w:rFonts w:ascii="Arial Nova Light" w:hAnsi="Arial Nova Light"/>
+                <w:sz w:val="20"/>
+                <w:szCs w:val="20"/>
+              </w:rPr>
+              <w:t>let arr = [[1,2], [3,4]];</w:t>
+            </w:r>
+            <w:r>
+              <w:rPr>
+                <w:rFonts w:ascii="Arial Nova Light" w:hAnsi="Arial Nova Light"/>
+                <w:sz w:val="20"/>
+                <w:szCs w:val="20"/>
               </w:rPr>
               <w:br/>
-              <w:t>console.log(c); // 3</w:t>
+              <w:t>let copy = [...arr]</w:t>
+            </w:r>
+            <w:r>
+              <w:rPr>
+                <w:rFonts w:ascii="Arial Nova Light" w:hAnsi="Arial Nova Light"/>
+                <w:sz w:val="20"/>
+                <w:szCs w:val="20"/>
+              </w:rPr>
+              <w:br/>
+              <w:t>copy[0][0] = 100;</w:t>
+            </w:r>
+            <w:r>
+              <w:rPr>
+                <w:rFonts w:ascii="Arial Nova Light" w:hAnsi="Arial Nova Light"/>
+                <w:sz w:val="20"/>
+                <w:szCs w:val="20"/>
+              </w:rPr>
+              <w:br/>
+              <w:t>console.log(arr);  // change original bhi ho gaya</w:t>
             </w:r>
           </w:p>
           <w:p>
@@ -8745,46 +9159,17 @@
               <w:ind w:left="0"/>
               <w:rPr>
                 <w:rFonts w:ascii="Arial Nova Light" w:hAnsi="Arial Nova Light"/>
-                <w:sz w:val="14"/>
-                <w:szCs w:val="14"/>
-              </w:rPr>
-            </w:pPr>
-          </w:p>
-          <w:p>
-            <w:pPr>
-              <w:pStyle w:val="ListParagraph"/>
-              <w:ind w:left="0"/>
-              <w:rPr>
-                <w:rFonts w:ascii="Arial Nova Light" w:hAnsi="Arial Nova Light"/>
-                <w:sz w:val="14"/>
-                <w:szCs w:val="14"/>
-              </w:rPr>
-            </w:pPr>
-            <w:r>
-              <w:rPr>
-                <w:rFonts w:ascii="Arial Nova Light" w:hAnsi="Arial Nova Light"/>
-                <w:sz w:val="14"/>
-                <w:szCs w:val="14"/>
-              </w:rPr>
-              <w:t xml:space="preserve">let [a = 5, b = 10] = [1]; </w:t>
-            </w:r>
-            <w:r>
-              <w:rPr>
-                <w:rFonts w:ascii="Arial Nova Light" w:hAnsi="Arial Nova Light"/>
-                <w:sz w:val="14"/>
-                <w:szCs w:val="14"/>
-              </w:rPr>
-              <w:br/>
-              <w:t>// default values</w:t>
-            </w:r>
-            <w:r>
-              <w:rPr>
-                <w:rFonts w:ascii="Arial Nova Light" w:hAnsi="Arial Nova Light"/>
-                <w:sz w:val="14"/>
-                <w:szCs w:val="14"/>
-              </w:rPr>
-              <w:br/>
-              <w:t>// a = 1, b = 10</w:t>
+                <w:sz w:val="20"/>
+                <w:szCs w:val="20"/>
+              </w:rPr>
+            </w:pPr>
+            <w:r>
+              <w:rPr>
+                <w:rFonts w:ascii="Arial Nova Light" w:hAnsi="Arial Nova Light"/>
+                <w:sz w:val="20"/>
+                <w:szCs w:val="20"/>
+              </w:rPr>
+              <w:t>problem : nested data safe nahi</w:t>
             </w:r>
           </w:p>
         </w:tc>
@@ -8803,17 +9188,17 @@
               <w:ind w:left="0"/>
               <w:rPr>
                 <w:rFonts w:ascii="Arial Nova Light" w:hAnsi="Arial Nova Light"/>
-                <w:sz w:val="14"/>
-                <w:szCs w:val="14"/>
-              </w:rPr>
-            </w:pPr>
-            <w:r>
-              <w:rPr>
-                <w:rFonts w:ascii="Arial Nova Light" w:hAnsi="Arial Nova Light"/>
-                <w:sz w:val="14"/>
-                <w:szCs w:val="14"/>
-              </w:rPr>
-              <w:t>spread operator</w:t>
+                <w:sz w:val="20"/>
+                <w:szCs w:val="20"/>
+              </w:rPr>
+            </w:pPr>
+            <w:r>
+              <w:rPr>
+                <w:rFonts w:ascii="Arial Nova Light" w:hAnsi="Arial Nova Light"/>
+                <w:sz w:val="20"/>
+                <w:szCs w:val="20"/>
+              </w:rPr>
+              <w:t>deep copy</w:t>
             </w:r>
           </w:p>
         </w:tc>
@@ -8825,181 +9210,92 @@
             <w:pPr>
               <w:rPr>
                 <w:rFonts w:ascii="Arial Nova Light" w:hAnsi="Arial Nova Light"/>
-                <w:sz w:val="14"/>
-                <w:szCs w:val="14"/>
-              </w:rPr>
-            </w:pPr>
-            <w:r>
-              <w:rPr>
-                <w:rFonts w:ascii="Arial Nova Light" w:hAnsi="Arial Nova Light"/>
-                <w:sz w:val="14"/>
-                <w:szCs w:val="14"/>
-              </w:rPr>
-              <w:t>array ko "spread" karke uske elements alag-alag nikaal dena</w:t>
-            </w:r>
-          </w:p>
-          <w:p>
-            <w:pPr>
-              <w:rPr>
-                <w:rFonts w:ascii="Arial Nova Light" w:hAnsi="Arial Nova Light"/>
-                <w:sz w:val="14"/>
-                <w:szCs w:val="14"/>
-              </w:rPr>
-            </w:pPr>
-            <w:r>
-              <w:rPr>
-                <w:rFonts w:ascii="Arial Nova Light" w:hAnsi="Arial Nova Light"/>
-                <w:sz w:val="14"/>
-                <w:szCs w:val="14"/>
-              </w:rPr>
-              <w:t xml:space="preserve">user cases: </w:t>
-            </w:r>
-          </w:p>
-          <w:p>
-            <w:pPr>
-              <w:rPr>
-                <w:rFonts w:ascii="Arial Nova Light" w:hAnsi="Arial Nova Light"/>
-                <w:sz w:val="14"/>
-                <w:szCs w:val="14"/>
-              </w:rPr>
-            </w:pPr>
-          </w:p>
-          <w:p>
-            <w:pPr>
-              <w:rPr>
-                <w:rFonts w:ascii="Arial Nova Light" w:hAnsi="Arial Nova Light"/>
-                <w:sz w:val="14"/>
-                <w:szCs w:val="14"/>
-              </w:rPr>
-            </w:pPr>
-            <w:r>
-              <w:rPr>
-                <w:rFonts w:ascii="Arial Nova Light" w:hAnsi="Arial Nova Light"/>
-                <w:sz w:val="14"/>
-                <w:szCs w:val="14"/>
-              </w:rPr>
-              <w:t xml:space="preserve">clone array  </w:t>
-            </w:r>
-          </w:p>
-          <w:p>
-            <w:pPr>
-              <w:rPr>
-                <w:rFonts w:ascii="Arial Nova Light" w:hAnsi="Arial Nova Light"/>
-                <w:sz w:val="14"/>
-                <w:szCs w:val="14"/>
-              </w:rPr>
-            </w:pPr>
-            <w:r>
-              <w:rPr>
-                <w:rFonts w:ascii="Arial Nova Light" w:hAnsi="Arial Nova Light"/>
-                <w:sz w:val="14"/>
-                <w:szCs w:val="14"/>
-              </w:rPr>
-              <w:t>let copy = [...arr];</w:t>
-            </w:r>
-          </w:p>
-          <w:p>
-            <w:pPr>
-              <w:rPr>
-                <w:rFonts w:ascii="Arial Nova Light" w:hAnsi="Arial Nova Light"/>
-                <w:sz w:val="14"/>
-                <w:szCs w:val="14"/>
-              </w:rPr>
-            </w:pPr>
-          </w:p>
-          <w:p>
-            <w:pPr>
-              <w:rPr>
-                <w:rFonts w:ascii="Arial Nova Light" w:hAnsi="Arial Nova Light"/>
-                <w:sz w:val="14"/>
-                <w:szCs w:val="14"/>
-              </w:rPr>
-            </w:pPr>
-            <w:r>
-              <w:rPr>
-                <w:rFonts w:ascii="Arial Nova Light" w:hAnsi="Arial Nova Light"/>
-                <w:sz w:val="14"/>
-                <w:szCs w:val="14"/>
-              </w:rPr>
-              <w:t xml:space="preserve">merge array </w:t>
-            </w:r>
-          </w:p>
-          <w:p>
-            <w:pPr>
-              <w:rPr>
-                <w:rFonts w:ascii="Arial Nova Light" w:hAnsi="Arial Nova Light"/>
-                <w:sz w:val="14"/>
-                <w:szCs w:val="14"/>
-              </w:rPr>
-            </w:pPr>
-            <w:r>
-              <w:rPr>
-                <w:rFonts w:ascii="Arial Nova Light" w:hAnsi="Arial Nova Light"/>
-                <w:sz w:val="14"/>
-                <w:szCs w:val="14"/>
-              </w:rPr>
-              <w:t>let a = [1,2];</w:t>
-            </w:r>
-            <w:r>
-              <w:rPr>
-                <w:rFonts w:ascii="Arial Nova Light" w:hAnsi="Arial Nova Light"/>
-                <w:sz w:val="14"/>
-                <w:szCs w:val="14"/>
-              </w:rPr>
-              <w:br/>
-              <w:t>let b = [3,4];</w:t>
-            </w:r>
-            <w:r>
-              <w:rPr>
-                <w:rFonts w:ascii="Arial Nova Light" w:hAnsi="Arial Nova Light"/>
-                <w:sz w:val="14"/>
-                <w:szCs w:val="14"/>
-              </w:rPr>
-              <w:br/>
-              <w:t>let c = [...a, ...b]; // [1,2,3,4]</w:t>
-            </w:r>
-          </w:p>
-          <w:p>
-            <w:pPr>
-              <w:rPr>
-                <w:rFonts w:ascii="Arial Nova Light" w:hAnsi="Arial Nova Light"/>
-                <w:sz w:val="14"/>
-                <w:szCs w:val="14"/>
-              </w:rPr>
-            </w:pPr>
-          </w:p>
-          <w:p>
-            <w:pPr>
-              <w:rPr>
-                <w:rFonts w:ascii="Arial Nova Light" w:hAnsi="Arial Nova Light"/>
-                <w:sz w:val="14"/>
-                <w:szCs w:val="14"/>
-              </w:rPr>
-            </w:pPr>
-            <w:r>
-              <w:rPr>
-                <w:rFonts w:ascii="Arial Nova Light" w:hAnsi="Arial Nova Light"/>
-                <w:sz w:val="14"/>
-                <w:szCs w:val="14"/>
-              </w:rPr>
-              <w:t>add values</w:t>
-            </w:r>
-          </w:p>
-          <w:p>
-            <w:pPr>
-              <w:rPr>
-                <w:rFonts w:ascii="Arial Nova Light" w:hAnsi="Arial Nova Light"/>
-                <w:sz w:val="14"/>
-                <w:szCs w:val="14"/>
-              </w:rPr>
-            </w:pPr>
-            <w:r>
-              <w:rPr>
-                <w:rFonts w:ascii="Arial Nova Light" w:hAnsi="Arial Nova Light"/>
-                <w:sz w:val="14"/>
-                <w:szCs w:val="14"/>
-              </w:rPr>
-              <w:t>let newarr = [...arr, 5];</w:t>
+                <w:sz w:val="20"/>
+                <w:szCs w:val="20"/>
+              </w:rPr>
+            </w:pPr>
+            <w:r>
+              <w:rPr>
+                <w:rFonts w:ascii="Arial Nova Light" w:hAnsi="Arial Nova Light"/>
+                <w:sz w:val="20"/>
+                <w:szCs w:val="20"/>
+              </w:rPr>
+              <w:t>pure data independent hota hai.</w:t>
+            </w:r>
+          </w:p>
+          <w:p>
+            <w:pPr>
+              <w:rPr>
+                <w:rFonts w:ascii="Arial Nova Light" w:hAnsi="Arial Nova Light"/>
+                <w:sz w:val="20"/>
+                <w:szCs w:val="20"/>
+              </w:rPr>
+            </w:pPr>
+          </w:p>
+          <w:p>
+            <w:pPr>
+              <w:rPr>
+                <w:rFonts w:ascii="Arial Nova Light" w:hAnsi="Arial Nova Light"/>
+                <w:sz w:val="20"/>
+                <w:szCs w:val="20"/>
+              </w:rPr>
+            </w:pPr>
+            <w:r>
+              <w:rPr>
+                <w:rFonts w:ascii="Arial Nova Light" w:hAnsi="Arial Nova Light"/>
+                <w:sz w:val="20"/>
+                <w:szCs w:val="20"/>
+              </w:rPr>
+              <w:t xml:space="preserve">shallow </w:t>
+            </w:r>
+            <w:r>
+              <w:rPr>
+                <w:rFonts w:ascii="Arial" w:hAnsi="Arial" w:cs="Arial"/>
+                <w:sz w:val="20"/>
+                <w:szCs w:val="20"/>
+              </w:rPr>
+              <w:t>→</w:t>
+            </w:r>
+            <w:r>
+              <w:rPr>
+                <w:rFonts w:ascii="Arial Nova Light" w:hAnsi="Arial Nova Light"/>
+                <w:sz w:val="20"/>
+                <w:szCs w:val="20"/>
+              </w:rPr>
+              <w:t xml:space="preserve"> fast but risky </w:t>
+            </w:r>
+          </w:p>
+          <w:p>
+            <w:pPr>
+              <w:rPr>
+                <w:rFonts w:ascii="Arial Nova Light" w:hAnsi="Arial Nova Light"/>
+                <w:sz w:val="20"/>
+                <w:szCs w:val="20"/>
+              </w:rPr>
+            </w:pPr>
+            <w:r>
+              <w:rPr>
+                <w:rFonts w:ascii="Arial Nova Light" w:hAnsi="Arial Nova Light"/>
+                <w:sz w:val="20"/>
+                <w:szCs w:val="20"/>
+              </w:rPr>
+              <w:t xml:space="preserve">deep </w:t>
+            </w:r>
+            <w:r>
+              <w:rPr>
+                <w:rFonts w:ascii="Arial" w:hAnsi="Arial" w:cs="Arial"/>
+                <w:sz w:val="20"/>
+                <w:szCs w:val="20"/>
+              </w:rPr>
+              <w:t>→</w:t>
+            </w:r>
+            <w:r>
+              <w:rPr>
+                <w:rFonts w:ascii="Arial Nova Light" w:hAnsi="Arial Nova Light"/>
+                <w:sz w:val="20"/>
+                <w:szCs w:val="20"/>
+              </w:rPr>
+              <w:t xml:space="preserve"> safe but slow </w:t>
             </w:r>
           </w:p>
         </w:tc>
@@ -9013,125 +9309,32 @@
               <w:ind w:left="0"/>
               <w:rPr>
                 <w:rFonts w:ascii="Arial Nova Light" w:hAnsi="Arial Nova Light"/>
-                <w:sz w:val="14"/>
-                <w:szCs w:val="14"/>
-              </w:rPr>
-            </w:pPr>
-            <w:r>
-              <w:rPr>
-                <w:rFonts w:ascii="Arial Nova Light" w:hAnsi="Arial Nova Light"/>
-                <w:sz w:val="14"/>
-                <w:szCs w:val="14"/>
-              </w:rPr>
-              <w:t>let arr = [1,2,3];</w:t>
-            </w:r>
-            <w:r>
-              <w:rPr>
-                <w:rFonts w:ascii="Arial Nova Light" w:hAnsi="Arial Nova Light"/>
-                <w:sz w:val="14"/>
-                <w:szCs w:val="14"/>
+                <w:sz w:val="20"/>
+                <w:szCs w:val="20"/>
+              </w:rPr>
+            </w:pPr>
+            <w:r>
+              <w:rPr>
+                <w:rFonts w:ascii="Arial Nova Light" w:hAnsi="Arial Nova Light"/>
+                <w:sz w:val="20"/>
+                <w:szCs w:val="20"/>
+              </w:rPr>
+              <w:t>let arr = [[1,2], [3,4]];</w:t>
+            </w:r>
+            <w:r>
+              <w:rPr>
+                <w:rFonts w:ascii="Arial Nova Light" w:hAnsi="Arial Nova Light"/>
+                <w:sz w:val="20"/>
+                <w:szCs w:val="20"/>
               </w:rPr>
               <w:br/>
-              <w:t xml:space="preserve">console.log(...arr); </w:t>
-            </w:r>
-            <w:r>
-              <w:rPr>
-                <w:rFonts w:ascii="Arial Nova Light" w:hAnsi="Arial Nova Light"/>
-                <w:sz w:val="14"/>
-                <w:szCs w:val="14"/>
-              </w:rPr>
-              <w:br/>
-              <w:t>// 1 2 3</w:t>
-            </w:r>
-          </w:p>
-        </w:tc>
-      </w:tr>
-      <w:tr>
-        <w:trPr>
-          <w:trHeight w:val="583"/>
-        </w:trPr>
-        <w:tc>
-          <w:tcPr>
-            <w:tcW w:w="2728" w:type="dxa"/>
-          </w:tcPr>
-          <w:p>
-            <w:pPr>
-              <w:pStyle w:val="ListParagraph"/>
-              <w:ind w:left="0"/>
-              <w:rPr>
-                <w:rFonts w:ascii="Arial Nova Light" w:hAnsi="Arial Nova Light"/>
-                <w:sz w:val="14"/>
-                <w:szCs w:val="14"/>
-              </w:rPr>
-            </w:pPr>
-            <w:r>
-              <w:rPr>
-                <w:rFonts w:ascii="Arial Nova Light" w:hAnsi="Arial Nova Light"/>
-                <w:sz w:val="14"/>
-                <w:szCs w:val="14"/>
-              </w:rPr>
-              <w:t>shallow copy</w:t>
-            </w:r>
-          </w:p>
-        </w:tc>
-        <w:tc>
-          <w:tcPr>
-            <w:tcW w:w="5109" w:type="dxa"/>
-          </w:tcPr>
-          <w:p>
-            <w:pPr>
-              <w:rPr>
-                <w:rFonts w:ascii="Arial Nova Light" w:hAnsi="Arial Nova Light"/>
-                <w:sz w:val="14"/>
-                <w:szCs w:val="14"/>
-              </w:rPr>
-            </w:pPr>
-            <w:r>
-              <w:rPr>
-                <w:rFonts w:ascii="Arial Nova Light" w:hAnsi="Arial Nova Light"/>
-                <w:sz w:val="14"/>
-                <w:szCs w:val="14"/>
-              </w:rPr>
-              <w:t>sirf outer layer copy hoti hai.andar ke objects same reference pe hote hain</w:t>
-            </w:r>
-          </w:p>
-        </w:tc>
-        <w:tc>
-          <w:tcPr>
-            <w:tcW w:w="3803" w:type="dxa"/>
-          </w:tcPr>
-          <w:p>
-            <w:pPr>
-              <w:pStyle w:val="ListParagraph"/>
-              <w:ind w:left="0"/>
-              <w:rPr>
-                <w:rFonts w:ascii="Arial Nova Light" w:hAnsi="Arial Nova Light"/>
-                <w:sz w:val="14"/>
-                <w:szCs w:val="14"/>
-              </w:rPr>
-            </w:pPr>
-            <w:r>
-              <w:rPr>
-                <w:rFonts w:ascii="Arial Nova Light" w:hAnsi="Arial Nova Light"/>
-                <w:sz w:val="14"/>
-                <w:szCs w:val="14"/>
-              </w:rPr>
-              <w:t>let arr = [[1,2], [3,4]];</w:t>
-            </w:r>
-            <w:r>
-              <w:rPr>
-                <w:rFonts w:ascii="Arial Nova Light" w:hAnsi="Arial Nova Light"/>
-                <w:sz w:val="14"/>
-                <w:szCs w:val="14"/>
-              </w:rPr>
-              <w:br/>
-              <w:t>let copy = [...arr]</w:t>
-            </w:r>
-            <w:r>
-              <w:rPr>
-                <w:rFonts w:ascii="Arial Nova Light" w:hAnsi="Arial Nova Light"/>
-                <w:sz w:val="14"/>
-                <w:szCs w:val="14"/>
+              <w:t>let copy = json.parse(json.stringify(arr))</w:t>
+            </w:r>
+            <w:r>
+              <w:rPr>
+                <w:rFonts w:ascii="Arial Nova Light" w:hAnsi="Arial Nova Light"/>
+                <w:sz w:val="20"/>
+                <w:szCs w:val="20"/>
               </w:rPr>
               <w:br/>
               <w:t>copy[0][0] = 100;</w:t>
@@ -9139,30 +9342,11 @@
             <w:r>
               <w:rPr>
                 <w:rFonts w:ascii="Arial Nova Light" w:hAnsi="Arial Nova Light"/>
-                <w:sz w:val="14"/>
-                <w:szCs w:val="14"/>
+                <w:sz w:val="20"/>
+                <w:szCs w:val="20"/>
               </w:rPr>
               <w:br/>
-              <w:t>console.log(arr);  // change original bhi ho gaya</w:t>
-            </w:r>
-          </w:p>
-          <w:p>
-            <w:pPr>
-              <w:pStyle w:val="ListParagraph"/>
-              <w:ind w:left="0"/>
-              <w:rPr>
-                <w:rFonts w:ascii="Arial Nova Light" w:hAnsi="Arial Nova Light"/>
-                <w:sz w:val="14"/>
-                <w:szCs w:val="14"/>
-              </w:rPr>
-            </w:pPr>
-            <w:r>
-              <w:rPr>
-                <w:rFonts w:ascii="Arial Nova Light" w:hAnsi="Arial Nova Light"/>
-                <w:sz w:val="14"/>
-                <w:szCs w:val="14"/>
-              </w:rPr>
-              <w:t>problem : nested data safe nahi</w:t>
+              <w:t>console.log(arr);// original safe</w:t>
             </w:r>
           </w:p>
         </w:tc>
@@ -9181,18 +9365,17 @@
               <w:ind w:left="0"/>
               <w:rPr>
                 <w:rFonts w:ascii="Arial Nova Light" w:hAnsi="Arial Nova Light"/>
-                <w:sz w:val="14"/>
-                <w:szCs w:val="14"/>
-              </w:rPr>
-            </w:pPr>
-            <w:r>
-              <w:rPr>
-                <w:rFonts w:ascii="Arial Nova Light" w:hAnsi="Arial Nova Light"/>
-                <w:sz w:val="14"/>
-                <w:szCs w:val="14"/>
-              </w:rPr>
-              <w:lastRenderedPageBreak/>
-              <w:t>deep copy</w:t>
+                <w:sz w:val="20"/>
+                <w:szCs w:val="20"/>
+              </w:rPr>
+            </w:pPr>
+            <w:r>
+              <w:rPr>
+                <w:rFonts w:ascii="Arial Nova Light" w:hAnsi="Arial Nova Light"/>
+                <w:sz w:val="20"/>
+                <w:szCs w:val="20"/>
+              </w:rPr>
+              <w:t>sparse array</w:t>
             </w:r>
           </w:p>
         </w:tc>
@@ -9204,92 +9387,17 @@
             <w:pPr>
               <w:rPr>
                 <w:rFonts w:ascii="Arial Nova Light" w:hAnsi="Arial Nova Light"/>
-                <w:sz w:val="14"/>
-                <w:szCs w:val="14"/>
-              </w:rPr>
-            </w:pPr>
-            <w:r>
-              <w:rPr>
-                <w:rFonts w:ascii="Arial Nova Light" w:hAnsi="Arial Nova Light"/>
-                <w:sz w:val="14"/>
-                <w:szCs w:val="14"/>
-              </w:rPr>
-              <w:t>pure data independent hota hai.</w:t>
-            </w:r>
-          </w:p>
-          <w:p>
-            <w:pPr>
-              <w:rPr>
-                <w:rFonts w:ascii="Arial Nova Light" w:hAnsi="Arial Nova Light"/>
-                <w:sz w:val="14"/>
-                <w:szCs w:val="14"/>
-              </w:rPr>
-            </w:pPr>
-          </w:p>
-          <w:p>
-            <w:pPr>
-              <w:rPr>
-                <w:rFonts w:ascii="Arial Nova Light" w:hAnsi="Arial Nova Light"/>
-                <w:sz w:val="14"/>
-                <w:szCs w:val="14"/>
-              </w:rPr>
-            </w:pPr>
-            <w:r>
-              <w:rPr>
-                <w:rFonts w:ascii="Arial Nova Light" w:hAnsi="Arial Nova Light"/>
-                <w:sz w:val="14"/>
-                <w:szCs w:val="14"/>
-              </w:rPr>
-              <w:t xml:space="preserve">shallow </w:t>
-            </w:r>
-            <w:r>
-              <w:rPr>
-                <w:rFonts w:ascii="Arial" w:hAnsi="Arial" w:cs="Arial"/>
-                <w:sz w:val="14"/>
-                <w:szCs w:val="14"/>
-              </w:rPr>
-              <w:t>→</w:t>
-            </w:r>
-            <w:r>
-              <w:rPr>
-                <w:rFonts w:ascii="Arial Nova Light" w:hAnsi="Arial Nova Light"/>
-                <w:sz w:val="14"/>
-                <w:szCs w:val="14"/>
-              </w:rPr>
-              <w:t xml:space="preserve"> fast but risky </w:t>
-            </w:r>
-          </w:p>
-          <w:p>
-            <w:pPr>
-              <w:rPr>
-                <w:rFonts w:ascii="Arial Nova Light" w:hAnsi="Arial Nova Light"/>
-                <w:sz w:val="14"/>
-                <w:szCs w:val="14"/>
-              </w:rPr>
-            </w:pPr>
-            <w:r>
-              <w:rPr>
-                <w:rFonts w:ascii="Arial Nova Light" w:hAnsi="Arial Nova Light"/>
-                <w:sz w:val="14"/>
-                <w:szCs w:val="14"/>
-              </w:rPr>
-              <w:t xml:space="preserve">deep </w:t>
-            </w:r>
-            <w:r>
-              <w:rPr>
-                <w:rFonts w:ascii="Arial" w:hAnsi="Arial" w:cs="Arial"/>
-                <w:sz w:val="14"/>
-                <w:szCs w:val="14"/>
-              </w:rPr>
-              <w:t>→</w:t>
-            </w:r>
-            <w:r>
-              <w:rPr>
-                <w:rFonts w:ascii="Arial Nova Light" w:hAnsi="Arial Nova Light"/>
-                <w:sz w:val="14"/>
-                <w:szCs w:val="14"/>
-              </w:rPr>
-              <w:t xml:space="preserve"> safe but slow </w:t>
+                <w:sz w:val="20"/>
+                <w:szCs w:val="20"/>
+              </w:rPr>
+            </w:pPr>
+            <w:r>
+              <w:rPr>
+                <w:rFonts w:ascii="Arial Nova Light" w:hAnsi="Arial Nova Light"/>
+                <w:sz w:val="20"/>
+                <w:szCs w:val="20"/>
+              </w:rPr>
+              <w:t>ye "holes" wali array ko sparse array kehte hain</w:t>
             </w:r>
           </w:p>
         </w:tc>
@@ -9297,51 +9405,42 @@
           <w:tcPr>
             <w:tcW w:w="3803" w:type="dxa"/>
           </w:tcPr>
+          <w:p>
+            <w:pPr>
+              <w:rPr>
+                <w:rFonts w:ascii="Arial Nova Light" w:hAnsi="Arial Nova Light"/>
+                <w:sz w:val="20"/>
+                <w:szCs w:val="20"/>
+              </w:rPr>
+            </w:pPr>
+            <w:r>
+              <w:rPr>
+                <w:rFonts w:ascii="Arial Nova Light" w:hAnsi="Arial Nova Light"/>
+                <w:sz w:val="20"/>
+                <w:szCs w:val="20"/>
+              </w:rPr>
+              <w:t>let arr = [];</w:t>
+            </w:r>
+            <w:r>
+              <w:rPr>
+                <w:rFonts w:ascii="Arial Nova Light" w:hAnsi="Arial Nova Light"/>
+                <w:sz w:val="20"/>
+                <w:szCs w:val="20"/>
+              </w:rPr>
+              <w:br/>
+              <w:t>arr[5] = 10;</w:t>
+            </w:r>
+          </w:p>
           <w:p>
             <w:pPr>
               <w:pStyle w:val="ListParagraph"/>
               <w:ind w:left="0"/>
               <w:rPr>
                 <w:rFonts w:ascii="Arial Nova Light" w:hAnsi="Arial Nova Light"/>
-                <w:sz w:val="14"/>
-                <w:szCs w:val="14"/>
-              </w:rPr>
-            </w:pPr>
-            <w:r>
-              <w:rPr>
-                <w:rFonts w:ascii="Arial Nova Light" w:hAnsi="Arial Nova Light"/>
-                <w:sz w:val="14"/>
-                <w:szCs w:val="14"/>
-              </w:rPr>
-              <w:t>let arr = [[1,2], [3,4]];</w:t>
-            </w:r>
-            <w:r>
-              <w:rPr>
-                <w:rFonts w:ascii="Arial Nova Light" w:hAnsi="Arial Nova Light"/>
-                <w:sz w:val="14"/>
-                <w:szCs w:val="14"/>
-              </w:rPr>
-              <w:br/>
-              <w:t>let copy = json.parse(json.stringify(arr))</w:t>
-            </w:r>
-            <w:r>
-              <w:rPr>
-                <w:rFonts w:ascii="Arial Nova Light" w:hAnsi="Arial Nova Light"/>
-                <w:sz w:val="14"/>
-                <w:szCs w:val="14"/>
-              </w:rPr>
-              <w:br/>
-              <w:t>copy[0][0] = 100;</w:t>
-            </w:r>
-            <w:r>
-              <w:rPr>
-                <w:rFonts w:ascii="Arial Nova Light" w:hAnsi="Arial Nova Light"/>
-                <w:sz w:val="14"/>
-                <w:szCs w:val="14"/>
-              </w:rPr>
-              <w:br/>
-              <w:t>console.log(arr);// original safe</w:t>
-            </w:r>
+                <w:sz w:val="20"/>
+                <w:szCs w:val="20"/>
+              </w:rPr>
+            </w:pPr>
           </w:p>
         </w:tc>
       </w:tr>
@@ -9359,18 +9458,10 @@
               <w:ind w:left="0"/>
               <w:rPr>
                 <w:rFonts w:ascii="Arial Nova Light" w:hAnsi="Arial Nova Light"/>
-                <w:sz w:val="14"/>
-                <w:szCs w:val="14"/>
-              </w:rPr>
-            </w:pPr>
-            <w:r>
-              <w:rPr>
-                <w:rFonts w:ascii="Arial Nova Light" w:hAnsi="Arial Nova Light"/>
-                <w:sz w:val="14"/>
-                <w:szCs w:val="14"/>
-              </w:rPr>
-              <w:t>sparse array</w:t>
-            </w:r>
+                <w:sz w:val="20"/>
+                <w:szCs w:val="20"/>
+              </w:rPr>
+            </w:pPr>
           </w:p>
         </w:tc>
         <w:tc>
@@ -9379,60 +9470,67 @@
           </w:tcPr>
           <w:p>
             <w:pPr>
-              <w:rPr>
-                <w:rFonts w:ascii="Arial Nova Light" w:hAnsi="Arial Nova Light"/>
-                <w:sz w:val="14"/>
-                <w:szCs w:val="14"/>
-              </w:rPr>
-            </w:pPr>
-            <w:r>
-              <w:rPr>
-                <w:rFonts w:ascii="Arial Nova Light" w:hAnsi="Arial Nova Light"/>
-                <w:sz w:val="14"/>
-                <w:szCs w:val="14"/>
-              </w:rPr>
-              <w:t>ye "holes" wali array ko sparse array kehte hain</w:t>
-            </w:r>
+              <w:jc w:val="center"/>
+              <w:rPr>
+                <w:rFonts w:ascii="Arial Nova Light" w:hAnsi="Arial Nova Light"/>
+                <w:b/>
+                <w:bCs/>
+                <w:sz w:val="20"/>
+                <w:szCs w:val="20"/>
+                <w:highlight w:val="yellow"/>
+              </w:rPr>
+            </w:pPr>
+          </w:p>
+          <w:p>
+            <w:pPr>
+              <w:jc w:val="center"/>
+              <w:rPr>
+                <w:rFonts w:ascii="Arial Nova Light" w:hAnsi="Arial Nova Light"/>
+                <w:b/>
+                <w:bCs/>
+                <w:sz w:val="20"/>
+                <w:szCs w:val="20"/>
+                <w:highlight w:val="yellow"/>
+              </w:rPr>
+            </w:pPr>
+            <w:r>
+              <w:rPr>
+                <w:rFonts w:ascii="Arial Nova Light" w:hAnsi="Arial Nova Light"/>
+                <w:b/>
+                <w:bCs/>
+                <w:sz w:val="20"/>
+                <w:szCs w:val="20"/>
+                <w:highlight w:val="yellow"/>
+              </w:rPr>
+              <w:t>ASYNCHRONOUS JAVASCRIPT</w:t>
+            </w:r>
+          </w:p>
+          <w:p>
+            <w:pPr>
+              <w:jc w:val="center"/>
+              <w:rPr>
+                <w:rFonts w:ascii="Arial Nova Light" w:hAnsi="Arial Nova Light"/>
+                <w:b/>
+                <w:bCs/>
+                <w:sz w:val="20"/>
+                <w:szCs w:val="20"/>
+                <w:highlight w:val="yellow"/>
+              </w:rPr>
+            </w:pPr>
           </w:p>
         </w:tc>
         <w:tc>
           <w:tcPr>
             <w:tcW w:w="3803" w:type="dxa"/>
           </w:tcPr>
-          <w:p>
-            <w:pPr>
-              <w:rPr>
-                <w:rFonts w:ascii="Arial Nova Light" w:hAnsi="Arial Nova Light"/>
-                <w:sz w:val="14"/>
-                <w:szCs w:val="14"/>
-              </w:rPr>
-            </w:pPr>
-            <w:r>
-              <w:rPr>
-                <w:rFonts w:ascii="Arial Nova Light" w:hAnsi="Arial Nova Light"/>
-                <w:sz w:val="14"/>
-                <w:szCs w:val="14"/>
-              </w:rPr>
-              <w:t>let arr = [];</w:t>
-            </w:r>
-            <w:r>
-              <w:rPr>
-                <w:rFonts w:ascii="Arial Nova Light" w:hAnsi="Arial Nova Light"/>
-                <w:sz w:val="14"/>
-                <w:szCs w:val="14"/>
-              </w:rPr>
-              <w:br/>
-              <w:t>arr[5] = 10;</w:t>
-            </w:r>
-          </w:p>
           <w:p>
             <w:pPr>
               <w:pStyle w:val="ListParagraph"/>
               <w:ind w:left="0"/>
               <w:rPr>
                 <w:rFonts w:ascii="Arial Nova Light" w:hAnsi="Arial Nova Light"/>
-                <w:sz w:val="14"/>
-                <w:szCs w:val="14"/>
+                <w:sz w:val="20"/>
+                <w:szCs w:val="20"/>
               </w:rPr>
             </w:pPr>
           </w:p>
@@ -9452,10 +9550,18 @@
               <w:ind w:left="0"/>
               <w:rPr>
                 <w:rFonts w:ascii="Arial Nova Light" w:hAnsi="Arial Nova Light"/>
-                <w:sz w:val="14"/>
-                <w:szCs w:val="14"/>
-              </w:rPr>
-            </w:pPr>
+                <w:sz w:val="20"/>
+                <w:szCs w:val="20"/>
+              </w:rPr>
+            </w:pPr>
+            <w:r>
+              <w:rPr>
+                <w:rFonts w:ascii="Arial Nova Light" w:hAnsi="Arial Nova Light"/>
+                <w:sz w:val="20"/>
+                <w:szCs w:val="20"/>
+              </w:rPr>
+              <w:t>what is asynchronous javascript</w:t>
+            </w:r>
           </w:p>
         </w:tc>
         <w:tc>
@@ -9464,26 +9570,19 @@
           </w:tcPr>
           <w:p>
             <w:pPr>
-              <w:jc w:val="center"/>
-              <w:rPr>
-                <w:rFonts w:ascii="Arial Nova Light" w:hAnsi="Arial Nova Light"/>
-                <w:b/>
-                <w:bCs/>
-                <w:sz w:val="14"/>
-                <w:szCs w:val="14"/>
-                <w:highlight w:val="yellow"/>
-              </w:rPr>
-            </w:pPr>
-            <w:r>
-              <w:rPr>
-                <w:rFonts w:ascii="Arial Nova Light" w:hAnsi="Arial Nova Light"/>
-                <w:b/>
-                <w:bCs/>
-                <w:sz w:val="14"/>
-                <w:szCs w:val="14"/>
-                <w:highlight w:val="yellow"/>
-              </w:rPr>
-              <w:t>asynchronous javascript</w:t>
+              <w:rPr>
+                <w:rFonts w:ascii="Arial Nova Light" w:hAnsi="Arial Nova Light"/>
+                <w:sz w:val="20"/>
+                <w:szCs w:val="20"/>
+              </w:rPr>
+            </w:pPr>
+            <w:r>
+              <w:rPr>
+                <w:rFonts w:ascii="Arial Nova Light" w:hAnsi="Arial Nova Light"/>
+                <w:sz w:val="20"/>
+                <w:szCs w:val="20"/>
+              </w:rPr>
+              <w:t>javascript me async ka matlab hai ke kuch tasks background me chal sakte hain bina main code ko block kiye.main thread free rehta hai better performance</w:t>
             </w:r>
           </w:p>
         </w:tc>
@@ -9497,10 +9596,91 @@
               <w:ind w:left="0"/>
               <w:rPr>
                 <w:rFonts w:ascii="Arial Nova Light" w:hAnsi="Arial Nova Light"/>
-                <w:sz w:val="14"/>
-                <w:szCs w:val="14"/>
-              </w:rPr>
-            </w:pPr>
+                <w:sz w:val="20"/>
+                <w:szCs w:val="20"/>
+              </w:rPr>
+            </w:pPr>
+            <w:r>
+              <w:rPr>
+                <w:rFonts w:ascii="Arial Nova Light" w:hAnsi="Arial Nova Light"/>
+                <w:sz w:val="20"/>
+                <w:szCs w:val="20"/>
+              </w:rPr>
+              <w:t>console.log("start");</w:t>
+            </w:r>
+            <w:r>
+              <w:rPr>
+                <w:rFonts w:ascii="Arial Nova Light" w:hAnsi="Arial Nova Light"/>
+                <w:sz w:val="20"/>
+                <w:szCs w:val="20"/>
+              </w:rPr>
+              <w:br/>
+              <w:t>settimeout(() =&gt; {</w:t>
+            </w:r>
+            <w:r>
+              <w:rPr>
+                <w:rFonts w:ascii="Arial Nova Light" w:hAnsi="Arial Nova Light"/>
+                <w:sz w:val="20"/>
+                <w:szCs w:val="20"/>
+              </w:rPr>
+              <w:br/>
+              <w:t>console.log("async task");</w:t>
+            </w:r>
+            <w:r>
+              <w:rPr>
+                <w:rFonts w:ascii="Arial Nova Light" w:hAnsi="Arial Nova Light"/>
+                <w:sz w:val="20"/>
+                <w:szCs w:val="20"/>
+              </w:rPr>
+              <w:br/>
+              <w:t>}, 2000);</w:t>
+            </w:r>
+            <w:r>
+              <w:rPr>
+                <w:rFonts w:ascii="Arial Nova Light" w:hAnsi="Arial Nova Light"/>
+                <w:sz w:val="20"/>
+                <w:szCs w:val="20"/>
+              </w:rPr>
+              <w:br/>
+              <w:t>console.log("end");</w:t>
+            </w:r>
+          </w:p>
+          <w:p>
+            <w:pPr>
+              <w:pStyle w:val="ListParagraph"/>
+              <w:ind w:left="0"/>
+              <w:rPr>
+                <w:rFonts w:ascii="Arial Nova Light" w:hAnsi="Arial Nova Light"/>
+                <w:sz w:val="20"/>
+                <w:szCs w:val="20"/>
+              </w:rPr>
+            </w:pPr>
+            <w:r>
+              <w:rPr>
+                <w:rFonts w:ascii="Arial Nova Light" w:hAnsi="Arial Nova Light"/>
+                <w:sz w:val="20"/>
+                <w:szCs w:val="20"/>
+              </w:rPr>
+              <w:t>//start</w:t>
+            </w:r>
+            <w:r>
+              <w:rPr>
+                <w:rFonts w:ascii="Arial Nova Light" w:hAnsi="Arial Nova Light"/>
+                <w:sz w:val="20"/>
+                <w:szCs w:val="20"/>
+              </w:rPr>
+              <w:br/>
+              <w:t>//end</w:t>
+            </w:r>
+            <w:r>
+              <w:rPr>
+                <w:rFonts w:ascii="Arial Nova Light" w:hAnsi="Arial Nova Light"/>
+                <w:sz w:val="20"/>
+                <w:szCs w:val="20"/>
+              </w:rPr>
+              <w:br/>
+              <w:t>//async task</w:t>
+            </w:r>
           </w:p>
         </w:tc>
       </w:tr>
@@ -9518,17 +9698,17 @@
               <w:ind w:left="0"/>
               <w:rPr>
                 <w:rFonts w:ascii="Arial Nova Light" w:hAnsi="Arial Nova Light"/>
-                <w:sz w:val="14"/>
-                <w:szCs w:val="14"/>
-              </w:rPr>
-            </w:pPr>
-            <w:r>
-              <w:rPr>
-                <w:rFonts w:ascii="Arial Nova Light" w:hAnsi="Arial Nova Light"/>
-                <w:sz w:val="14"/>
-                <w:szCs w:val="14"/>
-              </w:rPr>
-              <w:t>what is asynchronous javascript</w:t>
+                <w:sz w:val="20"/>
+                <w:szCs w:val="20"/>
+              </w:rPr>
+            </w:pPr>
+            <w:r>
+              <w:rPr>
+                <w:rFonts w:ascii="Arial Nova Light" w:hAnsi="Arial Nova Light"/>
+                <w:sz w:val="20"/>
+                <w:szCs w:val="20"/>
+              </w:rPr>
+              <w:t>what is a promise</w:t>
             </w:r>
           </w:p>
         </w:tc>
@@ -9540,17 +9720,17 @@
             <w:pPr>
               <w:rPr>
                 <w:rFonts w:ascii="Arial Nova Light" w:hAnsi="Arial Nova Light"/>
-                <w:sz w:val="14"/>
-                <w:szCs w:val="14"/>
-              </w:rPr>
-            </w:pPr>
-            <w:r>
-              <w:rPr>
-                <w:rFonts w:ascii="Arial Nova Light" w:hAnsi="Arial Nova Light"/>
-                <w:sz w:val="14"/>
-                <w:szCs w:val="14"/>
-              </w:rPr>
-              <w:t>javascript me async ka matlab hai ke kuch tasks background me chal sakte hain bina main code ko block kiye.main thread free rehta hai better performance</w:t>
+                <w:sz w:val="20"/>
+                <w:szCs w:val="20"/>
+              </w:rPr>
+            </w:pPr>
+            <w:r>
+              <w:rPr>
+                <w:rFonts w:ascii="Arial Nova Light" w:hAnsi="Arial Nova Light"/>
+                <w:sz w:val="20"/>
+                <w:szCs w:val="20"/>
+              </w:rPr>
+              <w:t>promise ek object hota hai jo future result represent karta hai. pending / fulfilled (resolve) /rejected</w:t>
             </w:r>
           </w:p>
         </w:tc>
@@ -9564,102 +9744,10 @@
               <w:ind w:left="0"/>
               <w:rPr>
                 <w:rFonts w:ascii="Arial Nova Light" w:hAnsi="Arial Nova Light"/>
-                <w:sz w:val="14"/>
-                <w:szCs w:val="14"/>
-              </w:rPr>
-            </w:pPr>
-            <w:r>
-              <w:rPr>
-                <w:rFonts w:ascii="Arial Nova Light" w:hAnsi="Arial Nova Light"/>
-                <w:sz w:val="14"/>
-                <w:szCs w:val="14"/>
-              </w:rPr>
-              <w:t>console.log("start");</w:t>
-            </w:r>
-            <w:r>
-              <w:rPr>
-                <w:rFonts w:ascii="Arial Nova Light" w:hAnsi="Arial Nova Light"/>
-                <w:sz w:val="14"/>
-                <w:szCs w:val="14"/>
-              </w:rPr>
-              <w:br/>
-              <w:t>settimeout(() =&gt; {</w:t>
-            </w:r>
-            <w:r>
-              <w:rPr>
-                <w:rFonts w:ascii="Arial Nova Light" w:hAnsi="Arial Nova Light"/>
-                <w:sz w:val="14"/>
-                <w:szCs w:val="14"/>
-              </w:rPr>
-              <w:br/>
-              <w:t>console.log("async task");</w:t>
-            </w:r>
-            <w:r>
-              <w:rPr>
-                <w:rFonts w:ascii="Arial Nova Light" w:hAnsi="Arial Nova Light"/>
-                <w:sz w:val="14"/>
-                <w:szCs w:val="14"/>
-              </w:rPr>
-              <w:br/>
-              <w:t>}, 2000);</w:t>
-            </w:r>
-            <w:r>
-              <w:rPr>
-                <w:rFonts w:ascii="Arial Nova Light" w:hAnsi="Arial Nova Light"/>
-                <w:sz w:val="14"/>
-                <w:szCs w:val="14"/>
-              </w:rPr>
-              <w:br/>
-              <w:t>console.log("end");</w:t>
-            </w:r>
-          </w:p>
-          <w:p>
-            <w:pPr>
-              <w:pStyle w:val="ListParagraph"/>
-              <w:ind w:left="0"/>
-              <w:rPr>
-                <w:rFonts w:ascii="Arial Nova Light" w:hAnsi="Arial Nova Light"/>
-                <w:sz w:val="14"/>
-                <w:szCs w:val="14"/>
-              </w:rPr>
-            </w:pPr>
-          </w:p>
-          <w:p>
-            <w:pPr>
-              <w:pStyle w:val="ListParagraph"/>
-              <w:ind w:left="0"/>
-              <w:rPr>
-                <w:rFonts w:ascii="Arial Nova Light" w:hAnsi="Arial Nova Light"/>
-                <w:sz w:val="14"/>
-                <w:szCs w:val="14"/>
-              </w:rPr>
-            </w:pPr>
-            <w:r>
-              <w:rPr>
-                <w:rFonts w:ascii="Arial Nova Light" w:hAnsi="Arial Nova Light"/>
-                <w:sz w:val="14"/>
-                <w:szCs w:val="14"/>
-              </w:rPr>
-              <w:t>//start</w:t>
-            </w:r>
-            <w:r>
-              <w:rPr>
-                <w:rFonts w:ascii="Arial Nova Light" w:hAnsi="Arial Nova Light"/>
-                <w:sz w:val="14"/>
-                <w:szCs w:val="14"/>
-              </w:rPr>
-              <w:br/>
-              <w:t>//end</w:t>
-            </w:r>
-            <w:r>
-              <w:rPr>
-                <w:rFonts w:ascii="Arial Nova Light" w:hAnsi="Arial Nova Light"/>
-                <w:sz w:val="14"/>
-                <w:szCs w:val="14"/>
-              </w:rPr>
-              <w:br/>
-              <w:t>//async task</w:t>
-            </w:r>
+                <w:sz w:val="20"/>
+                <w:szCs w:val="20"/>
+              </w:rPr>
+            </w:pPr>
           </w:p>
         </w:tc>
       </w:tr>
@@ -9677,17 +9765,17 @@
               <w:ind w:left="0"/>
               <w:rPr>
                 <w:rFonts w:ascii="Arial Nova Light" w:hAnsi="Arial Nova Light"/>
-                <w:sz w:val="14"/>
-                <w:szCs w:val="14"/>
-              </w:rPr>
-            </w:pPr>
-            <w:r>
-              <w:rPr>
-                <w:rFonts w:ascii="Arial Nova Light" w:hAnsi="Arial Nova Light"/>
-                <w:sz w:val="14"/>
-                <w:szCs w:val="14"/>
-              </w:rPr>
-              <w:t>what is a promise</w:t>
+                <w:sz w:val="20"/>
+                <w:szCs w:val="20"/>
+              </w:rPr>
+            </w:pPr>
+            <w:r>
+              <w:rPr>
+                <w:rFonts w:ascii="Arial Nova Light" w:hAnsi="Arial Nova Light"/>
+                <w:sz w:val="20"/>
+                <w:szCs w:val="20"/>
+              </w:rPr>
+              <w:t>how do you use a promise</w:t>
             </w:r>
           </w:p>
         </w:tc>
@@ -9699,17 +9787,17 @@
             <w:pPr>
               <w:rPr>
                 <w:rFonts w:ascii="Arial Nova Light" w:hAnsi="Arial Nova Light"/>
-                <w:sz w:val="14"/>
-                <w:szCs w:val="14"/>
-              </w:rPr>
-            </w:pPr>
-            <w:r>
-              <w:rPr>
-                <w:rFonts w:ascii="Arial Nova Light" w:hAnsi="Arial Nova Light"/>
-                <w:sz w:val="14"/>
-                <w:szCs w:val="14"/>
-              </w:rPr>
-              <w:t>promise ek object hota hai jo future result represent karta hai. pending / fulfilled (resolve) /rejected</w:t>
+                <w:sz w:val="20"/>
+                <w:szCs w:val="20"/>
+              </w:rPr>
+            </w:pPr>
+            <w:r>
+              <w:rPr>
+                <w:rFonts w:ascii="Arial Nova Light" w:hAnsi="Arial Nova Light"/>
+                <w:sz w:val="20"/>
+                <w:szCs w:val="20"/>
+              </w:rPr>
+              <w:t>.then() for success / .catch() for error</w:t>
             </w:r>
           </w:p>
         </w:tc>
@@ -9723,10 +9811,36 @@
               <w:ind w:left="0"/>
               <w:rPr>
                 <w:rFonts w:ascii="Arial Nova Light" w:hAnsi="Arial Nova Light"/>
-                <w:sz w:val="14"/>
-                <w:szCs w:val="14"/>
-              </w:rPr>
-            </w:pPr>
+                <w:sz w:val="20"/>
+                <w:szCs w:val="20"/>
+              </w:rPr>
+            </w:pPr>
+            <w:r>
+              <w:rPr>
+                <w:rFonts w:ascii="Arial Nova Light" w:hAnsi="Arial Nova Light"/>
+                <w:sz w:val="20"/>
+                <w:szCs w:val="20"/>
+              </w:rPr>
+              <w:t>promise</w:t>
+            </w:r>
+            <w:r>
+              <w:rPr>
+                <w:rFonts w:ascii="Arial Nova Light" w:hAnsi="Arial Nova Light"/>
+                <w:sz w:val="20"/>
+                <w:szCs w:val="20"/>
+              </w:rPr>
+              <w:br/>
+              <w:t>.then(res =&gt; console.log(res))</w:t>
+            </w:r>
+            <w:r>
+              <w:rPr>
+                <w:rFonts w:ascii="Arial Nova Light" w:hAnsi="Arial Nova Light"/>
+                <w:sz w:val="20"/>
+                <w:szCs w:val="20"/>
+              </w:rPr>
+              <w:br/>
+              <w:t>.catch(err =&gt; console.log(err));</w:t>
+            </w:r>
           </w:p>
         </w:tc>
       </w:tr>
@@ -9744,17 +9858,17 @@
               <w:ind w:left="0"/>
               <w:rPr>
                 <w:rFonts w:ascii="Arial Nova Light" w:hAnsi="Arial Nova Light"/>
-                <w:sz w:val="14"/>
-                <w:szCs w:val="14"/>
-              </w:rPr>
-            </w:pPr>
-            <w:r>
-              <w:rPr>
-                <w:rFonts w:ascii="Arial Nova Light" w:hAnsi="Arial Nova Light"/>
-                <w:sz w:val="14"/>
-                <w:szCs w:val="14"/>
-              </w:rPr>
-              <w:t>how do you use a promise</w:t>
+                <w:sz w:val="20"/>
+                <w:szCs w:val="20"/>
+              </w:rPr>
+            </w:pPr>
+            <w:r>
+              <w:rPr>
+                <w:rFonts w:ascii="Arial Nova Light" w:hAnsi="Arial Nova Light"/>
+                <w:sz w:val="20"/>
+                <w:szCs w:val="20"/>
+              </w:rPr>
+              <w:t>why promises are better than callbacks</w:t>
             </w:r>
           </w:p>
         </w:tc>
@@ -9766,17 +9880,17 @@
             <w:pPr>
               <w:rPr>
                 <w:rFonts w:ascii="Arial Nova Light" w:hAnsi="Arial Nova Light"/>
-                <w:sz w:val="14"/>
-                <w:szCs w:val="14"/>
-              </w:rPr>
-            </w:pPr>
-            <w:r>
-              <w:rPr>
-                <w:rFonts w:ascii="Arial Nova Light" w:hAnsi="Arial Nova Light"/>
-                <w:sz w:val="14"/>
-                <w:szCs w:val="14"/>
-              </w:rPr>
-              <w:t>.then() for success / .catch() for error</w:t>
+                <w:sz w:val="20"/>
+                <w:szCs w:val="20"/>
+              </w:rPr>
+            </w:pPr>
+            <w:r>
+              <w:rPr>
+                <w:rFonts w:ascii="Arial Nova Light" w:hAnsi="Arial Nova Light"/>
+                <w:sz w:val="20"/>
+                <w:szCs w:val="20"/>
+              </w:rPr>
+              <w:t>avoid callback hell, better readability, easy error handling</w:t>
             </w:r>
           </w:p>
         </w:tc>
@@ -9790,36 +9904,10 @@
               <w:ind w:left="0"/>
               <w:rPr>
                 <w:rFonts w:ascii="Arial Nova Light" w:hAnsi="Arial Nova Light"/>
-                <w:sz w:val="14"/>
-                <w:szCs w:val="14"/>
-              </w:rPr>
-            </w:pPr>
-            <w:r>
-              <w:rPr>
-                <w:rFonts w:ascii="Arial Nova Light" w:hAnsi="Arial Nova Light"/>
-                <w:sz w:val="14"/>
-                <w:szCs w:val="14"/>
-              </w:rPr>
-              <w:t>promise</w:t>
-            </w:r>
-            <w:r>
-              <w:rPr>
-                <w:rFonts w:ascii="Arial Nova Light" w:hAnsi="Arial Nova Light"/>
-                <w:sz w:val="14"/>
-                <w:szCs w:val="14"/>
-              </w:rPr>
-              <w:br/>
-              <w:t>.then(res =&gt; console.log(res))</w:t>
-            </w:r>
-            <w:r>
-              <w:rPr>
-                <w:rFonts w:ascii="Arial Nova Light" w:hAnsi="Arial Nova Light"/>
-                <w:sz w:val="14"/>
-                <w:szCs w:val="14"/>
-              </w:rPr>
-              <w:br/>
-              <w:t>.catch(err =&gt; console.log(err));</w:t>
-            </w:r>
+                <w:sz w:val="20"/>
+                <w:szCs w:val="20"/>
+              </w:rPr>
+            </w:pPr>
           </w:p>
         </w:tc>
       </w:tr>
@@ -9837,17 +9925,17 @@
               <w:ind w:left="0"/>
               <w:rPr>
                 <w:rFonts w:ascii="Arial Nova Light" w:hAnsi="Arial Nova Light"/>
-                <w:sz w:val="14"/>
-                <w:szCs w:val="14"/>
-              </w:rPr>
-            </w:pPr>
-            <w:r>
-              <w:rPr>
-                <w:rFonts w:ascii="Arial Nova Light" w:hAnsi="Arial Nova Light"/>
-                <w:sz w:val="14"/>
-                <w:szCs w:val="14"/>
-              </w:rPr>
-              <w:t>why promises are better than callbacks</w:t>
+                <w:sz w:val="20"/>
+                <w:szCs w:val="20"/>
+              </w:rPr>
+            </w:pPr>
+            <w:r>
+              <w:rPr>
+                <w:rFonts w:ascii="Arial Nova Light" w:hAnsi="Arial Nova Light"/>
+                <w:sz w:val="20"/>
+                <w:szCs w:val="20"/>
+              </w:rPr>
+              <w:t>what is async/await</w:t>
             </w:r>
           </w:p>
         </w:tc>
@@ -9859,17 +9947,17 @@
             <w:pPr>
               <w:rPr>
                 <w:rFonts w:ascii="Arial Nova Light" w:hAnsi="Arial Nova Light"/>
-                <w:sz w:val="14"/>
-                <w:szCs w:val="14"/>
-              </w:rPr>
-            </w:pPr>
-            <w:r>
-              <w:rPr>
-                <w:rFonts w:ascii="Arial Nova Light" w:hAnsi="Arial Nova Light"/>
-                <w:sz w:val="14"/>
-                <w:szCs w:val="14"/>
-              </w:rPr>
-              <w:t>avoid callback hell, better readability, easy error handling</w:t>
+                <w:sz w:val="20"/>
+                <w:szCs w:val="20"/>
+              </w:rPr>
+            </w:pPr>
+            <w:r>
+              <w:rPr>
+                <w:rFonts w:ascii="Arial Nova Light" w:hAnsi="Arial Nova Light"/>
+                <w:sz w:val="20"/>
+                <w:szCs w:val="20"/>
+              </w:rPr>
+              <w:t>async/await promises ko simple synchronous style me likhne ka tareeqa hai.</w:t>
             </w:r>
           </w:p>
         </w:tc>
@@ -9883,10 +9971,45 @@
               <w:ind w:left="0"/>
               <w:rPr>
                 <w:rFonts w:ascii="Arial Nova Light" w:hAnsi="Arial Nova Light"/>
-                <w:sz w:val="14"/>
-                <w:szCs w:val="14"/>
-              </w:rPr>
-            </w:pPr>
+                <w:sz w:val="20"/>
+                <w:szCs w:val="20"/>
+              </w:rPr>
+            </w:pPr>
+            <w:r>
+              <w:rPr>
+                <w:rFonts w:ascii="Arial Nova Light" w:hAnsi="Arial Nova Light"/>
+                <w:sz w:val="20"/>
+                <w:szCs w:val="20"/>
+              </w:rPr>
+              <w:t>async function getdata() {</w:t>
+            </w:r>
+            <w:r>
+              <w:rPr>
+                <w:rFonts w:ascii="Arial Nova Light" w:hAnsi="Arial Nova Light"/>
+                <w:sz w:val="20"/>
+                <w:szCs w:val="20"/>
+              </w:rPr>
+              <w:br/>
+              <w:t>let res = await fetch("url");</w:t>
+            </w:r>
+            <w:r>
+              <w:rPr>
+                <w:rFonts w:ascii="Arial Nova Light" w:hAnsi="Arial Nova Light"/>
+                <w:sz w:val="20"/>
+                <w:szCs w:val="20"/>
+              </w:rPr>
+              <w:br/>
+              <w:t>let data = await res.json();</w:t>
+            </w:r>
+            <w:r>
+              <w:rPr>
+                <w:rFonts w:ascii="Arial Nova Light" w:hAnsi="Arial Nova Light"/>
+                <w:sz w:val="20"/>
+                <w:szCs w:val="20"/>
+              </w:rPr>
+              <w:br/>
+              <w:t>}</w:t>
+            </w:r>
           </w:p>
         </w:tc>
       </w:tr>
@@ -9904,17 +10027,17 @@
               <w:ind w:left="0"/>
               <w:rPr>
                 <w:rFonts w:ascii="Arial Nova Light" w:hAnsi="Arial Nova Light"/>
-                <w:sz w:val="14"/>
-                <w:szCs w:val="14"/>
-              </w:rPr>
-            </w:pPr>
-            <w:r>
-              <w:rPr>
-                <w:rFonts w:ascii="Arial Nova Light" w:hAnsi="Arial Nova Light"/>
-                <w:sz w:val="14"/>
-                <w:szCs w:val="14"/>
-              </w:rPr>
-              <w:t>what is async/await</w:t>
+                <w:sz w:val="20"/>
+                <w:szCs w:val="20"/>
+              </w:rPr>
+            </w:pPr>
+            <w:r>
+              <w:rPr>
+                <w:rFonts w:ascii="Arial Nova Light" w:hAnsi="Arial Nova Light"/>
+                <w:sz w:val="20"/>
+                <w:szCs w:val="20"/>
+              </w:rPr>
+              <w:t>difference between async/await and promise</w:t>
             </w:r>
           </w:p>
         </w:tc>
@@ -9926,68 +10049,99 @@
             <w:pPr>
               <w:rPr>
                 <w:rFonts w:ascii="Arial Nova Light" w:hAnsi="Arial Nova Light"/>
-                <w:sz w:val="14"/>
-                <w:szCs w:val="14"/>
-              </w:rPr>
-            </w:pPr>
-            <w:r>
-              <w:rPr>
-                <w:rFonts w:ascii="Arial Nova Light" w:hAnsi="Arial Nova Light"/>
-                <w:sz w:val="14"/>
-                <w:szCs w:val="14"/>
-              </w:rPr>
-              <w:t>async/await promises ko simple synchronous style me likhne ka tareeqa hai.</w:t>
-            </w:r>
+                <w:sz w:val="20"/>
+                <w:szCs w:val="20"/>
+              </w:rPr>
+            </w:pPr>
+            <w:r>
+              <w:rPr>
+                <w:rFonts w:ascii="Arial Nova Light" w:hAnsi="Arial Nova Light"/>
+                <w:sz w:val="20"/>
+                <w:szCs w:val="20"/>
+              </w:rPr>
+              <w:t>internally dono same hain (async/await promises pe based hai)</w:t>
+            </w:r>
+          </w:p>
+          <w:p>
+            <w:pPr>
+              <w:rPr>
+                <w:rFonts w:ascii="Arial Nova Light" w:hAnsi="Arial Nova Light"/>
+                <w:sz w:val="20"/>
+                <w:szCs w:val="20"/>
+              </w:rPr>
+            </w:pPr>
           </w:p>
         </w:tc>
         <w:tc>
           <w:tcPr>
             <w:tcW w:w="3803" w:type="dxa"/>
           </w:tcPr>
+          <w:p>
+            <w:pPr>
+              <w:rPr>
+                <w:rFonts w:ascii="Arial Nova Light" w:hAnsi="Arial Nova Light"/>
+                <w:sz w:val="20"/>
+                <w:szCs w:val="20"/>
+              </w:rPr>
+            </w:pPr>
+            <w:r>
+              <w:rPr>
+                <w:rFonts w:ascii="Arial Nova Light" w:hAnsi="Arial Nova Light"/>
+                <w:sz w:val="20"/>
+                <w:szCs w:val="20"/>
+              </w:rPr>
+              <w:t xml:space="preserve">promise </w:t>
+            </w:r>
+            <w:r>
+              <w:rPr>
+                <w:rFonts w:ascii="Arial" w:hAnsi="Arial" w:cs="Arial"/>
+                <w:sz w:val="20"/>
+                <w:szCs w:val="20"/>
+              </w:rPr>
+              <w:t>→</w:t>
+            </w:r>
+            <w:r>
+              <w:rPr>
+                <w:rFonts w:ascii="Arial Nova Light" w:hAnsi="Arial Nova Light"/>
+                <w:sz w:val="20"/>
+                <w:szCs w:val="20"/>
+              </w:rPr>
+              <w:t xml:space="preserve"> .then() chaining </w:t>
+            </w:r>
+          </w:p>
           <w:p>
             <w:pPr>
               <w:pStyle w:val="ListParagraph"/>
               <w:ind w:left="0"/>
               <w:rPr>
                 <w:rFonts w:ascii="Arial Nova Light" w:hAnsi="Arial Nova Light"/>
-                <w:sz w:val="14"/>
-                <w:szCs w:val="14"/>
-              </w:rPr>
-            </w:pPr>
-            <w:r>
-              <w:rPr>
-                <w:rFonts w:ascii="Arial Nova Light" w:hAnsi="Arial Nova Light"/>
-                <w:sz w:val="14"/>
-                <w:szCs w:val="14"/>
-              </w:rPr>
-              <w:t>async function getdata() {</w:t>
-            </w:r>
-            <w:r>
-              <w:rPr>
-                <w:rFonts w:ascii="Arial Nova Light" w:hAnsi="Arial Nova Light"/>
-                <w:sz w:val="14"/>
-                <w:szCs w:val="14"/>
-              </w:rPr>
-              <w:br/>
-              <w:t>let res = await fetch("url");</w:t>
-            </w:r>
-            <w:r>
-              <w:rPr>
-                <w:rFonts w:ascii="Arial Nova Light" w:hAnsi="Arial Nova Light"/>
-                <w:sz w:val="14"/>
-                <w:szCs w:val="14"/>
-              </w:rPr>
-              <w:br/>
-              <w:t>let data = await res.json();</w:t>
-            </w:r>
-            <w:r>
-              <w:rPr>
-                <w:rFonts w:ascii="Arial Nova Light" w:hAnsi="Arial Nova Light"/>
-                <w:sz w:val="14"/>
-                <w:szCs w:val="14"/>
-              </w:rPr>
-              <w:br/>
-              <w:t>}</w:t>
+                <w:sz w:val="20"/>
+                <w:szCs w:val="20"/>
+              </w:rPr>
+            </w:pPr>
+            <w:r>
+              <w:rPr>
+                <w:rFonts w:ascii="Arial Nova Light" w:hAnsi="Arial Nova Light"/>
+                <w:sz w:val="20"/>
+                <w:szCs w:val="20"/>
+              </w:rPr>
+              <w:t xml:space="preserve">async/await </w:t>
+            </w:r>
+            <w:r>
+              <w:rPr>
+                <w:rFonts w:ascii="Arial" w:hAnsi="Arial" w:cs="Arial"/>
+                <w:sz w:val="20"/>
+                <w:szCs w:val="20"/>
+              </w:rPr>
+              <w:t>→</w:t>
+            </w:r>
+            <w:r>
+              <w:rPr>
+                <w:rFonts w:ascii="Arial Nova Light" w:hAnsi="Arial Nova Light"/>
+                <w:sz w:val="20"/>
+                <w:szCs w:val="20"/>
+              </w:rPr>
+              <w:t xml:space="preserve"> clean &amp; readable</w:t>
             </w:r>
           </w:p>
         </w:tc>
@@ -10006,17 +10160,17 @@
               <w:ind w:left="0"/>
               <w:rPr>
                 <w:rFonts w:ascii="Arial Nova Light" w:hAnsi="Arial Nova Light"/>
-                <w:sz w:val="14"/>
-                <w:szCs w:val="14"/>
-              </w:rPr>
-            </w:pPr>
-            <w:r>
-              <w:rPr>
-                <w:rFonts w:ascii="Arial Nova Light" w:hAnsi="Arial Nova Light"/>
-                <w:sz w:val="14"/>
-                <w:szCs w:val="14"/>
-              </w:rPr>
-              <w:t>difference between async/await and promise</w:t>
+                <w:sz w:val="20"/>
+                <w:szCs w:val="20"/>
+              </w:rPr>
+            </w:pPr>
+            <w:r>
+              <w:rPr>
+                <w:rFonts w:ascii="Arial Nova Light" w:hAnsi="Arial Nova Light"/>
+                <w:sz w:val="20"/>
+                <w:szCs w:val="20"/>
+              </w:rPr>
+              <w:t>how do you handle errors in async/await</w:t>
             </w:r>
           </w:p>
         </w:tc>
@@ -10028,99 +10182,86 @@
             <w:pPr>
               <w:rPr>
                 <w:rFonts w:ascii="Arial Nova Light" w:hAnsi="Arial Nova Light"/>
-                <w:sz w:val="14"/>
-                <w:szCs w:val="14"/>
-              </w:rPr>
-            </w:pPr>
-            <w:r>
-              <w:rPr>
-                <w:rFonts w:ascii="Arial Nova Light" w:hAnsi="Arial Nova Light"/>
-                <w:sz w:val="14"/>
-                <w:szCs w:val="14"/>
-              </w:rPr>
-              <w:t>internally dono same hain (async/await promises pe based hai)</w:t>
-            </w:r>
-          </w:p>
-          <w:p>
-            <w:pPr>
-              <w:rPr>
-                <w:rFonts w:ascii="Arial Nova Light" w:hAnsi="Arial Nova Light"/>
-                <w:sz w:val="14"/>
-                <w:szCs w:val="14"/>
-              </w:rPr>
-            </w:pPr>
+                <w:sz w:val="20"/>
+                <w:szCs w:val="20"/>
+              </w:rPr>
+            </w:pPr>
+            <w:r>
+              <w:rPr>
+                <w:rFonts w:ascii="Arial Nova Light" w:hAnsi="Arial Nova Light"/>
+                <w:sz w:val="20"/>
+                <w:szCs w:val="20"/>
+              </w:rPr>
+              <w:t>try/catch use hota hai</w:t>
+            </w:r>
           </w:p>
         </w:tc>
         <w:tc>
           <w:tcPr>
             <w:tcW w:w="3803" w:type="dxa"/>
           </w:tcPr>
-          <w:p>
-            <w:pPr>
-              <w:rPr>
-                <w:rFonts w:ascii="Arial Nova Light" w:hAnsi="Arial Nova Light"/>
-                <w:sz w:val="14"/>
-                <w:szCs w:val="14"/>
-              </w:rPr>
-            </w:pPr>
-            <w:r>
-              <w:rPr>
-                <w:rFonts w:ascii="Arial Nova Light" w:hAnsi="Arial Nova Light"/>
-                <w:sz w:val="14"/>
-                <w:szCs w:val="14"/>
-              </w:rPr>
-              <w:t xml:space="preserve">promise </w:t>
-            </w:r>
-            <w:r>
-              <w:rPr>
-                <w:rFonts w:ascii="Arial" w:hAnsi="Arial" w:cs="Arial"/>
-                <w:sz w:val="14"/>
-                <w:szCs w:val="14"/>
-              </w:rPr>
-              <w:t>→</w:t>
-            </w:r>
-            <w:r>
-              <w:rPr>
-                <w:rFonts w:ascii="Arial Nova Light" w:hAnsi="Arial Nova Light"/>
-                <w:sz w:val="14"/>
-                <w:szCs w:val="14"/>
-              </w:rPr>
-              <w:t xml:space="preserve"> .then() chaining </w:t>
-            </w:r>
-          </w:p>
           <w:p>
             <w:pPr>
               <w:pStyle w:val="ListParagraph"/>
               <w:ind w:left="0"/>
               <w:rPr>
                 <w:rFonts w:ascii="Arial Nova Light" w:hAnsi="Arial Nova Light"/>
-                <w:sz w:val="14"/>
-                <w:szCs w:val="14"/>
-              </w:rPr>
-            </w:pPr>
-            <w:r>
-              <w:rPr>
-                <w:rFonts w:ascii="Arial Nova Light" w:hAnsi="Arial Nova Light"/>
-                <w:sz w:val="14"/>
-                <w:szCs w:val="14"/>
-              </w:rPr>
-              <w:t xml:space="preserve">async/await </w:t>
-            </w:r>
-            <w:r>
-              <w:rPr>
-                <w:rFonts w:ascii="Arial" w:hAnsi="Arial" w:cs="Arial"/>
-                <w:sz w:val="14"/>
-                <w:szCs w:val="14"/>
-              </w:rPr>
-              <w:t>→</w:t>
-            </w:r>
-            <w:r>
-              <w:rPr>
-                <w:rFonts w:ascii="Arial Nova Light" w:hAnsi="Arial Nova Light"/>
-                <w:sz w:val="14"/>
-                <w:szCs w:val="14"/>
-              </w:rPr>
-              <w:t xml:space="preserve"> clean &amp; readable</w:t>
+                <w:sz w:val="20"/>
+                <w:szCs w:val="20"/>
+              </w:rPr>
+            </w:pPr>
+            <w:r>
+              <w:rPr>
+                <w:rFonts w:ascii="Arial Nova Light" w:hAnsi="Arial Nova Light"/>
+                <w:sz w:val="20"/>
+                <w:szCs w:val="20"/>
+              </w:rPr>
+              <w:t>async function getdata() {</w:t>
+            </w:r>
+            <w:r>
+              <w:rPr>
+                <w:rFonts w:ascii="Arial Nova Light" w:hAnsi="Arial Nova Light"/>
+                <w:sz w:val="20"/>
+                <w:szCs w:val="20"/>
+              </w:rPr>
+              <w:br/>
+              <w:t>try {</w:t>
+            </w:r>
+            <w:r>
+              <w:rPr>
+                <w:rFonts w:ascii="Arial Nova Light" w:hAnsi="Arial Nova Light"/>
+                <w:sz w:val="20"/>
+                <w:szCs w:val="20"/>
+              </w:rPr>
+              <w:br/>
+              <w:t>let res = await fetch("url");</w:t>
+            </w:r>
+            <w:r>
+              <w:rPr>
+                <w:rFonts w:ascii="Arial Nova Light" w:hAnsi="Arial Nova Light"/>
+                <w:sz w:val="20"/>
+                <w:szCs w:val="20"/>
+              </w:rPr>
+              <w:br/>
+              <w:t>} catch(err) {</w:t>
+            </w:r>
+            <w:r>
+              <w:rPr>
+                <w:rFonts w:ascii="Arial Nova Light" w:hAnsi="Arial Nova Light"/>
+                <w:sz w:val="20"/>
+                <w:szCs w:val="20"/>
+              </w:rPr>
+              <w:br/>
+              <w:t>console.log(err);</w:t>
+            </w:r>
+            <w:r>
+              <w:rPr>
+                <w:rFonts w:ascii="Arial Nova Light" w:hAnsi="Arial Nova Light"/>
+                <w:sz w:val="20"/>
+                <w:szCs w:val="20"/>
+              </w:rPr>
+              <w:br/>
+              <w:t>}}</w:t>
             </w:r>
           </w:p>
         </w:tc>
@@ -10139,17 +10280,17 @@
               <w:ind w:left="0"/>
               <w:rPr>
                 <w:rFonts w:ascii="Arial Nova Light" w:hAnsi="Arial Nova Light"/>
-                <w:sz w:val="14"/>
-                <w:szCs w:val="14"/>
-              </w:rPr>
-            </w:pPr>
-            <w:r>
-              <w:rPr>
-                <w:rFonts w:ascii="Arial Nova Light" w:hAnsi="Arial Nova Light"/>
-                <w:sz w:val="14"/>
-                <w:szCs w:val="14"/>
-              </w:rPr>
-              <w:t>how do you handle errors in async/await</w:t>
+                <w:sz w:val="20"/>
+                <w:szCs w:val="20"/>
+              </w:rPr>
+            </w:pPr>
+            <w:r>
+              <w:rPr>
+                <w:rFonts w:ascii="Arial Nova Light" w:hAnsi="Arial Nova Light"/>
+                <w:sz w:val="20"/>
+                <w:szCs w:val="20"/>
+              </w:rPr>
+              <w:t>fetch api</w:t>
             </w:r>
           </w:p>
         </w:tc>
@@ -10161,17 +10302,17 @@
             <w:pPr>
               <w:rPr>
                 <w:rFonts w:ascii="Arial Nova Light" w:hAnsi="Arial Nova Light"/>
-                <w:sz w:val="14"/>
-                <w:szCs w:val="14"/>
-              </w:rPr>
-            </w:pPr>
-            <w:r>
-              <w:rPr>
-                <w:rFonts w:ascii="Arial Nova Light" w:hAnsi="Arial Nova Light"/>
-                <w:sz w:val="14"/>
-                <w:szCs w:val="14"/>
-              </w:rPr>
-              <w:t>try/catch use hota hai</w:t>
+                <w:sz w:val="20"/>
+                <w:szCs w:val="20"/>
+              </w:rPr>
+            </w:pPr>
+            <w:r>
+              <w:rPr>
+                <w:rFonts w:ascii="Arial Nova Light" w:hAnsi="Arial Nova Light"/>
+                <w:sz w:val="20"/>
+                <w:szCs w:val="20"/>
+              </w:rPr>
+              <w:t>fetch api ek modern way hai server se data lene ka</w:t>
             </w:r>
           </w:p>
         </w:tc>
@@ -10185,62 +10326,35 @@
               <w:ind w:left="0"/>
               <w:rPr>
                 <w:rFonts w:ascii="Arial Nova Light" w:hAnsi="Arial Nova Light"/>
-                <w:sz w:val="14"/>
-                <w:szCs w:val="14"/>
-              </w:rPr>
-            </w:pPr>
-            <w:r>
-              <w:rPr>
-                <w:rFonts w:ascii="Arial Nova Light" w:hAnsi="Arial Nova Light"/>
-                <w:sz w:val="14"/>
-                <w:szCs w:val="14"/>
-              </w:rPr>
-              <w:t>async function getdata() {</w:t>
-            </w:r>
-            <w:r>
-              <w:rPr>
-                <w:rFonts w:ascii="Arial Nova Light" w:hAnsi="Arial Nova Light"/>
-                <w:sz w:val="14"/>
-                <w:szCs w:val="14"/>
+                <w:sz w:val="20"/>
+                <w:szCs w:val="20"/>
+              </w:rPr>
+            </w:pPr>
+            <w:r>
+              <w:rPr>
+                <w:rFonts w:ascii="Arial Nova Light" w:hAnsi="Arial Nova Light"/>
+                <w:sz w:val="20"/>
+                <w:szCs w:val="20"/>
+              </w:rPr>
+              <w:t>fetch("url")</w:t>
+            </w:r>
+            <w:r>
+              <w:rPr>
+                <w:rFonts w:ascii="Arial Nova Light" w:hAnsi="Arial Nova Light"/>
+                <w:sz w:val="20"/>
+                <w:szCs w:val="20"/>
               </w:rPr>
               <w:br/>
-              <w:t>try {</w:t>
-            </w:r>
-            <w:r>
-              <w:rPr>
-                <w:rFonts w:ascii="Arial Nova Light" w:hAnsi="Arial Nova Light"/>
-                <w:sz w:val="14"/>
-                <w:szCs w:val="14"/>
+              <w:t>.then(res =&gt; res.json())</w:t>
+            </w:r>
+            <w:r>
+              <w:rPr>
+                <w:rFonts w:ascii="Arial Nova Light" w:hAnsi="Arial Nova Light"/>
+                <w:sz w:val="20"/>
+                <w:szCs w:val="20"/>
               </w:rPr>
               <w:br/>
-              <w:t>let res = await fetch("url");</w:t>
-            </w:r>
-            <w:r>
-              <w:rPr>
-                <w:rFonts w:ascii="Arial Nova Light" w:hAnsi="Arial Nova Light"/>
-                <w:sz w:val="14"/>
-                <w:szCs w:val="14"/>
-              </w:rPr>
-              <w:br/>
-              <w:t>} catch(err) {</w:t>
-            </w:r>
-            <w:r>
-              <w:rPr>
-                <w:rFonts w:ascii="Arial Nova Light" w:hAnsi="Arial Nova Light"/>
-                <w:sz w:val="14"/>
-                <w:szCs w:val="14"/>
-              </w:rPr>
-              <w:br/>
-              <w:t>console.log(err);</w:t>
-            </w:r>
-            <w:r>
-              <w:rPr>
-                <w:rFonts w:ascii="Arial Nova Light" w:hAnsi="Arial Nova Light"/>
-                <w:sz w:val="14"/>
-                <w:szCs w:val="14"/>
-              </w:rPr>
-              <w:br/>
-              <w:t>}}</w:t>
+              <w:t>.then(data =&gt; console.log(data));</w:t>
             </w:r>
           </w:p>
         </w:tc>
@@ -10259,18 +10373,10 @@
               <w:ind w:left="0"/>
               <w:rPr>
                 <w:rFonts w:ascii="Arial Nova Light" w:hAnsi="Arial Nova Light"/>
-                <w:sz w:val="14"/>
-                <w:szCs w:val="14"/>
-              </w:rPr>
-            </w:pPr>
-            <w:r>
-              <w:rPr>
-                <w:rFonts w:ascii="Arial Nova Light" w:hAnsi="Arial Nova Light"/>
-                <w:sz w:val="14"/>
-                <w:szCs w:val="14"/>
-              </w:rPr>
-              <w:t>fetch api</w:t>
-            </w:r>
+                <w:sz w:val="20"/>
+                <w:szCs w:val="20"/>
+              </w:rPr>
+            </w:pPr>
           </w:p>
         </w:tc>
         <w:tc>
@@ -10279,19 +10385,21 @@
           </w:tcPr>
           <w:p>
             <w:pPr>
-              <w:rPr>
-                <w:rFonts w:ascii="Arial Nova Light" w:hAnsi="Arial Nova Light"/>
-                <w:sz w:val="14"/>
-                <w:szCs w:val="14"/>
-              </w:rPr>
-            </w:pPr>
-            <w:r>
-              <w:rPr>
-                <w:rFonts w:ascii="Arial Nova Light" w:hAnsi="Arial Nova Light"/>
-                <w:sz w:val="14"/>
-                <w:szCs w:val="14"/>
-              </w:rPr>
-              <w:t>fetch api ek modern way hai server se data lene ka</w:t>
+              <w:jc w:val="center"/>
+              <w:rPr>
+                <w:rFonts w:ascii="Arial Nova Light" w:hAnsi="Arial Nova Light"/>
+                <w:sz w:val="20"/>
+                <w:szCs w:val="20"/>
+              </w:rPr>
+            </w:pPr>
+            <w:r>
+              <w:rPr>
+                <w:rFonts w:ascii="Arial Nova Light" w:hAnsi="Arial Nova Light"/>
+                <w:sz w:val="20"/>
+                <w:szCs w:val="20"/>
+                <w:highlight w:val="yellow"/>
+              </w:rPr>
+              <w:t>OBJECT</w:t>
             </w:r>
           </w:p>
         </w:tc>
@@ -10305,36 +10413,10 @@
               <w:ind w:left="0"/>
               <w:rPr>
                 <w:rFonts w:ascii="Arial Nova Light" w:hAnsi="Arial Nova Light"/>
-                <w:sz w:val="14"/>
-                <w:szCs w:val="14"/>
-              </w:rPr>
-            </w:pPr>
-            <w:r>
-              <w:rPr>
-                <w:rFonts w:ascii="Arial Nova Light" w:hAnsi="Arial Nova Light"/>
-                <w:sz w:val="14"/>
-                <w:szCs w:val="14"/>
-              </w:rPr>
-              <w:t>fetch("url")</w:t>
-            </w:r>
-            <w:r>
-              <w:rPr>
-                <w:rFonts w:ascii="Arial Nova Light" w:hAnsi="Arial Nova Light"/>
-                <w:sz w:val="14"/>
-                <w:szCs w:val="14"/>
-              </w:rPr>
-              <w:br/>
-              <w:t>.then(res =&gt; res.json())</w:t>
-            </w:r>
-            <w:r>
-              <w:rPr>
-                <w:rFonts w:ascii="Arial Nova Light" w:hAnsi="Arial Nova Light"/>
-                <w:sz w:val="14"/>
-                <w:szCs w:val="14"/>
-              </w:rPr>
-              <w:br/>
-              <w:t>.then(data =&gt; console.log(data));</w:t>
-            </w:r>
+                <w:sz w:val="20"/>
+                <w:szCs w:val="20"/>
+              </w:rPr>
+            </w:pPr>
           </w:p>
         </w:tc>
       </w:tr>
@@ -10352,10 +10434,18 @@
               <w:ind w:left="0"/>
               <w:rPr>
                 <w:rFonts w:ascii="Arial Nova Light" w:hAnsi="Arial Nova Light"/>
-                <w:sz w:val="14"/>
-                <w:szCs w:val="14"/>
-              </w:rPr>
-            </w:pPr>
+                <w:sz w:val="20"/>
+                <w:szCs w:val="20"/>
+              </w:rPr>
+            </w:pPr>
+            <w:r>
+              <w:rPr>
+                <w:rFonts w:ascii="Arial Nova Light" w:hAnsi="Arial Nova Light"/>
+                <w:sz w:val="20"/>
+                <w:szCs w:val="20"/>
+              </w:rPr>
+              <w:t>Object kya hota hai</w:t>
+            </w:r>
           </w:p>
         </w:tc>
         <w:tc>
@@ -10366,10 +10456,18 @@
             <w:pPr>
               <w:rPr>
                 <w:rFonts w:ascii="Arial Nova Light" w:hAnsi="Arial Nova Light"/>
-                <w:sz w:val="14"/>
-                <w:szCs w:val="14"/>
-              </w:rPr>
-            </w:pPr>
+                <w:sz w:val="20"/>
+                <w:szCs w:val="20"/>
+              </w:rPr>
+            </w:pPr>
+            <w:r>
+              <w:rPr>
+                <w:rFonts w:ascii="Arial Nova Light" w:hAnsi="Arial Nova Light"/>
+                <w:sz w:val="20"/>
+                <w:szCs w:val="20"/>
+              </w:rPr>
+              <w:t>Object ek data structure hai jo key-value pairs mein data store karta hai.</w:t>
+            </w:r>
           </w:p>
         </w:tc>
         <w:tc>
@@ -10382,8 +10480,1050 @@
               <w:ind w:left="0"/>
               <w:rPr>
                 <w:rFonts w:ascii="Arial Nova Light" w:hAnsi="Arial Nova Light"/>
-                <w:sz w:val="14"/>
-                <w:szCs w:val="14"/>
+                <w:sz w:val="20"/>
+                <w:szCs w:val="20"/>
+              </w:rPr>
+            </w:pPr>
+            <w:r>
+              <w:rPr>
+                <w:rFonts w:ascii="Arial Nova Light" w:hAnsi="Arial Nova Light"/>
+                <w:sz w:val="20"/>
+                <w:szCs w:val="20"/>
+              </w:rPr>
+              <w:t>let person = {</w:t>
+            </w:r>
+            <w:r>
+              <w:rPr>
+                <w:rFonts w:ascii="Arial Nova Light" w:hAnsi="Arial Nova Light"/>
+                <w:sz w:val="20"/>
+                <w:szCs w:val="20"/>
+              </w:rPr>
+              <w:br/>
+              <w:t>name: "Ali",</w:t>
+            </w:r>
+            <w:r>
+              <w:rPr>
+                <w:rFonts w:ascii="Arial Nova Light" w:hAnsi="Arial Nova Light"/>
+                <w:sz w:val="20"/>
+                <w:szCs w:val="20"/>
+              </w:rPr>
+              <w:br/>
+              <w:t>age: 20</w:t>
+            </w:r>
+            <w:r>
+              <w:rPr>
+                <w:rFonts w:ascii="Arial Nova Light" w:hAnsi="Arial Nova Light"/>
+                <w:sz w:val="20"/>
+                <w:szCs w:val="20"/>
+              </w:rPr>
+              <w:br/>
+              <w:t>};</w:t>
+            </w:r>
+          </w:p>
+        </w:tc>
+      </w:tr>
+      <w:tr>
+        <w:trPr>
+          <w:trHeight w:val="146"/>
+        </w:trPr>
+        <w:tc>
+          <w:tcPr>
+            <w:tcW w:w="2728" w:type="dxa"/>
+          </w:tcPr>
+          <w:p>
+            <w:pPr>
+              <w:pStyle w:val="ListParagraph"/>
+              <w:ind w:left="0"/>
+              <w:rPr>
+                <w:rFonts w:ascii="Arial Nova Light" w:hAnsi="Arial Nova Light"/>
+                <w:sz w:val="20"/>
+                <w:szCs w:val="20"/>
+              </w:rPr>
+            </w:pPr>
+            <w:r>
+              <w:rPr>
+                <w:rFonts w:ascii="Arial Nova Light" w:hAnsi="Arial Nova Light"/>
+                <w:sz w:val="20"/>
+                <w:szCs w:val="20"/>
+              </w:rPr>
+              <w:t>Object banane ke 2 tareeqe likho</w:t>
+            </w:r>
+          </w:p>
+        </w:tc>
+        <w:tc>
+          <w:tcPr>
+            <w:tcW w:w="5109" w:type="dxa"/>
+          </w:tcPr>
+          <w:p>
+            <w:pPr>
+              <w:rPr>
+                <w:rFonts w:ascii="Arial Nova Light" w:hAnsi="Arial Nova Light"/>
+                <w:sz w:val="20"/>
+                <w:szCs w:val="20"/>
+              </w:rPr>
+            </w:pPr>
+            <w:r>
+              <w:rPr>
+                <w:rFonts w:ascii="Arial Nova Light" w:hAnsi="Arial Nova Light"/>
+                <w:sz w:val="20"/>
+                <w:szCs w:val="20"/>
+              </w:rPr>
+              <w:t>// Method 1 (Literal)</w:t>
+            </w:r>
+            <w:r>
+              <w:rPr>
+                <w:rFonts w:ascii="Arial Nova Light" w:hAnsi="Arial Nova Light"/>
+                <w:sz w:val="20"/>
+                <w:szCs w:val="20"/>
+              </w:rPr>
+              <w:br/>
+              <w:t>let car = { brand: "Toyota", model: 2020 };</w:t>
+            </w:r>
+            <w:r>
+              <w:rPr>
+                <w:rFonts w:ascii="Arial Nova Light" w:hAnsi="Arial Nova Light"/>
+                <w:sz w:val="20"/>
+                <w:szCs w:val="20"/>
+              </w:rPr>
+              <w:br/>
+            </w:r>
+            <w:r>
+              <w:rPr>
+                <w:rFonts w:ascii="Arial Nova Light" w:hAnsi="Arial Nova Light"/>
+                <w:sz w:val="20"/>
+                <w:szCs w:val="20"/>
+              </w:rPr>
+              <w:br/>
+              <w:t>// Method 2 (Constructor)</w:t>
+            </w:r>
+            <w:r>
+              <w:rPr>
+                <w:rFonts w:ascii="Arial Nova Light" w:hAnsi="Arial Nova Light"/>
+                <w:sz w:val="20"/>
+                <w:szCs w:val="20"/>
+              </w:rPr>
+              <w:br/>
+              <w:t>let obj = new Object();</w:t>
+            </w:r>
+            <w:r>
+              <w:rPr>
+                <w:rFonts w:ascii="Arial Nova Light" w:hAnsi="Arial Nova Light"/>
+                <w:sz w:val="20"/>
+                <w:szCs w:val="20"/>
+              </w:rPr>
+              <w:br/>
+              <w:t>obj.name = "Ahmed";</w:t>
+            </w:r>
+          </w:p>
+          <w:p>
+            <w:pPr>
+              <w:rPr>
+                <w:rFonts w:ascii="Arial Nova Light" w:hAnsi="Arial Nova Light"/>
+                <w:sz w:val="20"/>
+                <w:szCs w:val="20"/>
+              </w:rPr>
+            </w:pPr>
+          </w:p>
+        </w:tc>
+        <w:tc>
+          <w:tcPr>
+            <w:tcW w:w="3803" w:type="dxa"/>
+          </w:tcPr>
+          <w:p>
+            <w:pPr>
+              <w:pStyle w:val="ListParagraph"/>
+              <w:ind w:left="0"/>
+              <w:rPr>
+                <w:rFonts w:ascii="Arial Nova Light" w:hAnsi="Arial Nova Light"/>
+                <w:sz w:val="20"/>
+                <w:szCs w:val="20"/>
+              </w:rPr>
+            </w:pPr>
+          </w:p>
+        </w:tc>
+      </w:tr>
+      <w:tr>
+        <w:trPr>
+          <w:trHeight w:val="146"/>
+        </w:trPr>
+        <w:tc>
+          <w:tcPr>
+            <w:tcW w:w="2728" w:type="dxa"/>
+          </w:tcPr>
+          <w:p>
+            <w:pPr>
+              <w:pStyle w:val="ListParagraph"/>
+              <w:ind w:left="0"/>
+              <w:rPr>
+                <w:rFonts w:ascii="Arial Nova Light" w:hAnsi="Arial Nova Light"/>
+                <w:sz w:val="20"/>
+                <w:szCs w:val="20"/>
+              </w:rPr>
+            </w:pPr>
+            <w:r>
+              <w:rPr>
+                <w:rFonts w:ascii="Arial Nova Light" w:hAnsi="Arial Nova Light"/>
+                <w:sz w:val="20"/>
+                <w:szCs w:val="20"/>
+              </w:rPr>
+              <w:t>Object ki properties ko access kaise karte hain</w:t>
+            </w:r>
+          </w:p>
+        </w:tc>
+        <w:tc>
+          <w:tcPr>
+            <w:tcW w:w="5109" w:type="dxa"/>
+          </w:tcPr>
+          <w:p>
+            <w:pPr>
+              <w:rPr>
+                <w:rFonts w:ascii="Arial Nova Light" w:hAnsi="Arial Nova Light"/>
+                <w:sz w:val="20"/>
+                <w:szCs w:val="20"/>
+              </w:rPr>
+            </w:pPr>
+            <w:r>
+              <w:rPr>
+                <w:rFonts w:ascii="Arial Nova Light" w:hAnsi="Arial Nova Light"/>
+                <w:sz w:val="20"/>
+                <w:szCs w:val="20"/>
+              </w:rPr>
+              <w:t>let user = { name: "Ali", age: 22 };</w:t>
+            </w:r>
+            <w:r>
+              <w:rPr>
+                <w:rFonts w:ascii="Arial Nova Light" w:hAnsi="Arial Nova Light"/>
+                <w:sz w:val="20"/>
+                <w:szCs w:val="20"/>
+              </w:rPr>
+              <w:br/>
+            </w:r>
+            <w:r>
+              <w:rPr>
+                <w:rFonts w:ascii="Arial Nova Light" w:hAnsi="Arial Nova Light"/>
+                <w:sz w:val="20"/>
+                <w:szCs w:val="20"/>
+              </w:rPr>
+              <w:br/>
+            </w:r>
+            <w:r>
+              <w:rPr>
+                <w:rFonts w:ascii="Arial Nova Light" w:hAnsi="Arial Nova Light"/>
+                <w:sz w:val="20"/>
+                <w:szCs w:val="20"/>
+              </w:rPr>
+              <w:lastRenderedPageBreak/>
+              <w:t>// Dot notation</w:t>
+            </w:r>
+            <w:r>
+              <w:rPr>
+                <w:rFonts w:ascii="Arial Nova Light" w:hAnsi="Arial Nova Light"/>
+                <w:sz w:val="20"/>
+                <w:szCs w:val="20"/>
+              </w:rPr>
+              <w:br/>
+              <w:t>console.log(user.name);</w:t>
+            </w:r>
+            <w:r>
+              <w:rPr>
+                <w:rFonts w:ascii="Arial Nova Light" w:hAnsi="Arial Nova Light"/>
+                <w:sz w:val="20"/>
+                <w:szCs w:val="20"/>
+              </w:rPr>
+              <w:br/>
+            </w:r>
+            <w:r>
+              <w:rPr>
+                <w:rFonts w:ascii="Arial Nova Light" w:hAnsi="Arial Nova Light"/>
+                <w:sz w:val="20"/>
+                <w:szCs w:val="20"/>
+              </w:rPr>
+              <w:br/>
+              <w:t>// Bracket notation</w:t>
+            </w:r>
+            <w:r>
+              <w:rPr>
+                <w:rFonts w:ascii="Arial Nova Light" w:hAnsi="Arial Nova Light"/>
+                <w:sz w:val="20"/>
+                <w:szCs w:val="20"/>
+              </w:rPr>
+              <w:br/>
+              <w:t>console.log(user["age"]);</w:t>
+            </w:r>
+          </w:p>
+        </w:tc>
+        <w:tc>
+          <w:tcPr>
+            <w:tcW w:w="3803" w:type="dxa"/>
+          </w:tcPr>
+          <w:p>
+            <w:pPr>
+              <w:pStyle w:val="ListParagraph"/>
+              <w:ind w:left="0"/>
+              <w:rPr>
+                <w:rFonts w:ascii="Arial Nova Light" w:hAnsi="Arial Nova Light"/>
+                <w:sz w:val="20"/>
+                <w:szCs w:val="20"/>
+              </w:rPr>
+            </w:pPr>
+          </w:p>
+        </w:tc>
+      </w:tr>
+      <w:tr>
+        <w:trPr>
+          <w:trHeight w:val="146"/>
+        </w:trPr>
+        <w:tc>
+          <w:tcPr>
+            <w:tcW w:w="2728" w:type="dxa"/>
+          </w:tcPr>
+          <w:p>
+            <w:pPr>
+              <w:pStyle w:val="ListParagraph"/>
+              <w:ind w:left="0"/>
+              <w:rPr>
+                <w:rFonts w:ascii="Arial Nova Light" w:hAnsi="Arial Nova Light"/>
+                <w:sz w:val="20"/>
+                <w:szCs w:val="20"/>
+              </w:rPr>
+            </w:pPr>
+            <w:r>
+              <w:rPr>
+                <w:rFonts w:ascii="Arial Nova Light" w:hAnsi="Arial Nova Light"/>
+                <w:sz w:val="20"/>
+                <w:szCs w:val="20"/>
+              </w:rPr>
+              <w:t>Dot notation aur bracket notation mein difference kya hai</w:t>
+            </w:r>
+          </w:p>
+        </w:tc>
+        <w:tc>
+          <w:tcPr>
+            <w:tcW w:w="5109" w:type="dxa"/>
+          </w:tcPr>
+          <w:p>
+            <w:pPr>
+              <w:pStyle w:val="ListParagraph"/>
+              <w:numPr>
+                <w:ilvl w:val="0"/>
+                <w:numId w:val="38"/>
+              </w:numPr>
+              <w:rPr>
+                <w:rFonts w:ascii="Arial Nova Light" w:hAnsi="Arial Nova Light"/>
+                <w:sz w:val="20"/>
+                <w:szCs w:val="20"/>
+              </w:rPr>
+            </w:pPr>
+            <w:r>
+              <w:rPr>
+                <w:rFonts w:ascii="Arial Nova Light" w:hAnsi="Arial Nova Light"/>
+                <w:sz w:val="20"/>
+                <w:szCs w:val="20"/>
+              </w:rPr>
+              <w:t xml:space="preserve">Dot notation simple hota hai: user.name </w:t>
+            </w:r>
+          </w:p>
+          <w:p>
+            <w:pPr>
+              <w:pStyle w:val="ListParagraph"/>
+              <w:numPr>
+                <w:ilvl w:val="0"/>
+                <w:numId w:val="38"/>
+              </w:numPr>
+              <w:rPr>
+                <w:rFonts w:ascii="Arial Nova Light" w:hAnsi="Arial Nova Light"/>
+                <w:sz w:val="20"/>
+                <w:szCs w:val="20"/>
+              </w:rPr>
+            </w:pPr>
+            <w:r>
+              <w:rPr>
+                <w:rFonts w:ascii="Arial Nova Light" w:hAnsi="Arial Nova Light"/>
+                <w:sz w:val="20"/>
+                <w:szCs w:val="20"/>
+              </w:rPr>
+              <w:t>Bracket notation dynamic ya variables ke liye use hota hai: user[key]</w:t>
+            </w:r>
+          </w:p>
+        </w:tc>
+        <w:tc>
+          <w:tcPr>
+            <w:tcW w:w="3803" w:type="dxa"/>
+          </w:tcPr>
+          <w:p>
+            <w:pPr>
+              <w:pStyle w:val="ListParagraph"/>
+              <w:ind w:left="0"/>
+              <w:rPr>
+                <w:rFonts w:ascii="Arial Nova Light" w:hAnsi="Arial Nova Light"/>
+                <w:sz w:val="20"/>
+                <w:szCs w:val="20"/>
+              </w:rPr>
+            </w:pPr>
+          </w:p>
+        </w:tc>
+      </w:tr>
+      <w:tr>
+        <w:trPr>
+          <w:trHeight w:val="146"/>
+        </w:trPr>
+        <w:tc>
+          <w:tcPr>
+            <w:tcW w:w="2728" w:type="dxa"/>
+          </w:tcPr>
+          <w:p>
+            <w:pPr>
+              <w:pStyle w:val="ListParagraph"/>
+              <w:ind w:left="0"/>
+              <w:rPr>
+                <w:rFonts w:ascii="Arial Nova Light" w:hAnsi="Arial Nova Light"/>
+                <w:sz w:val="20"/>
+                <w:szCs w:val="20"/>
+              </w:rPr>
+            </w:pPr>
+            <w:r>
+              <w:rPr>
+                <w:rFonts w:ascii="Arial Nova Light" w:hAnsi="Arial Nova Light"/>
+                <w:sz w:val="20"/>
+                <w:szCs w:val="20"/>
+              </w:rPr>
+              <w:t>Object method kya hota hai</w:t>
+            </w:r>
+          </w:p>
+        </w:tc>
+        <w:tc>
+          <w:tcPr>
+            <w:tcW w:w="5109" w:type="dxa"/>
+          </w:tcPr>
+          <w:p>
+            <w:pPr>
+              <w:rPr>
+                <w:rFonts w:ascii="Arial Nova Light" w:hAnsi="Arial Nova Light"/>
+                <w:sz w:val="20"/>
+                <w:szCs w:val="20"/>
+              </w:rPr>
+            </w:pPr>
+            <w:r>
+              <w:rPr>
+                <w:rFonts w:ascii="Arial Nova Light" w:hAnsi="Arial Nova Light"/>
+                <w:sz w:val="20"/>
+                <w:szCs w:val="20"/>
+              </w:rPr>
+              <w:t>Jab object ke andar function hota hai to usay method kehte hain.</w:t>
+            </w:r>
+          </w:p>
+        </w:tc>
+        <w:tc>
+          <w:tcPr>
+            <w:tcW w:w="3803" w:type="dxa"/>
+          </w:tcPr>
+          <w:p>
+            <w:pPr>
+              <w:pStyle w:val="ListParagraph"/>
+              <w:ind w:left="0"/>
+              <w:rPr>
+                <w:rFonts w:ascii="Arial Nova Light" w:hAnsi="Arial Nova Light"/>
+                <w:sz w:val="20"/>
+                <w:szCs w:val="20"/>
+              </w:rPr>
+            </w:pPr>
+            <w:r>
+              <w:rPr>
+                <w:rFonts w:ascii="Arial Nova Light" w:hAnsi="Arial Nova Light"/>
+                <w:sz w:val="20"/>
+                <w:szCs w:val="20"/>
+              </w:rPr>
+              <w:t>let person = {</w:t>
+            </w:r>
+            <w:r>
+              <w:rPr>
+                <w:rFonts w:ascii="Arial Nova Light" w:hAnsi="Arial Nova Light"/>
+                <w:sz w:val="20"/>
+                <w:szCs w:val="20"/>
+              </w:rPr>
+              <w:br/>
+              <w:t>name: "Ali",</w:t>
+            </w:r>
+            <w:r>
+              <w:rPr>
+                <w:rFonts w:ascii="Arial Nova Light" w:hAnsi="Arial Nova Light"/>
+                <w:sz w:val="20"/>
+                <w:szCs w:val="20"/>
+              </w:rPr>
+              <w:br/>
+              <w:t>greet: function() {</w:t>
+            </w:r>
+            <w:r>
+              <w:rPr>
+                <w:rFonts w:ascii="Arial Nova Light" w:hAnsi="Arial Nova Light"/>
+                <w:sz w:val="20"/>
+                <w:szCs w:val="20"/>
+              </w:rPr>
+              <w:br/>
+              <w:t>return "Hello";</w:t>
+            </w:r>
+            <w:r>
+              <w:rPr>
+                <w:rFonts w:ascii="Arial Nova Light" w:hAnsi="Arial Nova Light"/>
+                <w:sz w:val="20"/>
+                <w:szCs w:val="20"/>
+              </w:rPr>
+              <w:br/>
+              <w:t>}</w:t>
+            </w:r>
+            <w:r>
+              <w:rPr>
+                <w:rFonts w:ascii="Arial Nova Light" w:hAnsi="Arial Nova Light"/>
+                <w:sz w:val="20"/>
+                <w:szCs w:val="20"/>
+              </w:rPr>
+              <w:br/>
+              <w:t>};</w:t>
+            </w:r>
+          </w:p>
+        </w:tc>
+      </w:tr>
+      <w:tr>
+        <w:trPr>
+          <w:trHeight w:val="146"/>
+        </w:trPr>
+        <w:tc>
+          <w:tcPr>
+            <w:tcW w:w="2728" w:type="dxa"/>
+          </w:tcPr>
+          <w:p>
+            <w:pPr>
+              <w:pStyle w:val="ListParagraph"/>
+              <w:ind w:left="0"/>
+              <w:rPr>
+                <w:rFonts w:ascii="Arial Nova Light" w:hAnsi="Arial Nova Light"/>
+                <w:sz w:val="20"/>
+                <w:szCs w:val="20"/>
+              </w:rPr>
+            </w:pPr>
+            <w:r>
+              <w:rPr>
+                <w:rFonts w:ascii="Arial Nova Light" w:hAnsi="Arial Nova Light"/>
+                <w:sz w:val="20"/>
+                <w:szCs w:val="20"/>
+              </w:rPr>
+              <w:t>Ek object banao jisme method ho jo full name return kare</w:t>
+            </w:r>
+          </w:p>
+        </w:tc>
+        <w:tc>
+          <w:tcPr>
+            <w:tcW w:w="5109" w:type="dxa"/>
+          </w:tcPr>
+          <w:p>
+            <w:pPr>
+              <w:rPr>
+                <w:rFonts w:ascii="Arial Nova Light" w:hAnsi="Arial Nova Light"/>
+                <w:sz w:val="20"/>
+                <w:szCs w:val="20"/>
+              </w:rPr>
+            </w:pPr>
+          </w:p>
+        </w:tc>
+        <w:tc>
+          <w:tcPr>
+            <w:tcW w:w="3803" w:type="dxa"/>
+          </w:tcPr>
+          <w:p>
+            <w:pPr>
+              <w:pStyle w:val="ListParagraph"/>
+              <w:ind w:left="0"/>
+              <w:rPr>
+                <w:rFonts w:ascii="Arial Nova Light" w:hAnsi="Arial Nova Light"/>
+                <w:sz w:val="20"/>
+                <w:szCs w:val="20"/>
+              </w:rPr>
+            </w:pPr>
+            <w:r>
+              <w:rPr>
+                <w:rFonts w:ascii="Arial Nova Light" w:hAnsi="Arial Nova Light"/>
+                <w:sz w:val="20"/>
+                <w:szCs w:val="20"/>
+              </w:rPr>
+              <w:t>let person = {</w:t>
+            </w:r>
+            <w:r>
+              <w:rPr>
+                <w:rFonts w:ascii="Arial Nova Light" w:hAnsi="Arial Nova Light"/>
+                <w:sz w:val="20"/>
+                <w:szCs w:val="20"/>
+              </w:rPr>
+              <w:br/>
+              <w:t>firstName: "Ali",</w:t>
+            </w:r>
+            <w:r>
+              <w:rPr>
+                <w:rFonts w:ascii="Arial Nova Light" w:hAnsi="Arial Nova Light"/>
+                <w:sz w:val="20"/>
+                <w:szCs w:val="20"/>
+              </w:rPr>
+              <w:br/>
+              <w:t>lastName: "Khan",</w:t>
+            </w:r>
+            <w:r>
+              <w:rPr>
+                <w:rFonts w:ascii="Arial Nova Light" w:hAnsi="Arial Nova Light"/>
+                <w:sz w:val="20"/>
+                <w:szCs w:val="20"/>
+              </w:rPr>
+              <w:br/>
+              <w:t>fullName: function() {</w:t>
+            </w:r>
+            <w:r>
+              <w:rPr>
+                <w:rFonts w:ascii="Arial Nova Light" w:hAnsi="Arial Nova Light"/>
+                <w:sz w:val="20"/>
+                <w:szCs w:val="20"/>
+              </w:rPr>
+              <w:br/>
+              <w:t>return this.firstName + " " + this.lastName;</w:t>
+            </w:r>
+            <w:r>
+              <w:rPr>
+                <w:rFonts w:ascii="Arial Nova Light" w:hAnsi="Arial Nova Light"/>
+                <w:sz w:val="20"/>
+                <w:szCs w:val="20"/>
+              </w:rPr>
+              <w:br/>
+              <w:t>}</w:t>
+            </w:r>
+            <w:r>
+              <w:rPr>
+                <w:rFonts w:ascii="Arial Nova Light" w:hAnsi="Arial Nova Light"/>
+                <w:sz w:val="20"/>
+                <w:szCs w:val="20"/>
+              </w:rPr>
+              <w:br/>
+              <w:t>};</w:t>
+            </w:r>
+          </w:p>
+        </w:tc>
+      </w:tr>
+      <w:tr>
+        <w:trPr>
+          <w:trHeight w:val="146"/>
+        </w:trPr>
+        <w:tc>
+          <w:tcPr>
+            <w:tcW w:w="2728" w:type="dxa"/>
+          </w:tcPr>
+          <w:p>
+            <w:pPr>
+              <w:pStyle w:val="ListParagraph"/>
+              <w:ind w:left="0"/>
+              <w:rPr>
+                <w:rFonts w:ascii="Arial Nova Light" w:hAnsi="Arial Nova Light"/>
+                <w:sz w:val="20"/>
+                <w:szCs w:val="20"/>
+              </w:rPr>
+            </w:pPr>
+            <w:r>
+              <w:rPr>
+                <w:rFonts w:ascii="Arial Nova Light" w:hAnsi="Arial Nova Light"/>
+                <w:sz w:val="20"/>
+                <w:szCs w:val="20"/>
+              </w:rPr>
+              <w:t>this keyword kya hota hai</w:t>
+            </w:r>
+          </w:p>
+        </w:tc>
+        <w:tc>
+          <w:tcPr>
+            <w:tcW w:w="5109" w:type="dxa"/>
+          </w:tcPr>
+          <w:p>
+            <w:pPr>
+              <w:rPr>
+                <w:rFonts w:ascii="Arial Nova Light" w:hAnsi="Arial Nova Light"/>
+                <w:sz w:val="20"/>
+                <w:szCs w:val="20"/>
+              </w:rPr>
+            </w:pPr>
+            <w:r>
+              <w:rPr>
+                <w:rFonts w:ascii="Arial Nova Light" w:hAnsi="Arial Nova Light"/>
+                <w:sz w:val="20"/>
+                <w:szCs w:val="20"/>
+              </w:rPr>
+              <w:t>this object ko refer karta hai jisme wo use ho raha ho.</w:t>
+            </w:r>
+          </w:p>
+        </w:tc>
+        <w:tc>
+          <w:tcPr>
+            <w:tcW w:w="3803" w:type="dxa"/>
+          </w:tcPr>
+          <w:p>
+            <w:pPr>
+              <w:pStyle w:val="ListParagraph"/>
+              <w:ind w:left="0"/>
+              <w:rPr>
+                <w:rFonts w:ascii="Arial Nova Light" w:hAnsi="Arial Nova Light"/>
+                <w:sz w:val="20"/>
+                <w:szCs w:val="20"/>
+              </w:rPr>
+            </w:pPr>
+          </w:p>
+        </w:tc>
+      </w:tr>
+      <w:tr>
+        <w:trPr>
+          <w:trHeight w:val="146"/>
+        </w:trPr>
+        <w:tc>
+          <w:tcPr>
+            <w:tcW w:w="2728" w:type="dxa"/>
+          </w:tcPr>
+          <w:p>
+            <w:pPr>
+              <w:pStyle w:val="ListParagraph"/>
+              <w:ind w:left="0"/>
+              <w:rPr>
+                <w:rFonts w:ascii="Arial Nova Light" w:hAnsi="Arial Nova Light"/>
+                <w:sz w:val="20"/>
+                <w:szCs w:val="20"/>
+              </w:rPr>
+            </w:pPr>
+            <w:r>
+              <w:rPr>
+                <w:rFonts w:ascii="Arial Nova Light" w:hAnsi="Arial Nova Light"/>
+                <w:sz w:val="20"/>
+                <w:szCs w:val="20"/>
+              </w:rPr>
+              <w:t>Object se values directly variables mein nikalna.</w:t>
+            </w:r>
+          </w:p>
+        </w:tc>
+        <w:tc>
+          <w:tcPr>
+            <w:tcW w:w="5109" w:type="dxa"/>
+          </w:tcPr>
+          <w:p>
+            <w:pPr>
+              <w:rPr>
+                <w:rFonts w:ascii="Arial Nova Light" w:hAnsi="Arial Nova Light"/>
+                <w:sz w:val="20"/>
+                <w:szCs w:val="20"/>
+              </w:rPr>
+            </w:pPr>
+            <w:r>
+              <w:rPr>
+                <w:rFonts w:ascii="Arial Nova Light" w:hAnsi="Arial Nova Light"/>
+                <w:sz w:val="20"/>
+                <w:szCs w:val="20"/>
+              </w:rPr>
+              <w:t>let user = { name: "Ali", age: 25 };</w:t>
+            </w:r>
+            <w:r>
+              <w:rPr>
+                <w:rFonts w:ascii="Arial Nova Light" w:hAnsi="Arial Nova Light"/>
+                <w:sz w:val="20"/>
+                <w:szCs w:val="20"/>
+              </w:rPr>
+              <w:br/>
+              <w:t>let { name, age } = user;</w:t>
+            </w:r>
+          </w:p>
+        </w:tc>
+        <w:tc>
+          <w:tcPr>
+            <w:tcW w:w="3803" w:type="dxa"/>
+          </w:tcPr>
+          <w:p>
+            <w:pPr>
+              <w:pStyle w:val="ListParagraph"/>
+              <w:ind w:left="0"/>
+              <w:rPr>
+                <w:rFonts w:ascii="Arial Nova Light" w:hAnsi="Arial Nova Light"/>
+                <w:sz w:val="20"/>
+                <w:szCs w:val="20"/>
+              </w:rPr>
+            </w:pPr>
+          </w:p>
+        </w:tc>
+      </w:tr>
+      <w:tr>
+        <w:trPr>
+          <w:trHeight w:val="146"/>
+        </w:trPr>
+        <w:tc>
+          <w:tcPr>
+            <w:tcW w:w="2728" w:type="dxa"/>
+          </w:tcPr>
+          <w:p>
+            <w:pPr>
+              <w:pStyle w:val="ListParagraph"/>
+              <w:ind w:left="0"/>
+              <w:rPr>
+                <w:rFonts w:ascii="Arial Nova Light" w:hAnsi="Arial Nova Light"/>
+                <w:sz w:val="20"/>
+                <w:szCs w:val="20"/>
+              </w:rPr>
+            </w:pPr>
+            <w:r>
+              <w:rPr>
+                <w:rFonts w:ascii="Arial Nova Light" w:hAnsi="Arial Nova Light"/>
+                <w:sz w:val="20"/>
+                <w:szCs w:val="20"/>
+              </w:rPr>
+              <w:t>Is object se city ko destructure karo aur print karo</w:t>
+            </w:r>
+          </w:p>
+        </w:tc>
+        <w:tc>
+          <w:tcPr>
+            <w:tcW w:w="5109" w:type="dxa"/>
+          </w:tcPr>
+          <w:p>
+            <w:pPr>
+              <w:rPr>
+                <w:rFonts w:ascii="Arial Nova Light" w:hAnsi="Arial Nova Light"/>
+                <w:sz w:val="20"/>
+                <w:szCs w:val="20"/>
+              </w:rPr>
+            </w:pPr>
+            <w:r>
+              <w:rPr>
+                <w:rFonts w:ascii="Arial Nova Light" w:hAnsi="Arial Nova Light"/>
+                <w:sz w:val="20"/>
+                <w:szCs w:val="20"/>
+              </w:rPr>
+              <w:t>let data = {</w:t>
+            </w:r>
+            <w:r>
+              <w:rPr>
+                <w:rFonts w:ascii="Arial Nova Light" w:hAnsi="Arial Nova Light"/>
+                <w:sz w:val="20"/>
+                <w:szCs w:val="20"/>
+              </w:rPr>
+              <w:br/>
+              <w:t>name: "Ali",</w:t>
+            </w:r>
+            <w:r>
+              <w:rPr>
+                <w:rFonts w:ascii="Arial Nova Light" w:hAnsi="Arial Nova Light"/>
+                <w:sz w:val="20"/>
+                <w:szCs w:val="20"/>
+              </w:rPr>
+              <w:br/>
+              <w:t>address: {</w:t>
+            </w:r>
+            <w:r>
+              <w:rPr>
+                <w:rFonts w:ascii="Arial Nova Light" w:hAnsi="Arial Nova Light"/>
+                <w:sz w:val="20"/>
+                <w:szCs w:val="20"/>
+              </w:rPr>
+              <w:br/>
+              <w:t>city: "Karachi",</w:t>
+            </w:r>
+            <w:r>
+              <w:rPr>
+                <w:rFonts w:ascii="Arial Nova Light" w:hAnsi="Arial Nova Light"/>
+                <w:sz w:val="20"/>
+                <w:szCs w:val="20"/>
+              </w:rPr>
+              <w:br/>
+              <w:t>country: "Pakistan"}};</w:t>
+            </w:r>
+          </w:p>
+        </w:tc>
+        <w:tc>
+          <w:tcPr>
+            <w:tcW w:w="3803" w:type="dxa"/>
+          </w:tcPr>
+          <w:p>
+            <w:pPr>
+              <w:rPr>
+                <w:rFonts w:ascii="Arial Nova Light" w:hAnsi="Arial Nova Light"/>
+                <w:sz w:val="20"/>
+                <w:szCs w:val="20"/>
+              </w:rPr>
+            </w:pPr>
+            <w:r>
+              <w:rPr>
+                <w:rFonts w:ascii="Arial Nova Light" w:hAnsi="Arial Nova Light"/>
+                <w:sz w:val="20"/>
+                <w:szCs w:val="20"/>
+              </w:rPr>
+              <w:t>let { address: { city } } = data;</w:t>
+            </w:r>
+            <w:r>
+              <w:rPr>
+                <w:rFonts w:ascii="Arial Nova Light" w:hAnsi="Arial Nova Light"/>
+                <w:sz w:val="20"/>
+                <w:szCs w:val="20"/>
+              </w:rPr>
+              <w:br/>
+              <w:t>console.log(city);</w:t>
+            </w:r>
+          </w:p>
+          <w:p>
+            <w:pPr>
+              <w:pStyle w:val="ListParagraph"/>
+              <w:ind w:left="0"/>
+              <w:rPr>
+                <w:rFonts w:ascii="Arial Nova Light" w:hAnsi="Arial Nova Light"/>
+                <w:sz w:val="20"/>
+                <w:szCs w:val="20"/>
+              </w:rPr>
+            </w:pPr>
+          </w:p>
+        </w:tc>
+      </w:tr>
+      <w:tr>
+        <w:trPr>
+          <w:trHeight w:val="146"/>
+        </w:trPr>
+        <w:tc>
+          <w:tcPr>
+            <w:tcW w:w="2728" w:type="dxa"/>
+          </w:tcPr>
+          <w:p>
+            <w:pPr>
+              <w:pStyle w:val="ListParagraph"/>
+              <w:ind w:left="0"/>
+              <w:rPr>
+                <w:rFonts w:ascii="Arial Nova Light" w:hAnsi="Arial Nova Light"/>
+                <w:sz w:val="20"/>
+                <w:szCs w:val="20"/>
+              </w:rPr>
+            </w:pPr>
+          </w:p>
+        </w:tc>
+        <w:tc>
+          <w:tcPr>
+            <w:tcW w:w="5109" w:type="dxa"/>
+          </w:tcPr>
+          <w:p>
+            <w:pPr>
+              <w:rPr>
+                <w:rFonts w:ascii="Arial Nova Light" w:hAnsi="Arial Nova Light"/>
+                <w:sz w:val="20"/>
+                <w:szCs w:val="20"/>
+              </w:rPr>
+            </w:pPr>
+          </w:p>
+        </w:tc>
+        <w:tc>
+          <w:tcPr>
+            <w:tcW w:w="3803" w:type="dxa"/>
+          </w:tcPr>
+          <w:p>
+            <w:pPr>
+              <w:pStyle w:val="ListParagraph"/>
+              <w:ind w:left="0"/>
+              <w:rPr>
+                <w:rFonts w:ascii="Arial Nova Light" w:hAnsi="Arial Nova Light"/>
+                <w:sz w:val="20"/>
+                <w:szCs w:val="20"/>
+              </w:rPr>
+            </w:pPr>
+          </w:p>
+        </w:tc>
+      </w:tr>
+      <w:tr>
+        <w:trPr>
+          <w:trHeight w:val="146"/>
+        </w:trPr>
+        <w:tc>
+          <w:tcPr>
+            <w:tcW w:w="2728" w:type="dxa"/>
+          </w:tcPr>
+          <w:p>
+            <w:pPr>
+              <w:pStyle w:val="ListParagraph"/>
+              <w:ind w:left="0"/>
+              <w:rPr>
+                <w:rFonts w:ascii="Arial Nova Light" w:hAnsi="Arial Nova Light"/>
+                <w:sz w:val="20"/>
+                <w:szCs w:val="20"/>
+              </w:rPr>
+            </w:pPr>
+          </w:p>
+        </w:tc>
+        <w:tc>
+          <w:tcPr>
+            <w:tcW w:w="5109" w:type="dxa"/>
+          </w:tcPr>
+          <w:p>
+            <w:pPr>
+              <w:rPr>
+                <w:rFonts w:ascii="Arial Nova Light" w:hAnsi="Arial Nova Light"/>
+                <w:sz w:val="20"/>
+                <w:szCs w:val="20"/>
+              </w:rPr>
+            </w:pPr>
+          </w:p>
+        </w:tc>
+        <w:tc>
+          <w:tcPr>
+            <w:tcW w:w="3803" w:type="dxa"/>
+          </w:tcPr>
+          <w:p>
+            <w:pPr>
+              <w:pStyle w:val="ListParagraph"/>
+              <w:ind w:left="0"/>
+              <w:rPr>
+                <w:rFonts w:ascii="Arial Nova Light" w:hAnsi="Arial Nova Light"/>
+                <w:sz w:val="20"/>
+                <w:szCs w:val="20"/>
+              </w:rPr>
+            </w:pPr>
+          </w:p>
+        </w:tc>
+      </w:tr>
+      <w:tr>
+        <w:trPr>
+          <w:trHeight w:val="146"/>
+        </w:trPr>
+        <w:tc>
+          <w:tcPr>
+            <w:tcW w:w="2728" w:type="dxa"/>
+          </w:tcPr>
+          <w:p>
+            <w:pPr>
+              <w:pStyle w:val="ListParagraph"/>
+              <w:ind w:left="0"/>
+              <w:rPr>
+                <w:rFonts w:ascii="Arial Nova Light" w:hAnsi="Arial Nova Light"/>
+                <w:sz w:val="20"/>
+                <w:szCs w:val="20"/>
+              </w:rPr>
+            </w:pPr>
+          </w:p>
+        </w:tc>
+        <w:tc>
+          <w:tcPr>
+            <w:tcW w:w="5109" w:type="dxa"/>
+          </w:tcPr>
+          <w:p>
+            <w:pPr>
+              <w:rPr>
+                <w:rFonts w:ascii="Arial Nova Light" w:hAnsi="Arial Nova Light"/>
+                <w:sz w:val="20"/>
+                <w:szCs w:val="20"/>
+              </w:rPr>
+            </w:pPr>
+          </w:p>
+        </w:tc>
+        <w:tc>
+          <w:tcPr>
+            <w:tcW w:w="3803" w:type="dxa"/>
+          </w:tcPr>
+          <w:p>
+            <w:pPr>
+              <w:pStyle w:val="ListParagraph"/>
+              <w:ind w:left="0"/>
+              <w:rPr>
+                <w:rFonts w:ascii="Arial Nova Light" w:hAnsi="Arial Nova Light"/>
+                <w:sz w:val="20"/>
+                <w:szCs w:val="20"/>
               </w:rPr>
             </w:pPr>
           </w:p>
@@ -10880,6 +12020,119 @@
     </w:lvl>
   </w:abstractNum>
   <w:abstractNum w:abstractNumId="3" w15:restartNumberingAfterBreak="0">
+    <w:nsid w:val="0EA8687A"/>
+    <w:multiLevelType w:val="hybridMultilevel"/>
+    <w:tmpl w:val="7FCC2772"/>
+    <w:lvl w:ilvl="0" w:tplc="04090001">
+      <w:start w:val="1"/>
+      <w:numFmt w:val="bullet"/>
+      <w:lvlText w:val=""/>
+      <w:lvlJc w:val="left"/>
+      <w:pPr>
+        <w:ind w:left="720" w:hanging="360"/>
+      </w:pPr>
+      <w:rPr>
+        <w:rFonts w:ascii="Symbol" w:hAnsi="Symbol" w:hint="default"/>
+      </w:rPr>
+    </w:lvl>
+    <w:lvl w:ilvl="1" w:tplc="04090003" w:tentative="1">
+      <w:start w:val="1"/>
+      <w:numFmt w:val="bullet"/>
+      <w:lvlText w:val="o"/>
+      <w:lvlJc w:val="left"/>
+      <w:pPr>
+        <w:ind w:left="1440" w:hanging="360"/>
+      </w:pPr>
+      <w:rPr>
+        <w:rFonts w:ascii="Courier New" w:hAnsi="Courier New" w:cs="Courier New" w:hint="default"/>
+      </w:rPr>
+    </w:lvl>
+    <w:lvl w:ilvl="2" w:tplc="04090005" w:tentative="1">
+      <w:start w:val="1"/>
+      <w:numFmt w:val="bullet"/>
+      <w:lvlText w:val=""/>
+      <w:lvlJc w:val="left"/>
+      <w:pPr>
+        <w:ind w:left="2160" w:hanging="360"/>
+      </w:pPr>
+      <w:rPr>
+        <w:rFonts w:ascii="Wingdings" w:hAnsi="Wingdings" w:hint="default"/>
+      </w:rPr>
+    </w:lvl>
+    <w:lvl w:ilvl="3" w:tplc="04090001" w:tentative="1">
+      <w:start w:val="1"/>
+      <w:numFmt w:val="bullet"/>
+      <w:lvlText w:val=""/>
+      <w:lvlJc w:val="left"/>
+      <w:pPr>
+        <w:ind w:left="2880" w:hanging="360"/>
+      </w:pPr>
+      <w:rPr>
+        <w:rFonts w:ascii="Symbol" w:hAnsi="Symbol" w:hint="default"/>
+      </w:rPr>
+    </w:lvl>
+    <w:lvl w:ilvl="4" w:tplc="04090003" w:tentative="1">
+      <w:start w:val="1"/>
+      <w:numFmt w:val="bullet"/>
+      <w:lvlText w:val="o"/>
+      <w:lvlJc w:val="left"/>
+      <w:pPr>
+        <w:ind w:left="3600" w:hanging="360"/>
+      </w:pPr>
+      <w:rPr>
+        <w:rFonts w:ascii="Courier New" w:hAnsi="Courier New" w:cs="Courier New" w:hint="default"/>
+      </w:rPr>
+    </w:lvl>
+    <w:lvl w:ilvl="5" w:tplc="04090005" w:tentative="1">
+      <w:start w:val="1"/>
+      <w:numFmt w:val="bullet"/>
+      <w:lvlText w:val=""/>
+      <w:lvlJc w:val="left"/>
+      <w:pPr>
+        <w:ind w:left="4320" w:hanging="360"/>
+      </w:pPr>
+      <w:rPr>
+        <w:rFonts w:ascii="Wingdings" w:hAnsi="Wingdings" w:hint="default"/>
+      </w:rPr>
+    </w:lvl>
+    <w:lvl w:ilvl="6" w:tplc="04090001" w:tentative="1">
+      <w:start w:val="1"/>
+      <w:numFmt w:val="bullet"/>
+      <w:lvlText w:val=""/>
+      <w:lvlJc w:val="left"/>
+      <w:pPr>
+        <w:ind w:left="5040" w:hanging="360"/>
+      </w:pPr>
+      <w:rPr>
+        <w:rFonts w:ascii="Symbol" w:hAnsi="Symbol" w:hint="default"/>
+      </w:rPr>
+    </w:lvl>
+    <w:lvl w:ilvl="7" w:tplc="04090003" w:tentative="1">
+      <w:start w:val="1"/>
+      <w:numFmt w:val="bullet"/>
+      <w:lvlText w:val="o"/>
+      <w:lvlJc w:val="left"/>
+      <w:pPr>
+        <w:ind w:left="5760" w:hanging="360"/>
+      </w:pPr>
+      <w:rPr>
+        <w:rFonts w:ascii="Courier New" w:hAnsi="Courier New" w:cs="Courier New" w:hint="default"/>
+      </w:rPr>
+    </w:lvl>
+    <w:lvl w:ilvl="8" w:tplc="04090005" w:tentative="1">
+      <w:start w:val="1"/>
+      <w:numFmt w:val="bullet"/>
+      <w:lvlText w:val=""/>
+      <w:lvlJc w:val="left"/>
+      <w:pPr>
+        <w:ind w:left="6480" w:hanging="360"/>
+      </w:pPr>
+      <w:rPr>
+        <w:rFonts w:ascii="Wingdings" w:hAnsi="Wingdings" w:hint="default"/>
+      </w:rPr>
+    </w:lvl>
+  </w:abstractNum>
+  <w:abstractNum w:abstractNumId="4" w15:restartNumberingAfterBreak="0">
     <w:nsid w:val="164C0EF8"/>
     <w:multiLevelType w:val="hybridMultilevel"/>
     <w:tmpl w:val="6E38BA44"/>
@@ -10968,7 +12221,120 @@
       </w:pPr>
     </w:lvl>
   </w:abstractNum>
-  <w:abstractNum w:abstractNumId="4" w15:restartNumberingAfterBreak="0">
+  <w:abstractNum w:abstractNumId="5" w15:restartNumberingAfterBreak="0">
+    <w:nsid w:val="1E263D95"/>
+    <w:multiLevelType w:val="hybridMultilevel"/>
+    <w:tmpl w:val="9BF8F116"/>
+    <w:lvl w:ilvl="0" w:tplc="04090001">
+      <w:start w:val="1"/>
+      <w:numFmt w:val="bullet"/>
+      <w:lvlText w:val=""/>
+      <w:lvlJc w:val="left"/>
+      <w:pPr>
+        <w:ind w:left="720" w:hanging="360"/>
+      </w:pPr>
+      <w:rPr>
+        <w:rFonts w:ascii="Symbol" w:hAnsi="Symbol" w:hint="default"/>
+      </w:rPr>
+    </w:lvl>
+    <w:lvl w:ilvl="1" w:tplc="04090003" w:tentative="1">
+      <w:start w:val="1"/>
+      <w:numFmt w:val="bullet"/>
+      <w:lvlText w:val="o"/>
+      <w:lvlJc w:val="left"/>
+      <w:pPr>
+        <w:ind w:left="1440" w:hanging="360"/>
+      </w:pPr>
+      <w:rPr>
+        <w:rFonts w:ascii="Courier New" w:hAnsi="Courier New" w:cs="Courier New" w:hint="default"/>
+      </w:rPr>
+    </w:lvl>
+    <w:lvl w:ilvl="2" w:tplc="04090005" w:tentative="1">
+      <w:start w:val="1"/>
+      <w:numFmt w:val="bullet"/>
+      <w:lvlText w:val=""/>
+      <w:lvlJc w:val="left"/>
+      <w:pPr>
+        <w:ind w:left="2160" w:hanging="360"/>
+      </w:pPr>
+      <w:rPr>
+        <w:rFonts w:ascii="Wingdings" w:hAnsi="Wingdings" w:hint="default"/>
+      </w:rPr>
+    </w:lvl>
+    <w:lvl w:ilvl="3" w:tplc="04090001" w:tentative="1">
+      <w:start w:val="1"/>
+      <w:numFmt w:val="bullet"/>
+      <w:lvlText w:val=""/>
+      <w:lvlJc w:val="left"/>
+      <w:pPr>
+        <w:ind w:left="2880" w:hanging="360"/>
+      </w:pPr>
+      <w:rPr>
+        <w:rFonts w:ascii="Symbol" w:hAnsi="Symbol" w:hint="default"/>
+      </w:rPr>
+    </w:lvl>
+    <w:lvl w:ilvl="4" w:tplc="04090003" w:tentative="1">
+      <w:start w:val="1"/>
+      <w:numFmt w:val="bullet"/>
+      <w:lvlText w:val="o"/>
+      <w:lvlJc w:val="left"/>
+      <w:pPr>
+        <w:ind w:left="3600" w:hanging="360"/>
+      </w:pPr>
+      <w:rPr>
+        <w:rFonts w:ascii="Courier New" w:hAnsi="Courier New" w:cs="Courier New" w:hint="default"/>
+      </w:rPr>
+    </w:lvl>
+    <w:lvl w:ilvl="5" w:tplc="04090005" w:tentative="1">
+      <w:start w:val="1"/>
+      <w:numFmt w:val="bullet"/>
+      <w:lvlText w:val=""/>
+      <w:lvlJc w:val="left"/>
+      <w:pPr>
+        <w:ind w:left="4320" w:hanging="360"/>
+      </w:pPr>
+      <w:rPr>
+        <w:rFonts w:ascii="Wingdings" w:hAnsi="Wingdings" w:hint="default"/>
+      </w:rPr>
+    </w:lvl>
+    <w:lvl w:ilvl="6" w:tplc="04090001" w:tentative="1">
+      <w:start w:val="1"/>
+      <w:numFmt w:val="bullet"/>
+      <w:lvlText w:val=""/>
+      <w:lvlJc w:val="left"/>
+      <w:pPr>
+        <w:ind w:left="5040" w:hanging="360"/>
+      </w:pPr>
+      <w:rPr>
+        <w:rFonts w:ascii="Symbol" w:hAnsi="Symbol" w:hint="default"/>
+      </w:rPr>
+    </w:lvl>
+    <w:lvl w:ilvl="7" w:tplc="04090003" w:tentative="1">
+      <w:start w:val="1"/>
+      <w:numFmt w:val="bullet"/>
+      <w:lvlText w:val="o"/>
+      <w:lvlJc w:val="left"/>
+      <w:pPr>
+        <w:ind w:left="5760" w:hanging="360"/>
+      </w:pPr>
+      <w:rPr>
+        <w:rFonts w:ascii="Courier New" w:hAnsi="Courier New" w:cs="Courier New" w:hint="default"/>
+      </w:rPr>
+    </w:lvl>
+    <w:lvl w:ilvl="8" w:tplc="04090005" w:tentative="1">
+      <w:start w:val="1"/>
+      <w:numFmt w:val="bullet"/>
+      <w:lvlText w:val=""/>
+      <w:lvlJc w:val="left"/>
+      <w:pPr>
+        <w:ind w:left="6480" w:hanging="360"/>
+      </w:pPr>
+      <w:rPr>
+        <w:rFonts w:ascii="Wingdings" w:hAnsi="Wingdings" w:hint="default"/>
+      </w:rPr>
+    </w:lvl>
+  </w:abstractNum>
+  <w:abstractNum w:abstractNumId="6" w15:restartNumberingAfterBreak="0">
     <w:nsid w:val="2CCE2336"/>
     <w:multiLevelType w:val="multilevel"/>
     <w:tmpl w:val="0CC085B2"/>
@@ -11117,7 +12483,7 @@
       </w:rPr>
     </w:lvl>
   </w:abstractNum>
-  <w:abstractNum w:abstractNumId="5" w15:restartNumberingAfterBreak="0">
+  <w:abstractNum w:abstractNumId="7" w15:restartNumberingAfterBreak="0">
     <w:nsid w:val="2DB41107"/>
     <w:multiLevelType w:val="multilevel"/>
     <w:tmpl w:val="CC7E8A46"/>
@@ -11266,7 +12632,7 @@
       </w:rPr>
     </w:lvl>
   </w:abstractNum>
-  <w:abstractNum w:abstractNumId="6" w15:restartNumberingAfterBreak="0">
+  <w:abstractNum w:abstractNumId="8" w15:restartNumberingAfterBreak="0">
     <w:nsid w:val="2EA1048A"/>
     <w:multiLevelType w:val="multilevel"/>
     <w:tmpl w:val="AB3CC7AC"/>
@@ -11415,7 +12781,7 @@
       </w:rPr>
     </w:lvl>
   </w:abstractNum>
-  <w:abstractNum w:abstractNumId="7" w15:restartNumberingAfterBreak="0">
+  <w:abstractNum w:abstractNumId="9" w15:restartNumberingAfterBreak="0">
     <w:nsid w:val="2F520728"/>
     <w:multiLevelType w:val="multilevel"/>
     <w:tmpl w:val="85A0D788"/>
@@ -11564,7 +12930,7 @@
       </w:rPr>
     </w:lvl>
   </w:abstractNum>
-  <w:abstractNum w:abstractNumId="8" w15:restartNumberingAfterBreak="0">
+  <w:abstractNum w:abstractNumId="10" w15:restartNumberingAfterBreak="0">
     <w:nsid w:val="2F557AA5"/>
     <w:multiLevelType w:val="hybridMultilevel"/>
     <w:tmpl w:val="8EEA1566"/>
@@ -11655,7 +13021,7 @@
       </w:pPr>
     </w:lvl>
   </w:abstractNum>
-  <w:abstractNum w:abstractNumId="9" w15:restartNumberingAfterBreak="0">
+  <w:abstractNum w:abstractNumId="11" w15:restartNumberingAfterBreak="0">
     <w:nsid w:val="39970926"/>
     <w:multiLevelType w:val="hybridMultilevel"/>
     <w:tmpl w:val="0EB818BE"/>
@@ -11744,7 +13110,7 @@
       </w:pPr>
     </w:lvl>
   </w:abstractNum>
-  <w:abstractNum w:abstractNumId="10" w15:restartNumberingAfterBreak="0">
+  <w:abstractNum w:abstractNumId="12" w15:restartNumberingAfterBreak="0">
     <w:nsid w:val="39CB5A88"/>
     <w:multiLevelType w:val="multilevel"/>
     <w:tmpl w:val="A3A0BEC0"/>
@@ -11893,7 +13259,7 @@
       </w:rPr>
     </w:lvl>
   </w:abstractNum>
-  <w:abstractNum w:abstractNumId="11" w15:restartNumberingAfterBreak="0">
+  <w:abstractNum w:abstractNumId="13" w15:restartNumberingAfterBreak="0">
     <w:nsid w:val="3ACF630D"/>
     <w:multiLevelType w:val="multilevel"/>
     <w:tmpl w:val="7E26F170"/>
@@ -12042,7 +13408,7 @@
       </w:rPr>
     </w:lvl>
   </w:abstractNum>
-  <w:abstractNum w:abstractNumId="12" w15:restartNumberingAfterBreak="0">
+  <w:abstractNum w:abstractNumId="14" w15:restartNumberingAfterBreak="0">
     <w:nsid w:val="3AEA6E02"/>
     <w:multiLevelType w:val="hybridMultilevel"/>
     <w:tmpl w:val="8EEA1566"/>
@@ -12133,7 +13499,7 @@
       </w:pPr>
     </w:lvl>
   </w:abstractNum>
-  <w:abstractNum w:abstractNumId="13" w15:restartNumberingAfterBreak="0">
+  <w:abstractNum w:abstractNumId="15" w15:restartNumberingAfterBreak="0">
     <w:nsid w:val="3CCD432D"/>
     <w:multiLevelType w:val="multilevel"/>
     <w:tmpl w:val="C082B852"/>
@@ -12282,7 +13648,7 @@
       </w:rPr>
     </w:lvl>
   </w:abstractNum>
-  <w:abstractNum w:abstractNumId="14" w15:restartNumberingAfterBreak="0">
+  <w:abstractNum w:abstractNumId="16" w15:restartNumberingAfterBreak="0">
     <w:nsid w:val="40D84DAE"/>
     <w:multiLevelType w:val="hybridMultilevel"/>
     <w:tmpl w:val="28A6C052"/>
@@ -12371,7 +13737,7 @@
       </w:pPr>
     </w:lvl>
   </w:abstractNum>
-  <w:abstractNum w:abstractNumId="15" w15:restartNumberingAfterBreak="0">
+  <w:abstractNum w:abstractNumId="17" w15:restartNumberingAfterBreak="0">
     <w:nsid w:val="452E4B91"/>
     <w:multiLevelType w:val="multilevel"/>
     <w:tmpl w:val="93DE4834"/>
@@ -12520,7 +13886,7 @@
       </w:rPr>
     </w:lvl>
   </w:abstractNum>
-  <w:abstractNum w:abstractNumId="16" w15:restartNumberingAfterBreak="0">
+  <w:abstractNum w:abstractNumId="18" w15:restartNumberingAfterBreak="0">
     <w:nsid w:val="46836366"/>
     <w:multiLevelType w:val="multilevel"/>
     <w:tmpl w:val="266443BC"/>
@@ -12669,7 +14035,7 @@
       </w:rPr>
     </w:lvl>
   </w:abstractNum>
-  <w:abstractNum w:abstractNumId="17" w15:restartNumberingAfterBreak="0">
+  <w:abstractNum w:abstractNumId="19" w15:restartNumberingAfterBreak="0">
     <w:nsid w:val="47AB3190"/>
     <w:multiLevelType w:val="hybridMultilevel"/>
     <w:tmpl w:val="8EEA1566"/>
@@ -12760,7 +14126,7 @@
       </w:pPr>
     </w:lvl>
   </w:abstractNum>
-  <w:abstractNum w:abstractNumId="18" w15:restartNumberingAfterBreak="0">
+  <w:abstractNum w:abstractNumId="20" w15:restartNumberingAfterBreak="0">
     <w:nsid w:val="4AD22D0A"/>
     <w:multiLevelType w:val="hybridMultilevel"/>
     <w:tmpl w:val="8EEA1566"/>
@@ -12851,7 +14217,7 @@
       </w:pPr>
     </w:lvl>
   </w:abstractNum>
-  <w:abstractNum w:abstractNumId="19" w15:restartNumberingAfterBreak="0">
+  <w:abstractNum w:abstractNumId="21" w15:restartNumberingAfterBreak="0">
     <w:nsid w:val="4DF6145C"/>
     <w:multiLevelType w:val="multilevel"/>
     <w:tmpl w:val="657A7262"/>
@@ -13000,7 +14366,7 @@
       </w:rPr>
     </w:lvl>
   </w:abstractNum>
-  <w:abstractNum w:abstractNumId="20" w15:restartNumberingAfterBreak="0">
+  <w:abstractNum w:abstractNumId="22" w15:restartNumberingAfterBreak="0">
     <w:nsid w:val="4E747AEC"/>
     <w:multiLevelType w:val="hybridMultilevel"/>
     <w:tmpl w:val="8EEA1566"/>
@@ -13091,7 +14457,7 @@
       </w:pPr>
     </w:lvl>
   </w:abstractNum>
-  <w:abstractNum w:abstractNumId="21" w15:restartNumberingAfterBreak="0">
+  <w:abstractNum w:abstractNumId="23" w15:restartNumberingAfterBreak="0">
     <w:nsid w:val="541B5BAE"/>
     <w:multiLevelType w:val="hybridMultilevel"/>
     <w:tmpl w:val="8EEA1566"/>
@@ -13182,7 +14548,7 @@
       </w:pPr>
     </w:lvl>
   </w:abstractNum>
-  <w:abstractNum w:abstractNumId="22" w15:restartNumberingAfterBreak="0">
+  <w:abstractNum w:abstractNumId="24" w15:restartNumberingAfterBreak="0">
     <w:nsid w:val="5BA349D9"/>
     <w:multiLevelType w:val="hybridMultilevel"/>
     <w:tmpl w:val="A3F6A442"/>
@@ -13268,7 +14634,7 @@
       </w:pPr>
     </w:lvl>
   </w:abstractNum>
-  <w:abstractNum w:abstractNumId="23" w15:restartNumberingAfterBreak="0">
+  <w:abstractNum w:abstractNumId="25" w15:restartNumberingAfterBreak="0">
     <w:nsid w:val="5C0443BC"/>
     <w:multiLevelType w:val="hybridMultilevel"/>
     <w:tmpl w:val="A78ADA10"/>
@@ -13358,7 +14724,7 @@
       </w:pPr>
     </w:lvl>
   </w:abstractNum>
-  <w:abstractNum w:abstractNumId="24" w15:restartNumberingAfterBreak="0">
+  <w:abstractNum w:abstractNumId="26" w15:restartNumberingAfterBreak="0">
     <w:nsid w:val="619B49B1"/>
     <w:multiLevelType w:val="multilevel"/>
     <w:tmpl w:val="9E3AC47A"/>
@@ -13507,7 +14873,7 @@
       </w:rPr>
     </w:lvl>
   </w:abstractNum>
-  <w:abstractNum w:abstractNumId="25" w15:restartNumberingAfterBreak="0">
+  <w:abstractNum w:abstractNumId="27" w15:restartNumberingAfterBreak="0">
     <w:nsid w:val="63800334"/>
     <w:multiLevelType w:val="hybridMultilevel"/>
     <w:tmpl w:val="21EC9D3C"/>
@@ -13597,7 +14963,7 @@
       </w:pPr>
     </w:lvl>
   </w:abstractNum>
-  <w:abstractNum w:abstractNumId="26" w15:restartNumberingAfterBreak="0">
+  <w:abstractNum w:abstractNumId="28" w15:restartNumberingAfterBreak="0">
     <w:nsid w:val="64432EC6"/>
     <w:multiLevelType w:val="multilevel"/>
     <w:tmpl w:val="29E24C44"/>
@@ -13746,7 +15112,7 @@
       </w:rPr>
     </w:lvl>
   </w:abstractNum>
-  <w:abstractNum w:abstractNumId="27" w15:restartNumberingAfterBreak="0">
+  <w:abstractNum w:abstractNumId="29" w15:restartNumberingAfterBreak="0">
     <w:nsid w:val="66047DA6"/>
     <w:multiLevelType w:val="multilevel"/>
     <w:tmpl w:val="49CEE006"/>
@@ -13895,7 +15261,7 @@
       </w:rPr>
     </w:lvl>
   </w:abstractNum>
-  <w:abstractNum w:abstractNumId="28" w15:restartNumberingAfterBreak="0">
+  <w:abstractNum w:abstractNumId="30" w15:restartNumberingAfterBreak="0">
     <w:nsid w:val="6B0616FD"/>
     <w:multiLevelType w:val="multilevel"/>
     <w:tmpl w:val="34EC8F1E"/>
@@ -14044,7 +15410,7 @@
       </w:rPr>
     </w:lvl>
   </w:abstractNum>
-  <w:abstractNum w:abstractNumId="29" w15:restartNumberingAfterBreak="0">
+  <w:abstractNum w:abstractNumId="31" w15:restartNumberingAfterBreak="0">
     <w:nsid w:val="6DA92D2E"/>
     <w:multiLevelType w:val="multilevel"/>
     <w:tmpl w:val="0E5C64F0"/>
@@ -14193,7 +15559,7 @@
       </w:rPr>
     </w:lvl>
   </w:abstractNum>
-  <w:abstractNum w:abstractNumId="30" w15:restartNumberingAfterBreak="0">
+  <w:abstractNum w:abstractNumId="32" w15:restartNumberingAfterBreak="0">
     <w:nsid w:val="7174426D"/>
     <w:multiLevelType w:val="multilevel"/>
     <w:tmpl w:val="00C6F1DE"/>
@@ -14342,7 +15708,7 @@
       </w:rPr>
     </w:lvl>
   </w:abstractNum>
-  <w:abstractNum w:abstractNumId="31" w15:restartNumberingAfterBreak="0">
+  <w:abstractNum w:abstractNumId="33" w15:restartNumberingAfterBreak="0">
     <w:nsid w:val="76F61C73"/>
     <w:multiLevelType w:val="multilevel"/>
     <w:tmpl w:val="6360E530"/>
@@ -14491,7 +15857,7 @@
       </w:rPr>
     </w:lvl>
   </w:abstractNum>
-  <w:abstractNum w:abstractNumId="32" w15:restartNumberingAfterBreak="0">
+  <w:abstractNum w:abstractNumId="34" w15:restartNumberingAfterBreak="0">
     <w:nsid w:val="778A3B3E"/>
     <w:multiLevelType w:val="multilevel"/>
     <w:tmpl w:val="1944B080"/>
@@ -14641,82 +16007,82 @@
     </w:lvl>
   </w:abstractNum>
   <w:num w:numId="1" w16cid:durableId="167597292">
-    <w:abstractNumId w:val="25"/>
+    <w:abstractNumId w:val="27"/>
   </w:num>
   <w:num w:numId="2" w16cid:durableId="1936554308">
+    <w:abstractNumId w:val="31"/>
+  </w:num>
+  <w:num w:numId="3" w16cid:durableId="63186780">
     <w:abstractNumId w:val="29"/>
   </w:num>
-  <w:num w:numId="3" w16cid:durableId="63186780">
-    <w:abstractNumId w:val="27"/>
-  </w:num>
   <w:num w:numId="4" w16cid:durableId="1003582576">
-    <w:abstractNumId w:val="10"/>
+    <w:abstractNumId w:val="12"/>
   </w:num>
   <w:num w:numId="5" w16cid:durableId="198515011">
-    <w:abstractNumId w:val="7"/>
+    <w:abstractNumId w:val="9"/>
   </w:num>
   <w:num w:numId="6" w16cid:durableId="1032725458">
-    <w:abstractNumId w:val="19"/>
+    <w:abstractNumId w:val="21"/>
   </w:num>
   <w:num w:numId="7" w16cid:durableId="1089891840">
-    <w:abstractNumId w:val="30"/>
+    <w:abstractNumId w:val="32"/>
   </w:num>
   <w:num w:numId="8" w16cid:durableId="1978025134">
-    <w:abstractNumId w:val="16"/>
+    <w:abstractNumId w:val="18"/>
   </w:num>
   <w:num w:numId="9" w16cid:durableId="688946538">
     <w:abstractNumId w:val="0"/>
   </w:num>
   <w:num w:numId="10" w16cid:durableId="94132082">
-    <w:abstractNumId w:val="23"/>
+    <w:abstractNumId w:val="25"/>
   </w:num>
   <w:num w:numId="11" w16cid:durableId="1599291308">
-    <w:abstractNumId w:val="22"/>
+    <w:abstractNumId w:val="24"/>
   </w:num>
   <w:num w:numId="12" w16cid:durableId="1691829939">
-    <w:abstractNumId w:val="9"/>
+    <w:abstractNumId w:val="11"/>
   </w:num>
   <w:num w:numId="13" w16cid:durableId="1892694220">
+    <w:abstractNumId w:val="30"/>
+  </w:num>
+  <w:num w:numId="14" w16cid:durableId="1733232598">
+    <w:abstractNumId w:val="8"/>
+  </w:num>
+  <w:num w:numId="15" w16cid:durableId="601844684">
+    <w:abstractNumId w:val="17"/>
+  </w:num>
+  <w:num w:numId="16" w16cid:durableId="1765104630">
+    <w:abstractNumId w:val="15"/>
+  </w:num>
+  <w:num w:numId="17" w16cid:durableId="1808812099">
+    <w:abstractNumId w:val="13"/>
+  </w:num>
+  <w:num w:numId="18" w16cid:durableId="181213758">
+    <w:abstractNumId w:val="26"/>
+  </w:num>
+  <w:num w:numId="19" w16cid:durableId="381487003">
+    <w:abstractNumId w:val="7"/>
+  </w:num>
+  <w:num w:numId="20" w16cid:durableId="740444325">
     <w:abstractNumId w:val="28"/>
   </w:num>
-  <w:num w:numId="14" w16cid:durableId="1733232598">
-    <w:abstractNumId w:val="6"/>
-  </w:num>
-  <w:num w:numId="15" w16cid:durableId="601844684">
-    <w:abstractNumId w:val="15"/>
-  </w:num>
-  <w:num w:numId="16" w16cid:durableId="1765104630">
-    <w:abstractNumId w:val="13"/>
-  </w:num>
-  <w:num w:numId="17" w16cid:durableId="1808812099">
-    <w:abstractNumId w:val="11"/>
-  </w:num>
-  <w:num w:numId="18" w16cid:durableId="181213758">
-    <w:abstractNumId w:val="24"/>
-  </w:num>
-  <w:num w:numId="19" w16cid:durableId="381487003">
-    <w:abstractNumId w:val="5"/>
-  </w:num>
-  <w:num w:numId="20" w16cid:durableId="740444325">
-    <w:abstractNumId w:val="26"/>
-  </w:num>
   <w:num w:numId="21" w16cid:durableId="37047116">
-    <w:abstractNumId w:val="31"/>
+    <w:abstractNumId w:val="33"/>
   </w:num>
   <w:num w:numId="22" w16cid:durableId="750197463">
-    <w:abstractNumId w:val="3"/>
+    <w:abstractNumId w:val="4"/>
   </w:num>
   <w:num w:numId="23" w16cid:durableId="1292786800">
-    <w:abstractNumId w:val="17"/>
+    <w:abstractNumId w:val="19"/>
   </w:num>
   <w:num w:numId="24" w16cid:durableId="133765802">
+    <w:abstractNumId w:val="16"/>
+  </w:num>
+  <w:num w:numId="25" w16cid:durableId="49043494">
     <w:abstractNumId w:val="14"/>
   </w:num>
-  <w:num w:numId="25" w16cid:durableId="49043494">
-    <w:abstractNumId w:val="12"/>
-  </w:num>
   <w:num w:numId="26" w16cid:durableId="1254439538">
-    <w:abstractNumId w:val="17"/>
+    <w:abstractNumId w:val="19"/>
     <w:lvlOverride w:ilvl="0">
       <w:startOverride w:val="1"/>
     </w:lvlOverride>
@@ -14746,16 +16112,16 @@
     </w:lvlOverride>
   </w:num>
   <w:num w:numId="27" w16cid:durableId="477067813">
-    <w:abstractNumId w:val="18"/>
+    <w:abstractNumId w:val="20"/>
   </w:num>
   <w:num w:numId="28" w16cid:durableId="2127038157">
-    <w:abstractNumId w:val="21"/>
+    <w:abstractNumId w:val="23"/>
   </w:num>
   <w:num w:numId="29" w16cid:durableId="1900702545">
-    <w:abstractNumId w:val="20"/>
+    <w:abstractNumId w:val="22"/>
   </w:num>
   <w:num w:numId="30" w16cid:durableId="320084352">
-    <w:abstractNumId w:val="20"/>
+    <w:abstractNumId w:val="22"/>
     <w:lvlOverride w:ilvl="0">
       <w:startOverride w:val="1"/>
     </w:lvlOverride>
@@ -14785,10 +16151,10 @@
     </w:lvlOverride>
   </w:num>
   <w:num w:numId="31" w16cid:durableId="1828939456">
-    <w:abstractNumId w:val="8"/>
+    <w:abstractNumId w:val="10"/>
   </w:num>
   <w:num w:numId="32" w16cid:durableId="2048601917">
-    <w:abstractNumId w:val="8"/>
+    <w:abstractNumId w:val="10"/>
     <w:lvlOverride w:ilvl="0">
       <w:startOverride w:val="1"/>
     </w:lvlOverride>
@@ -14818,16 +16184,22 @@
     </w:lvlOverride>
   </w:num>
   <w:num w:numId="33" w16cid:durableId="992175262">
-    <w:abstractNumId w:val="4"/>
+    <w:abstractNumId w:val="6"/>
   </w:num>
   <w:num w:numId="34" w16cid:durableId="1338265904">
     <w:abstractNumId w:val="2"/>
   </w:num>
   <w:num w:numId="35" w16cid:durableId="1783456083">
-    <w:abstractNumId w:val="32"/>
+    <w:abstractNumId w:val="34"/>
   </w:num>
   <w:num w:numId="36" w16cid:durableId="226034692">
     <w:abstractNumId w:val="1"/>
+  </w:num>
+  <w:num w:numId="37" w16cid:durableId="1477603646">
+    <w:abstractNumId w:val="5"/>
+  </w:num>
+  <w:num w:numId="38" w16cid:durableId="1414938377">
+    <w:abstractNumId w:val="3"/>
   </w:num>
 </w:numbering>
 </file>

--- a/MERN/JsTheory.docx
+++ b/MERN/JsTheory.docx
@@ -6957,8 +6957,8 @@
               <w:ind w:left="0"/>
               <w:rPr>
                 <w:rFonts w:ascii="Arial Nova Light" w:hAnsi="Arial Nova Light"/>
-                <w:sz w:val="20"/>
-                <w:szCs w:val="20"/>
+                <w:sz w:val="18"/>
+                <w:szCs w:val="18"/>
               </w:rPr>
             </w:pPr>
           </w:p>
@@ -6972,18 +6972,18 @@
               <w:jc w:val="center"/>
               <w:rPr>
                 <w:rFonts w:ascii="Arial Nova Light" w:hAnsi="Arial Nova Light"/>
-                <w:sz w:val="20"/>
-                <w:szCs w:val="20"/>
-              </w:rPr>
-            </w:pPr>
-            <w:r>
-              <w:rPr>
-                <w:rFonts w:ascii="Arial Nova Light" w:hAnsi="Arial Nova Light"/>
-                <w:sz w:val="20"/>
-                <w:szCs w:val="20"/>
+                <w:sz w:val="18"/>
+                <w:szCs w:val="18"/>
+              </w:rPr>
+            </w:pPr>
+            <w:r>
+              <w:rPr>
+                <w:rFonts w:ascii="Arial Nova Light" w:hAnsi="Arial Nova Light"/>
+                <w:sz w:val="18"/>
+                <w:szCs w:val="18"/>
                 <w:highlight w:val="yellow"/>
               </w:rPr>
-              <w:t>ARRAYS</w:t>
+              <w:t>arrays</w:t>
             </w:r>
           </w:p>
         </w:tc>
@@ -6997,8 +6997,8 @@
               <w:ind w:left="0"/>
               <w:rPr>
                 <w:rFonts w:ascii="Arial Nova Light" w:hAnsi="Arial Nova Light"/>
-                <w:sz w:val="20"/>
-                <w:szCs w:val="20"/>
+                <w:sz w:val="18"/>
+                <w:szCs w:val="18"/>
               </w:rPr>
             </w:pPr>
           </w:p>
@@ -7018,15 +7018,15 @@
               <w:ind w:left="0"/>
               <w:rPr>
                 <w:rFonts w:ascii="Arial Nova Light" w:hAnsi="Arial Nova Light"/>
-                <w:sz w:val="20"/>
-                <w:szCs w:val="20"/>
-              </w:rPr>
-            </w:pPr>
-            <w:r>
-              <w:rPr>
-                <w:rFonts w:ascii="Arial Nova Light" w:hAnsi="Arial Nova Light"/>
-                <w:sz w:val="20"/>
-                <w:szCs w:val="20"/>
+                <w:sz w:val="18"/>
+                <w:szCs w:val="18"/>
+              </w:rPr>
+            </w:pPr>
+            <w:r>
+              <w:rPr>
+                <w:rFonts w:ascii="Arial Nova Light" w:hAnsi="Arial Nova Light"/>
+                <w:sz w:val="18"/>
+                <w:szCs w:val="18"/>
               </w:rPr>
               <w:t>array</w:t>
             </w:r>
@@ -7042,16 +7042,16 @@
               <w:ind w:left="0"/>
               <w:rPr>
                 <w:rFonts w:ascii="Arial Nova Light" w:hAnsi="Arial Nova Light"/>
-                <w:sz w:val="20"/>
-                <w:szCs w:val="20"/>
+                <w:sz w:val="18"/>
+                <w:szCs w:val="18"/>
                 <w:highlight w:val="yellow"/>
               </w:rPr>
             </w:pPr>
             <w:r>
               <w:rPr>
                 <w:rFonts w:ascii="Arial Nova Light" w:hAnsi="Arial Nova Light"/>
-                <w:sz w:val="20"/>
-                <w:szCs w:val="20"/>
+                <w:sz w:val="18"/>
+                <w:szCs w:val="18"/>
               </w:rPr>
               <w:t>an array is a data structure used to store multiple values in a single variable.</w:t>
             </w:r>
@@ -7067,15 +7067,15 @@
               <w:ind w:left="0"/>
               <w:rPr>
                 <w:rFonts w:ascii="Arial Nova Light" w:hAnsi="Arial Nova Light"/>
-                <w:sz w:val="20"/>
-                <w:szCs w:val="20"/>
-              </w:rPr>
-            </w:pPr>
-            <w:r>
-              <w:rPr>
-                <w:rFonts w:ascii="Arial Nova Light" w:hAnsi="Arial Nova Light"/>
-                <w:sz w:val="20"/>
-                <w:szCs w:val="20"/>
+                <w:sz w:val="18"/>
+                <w:szCs w:val="18"/>
+              </w:rPr>
+            </w:pPr>
+            <w:r>
+              <w:rPr>
+                <w:rFonts w:ascii="Arial Nova Light" w:hAnsi="Arial Nova Light"/>
+                <w:sz w:val="18"/>
+                <w:szCs w:val="18"/>
               </w:rPr>
               <w:t>let arr = [1, 2, 3];</w:t>
             </w:r>
@@ -7096,15 +7096,15 @@
               <w:ind w:left="0"/>
               <w:rPr>
                 <w:rFonts w:ascii="Arial Nova Light" w:hAnsi="Arial Nova Light"/>
-                <w:sz w:val="20"/>
-                <w:szCs w:val="20"/>
-              </w:rPr>
-            </w:pPr>
-            <w:r>
-              <w:rPr>
-                <w:rFonts w:ascii="Arial Nova Light" w:hAnsi="Arial Nova Light"/>
-                <w:sz w:val="20"/>
-                <w:szCs w:val="20"/>
+                <w:sz w:val="18"/>
+                <w:szCs w:val="18"/>
+              </w:rPr>
+            </w:pPr>
+            <w:r>
+              <w:rPr>
+                <w:rFonts w:ascii="Arial Nova Light" w:hAnsi="Arial Nova Light"/>
+                <w:sz w:val="18"/>
+                <w:szCs w:val="18"/>
               </w:rPr>
               <w:t>how do you create an array</w:t>
             </w:r>
@@ -7120,23 +7120,23 @@
               <w:ind w:left="0"/>
               <w:rPr>
                 <w:rFonts w:ascii="Arial Nova Light" w:hAnsi="Arial Nova Light"/>
-                <w:sz w:val="20"/>
-                <w:szCs w:val="20"/>
-              </w:rPr>
-            </w:pPr>
-            <w:r>
-              <w:rPr>
-                <w:rFonts w:ascii="Arial Nova Light" w:hAnsi="Arial Nova Light"/>
-                <w:sz w:val="20"/>
-                <w:szCs w:val="20"/>
+                <w:sz w:val="18"/>
+                <w:szCs w:val="18"/>
+              </w:rPr>
+            </w:pPr>
+            <w:r>
+              <w:rPr>
+                <w:rFonts w:ascii="Arial Nova Light" w:hAnsi="Arial Nova Light"/>
+                <w:sz w:val="18"/>
+                <w:szCs w:val="18"/>
               </w:rPr>
               <w:t>let a = [1,2,3];</w:t>
             </w:r>
             <w:r>
               <w:rPr>
                 <w:rFonts w:ascii="Arial Nova Light" w:hAnsi="Arial Nova Light"/>
-                <w:sz w:val="20"/>
-                <w:szCs w:val="20"/>
+                <w:sz w:val="18"/>
+                <w:szCs w:val="18"/>
               </w:rPr>
               <w:br/>
               <w:t>let b = new array(1,2,3);</w:t>
@@ -7153,8 +7153,8 @@
               <w:ind w:left="0"/>
               <w:rPr>
                 <w:rFonts w:ascii="Arial Nova Light" w:hAnsi="Arial Nova Light"/>
-                <w:sz w:val="20"/>
-                <w:szCs w:val="20"/>
+                <w:sz w:val="18"/>
+                <w:szCs w:val="18"/>
               </w:rPr>
             </w:pPr>
           </w:p>
@@ -7174,15 +7174,15 @@
               <w:ind w:left="0"/>
               <w:rPr>
                 <w:rFonts w:ascii="Arial Nova Light" w:hAnsi="Arial Nova Light"/>
-                <w:sz w:val="20"/>
-                <w:szCs w:val="20"/>
-              </w:rPr>
-            </w:pPr>
-            <w:r>
-              <w:rPr>
-                <w:rFonts w:ascii="Arial Nova Light" w:hAnsi="Arial Nova Light"/>
-                <w:sz w:val="20"/>
-                <w:szCs w:val="20"/>
+                <w:sz w:val="18"/>
+                <w:szCs w:val="18"/>
+              </w:rPr>
+            </w:pPr>
+            <w:r>
+              <w:rPr>
+                <w:rFonts w:ascii="Arial Nova Light" w:hAnsi="Arial Nova Light"/>
+                <w:sz w:val="18"/>
+                <w:szCs w:val="18"/>
               </w:rPr>
               <w:t>difference between array and object?</w:t>
             </w:r>
@@ -7196,31 +7196,31 @@
             <w:pPr>
               <w:rPr>
                 <w:rFonts w:ascii="Arial Nova Light" w:hAnsi="Arial Nova Light"/>
-                <w:sz w:val="20"/>
-                <w:szCs w:val="20"/>
-              </w:rPr>
-            </w:pPr>
-            <w:r>
-              <w:rPr>
-                <w:rFonts w:ascii="Arial Nova Light" w:hAnsi="Arial Nova Light"/>
-                <w:sz w:val="20"/>
-                <w:szCs w:val="20"/>
+                <w:sz w:val="18"/>
+                <w:szCs w:val="18"/>
+              </w:rPr>
+            </w:pPr>
+            <w:r>
+              <w:rPr>
+                <w:rFonts w:ascii="Arial Nova Light" w:hAnsi="Arial Nova Light"/>
+                <w:sz w:val="18"/>
+                <w:szCs w:val="18"/>
               </w:rPr>
               <w:t xml:space="preserve">array </w:t>
             </w:r>
             <w:r>
               <w:rPr>
                 <w:rFonts w:ascii="Arial" w:hAnsi="Arial" w:cs="Arial"/>
-                <w:sz w:val="20"/>
-                <w:szCs w:val="20"/>
+                <w:sz w:val="18"/>
+                <w:szCs w:val="18"/>
               </w:rPr>
               <w:t>→</w:t>
             </w:r>
             <w:r>
               <w:rPr>
                 <w:rFonts w:ascii="Arial Nova Light" w:hAnsi="Arial Nova Light"/>
-                <w:sz w:val="20"/>
-                <w:szCs w:val="20"/>
+                <w:sz w:val="18"/>
+                <w:szCs w:val="18"/>
               </w:rPr>
               <w:t xml:space="preserve"> ordered collection (index-based) </w:t>
             </w:r>
@@ -7231,31 +7231,31 @@
               <w:ind w:left="0"/>
               <w:rPr>
                 <w:rFonts w:ascii="Arial Nova Light" w:hAnsi="Arial Nova Light"/>
-                <w:sz w:val="20"/>
-                <w:szCs w:val="20"/>
-              </w:rPr>
-            </w:pPr>
-            <w:r>
-              <w:rPr>
-                <w:rFonts w:ascii="Arial Nova Light" w:hAnsi="Arial Nova Light"/>
-                <w:sz w:val="20"/>
-                <w:szCs w:val="20"/>
+                <w:sz w:val="18"/>
+                <w:szCs w:val="18"/>
+              </w:rPr>
+            </w:pPr>
+            <w:r>
+              <w:rPr>
+                <w:rFonts w:ascii="Arial Nova Light" w:hAnsi="Arial Nova Light"/>
+                <w:sz w:val="18"/>
+                <w:szCs w:val="18"/>
               </w:rPr>
               <w:t xml:space="preserve">object </w:t>
             </w:r>
             <w:r>
               <w:rPr>
                 <w:rFonts w:ascii="Arial" w:hAnsi="Arial" w:cs="Arial"/>
-                <w:sz w:val="20"/>
-                <w:szCs w:val="20"/>
+                <w:sz w:val="18"/>
+                <w:szCs w:val="18"/>
               </w:rPr>
               <w:t>→</w:t>
             </w:r>
             <w:r>
               <w:rPr>
                 <w:rFonts w:ascii="Arial Nova Light" w:hAnsi="Arial Nova Light"/>
-                <w:sz w:val="20"/>
-                <w:szCs w:val="20"/>
+                <w:sz w:val="18"/>
+                <w:szCs w:val="18"/>
               </w:rPr>
               <w:t xml:space="preserve"> key-value pairs</w:t>
             </w:r>
@@ -7269,31 +7269,31 @@
             <w:pPr>
               <w:rPr>
                 <w:rFonts w:ascii="Arial Nova Light" w:hAnsi="Arial Nova Light"/>
-                <w:sz w:val="20"/>
-                <w:szCs w:val="20"/>
-              </w:rPr>
-            </w:pPr>
-            <w:r>
-              <w:rPr>
-                <w:rFonts w:ascii="Arial Nova Light" w:hAnsi="Arial Nova Light"/>
-                <w:sz w:val="20"/>
-                <w:szCs w:val="20"/>
+                <w:sz w:val="18"/>
+                <w:szCs w:val="18"/>
+              </w:rPr>
+            </w:pPr>
+            <w:r>
+              <w:rPr>
+                <w:rFonts w:ascii="Arial Nova Light" w:hAnsi="Arial Nova Light"/>
+                <w:sz w:val="18"/>
+                <w:szCs w:val="18"/>
               </w:rPr>
               <w:t xml:space="preserve">array </w:t>
             </w:r>
             <w:r>
               <w:rPr>
                 <w:rFonts w:ascii="Arial" w:hAnsi="Arial" w:cs="Arial"/>
-                <w:sz w:val="20"/>
-                <w:szCs w:val="20"/>
+                <w:sz w:val="18"/>
+                <w:szCs w:val="18"/>
               </w:rPr>
               <w:t>→</w:t>
             </w:r>
             <w:r>
               <w:rPr>
                 <w:rFonts w:ascii="Arial Nova Light" w:hAnsi="Arial Nova Light"/>
-                <w:sz w:val="20"/>
-                <w:szCs w:val="20"/>
+                <w:sz w:val="18"/>
+                <w:szCs w:val="18"/>
               </w:rPr>
               <w:t xml:space="preserve"> ordered collection (index-based) </w:t>
             </w:r>
@@ -7304,31 +7304,31 @@
               <w:ind w:left="0"/>
               <w:rPr>
                 <w:rFonts w:ascii="Arial Nova Light" w:hAnsi="Arial Nova Light"/>
-                <w:sz w:val="20"/>
-                <w:szCs w:val="20"/>
-              </w:rPr>
-            </w:pPr>
-            <w:r>
-              <w:rPr>
-                <w:rFonts w:ascii="Arial Nova Light" w:hAnsi="Arial Nova Light"/>
-                <w:sz w:val="20"/>
-                <w:szCs w:val="20"/>
+                <w:sz w:val="18"/>
+                <w:szCs w:val="18"/>
+              </w:rPr>
+            </w:pPr>
+            <w:r>
+              <w:rPr>
+                <w:rFonts w:ascii="Arial Nova Light" w:hAnsi="Arial Nova Light"/>
+                <w:sz w:val="18"/>
+                <w:szCs w:val="18"/>
               </w:rPr>
               <w:t xml:space="preserve">object </w:t>
             </w:r>
             <w:r>
               <w:rPr>
                 <w:rFonts w:ascii="Arial" w:hAnsi="Arial" w:cs="Arial"/>
-                <w:sz w:val="20"/>
-                <w:szCs w:val="20"/>
+                <w:sz w:val="18"/>
+                <w:szCs w:val="18"/>
               </w:rPr>
               <w:t>→</w:t>
             </w:r>
             <w:r>
               <w:rPr>
                 <w:rFonts w:ascii="Arial Nova Light" w:hAnsi="Arial Nova Light"/>
-                <w:sz w:val="20"/>
-                <w:szCs w:val="20"/>
+                <w:sz w:val="18"/>
+                <w:szCs w:val="18"/>
               </w:rPr>
               <w:t xml:space="preserve"> key-value pairs</w:t>
             </w:r>
@@ -7349,15 +7349,15 @@
               <w:ind w:left="0"/>
               <w:rPr>
                 <w:rFonts w:ascii="Arial Nova Light" w:hAnsi="Arial Nova Light"/>
-                <w:sz w:val="20"/>
-                <w:szCs w:val="20"/>
-              </w:rPr>
-            </w:pPr>
-            <w:r>
-              <w:rPr>
-                <w:rFonts w:ascii="Arial Nova Light" w:hAnsi="Arial Nova Light"/>
-                <w:sz w:val="20"/>
-                <w:szCs w:val="20"/>
+                <w:sz w:val="18"/>
+                <w:szCs w:val="18"/>
+              </w:rPr>
+            </w:pPr>
+            <w:r>
+              <w:rPr>
+                <w:rFonts w:ascii="Arial Nova Light" w:hAnsi="Arial Nova Light"/>
+                <w:sz w:val="18"/>
+                <w:szCs w:val="18"/>
               </w:rPr>
               <w:t>array store different data types?</w:t>
             </w:r>
@@ -7373,15 +7373,15 @@
               <w:ind w:left="0"/>
               <w:rPr>
                 <w:rFonts w:ascii="Arial Nova Light" w:hAnsi="Arial Nova Light"/>
-                <w:sz w:val="20"/>
-                <w:szCs w:val="20"/>
-              </w:rPr>
-            </w:pPr>
-            <w:r>
-              <w:rPr>
-                <w:rFonts w:ascii="Arial Nova Light" w:hAnsi="Arial Nova Light"/>
-                <w:sz w:val="20"/>
-                <w:szCs w:val="20"/>
+                <w:sz w:val="18"/>
+                <w:szCs w:val="18"/>
+              </w:rPr>
+            </w:pPr>
+            <w:r>
+              <w:rPr>
+                <w:rFonts w:ascii="Arial Nova Light" w:hAnsi="Arial Nova Light"/>
+                <w:sz w:val="18"/>
+                <w:szCs w:val="18"/>
               </w:rPr>
               <w:t xml:space="preserve">yes. </w:t>
             </w:r>
@@ -7397,15 +7397,15 @@
               <w:ind w:left="0"/>
               <w:rPr>
                 <w:rFonts w:ascii="Arial Nova Light" w:hAnsi="Arial Nova Light"/>
-                <w:sz w:val="20"/>
-                <w:szCs w:val="20"/>
-              </w:rPr>
-            </w:pPr>
-            <w:r>
-              <w:rPr>
-                <w:rFonts w:ascii="Arial Nova Light" w:hAnsi="Arial Nova Light"/>
-                <w:sz w:val="20"/>
-                <w:szCs w:val="20"/>
+                <w:sz w:val="18"/>
+                <w:szCs w:val="18"/>
+              </w:rPr>
+            </w:pPr>
+            <w:r>
+              <w:rPr>
+                <w:rFonts w:ascii="Arial Nova Light" w:hAnsi="Arial Nova Light"/>
+                <w:sz w:val="18"/>
+                <w:szCs w:val="18"/>
               </w:rPr>
               <w:t>let arr = [1, "hello", true, null];</w:t>
             </w:r>
@@ -7426,15 +7426,15 @@
               <w:ind w:left="0"/>
               <w:rPr>
                 <w:rFonts w:ascii="Arial Nova Light" w:hAnsi="Arial Nova Light"/>
-                <w:sz w:val="20"/>
-                <w:szCs w:val="20"/>
-              </w:rPr>
-            </w:pPr>
-            <w:r>
-              <w:rPr>
-                <w:rFonts w:ascii="Arial Nova Light" w:hAnsi="Arial Nova Light"/>
-                <w:sz w:val="20"/>
-                <w:szCs w:val="20"/>
+                <w:sz w:val="18"/>
+                <w:szCs w:val="18"/>
+              </w:rPr>
+            </w:pPr>
+            <w:r>
+              <w:rPr>
+                <w:rFonts w:ascii="Arial Nova Light" w:hAnsi="Arial Nova Light"/>
+                <w:sz w:val="18"/>
+                <w:szCs w:val="18"/>
               </w:rPr>
               <w:t>what does push() do?</w:t>
             </w:r>
@@ -7450,15 +7450,15 @@
               <w:ind w:left="0"/>
               <w:rPr>
                 <w:rFonts w:ascii="Arial Nova Light" w:hAnsi="Arial Nova Light"/>
-                <w:sz w:val="20"/>
-                <w:szCs w:val="20"/>
-              </w:rPr>
-            </w:pPr>
-            <w:r>
-              <w:rPr>
-                <w:rFonts w:ascii="Arial Nova Light" w:hAnsi="Arial Nova Light"/>
-                <w:sz w:val="20"/>
-                <w:szCs w:val="20"/>
+                <w:sz w:val="18"/>
+                <w:szCs w:val="18"/>
+              </w:rPr>
+            </w:pPr>
+            <w:r>
+              <w:rPr>
+                <w:rFonts w:ascii="Arial Nova Light" w:hAnsi="Arial Nova Light"/>
+                <w:sz w:val="18"/>
+                <w:szCs w:val="18"/>
               </w:rPr>
               <w:t>adds element at end. push o(1)</w:t>
             </w:r>
@@ -7474,15 +7474,15 @@
               <w:ind w:left="0"/>
               <w:rPr>
                 <w:rFonts w:ascii="Arial Nova Light" w:hAnsi="Arial Nova Light"/>
-                <w:sz w:val="20"/>
-                <w:szCs w:val="20"/>
-              </w:rPr>
-            </w:pPr>
-            <w:r>
-              <w:rPr>
-                <w:rFonts w:ascii="Arial Nova Light" w:hAnsi="Arial Nova Light"/>
-                <w:sz w:val="20"/>
-                <w:szCs w:val="20"/>
+                <w:sz w:val="18"/>
+                <w:szCs w:val="18"/>
+              </w:rPr>
+            </w:pPr>
+            <w:r>
+              <w:rPr>
+                <w:rFonts w:ascii="Arial Nova Light" w:hAnsi="Arial Nova Light"/>
+                <w:sz w:val="18"/>
+                <w:szCs w:val="18"/>
               </w:rPr>
               <w:t>arr.push(5);</w:t>
             </w:r>
@@ -7503,15 +7503,15 @@
               <w:ind w:left="0"/>
               <w:rPr>
                 <w:rFonts w:ascii="Arial Nova Light" w:hAnsi="Arial Nova Light"/>
-                <w:sz w:val="20"/>
-                <w:szCs w:val="20"/>
-              </w:rPr>
-            </w:pPr>
-            <w:r>
-              <w:rPr>
-                <w:rFonts w:ascii="Arial Nova Light" w:hAnsi="Arial Nova Light"/>
-                <w:sz w:val="20"/>
-                <w:szCs w:val="20"/>
+                <w:sz w:val="18"/>
+                <w:szCs w:val="18"/>
+              </w:rPr>
+            </w:pPr>
+            <w:r>
+              <w:rPr>
+                <w:rFonts w:ascii="Arial Nova Light" w:hAnsi="Arial Nova Light"/>
+                <w:sz w:val="18"/>
+                <w:szCs w:val="18"/>
               </w:rPr>
               <w:t>what does pop() do?</w:t>
             </w:r>
@@ -7527,15 +7527,15 @@
               <w:ind w:left="0"/>
               <w:rPr>
                 <w:rFonts w:ascii="Arial Nova Light" w:hAnsi="Arial Nova Light"/>
-                <w:sz w:val="20"/>
-                <w:szCs w:val="20"/>
-              </w:rPr>
-            </w:pPr>
-            <w:r>
-              <w:rPr>
-                <w:rFonts w:ascii="Arial Nova Light" w:hAnsi="Arial Nova Light"/>
-                <w:sz w:val="20"/>
-                <w:szCs w:val="20"/>
+                <w:sz w:val="18"/>
+                <w:szCs w:val="18"/>
+              </w:rPr>
+            </w:pPr>
+            <w:r>
+              <w:rPr>
+                <w:rFonts w:ascii="Arial Nova Light" w:hAnsi="Arial Nova Light"/>
+                <w:sz w:val="18"/>
+                <w:szCs w:val="18"/>
               </w:rPr>
               <w:t>removes last element. pop  o(1)</w:t>
             </w:r>
@@ -7551,15 +7551,15 @@
               <w:ind w:left="0"/>
               <w:rPr>
                 <w:rFonts w:ascii="Arial Nova Light" w:hAnsi="Arial Nova Light"/>
-                <w:sz w:val="20"/>
-                <w:szCs w:val="20"/>
-              </w:rPr>
-            </w:pPr>
-            <w:r>
-              <w:rPr>
-                <w:rFonts w:ascii="Arial Nova Light" w:hAnsi="Arial Nova Light"/>
-                <w:sz w:val="20"/>
-                <w:szCs w:val="20"/>
+                <w:sz w:val="18"/>
+                <w:szCs w:val="18"/>
+              </w:rPr>
+            </w:pPr>
+            <w:r>
+              <w:rPr>
+                <w:rFonts w:ascii="Arial Nova Light" w:hAnsi="Arial Nova Light"/>
+                <w:sz w:val="18"/>
+                <w:szCs w:val="18"/>
               </w:rPr>
               <w:t>arr.pop();</w:t>
             </w:r>
@@ -7580,15 +7580,15 @@
               <w:ind w:left="0"/>
               <w:rPr>
                 <w:rFonts w:ascii="Arial Nova Light" w:hAnsi="Arial Nova Light"/>
-                <w:sz w:val="20"/>
-                <w:szCs w:val="20"/>
-              </w:rPr>
-            </w:pPr>
-            <w:r>
-              <w:rPr>
-                <w:rFonts w:ascii="Arial Nova Light" w:hAnsi="Arial Nova Light"/>
-                <w:sz w:val="20"/>
-                <w:szCs w:val="20"/>
+                <w:sz w:val="18"/>
+                <w:szCs w:val="18"/>
+              </w:rPr>
+            </w:pPr>
+            <w:r>
+              <w:rPr>
+                <w:rFonts w:ascii="Arial Nova Light" w:hAnsi="Arial Nova Light"/>
+                <w:sz w:val="18"/>
+                <w:szCs w:val="18"/>
               </w:rPr>
               <w:t>does push modify original array?</w:t>
             </w:r>
@@ -7604,15 +7604,15 @@
               <w:ind w:left="0"/>
               <w:rPr>
                 <w:rFonts w:ascii="Arial Nova Light" w:hAnsi="Arial Nova Light"/>
-                <w:sz w:val="20"/>
-                <w:szCs w:val="20"/>
-              </w:rPr>
-            </w:pPr>
-            <w:r>
-              <w:rPr>
-                <w:rFonts w:ascii="Arial Nova Light" w:hAnsi="Arial Nova Light"/>
-                <w:sz w:val="20"/>
-                <w:szCs w:val="20"/>
+                <w:sz w:val="18"/>
+                <w:szCs w:val="18"/>
+              </w:rPr>
+            </w:pPr>
+            <w:r>
+              <w:rPr>
+                <w:rFonts w:ascii="Arial Nova Light" w:hAnsi="Arial Nova Light"/>
+                <w:sz w:val="18"/>
+                <w:szCs w:val="18"/>
               </w:rPr>
               <w:t>yes (mutable).</w:t>
             </w:r>
@@ -7628,8 +7628,8 @@
               <w:ind w:left="0"/>
               <w:rPr>
                 <w:rFonts w:ascii="Arial Nova Light" w:hAnsi="Arial Nova Light"/>
-                <w:sz w:val="20"/>
-                <w:szCs w:val="20"/>
+                <w:sz w:val="18"/>
+                <w:szCs w:val="18"/>
               </w:rPr>
             </w:pPr>
           </w:p>
@@ -7649,15 +7649,15 @@
               <w:ind w:left="0"/>
               <w:rPr>
                 <w:rFonts w:ascii="Arial Nova Light" w:hAnsi="Arial Nova Light"/>
-                <w:sz w:val="20"/>
-                <w:szCs w:val="20"/>
-              </w:rPr>
-            </w:pPr>
-            <w:r>
-              <w:rPr>
-                <w:rFonts w:ascii="Arial Nova Light" w:hAnsi="Arial Nova Light"/>
-                <w:sz w:val="20"/>
-                <w:szCs w:val="20"/>
+                <w:sz w:val="18"/>
+                <w:szCs w:val="18"/>
+              </w:rPr>
+            </w:pPr>
+            <w:r>
+              <w:rPr>
+                <w:rFonts w:ascii="Arial Nova Light" w:hAnsi="Arial Nova Light"/>
+                <w:sz w:val="18"/>
+                <w:szCs w:val="18"/>
               </w:rPr>
               <w:t>shift / unshift</w:t>
             </w:r>
@@ -7671,15 +7671,15 @@
             <w:pPr>
               <w:rPr>
                 <w:rFonts w:ascii="Arial Nova Light" w:hAnsi="Arial Nova Light"/>
-                <w:sz w:val="20"/>
-                <w:szCs w:val="20"/>
-              </w:rPr>
-            </w:pPr>
-            <w:r>
-              <w:rPr>
-                <w:rFonts w:ascii="Arial Nova Light" w:hAnsi="Arial Nova Light"/>
-                <w:sz w:val="20"/>
-                <w:szCs w:val="20"/>
+                <w:sz w:val="18"/>
+                <w:szCs w:val="18"/>
+              </w:rPr>
+            </w:pPr>
+            <w:r>
+              <w:rPr>
+                <w:rFonts w:ascii="Arial Nova Light" w:hAnsi="Arial Nova Light"/>
+                <w:sz w:val="18"/>
+                <w:szCs w:val="18"/>
               </w:rPr>
               <w:t>removes first element/ adds element at beginning.</w:t>
             </w:r>
@@ -7695,15 +7695,15 @@
               <w:ind w:left="0"/>
               <w:rPr>
                 <w:rFonts w:ascii="Arial Nova Light" w:hAnsi="Arial Nova Light"/>
-                <w:sz w:val="20"/>
-                <w:szCs w:val="20"/>
-              </w:rPr>
-            </w:pPr>
-            <w:r>
-              <w:rPr>
-                <w:rFonts w:ascii="Arial Nova Light" w:hAnsi="Arial Nova Light"/>
-                <w:sz w:val="20"/>
-                <w:szCs w:val="20"/>
+                <w:sz w:val="18"/>
+                <w:szCs w:val="18"/>
+              </w:rPr>
+            </w:pPr>
+            <w:r>
+              <w:rPr>
+                <w:rFonts w:ascii="Arial Nova Light" w:hAnsi="Arial Nova Light"/>
+                <w:sz w:val="18"/>
+                <w:szCs w:val="18"/>
               </w:rPr>
               <w:t>arr.shift() /  arr.unshift(10)</w:t>
             </w:r>
@@ -7724,8 +7724,8 @@
               <w:ind w:left="0"/>
               <w:rPr>
                 <w:rFonts w:ascii="Arial Nova Light" w:hAnsi="Arial Nova Light"/>
-                <w:sz w:val="20"/>
-                <w:szCs w:val="20"/>
+                <w:sz w:val="18"/>
+                <w:szCs w:val="18"/>
               </w:rPr>
             </w:pPr>
           </w:p>
@@ -7740,8 +7740,8 @@
               <w:ind w:left="0"/>
               <w:rPr>
                 <w:rFonts w:ascii="Arial Nova Light" w:hAnsi="Arial Nova Light"/>
-                <w:sz w:val="20"/>
-                <w:szCs w:val="20"/>
+                <w:sz w:val="18"/>
+                <w:szCs w:val="18"/>
               </w:rPr>
             </w:pPr>
           </w:p>
@@ -7756,8 +7756,8 @@
               <w:ind w:left="0"/>
               <w:rPr>
                 <w:rFonts w:ascii="Arial Nova Light" w:hAnsi="Arial Nova Light"/>
-                <w:sz w:val="20"/>
-                <w:szCs w:val="20"/>
+                <w:sz w:val="18"/>
+                <w:szCs w:val="18"/>
               </w:rPr>
             </w:pPr>
           </w:p>
@@ -7777,15 +7777,15 @@
               <w:ind w:left="0"/>
               <w:rPr>
                 <w:rFonts w:ascii="Arial Nova Light" w:hAnsi="Arial Nova Light"/>
-                <w:sz w:val="20"/>
-                <w:szCs w:val="20"/>
-              </w:rPr>
-            </w:pPr>
-            <w:r>
-              <w:rPr>
-                <w:rFonts w:ascii="Arial Nova Light" w:hAnsi="Arial Nova Light"/>
-                <w:sz w:val="20"/>
-                <w:szCs w:val="20"/>
+                <w:sz w:val="18"/>
+                <w:szCs w:val="18"/>
+              </w:rPr>
+            </w:pPr>
+            <w:r>
+              <w:rPr>
+                <w:rFonts w:ascii="Arial Nova Light" w:hAnsi="Arial Nova Light"/>
+                <w:sz w:val="18"/>
+                <w:szCs w:val="18"/>
               </w:rPr>
               <w:t xml:space="preserve">why  slower array </w:t>
             </w:r>
@@ -7801,15 +7801,15 @@
               <w:ind w:left="0"/>
               <w:rPr>
                 <w:rFonts w:ascii="Arial Nova Light" w:hAnsi="Arial Nova Light"/>
-                <w:sz w:val="20"/>
-                <w:szCs w:val="20"/>
-              </w:rPr>
-            </w:pPr>
-            <w:r>
-              <w:rPr>
-                <w:rFonts w:ascii="Arial Nova Light" w:hAnsi="Arial Nova Light"/>
-                <w:sz w:val="20"/>
-                <w:szCs w:val="20"/>
+                <w:sz w:val="18"/>
+                <w:szCs w:val="18"/>
+              </w:rPr>
+            </w:pPr>
+            <w:r>
+              <w:rPr>
+                <w:rFonts w:ascii="Arial Nova Light" w:hAnsi="Arial Nova Light"/>
+                <w:sz w:val="18"/>
+                <w:szCs w:val="18"/>
               </w:rPr>
               <w:t>because all elements need re-indexin</w:t>
             </w:r>
@@ -7825,8 +7825,8 @@
               <w:ind w:left="0"/>
               <w:rPr>
                 <w:rFonts w:ascii="Arial Nova Light" w:hAnsi="Arial Nova Light"/>
-                <w:sz w:val="20"/>
-                <w:szCs w:val="20"/>
+                <w:sz w:val="18"/>
+                <w:szCs w:val="18"/>
               </w:rPr>
             </w:pPr>
           </w:p>
@@ -7846,15 +7846,15 @@
               <w:ind w:left="0"/>
               <w:rPr>
                 <w:rFonts w:ascii="Arial Nova Light" w:hAnsi="Arial Nova Light"/>
-                <w:sz w:val="20"/>
-                <w:szCs w:val="20"/>
-              </w:rPr>
-            </w:pPr>
-            <w:r>
-              <w:rPr>
-                <w:rFonts w:ascii="Arial Nova Light" w:hAnsi="Arial Nova Light"/>
-                <w:sz w:val="20"/>
-                <w:szCs w:val="20"/>
+                <w:sz w:val="18"/>
+                <w:szCs w:val="18"/>
+              </w:rPr>
+            </w:pPr>
+            <w:r>
+              <w:rPr>
+                <w:rFonts w:ascii="Arial Nova Light" w:hAnsi="Arial Nova Light"/>
+                <w:sz w:val="18"/>
+                <w:szCs w:val="18"/>
               </w:rPr>
               <w:t>map()</w:t>
             </w:r>
@@ -7870,15 +7870,15 @@
               <w:ind w:left="0"/>
               <w:rPr>
                 <w:rFonts w:ascii="Arial Nova Light" w:hAnsi="Arial Nova Light"/>
-                <w:sz w:val="20"/>
-                <w:szCs w:val="20"/>
-              </w:rPr>
-            </w:pPr>
-            <w:r>
-              <w:rPr>
-                <w:rFonts w:ascii="Arial Nova Light" w:hAnsi="Arial Nova Light"/>
-                <w:sz w:val="20"/>
-                <w:szCs w:val="20"/>
+                <w:sz w:val="18"/>
+                <w:szCs w:val="18"/>
+              </w:rPr>
+            </w:pPr>
+            <w:r>
+              <w:rPr>
+                <w:rFonts w:ascii="Arial Nova Light" w:hAnsi="Arial Nova Light"/>
+                <w:sz w:val="18"/>
+                <w:szCs w:val="18"/>
               </w:rPr>
               <w:t>used to transform each element</w:t>
             </w:r>
@@ -7889,15 +7889,15 @@
               <w:ind w:left="0"/>
               <w:rPr>
                 <w:rFonts w:ascii="Arial Nova Light" w:hAnsi="Arial Nova Light"/>
-                <w:sz w:val="20"/>
-                <w:szCs w:val="20"/>
-              </w:rPr>
-            </w:pPr>
-            <w:r>
-              <w:rPr>
-                <w:rFonts w:ascii="Arial Nova Light" w:hAnsi="Arial Nova Light"/>
-                <w:sz w:val="20"/>
-                <w:szCs w:val="20"/>
+                <w:sz w:val="18"/>
+                <w:szCs w:val="18"/>
+              </w:rPr>
+            </w:pPr>
+            <w:r>
+              <w:rPr>
+                <w:rFonts w:ascii="Arial Nova Light" w:hAnsi="Arial Nova Light"/>
+                <w:sz w:val="18"/>
+                <w:szCs w:val="18"/>
               </w:rPr>
               <w:t>it return new array</w:t>
             </w:r>
@@ -7908,15 +7908,15 @@
               <w:ind w:left="0"/>
               <w:rPr>
                 <w:rFonts w:ascii="Arial Nova Light" w:hAnsi="Arial Nova Light"/>
-                <w:sz w:val="20"/>
-                <w:szCs w:val="20"/>
-              </w:rPr>
-            </w:pPr>
-            <w:r>
-              <w:rPr>
-                <w:rFonts w:ascii="Arial Nova Light" w:hAnsi="Arial Nova Light"/>
-                <w:sz w:val="20"/>
-                <w:szCs w:val="20"/>
+                <w:sz w:val="18"/>
+                <w:szCs w:val="18"/>
+              </w:rPr>
+            </w:pPr>
+            <w:r>
+              <w:rPr>
+                <w:rFonts w:ascii="Arial Nova Light" w:hAnsi="Arial Nova Light"/>
+                <w:sz w:val="18"/>
+                <w:szCs w:val="18"/>
               </w:rPr>
               <w:t>user when modifying every element.</w:t>
             </w:r>
@@ -7932,8 +7932,8 @@
               <w:ind w:left="0"/>
               <w:rPr>
                 <w:rFonts w:ascii="Arial Nova Light" w:hAnsi="Arial Nova Light"/>
-                <w:sz w:val="20"/>
-                <w:szCs w:val="20"/>
+                <w:sz w:val="18"/>
+                <w:szCs w:val="18"/>
               </w:rPr>
             </w:pPr>
           </w:p>
@@ -7953,15 +7953,15 @@
               <w:ind w:left="0"/>
               <w:rPr>
                 <w:rFonts w:ascii="Arial Nova Light" w:hAnsi="Arial Nova Light"/>
-                <w:sz w:val="20"/>
-                <w:szCs w:val="20"/>
-              </w:rPr>
-            </w:pPr>
-            <w:r>
-              <w:rPr>
-                <w:rFonts w:ascii="Arial Nova Light" w:hAnsi="Arial Nova Light"/>
-                <w:sz w:val="20"/>
-                <w:szCs w:val="20"/>
+                <w:sz w:val="18"/>
+                <w:szCs w:val="18"/>
+              </w:rPr>
+            </w:pPr>
+            <w:r>
+              <w:rPr>
+                <w:rFonts w:ascii="Arial Nova Light" w:hAnsi="Arial Nova Light"/>
+                <w:sz w:val="18"/>
+                <w:szCs w:val="18"/>
               </w:rPr>
               <w:t>filter()</w:t>
             </w:r>
@@ -7975,15 +7975,15 @@
             <w:pPr>
               <w:rPr>
                 <w:rFonts w:ascii="Arial Nova Light" w:hAnsi="Arial Nova Light"/>
-                <w:sz w:val="20"/>
-                <w:szCs w:val="20"/>
-              </w:rPr>
-            </w:pPr>
-            <w:r>
-              <w:rPr>
-                <w:rFonts w:ascii="Arial Nova Light" w:hAnsi="Arial Nova Light"/>
-                <w:sz w:val="20"/>
-                <w:szCs w:val="20"/>
+                <w:sz w:val="18"/>
+                <w:szCs w:val="18"/>
+              </w:rPr>
+            </w:pPr>
+            <w:r>
+              <w:rPr>
+                <w:rFonts w:ascii="Arial Nova Light" w:hAnsi="Arial Nova Light"/>
+                <w:sz w:val="18"/>
+                <w:szCs w:val="18"/>
               </w:rPr>
               <w:t>selects elements based on condition.</w:t>
             </w:r>
@@ -7992,15 +7992,15 @@
             <w:pPr>
               <w:rPr>
                 <w:rFonts w:ascii="Arial Nova Light" w:hAnsi="Arial Nova Light"/>
-                <w:sz w:val="20"/>
-                <w:szCs w:val="20"/>
-              </w:rPr>
-            </w:pPr>
-            <w:r>
-              <w:rPr>
-                <w:rFonts w:ascii="Arial Nova Light" w:hAnsi="Arial Nova Light"/>
-                <w:sz w:val="20"/>
-                <w:szCs w:val="20"/>
+                <w:sz w:val="18"/>
+                <w:szCs w:val="18"/>
+              </w:rPr>
+            </w:pPr>
+            <w:r>
+              <w:rPr>
+                <w:rFonts w:ascii="Arial Nova Light" w:hAnsi="Arial Nova Light"/>
+                <w:sz w:val="18"/>
+                <w:szCs w:val="18"/>
               </w:rPr>
               <w:t>it return new array with matching elements.</w:t>
             </w:r>
@@ -8011,8 +8011,8 @@
               <w:ind w:left="0"/>
               <w:rPr>
                 <w:rFonts w:ascii="Arial Nova Light" w:hAnsi="Arial Nova Light"/>
-                <w:sz w:val="20"/>
-                <w:szCs w:val="20"/>
+                <w:sz w:val="18"/>
+                <w:szCs w:val="18"/>
               </w:rPr>
             </w:pPr>
           </w:p>
@@ -8027,8 +8027,8 @@
               <w:ind w:left="0"/>
               <w:rPr>
                 <w:rFonts w:ascii="Arial Nova Light" w:hAnsi="Arial Nova Light"/>
-                <w:sz w:val="20"/>
-                <w:szCs w:val="20"/>
+                <w:sz w:val="18"/>
+                <w:szCs w:val="18"/>
               </w:rPr>
             </w:pPr>
           </w:p>
@@ -8046,15 +8046,15 @@
             <w:pPr>
               <w:rPr>
                 <w:rFonts w:ascii="Arial Nova Light" w:hAnsi="Arial Nova Light"/>
-                <w:sz w:val="20"/>
-                <w:szCs w:val="20"/>
-              </w:rPr>
-            </w:pPr>
-            <w:r>
-              <w:rPr>
-                <w:rFonts w:ascii="Arial Nova Light" w:hAnsi="Arial Nova Light"/>
-                <w:sz w:val="20"/>
-                <w:szCs w:val="20"/>
+                <w:sz w:val="18"/>
+                <w:szCs w:val="18"/>
+              </w:rPr>
+            </w:pPr>
+            <w:r>
+              <w:rPr>
+                <w:rFonts w:ascii="Arial Nova Light" w:hAnsi="Arial Nova Light"/>
+                <w:sz w:val="18"/>
+                <w:szCs w:val="18"/>
               </w:rPr>
               <w:t>map vs filter?</w:t>
             </w:r>
@@ -8063,8 +8063,8 @@
             <w:pPr>
               <w:rPr>
                 <w:rFonts w:ascii="Arial Nova Light" w:hAnsi="Arial Nova Light"/>
-                <w:sz w:val="20"/>
-                <w:szCs w:val="20"/>
+                <w:sz w:val="18"/>
+                <w:szCs w:val="18"/>
               </w:rPr>
             </w:pPr>
           </w:p>
@@ -8077,31 +8077,31 @@
             <w:pPr>
               <w:rPr>
                 <w:rFonts w:ascii="Arial Nova Light" w:hAnsi="Arial Nova Light"/>
-                <w:sz w:val="20"/>
-                <w:szCs w:val="20"/>
-              </w:rPr>
-            </w:pPr>
-            <w:r>
-              <w:rPr>
-                <w:rFonts w:ascii="Arial Nova Light" w:hAnsi="Arial Nova Light"/>
-                <w:sz w:val="20"/>
-                <w:szCs w:val="20"/>
+                <w:sz w:val="18"/>
+                <w:szCs w:val="18"/>
+              </w:rPr>
+            </w:pPr>
+            <w:r>
+              <w:rPr>
+                <w:rFonts w:ascii="Arial Nova Light" w:hAnsi="Arial Nova Light"/>
+                <w:sz w:val="18"/>
+                <w:szCs w:val="18"/>
               </w:rPr>
               <w:t xml:space="preserve">map </w:t>
             </w:r>
             <w:r>
               <w:rPr>
                 <w:rFonts w:ascii="Arial" w:hAnsi="Arial" w:cs="Arial"/>
-                <w:sz w:val="20"/>
-                <w:szCs w:val="20"/>
+                <w:sz w:val="18"/>
+                <w:szCs w:val="18"/>
               </w:rPr>
               <w:t>→</w:t>
             </w:r>
             <w:r>
               <w:rPr>
                 <w:rFonts w:ascii="Arial Nova Light" w:hAnsi="Arial Nova Light"/>
-                <w:sz w:val="20"/>
-                <w:szCs w:val="20"/>
+                <w:sz w:val="18"/>
+                <w:szCs w:val="18"/>
               </w:rPr>
               <w:t xml:space="preserve"> transform </w:t>
             </w:r>
@@ -8110,31 +8110,31 @@
             <w:pPr>
               <w:rPr>
                 <w:rFonts w:ascii="Arial Nova Light" w:hAnsi="Arial Nova Light"/>
-                <w:sz w:val="20"/>
-                <w:szCs w:val="20"/>
-              </w:rPr>
-            </w:pPr>
-            <w:r>
-              <w:rPr>
-                <w:rFonts w:ascii="Arial Nova Light" w:hAnsi="Arial Nova Light"/>
-                <w:sz w:val="20"/>
-                <w:szCs w:val="20"/>
+                <w:sz w:val="18"/>
+                <w:szCs w:val="18"/>
+              </w:rPr>
+            </w:pPr>
+            <w:r>
+              <w:rPr>
+                <w:rFonts w:ascii="Arial Nova Light" w:hAnsi="Arial Nova Light"/>
+                <w:sz w:val="18"/>
+                <w:szCs w:val="18"/>
               </w:rPr>
               <w:t xml:space="preserve">filter </w:t>
             </w:r>
             <w:r>
               <w:rPr>
                 <w:rFonts w:ascii="Arial" w:hAnsi="Arial" w:cs="Arial"/>
-                <w:sz w:val="20"/>
-                <w:szCs w:val="20"/>
+                <w:sz w:val="18"/>
+                <w:szCs w:val="18"/>
               </w:rPr>
               <w:t>→</w:t>
             </w:r>
             <w:r>
               <w:rPr>
                 <w:rFonts w:ascii="Arial Nova Light" w:hAnsi="Arial Nova Light"/>
-                <w:sz w:val="20"/>
-                <w:szCs w:val="20"/>
+                <w:sz w:val="18"/>
+                <w:szCs w:val="18"/>
               </w:rPr>
               <w:t xml:space="preserve"> select </w:t>
             </w:r>
@@ -8145,8 +8145,8 @@
               <w:ind w:left="0"/>
               <w:rPr>
                 <w:rFonts w:ascii="Arial Nova Light" w:hAnsi="Arial Nova Light"/>
-                <w:sz w:val="20"/>
-                <w:szCs w:val="20"/>
+                <w:sz w:val="18"/>
+                <w:szCs w:val="18"/>
               </w:rPr>
             </w:pPr>
           </w:p>
@@ -8161,8 +8161,8 @@
               <w:ind w:left="0"/>
               <w:rPr>
                 <w:rFonts w:ascii="Arial Nova Light" w:hAnsi="Arial Nova Light"/>
-                <w:sz w:val="20"/>
-                <w:szCs w:val="20"/>
+                <w:sz w:val="18"/>
+                <w:szCs w:val="18"/>
               </w:rPr>
             </w:pPr>
           </w:p>
@@ -8182,15 +8182,15 @@
               <w:ind w:left="0"/>
               <w:rPr>
                 <w:rFonts w:ascii="Arial Nova Light" w:hAnsi="Arial Nova Light"/>
-                <w:sz w:val="20"/>
-                <w:szCs w:val="20"/>
-              </w:rPr>
-            </w:pPr>
-            <w:r>
-              <w:rPr>
-                <w:rFonts w:ascii="Arial Nova Light" w:hAnsi="Arial Nova Light"/>
-                <w:sz w:val="20"/>
-                <w:szCs w:val="20"/>
+                <w:sz w:val="18"/>
+                <w:szCs w:val="18"/>
+              </w:rPr>
+            </w:pPr>
+            <w:r>
+              <w:rPr>
+                <w:rFonts w:ascii="Arial Nova Light" w:hAnsi="Arial Nova Light"/>
+                <w:sz w:val="18"/>
+                <w:szCs w:val="18"/>
               </w:rPr>
               <w:t>slice()</w:t>
             </w:r>
@@ -8206,15 +8206,15 @@
               <w:ind w:left="0"/>
               <w:rPr>
                 <w:rFonts w:ascii="Arial Nova Light" w:hAnsi="Arial Nova Light"/>
-                <w:sz w:val="20"/>
-                <w:szCs w:val="20"/>
-              </w:rPr>
-            </w:pPr>
-            <w:r>
-              <w:rPr>
-                <w:rFonts w:ascii="Arial Nova Light" w:hAnsi="Arial Nova Light"/>
-                <w:sz w:val="20"/>
-                <w:szCs w:val="20"/>
+                <w:sz w:val="18"/>
+                <w:szCs w:val="18"/>
+              </w:rPr>
+            </w:pPr>
+            <w:r>
+              <w:rPr>
+                <w:rFonts w:ascii="Arial Nova Light" w:hAnsi="Arial Nova Light"/>
+                <w:sz w:val="18"/>
+                <w:szCs w:val="18"/>
               </w:rPr>
               <w:t>returns a portion without changing original array.</w:t>
             </w:r>
@@ -8230,15 +8230,15 @@
               <w:ind w:left="0"/>
               <w:rPr>
                 <w:rFonts w:ascii="Arial Nova Light" w:hAnsi="Arial Nova Light"/>
-                <w:sz w:val="20"/>
-                <w:szCs w:val="20"/>
-              </w:rPr>
-            </w:pPr>
-            <w:r>
-              <w:rPr>
-                <w:rFonts w:ascii="Arial Nova Light" w:hAnsi="Arial Nova Light"/>
-                <w:sz w:val="20"/>
-                <w:szCs w:val="20"/>
+                <w:sz w:val="18"/>
+                <w:szCs w:val="18"/>
+              </w:rPr>
+            </w:pPr>
+            <w:r>
+              <w:rPr>
+                <w:rFonts w:ascii="Arial Nova Light" w:hAnsi="Arial Nova Light"/>
+                <w:sz w:val="18"/>
+                <w:szCs w:val="18"/>
               </w:rPr>
               <w:t>arr.slice(1,3);</w:t>
             </w:r>
@@ -8259,15 +8259,15 @@
               <w:ind w:left="0"/>
               <w:rPr>
                 <w:rFonts w:ascii="Arial Nova Light" w:hAnsi="Arial Nova Light"/>
-                <w:sz w:val="20"/>
-                <w:szCs w:val="20"/>
-              </w:rPr>
-            </w:pPr>
-            <w:r>
-              <w:rPr>
-                <w:rFonts w:ascii="Arial Nova Light" w:hAnsi="Arial Nova Light"/>
-                <w:sz w:val="20"/>
-                <w:szCs w:val="20"/>
+                <w:sz w:val="18"/>
+                <w:szCs w:val="18"/>
+              </w:rPr>
+            </w:pPr>
+            <w:r>
+              <w:rPr>
+                <w:rFonts w:ascii="Arial Nova Light" w:hAnsi="Arial Nova Light"/>
+                <w:sz w:val="18"/>
+                <w:szCs w:val="18"/>
               </w:rPr>
               <w:t>what if index doesn’t exist</w:t>
             </w:r>
@@ -8283,15 +8283,15 @@
               <w:ind w:left="0"/>
               <w:rPr>
                 <w:rFonts w:ascii="Arial Nova Light" w:hAnsi="Arial Nova Light"/>
-                <w:sz w:val="20"/>
-                <w:szCs w:val="20"/>
-              </w:rPr>
-            </w:pPr>
-            <w:r>
-              <w:rPr>
-                <w:rFonts w:ascii="Arial Nova Light" w:hAnsi="Arial Nova Light"/>
-                <w:sz w:val="20"/>
-                <w:szCs w:val="20"/>
+                <w:sz w:val="18"/>
+                <w:szCs w:val="18"/>
+              </w:rPr>
+            </w:pPr>
+            <w:r>
+              <w:rPr>
+                <w:rFonts w:ascii="Arial Nova Light" w:hAnsi="Arial Nova Light"/>
+                <w:sz w:val="18"/>
+                <w:szCs w:val="18"/>
               </w:rPr>
               <w:t>returns undefined</w:t>
             </w:r>
@@ -8307,8 +8307,8 @@
               <w:ind w:left="0"/>
               <w:rPr>
                 <w:rFonts w:ascii="Arial Nova Light" w:hAnsi="Arial Nova Light"/>
-                <w:sz w:val="20"/>
-                <w:szCs w:val="20"/>
+                <w:sz w:val="18"/>
+                <w:szCs w:val="18"/>
               </w:rPr>
             </w:pPr>
           </w:p>
@@ -8328,15 +8328,15 @@
               <w:ind w:left="0"/>
               <w:rPr>
                 <w:rFonts w:ascii="Arial Nova Light" w:hAnsi="Arial Nova Light"/>
-                <w:sz w:val="20"/>
-                <w:szCs w:val="20"/>
-              </w:rPr>
-            </w:pPr>
-            <w:r>
-              <w:rPr>
-                <w:rFonts w:ascii="Arial Nova Light" w:hAnsi="Arial Nova Light"/>
-                <w:sz w:val="20"/>
-                <w:szCs w:val="20"/>
+                <w:sz w:val="18"/>
+                <w:szCs w:val="18"/>
+              </w:rPr>
+            </w:pPr>
+            <w:r>
+              <w:rPr>
+                <w:rFonts w:ascii="Arial Nova Light" w:hAnsi="Arial Nova Light"/>
+                <w:sz w:val="18"/>
+                <w:szCs w:val="18"/>
               </w:rPr>
               <w:t>slice() vs splice()</w:t>
             </w:r>
@@ -8350,15 +8350,15 @@
             <w:pPr>
               <w:rPr>
                 <w:rFonts w:ascii="Arial Nova Light" w:hAnsi="Arial Nova Light"/>
-                <w:sz w:val="20"/>
-                <w:szCs w:val="20"/>
-              </w:rPr>
-            </w:pPr>
-            <w:r>
-              <w:rPr>
-                <w:rFonts w:ascii="Arial Nova Light" w:hAnsi="Arial Nova Light"/>
-                <w:sz w:val="20"/>
-                <w:szCs w:val="20"/>
+                <w:sz w:val="18"/>
+                <w:szCs w:val="18"/>
+              </w:rPr>
+            </w:pPr>
+            <w:r>
+              <w:rPr>
+                <w:rFonts w:ascii="Arial Nova Light" w:hAnsi="Arial Nova Light"/>
+                <w:sz w:val="18"/>
+                <w:szCs w:val="18"/>
               </w:rPr>
               <w:t>slice = no change, splice = modifies original</w:t>
             </w:r>
@@ -8374,8 +8374,8 @@
               <w:ind w:left="0"/>
               <w:rPr>
                 <w:rFonts w:ascii="Arial Nova Light" w:hAnsi="Arial Nova Light"/>
-                <w:sz w:val="20"/>
-                <w:szCs w:val="20"/>
+                <w:sz w:val="18"/>
+                <w:szCs w:val="18"/>
               </w:rPr>
             </w:pPr>
           </w:p>
@@ -8395,15 +8395,15 @@
               <w:ind w:left="0"/>
               <w:rPr>
                 <w:rFonts w:ascii="Arial Nova Light" w:hAnsi="Arial Nova Light"/>
-                <w:sz w:val="20"/>
-                <w:szCs w:val="20"/>
-              </w:rPr>
-            </w:pPr>
-            <w:r>
-              <w:rPr>
-                <w:rFonts w:ascii="Arial Nova Light" w:hAnsi="Arial Nova Light"/>
-                <w:sz w:val="20"/>
-                <w:szCs w:val="20"/>
+                <w:sz w:val="18"/>
+                <w:szCs w:val="18"/>
+              </w:rPr>
+            </w:pPr>
+            <w:r>
+              <w:rPr>
+                <w:rFonts w:ascii="Arial Nova Light" w:hAnsi="Arial Nova Light"/>
+                <w:sz w:val="18"/>
+                <w:szCs w:val="18"/>
               </w:rPr>
               <w:t>includes()</w:t>
             </w:r>
@@ -8417,15 +8417,15 @@
             <w:pPr>
               <w:rPr>
                 <w:rFonts w:ascii="Arial Nova Light" w:hAnsi="Arial Nova Light"/>
-                <w:sz w:val="20"/>
-                <w:szCs w:val="20"/>
-              </w:rPr>
-            </w:pPr>
-            <w:r>
-              <w:rPr>
-                <w:rFonts w:ascii="Arial Nova Light" w:hAnsi="Arial Nova Light"/>
-                <w:sz w:val="20"/>
-                <w:szCs w:val="20"/>
+                <w:sz w:val="18"/>
+                <w:szCs w:val="18"/>
+              </w:rPr>
+            </w:pPr>
+            <w:r>
+              <w:rPr>
+                <w:rFonts w:ascii="Arial Nova Light" w:hAnsi="Arial Nova Light"/>
+                <w:sz w:val="18"/>
+                <w:szCs w:val="18"/>
               </w:rPr>
               <w:t>checks if value exists.</w:t>
             </w:r>
@@ -8441,15 +8441,15 @@
               <w:ind w:left="0"/>
               <w:rPr>
                 <w:rFonts w:ascii="Arial Nova Light" w:hAnsi="Arial Nova Light"/>
-                <w:sz w:val="20"/>
-                <w:szCs w:val="20"/>
-              </w:rPr>
-            </w:pPr>
-            <w:r>
-              <w:rPr>
-                <w:rFonts w:ascii="Arial Nova Light" w:hAnsi="Arial Nova Light"/>
-                <w:sz w:val="20"/>
-                <w:szCs w:val="20"/>
+                <w:sz w:val="18"/>
+                <w:szCs w:val="18"/>
+              </w:rPr>
+            </w:pPr>
+            <w:r>
+              <w:rPr>
+                <w:rFonts w:ascii="Arial Nova Light" w:hAnsi="Arial Nova Light"/>
+                <w:sz w:val="18"/>
+                <w:szCs w:val="18"/>
               </w:rPr>
               <w:t>arr.includes(2);</w:t>
             </w:r>
@@ -8470,15 +8470,15 @@
               <w:ind w:left="0"/>
               <w:rPr>
                 <w:rFonts w:ascii="Arial Nova Light" w:hAnsi="Arial Nova Light"/>
-                <w:sz w:val="20"/>
-                <w:szCs w:val="20"/>
-              </w:rPr>
-            </w:pPr>
-            <w:r>
-              <w:rPr>
-                <w:rFonts w:ascii="Arial Nova Light" w:hAnsi="Arial Nova Light"/>
-                <w:sz w:val="20"/>
-                <w:szCs w:val="20"/>
+                <w:sz w:val="18"/>
+                <w:szCs w:val="18"/>
+              </w:rPr>
+            </w:pPr>
+            <w:r>
+              <w:rPr>
+                <w:rFonts w:ascii="Arial Nova Light" w:hAnsi="Arial Nova Light"/>
+                <w:sz w:val="18"/>
+                <w:szCs w:val="18"/>
               </w:rPr>
               <w:t>indexof()</w:t>
             </w:r>
@@ -8492,15 +8492,15 @@
             <w:pPr>
               <w:rPr>
                 <w:rFonts w:ascii="Arial Nova Light" w:hAnsi="Arial Nova Light"/>
-                <w:sz w:val="20"/>
-                <w:szCs w:val="20"/>
-              </w:rPr>
-            </w:pPr>
-            <w:r>
-              <w:rPr>
-                <w:rFonts w:ascii="Arial Nova Light" w:hAnsi="Arial Nova Light"/>
-                <w:sz w:val="20"/>
-                <w:szCs w:val="20"/>
+                <w:sz w:val="18"/>
+                <w:szCs w:val="18"/>
+              </w:rPr>
+            </w:pPr>
+            <w:r>
+              <w:rPr>
+                <w:rFonts w:ascii="Arial Nova Light" w:hAnsi="Arial Nova Light"/>
+                <w:sz w:val="18"/>
+                <w:szCs w:val="18"/>
               </w:rPr>
               <w:t>returns index or -1.</w:t>
             </w:r>
@@ -8516,8 +8516,8 @@
               <w:ind w:left="0"/>
               <w:rPr>
                 <w:rFonts w:ascii="Arial Nova Light" w:hAnsi="Arial Nova Light"/>
-                <w:sz w:val="20"/>
-                <w:szCs w:val="20"/>
+                <w:sz w:val="18"/>
+                <w:szCs w:val="18"/>
               </w:rPr>
             </w:pPr>
           </w:p>
@@ -8537,15 +8537,15 @@
               <w:ind w:left="0"/>
               <w:rPr>
                 <w:rFonts w:ascii="Arial Nova Light" w:hAnsi="Arial Nova Light"/>
-                <w:sz w:val="20"/>
-                <w:szCs w:val="20"/>
-              </w:rPr>
-            </w:pPr>
-            <w:r>
-              <w:rPr>
-                <w:rFonts w:ascii="Arial Nova Light" w:hAnsi="Arial Nova Light"/>
-                <w:sz w:val="20"/>
-                <w:szCs w:val="20"/>
+                <w:sz w:val="18"/>
+                <w:szCs w:val="18"/>
+              </w:rPr>
+            </w:pPr>
+            <w:r>
+              <w:rPr>
+                <w:rFonts w:ascii="Arial Nova Light" w:hAnsi="Arial Nova Light"/>
+                <w:sz w:val="18"/>
+                <w:szCs w:val="18"/>
               </w:rPr>
               <w:t>join()</w:t>
             </w:r>
@@ -8559,15 +8559,15 @@
             <w:pPr>
               <w:rPr>
                 <w:rFonts w:ascii="Arial Nova Light" w:hAnsi="Arial Nova Light"/>
-                <w:sz w:val="20"/>
-                <w:szCs w:val="20"/>
-              </w:rPr>
-            </w:pPr>
-            <w:r>
-              <w:rPr>
-                <w:rFonts w:ascii="Arial Nova Light" w:hAnsi="Arial Nova Light"/>
-                <w:sz w:val="20"/>
-                <w:szCs w:val="20"/>
+                <w:sz w:val="18"/>
+                <w:szCs w:val="18"/>
+              </w:rPr>
+            </w:pPr>
+            <w:r>
+              <w:rPr>
+                <w:rFonts w:ascii="Arial Nova Light" w:hAnsi="Arial Nova Light"/>
+                <w:sz w:val="18"/>
+                <w:szCs w:val="18"/>
               </w:rPr>
               <w:t>converts array to string.</w:t>
             </w:r>
@@ -8583,15 +8583,15 @@
               <w:ind w:left="0"/>
               <w:rPr>
                 <w:rFonts w:ascii="Arial Nova Light" w:hAnsi="Arial Nova Light"/>
-                <w:sz w:val="20"/>
-                <w:szCs w:val="20"/>
-              </w:rPr>
-            </w:pPr>
-            <w:r>
-              <w:rPr>
-                <w:rFonts w:ascii="Arial Nova Light" w:hAnsi="Arial Nova Light"/>
-                <w:sz w:val="20"/>
-                <w:szCs w:val="20"/>
+                <w:sz w:val="18"/>
+                <w:szCs w:val="18"/>
+              </w:rPr>
+            </w:pPr>
+            <w:r>
+              <w:rPr>
+                <w:rFonts w:ascii="Arial Nova Light" w:hAnsi="Arial Nova Light"/>
+                <w:sz w:val="18"/>
+                <w:szCs w:val="18"/>
               </w:rPr>
               <w:t>arr.join("-");</w:t>
             </w:r>
@@ -8612,15 +8612,15 @@
               <w:ind w:left="0"/>
               <w:rPr>
                 <w:rFonts w:ascii="Arial Nova Light" w:hAnsi="Arial Nova Light"/>
-                <w:sz w:val="20"/>
-                <w:szCs w:val="20"/>
-              </w:rPr>
-            </w:pPr>
-            <w:r>
-              <w:rPr>
-                <w:rFonts w:ascii="Arial Nova Light" w:hAnsi="Arial Nova Light"/>
-                <w:sz w:val="20"/>
-                <w:szCs w:val="20"/>
+                <w:sz w:val="18"/>
+                <w:szCs w:val="18"/>
+              </w:rPr>
+            </w:pPr>
+            <w:r>
+              <w:rPr>
+                <w:rFonts w:ascii="Arial Nova Light" w:hAnsi="Arial Nova Light"/>
+                <w:sz w:val="18"/>
+                <w:szCs w:val="18"/>
               </w:rPr>
               <w:t>what is destructuring</w:t>
             </w:r>
@@ -8634,15 +8634,15 @@
             <w:pPr>
               <w:rPr>
                 <w:rFonts w:ascii="Arial Nova Light" w:hAnsi="Arial Nova Light"/>
-                <w:sz w:val="20"/>
-                <w:szCs w:val="20"/>
-              </w:rPr>
-            </w:pPr>
-            <w:r>
-              <w:rPr>
-                <w:rFonts w:ascii="Arial Nova Light" w:hAnsi="Arial Nova Light"/>
-                <w:sz w:val="20"/>
-                <w:szCs w:val="20"/>
+                <w:sz w:val="18"/>
+                <w:szCs w:val="18"/>
+              </w:rPr>
+            </w:pPr>
+            <w:r>
+              <w:rPr>
+                <w:rFonts w:ascii="Arial Nova Light" w:hAnsi="Arial Nova Light"/>
+                <w:sz w:val="18"/>
+                <w:szCs w:val="18"/>
               </w:rPr>
               <w:t>array ke values ko directly variables me nikaal lena.</w:t>
             </w:r>
@@ -8658,15 +8658,15 @@
               <w:ind w:left="0"/>
               <w:rPr>
                 <w:rFonts w:ascii="Arial Nova Light" w:hAnsi="Arial Nova Light"/>
-                <w:sz w:val="20"/>
-                <w:szCs w:val="20"/>
-              </w:rPr>
-            </w:pPr>
-            <w:r>
-              <w:rPr>
-                <w:rFonts w:ascii="Arial Nova Light" w:hAnsi="Arial Nova Light"/>
-                <w:sz w:val="20"/>
-                <w:szCs w:val="20"/>
+                <w:sz w:val="18"/>
+                <w:szCs w:val="18"/>
+              </w:rPr>
+            </w:pPr>
+            <w:r>
+              <w:rPr>
+                <w:rFonts w:ascii="Arial Nova Light" w:hAnsi="Arial Nova Light"/>
+                <w:sz w:val="18"/>
+                <w:szCs w:val="18"/>
               </w:rPr>
               <w:t>let [a, b] = [1, 2];</w:t>
             </w:r>
@@ -8677,23 +8677,23 @@
               <w:ind w:left="0"/>
               <w:rPr>
                 <w:rFonts w:ascii="Arial Nova Light" w:hAnsi="Arial Nova Light"/>
-                <w:sz w:val="20"/>
-                <w:szCs w:val="20"/>
-              </w:rPr>
-            </w:pPr>
-            <w:r>
-              <w:rPr>
-                <w:rFonts w:ascii="Arial Nova Light" w:hAnsi="Arial Nova Light"/>
-                <w:sz w:val="20"/>
-                <w:szCs w:val="20"/>
+                <w:sz w:val="18"/>
+                <w:szCs w:val="18"/>
+              </w:rPr>
+            </w:pPr>
+            <w:r>
+              <w:rPr>
+                <w:rFonts w:ascii="Arial Nova Light" w:hAnsi="Arial Nova Light"/>
+                <w:sz w:val="18"/>
+                <w:szCs w:val="18"/>
               </w:rPr>
               <w:t>et arr = [10, 20, 30];</w:t>
             </w:r>
             <w:r>
               <w:rPr>
                 <w:rFonts w:ascii="Arial Nova Light" w:hAnsi="Arial Nova Light"/>
-                <w:sz w:val="20"/>
-                <w:szCs w:val="20"/>
+                <w:sz w:val="18"/>
+                <w:szCs w:val="18"/>
               </w:rPr>
               <w:br/>
               <w:t>let [x, y] = arr;</w:t>
@@ -8701,8 +8701,8 @@
             <w:r>
               <w:rPr>
                 <w:rFonts w:ascii="Arial Nova Light" w:hAnsi="Arial Nova Light"/>
-                <w:sz w:val="20"/>
-                <w:szCs w:val="20"/>
+                <w:sz w:val="18"/>
+                <w:szCs w:val="18"/>
               </w:rPr>
               <w:br/>
               <w:t>console.log(x); // 10</w:t>
@@ -8710,8 +8710,8 @@
             <w:r>
               <w:rPr>
                 <w:rFonts w:ascii="Arial Nova Light" w:hAnsi="Arial Nova Light"/>
-                <w:sz w:val="20"/>
-                <w:szCs w:val="20"/>
+                <w:sz w:val="18"/>
+                <w:szCs w:val="18"/>
               </w:rPr>
               <w:br/>
               <w:t>console.log(y); // 20</w:t>
@@ -8723,23 +8723,23 @@
               <w:ind w:left="0"/>
               <w:rPr>
                 <w:rFonts w:ascii="Arial Nova Light" w:hAnsi="Arial Nova Light"/>
-                <w:sz w:val="20"/>
-                <w:szCs w:val="20"/>
-              </w:rPr>
-            </w:pPr>
-            <w:r>
-              <w:rPr>
-                <w:rFonts w:ascii="Arial Nova Light" w:hAnsi="Arial Nova Light"/>
-                <w:sz w:val="20"/>
-                <w:szCs w:val="20"/>
+                <w:sz w:val="18"/>
+                <w:szCs w:val="18"/>
+              </w:rPr>
+            </w:pPr>
+            <w:r>
+              <w:rPr>
+                <w:rFonts w:ascii="Arial Nova Light" w:hAnsi="Arial Nova Light"/>
+                <w:sz w:val="18"/>
+                <w:szCs w:val="18"/>
               </w:rPr>
               <w:t>let [a, , c] = [1,2,3]; // skip middle</w:t>
             </w:r>
             <w:r>
               <w:rPr>
                 <w:rFonts w:ascii="Arial Nova Light" w:hAnsi="Arial Nova Light"/>
-                <w:sz w:val="20"/>
-                <w:szCs w:val="20"/>
+                <w:sz w:val="18"/>
+                <w:szCs w:val="18"/>
               </w:rPr>
               <w:br/>
               <w:t>console.log(c); // 3</w:t>
@@ -8751,34 +8751,34 @@
               <w:ind w:left="0"/>
               <w:rPr>
                 <w:rFonts w:ascii="Arial Nova Light" w:hAnsi="Arial Nova Light"/>
-                <w:sz w:val="20"/>
-                <w:szCs w:val="20"/>
-              </w:rPr>
-            </w:pPr>
-          </w:p>
-          <w:p>
-            <w:pPr>
-              <w:pStyle w:val="ListParagraph"/>
-              <w:ind w:left="0"/>
-              <w:rPr>
-                <w:rFonts w:ascii="Arial Nova Light" w:hAnsi="Arial Nova Light"/>
-                <w:sz w:val="20"/>
-                <w:szCs w:val="20"/>
-              </w:rPr>
-            </w:pPr>
-            <w:r>
-              <w:rPr>
-                <w:rFonts w:ascii="Arial Nova Light" w:hAnsi="Arial Nova Light"/>
-                <w:sz w:val="20"/>
-                <w:szCs w:val="20"/>
+                <w:sz w:val="18"/>
+                <w:szCs w:val="18"/>
+              </w:rPr>
+            </w:pPr>
+          </w:p>
+          <w:p>
+            <w:pPr>
+              <w:pStyle w:val="ListParagraph"/>
+              <w:ind w:left="0"/>
+              <w:rPr>
+                <w:rFonts w:ascii="Arial Nova Light" w:hAnsi="Arial Nova Light"/>
+                <w:sz w:val="18"/>
+                <w:szCs w:val="18"/>
+              </w:rPr>
+            </w:pPr>
+            <w:r>
+              <w:rPr>
+                <w:rFonts w:ascii="Arial Nova Light" w:hAnsi="Arial Nova Light"/>
+                <w:sz w:val="18"/>
+                <w:szCs w:val="18"/>
               </w:rPr>
               <w:t xml:space="preserve">let [a = 5, b = 10] = [1]; </w:t>
             </w:r>
             <w:r>
               <w:rPr>
                 <w:rFonts w:ascii="Arial Nova Light" w:hAnsi="Arial Nova Light"/>
-                <w:sz w:val="20"/>
-                <w:szCs w:val="20"/>
+                <w:sz w:val="18"/>
+                <w:szCs w:val="18"/>
               </w:rPr>
               <w:br/>
               <w:t>// default values</w:t>
@@ -8786,8 +8786,8 @@
             <w:r>
               <w:rPr>
                 <w:rFonts w:ascii="Arial Nova Light" w:hAnsi="Arial Nova Light"/>
-                <w:sz w:val="20"/>
-                <w:szCs w:val="20"/>
+                <w:sz w:val="18"/>
+                <w:szCs w:val="18"/>
               </w:rPr>
               <w:br/>
               <w:t>// a = 1, b = 10</w:t>
@@ -8809,15 +8809,15 @@
               <w:ind w:left="0"/>
               <w:rPr>
                 <w:rFonts w:ascii="Arial Nova Light" w:hAnsi="Arial Nova Light"/>
-                <w:sz w:val="20"/>
-                <w:szCs w:val="20"/>
-              </w:rPr>
-            </w:pPr>
-            <w:r>
-              <w:rPr>
-                <w:rFonts w:ascii="Arial Nova Light" w:hAnsi="Arial Nova Light"/>
-                <w:sz w:val="20"/>
-                <w:szCs w:val="20"/>
+                <w:sz w:val="18"/>
+                <w:szCs w:val="18"/>
+              </w:rPr>
+            </w:pPr>
+            <w:r>
+              <w:rPr>
+                <w:rFonts w:ascii="Arial Nova Light" w:hAnsi="Arial Nova Light"/>
+                <w:sz w:val="18"/>
+                <w:szCs w:val="18"/>
               </w:rPr>
               <w:t>spread operator</w:t>
             </w:r>
@@ -8831,15 +8831,15 @@
             <w:pPr>
               <w:rPr>
                 <w:rFonts w:ascii="Arial Nova Light" w:hAnsi="Arial Nova Light"/>
-                <w:sz w:val="20"/>
-                <w:szCs w:val="20"/>
-              </w:rPr>
-            </w:pPr>
-            <w:r>
-              <w:rPr>
-                <w:rFonts w:ascii="Arial Nova Light" w:hAnsi="Arial Nova Light"/>
-                <w:sz w:val="20"/>
-                <w:szCs w:val="20"/>
+                <w:sz w:val="18"/>
+                <w:szCs w:val="18"/>
+              </w:rPr>
+            </w:pPr>
+            <w:r>
+              <w:rPr>
+                <w:rFonts w:ascii="Arial Nova Light" w:hAnsi="Arial Nova Light"/>
+                <w:sz w:val="18"/>
+                <w:szCs w:val="18"/>
               </w:rPr>
               <w:t>array ko "spread" karke uske elements alag-alag nikaal dena</w:t>
             </w:r>
@@ -8848,15 +8848,15 @@
             <w:pPr>
               <w:rPr>
                 <w:rFonts w:ascii="Arial Nova Light" w:hAnsi="Arial Nova Light"/>
-                <w:sz w:val="20"/>
-                <w:szCs w:val="20"/>
-              </w:rPr>
-            </w:pPr>
-            <w:r>
-              <w:rPr>
-                <w:rFonts w:ascii="Arial Nova Light" w:hAnsi="Arial Nova Light"/>
-                <w:sz w:val="20"/>
-                <w:szCs w:val="20"/>
+                <w:sz w:val="18"/>
+                <w:szCs w:val="18"/>
+              </w:rPr>
+            </w:pPr>
+            <w:r>
+              <w:rPr>
+                <w:rFonts w:ascii="Arial Nova Light" w:hAnsi="Arial Nova Light"/>
+                <w:sz w:val="18"/>
+                <w:szCs w:val="18"/>
               </w:rPr>
               <w:t xml:space="preserve">user cases: </w:t>
             </w:r>
@@ -8865,24 +8865,24 @@
             <w:pPr>
               <w:rPr>
                 <w:rFonts w:ascii="Arial Nova Light" w:hAnsi="Arial Nova Light"/>
-                <w:sz w:val="20"/>
-                <w:szCs w:val="20"/>
-              </w:rPr>
-            </w:pPr>
-          </w:p>
-          <w:p>
-            <w:pPr>
-              <w:rPr>
-                <w:rFonts w:ascii="Arial Nova Light" w:hAnsi="Arial Nova Light"/>
-                <w:sz w:val="20"/>
-                <w:szCs w:val="20"/>
-              </w:rPr>
-            </w:pPr>
-            <w:r>
-              <w:rPr>
-                <w:rFonts w:ascii="Arial Nova Light" w:hAnsi="Arial Nova Light"/>
-                <w:sz w:val="20"/>
-                <w:szCs w:val="20"/>
+                <w:sz w:val="18"/>
+                <w:szCs w:val="18"/>
+              </w:rPr>
+            </w:pPr>
+          </w:p>
+          <w:p>
+            <w:pPr>
+              <w:rPr>
+                <w:rFonts w:ascii="Arial Nova Light" w:hAnsi="Arial Nova Light"/>
+                <w:sz w:val="18"/>
+                <w:szCs w:val="18"/>
+              </w:rPr>
+            </w:pPr>
+            <w:r>
+              <w:rPr>
+                <w:rFonts w:ascii="Arial Nova Light" w:hAnsi="Arial Nova Light"/>
+                <w:sz w:val="18"/>
+                <w:szCs w:val="18"/>
               </w:rPr>
               <w:t xml:space="preserve">clone array  </w:t>
             </w:r>
@@ -8891,15 +8891,15 @@
             <w:pPr>
               <w:rPr>
                 <w:rFonts w:ascii="Arial Nova Light" w:hAnsi="Arial Nova Light"/>
-                <w:sz w:val="20"/>
-                <w:szCs w:val="20"/>
-              </w:rPr>
-            </w:pPr>
-            <w:r>
-              <w:rPr>
-                <w:rFonts w:ascii="Arial Nova Light" w:hAnsi="Arial Nova Light"/>
-                <w:sz w:val="20"/>
-                <w:szCs w:val="20"/>
+                <w:sz w:val="18"/>
+                <w:szCs w:val="18"/>
+              </w:rPr>
+            </w:pPr>
+            <w:r>
+              <w:rPr>
+                <w:rFonts w:ascii="Arial Nova Light" w:hAnsi="Arial Nova Light"/>
+                <w:sz w:val="18"/>
+                <w:szCs w:val="18"/>
               </w:rPr>
               <w:t>let copy = [...arr];</w:t>
             </w:r>
@@ -8908,24 +8908,24 @@
             <w:pPr>
               <w:rPr>
                 <w:rFonts w:ascii="Arial Nova Light" w:hAnsi="Arial Nova Light"/>
-                <w:sz w:val="20"/>
-                <w:szCs w:val="20"/>
-              </w:rPr>
-            </w:pPr>
-          </w:p>
-          <w:p>
-            <w:pPr>
-              <w:rPr>
-                <w:rFonts w:ascii="Arial Nova Light" w:hAnsi="Arial Nova Light"/>
-                <w:sz w:val="20"/>
-                <w:szCs w:val="20"/>
-              </w:rPr>
-            </w:pPr>
-            <w:r>
-              <w:rPr>
-                <w:rFonts w:ascii="Arial Nova Light" w:hAnsi="Arial Nova Light"/>
-                <w:sz w:val="20"/>
-                <w:szCs w:val="20"/>
+                <w:sz w:val="18"/>
+                <w:szCs w:val="18"/>
+              </w:rPr>
+            </w:pPr>
+          </w:p>
+          <w:p>
+            <w:pPr>
+              <w:rPr>
+                <w:rFonts w:ascii="Arial Nova Light" w:hAnsi="Arial Nova Light"/>
+                <w:sz w:val="18"/>
+                <w:szCs w:val="18"/>
+              </w:rPr>
+            </w:pPr>
+            <w:r>
+              <w:rPr>
+                <w:rFonts w:ascii="Arial Nova Light" w:hAnsi="Arial Nova Light"/>
+                <w:sz w:val="18"/>
+                <w:szCs w:val="18"/>
               </w:rPr>
               <w:t xml:space="preserve">merge array </w:t>
             </w:r>
@@ -8934,23 +8934,23 @@
             <w:pPr>
               <w:rPr>
                 <w:rFonts w:ascii="Arial Nova Light" w:hAnsi="Arial Nova Light"/>
-                <w:sz w:val="20"/>
-                <w:szCs w:val="20"/>
-              </w:rPr>
-            </w:pPr>
-            <w:r>
-              <w:rPr>
-                <w:rFonts w:ascii="Arial Nova Light" w:hAnsi="Arial Nova Light"/>
-                <w:sz w:val="20"/>
-                <w:szCs w:val="20"/>
+                <w:sz w:val="18"/>
+                <w:szCs w:val="18"/>
+              </w:rPr>
+            </w:pPr>
+            <w:r>
+              <w:rPr>
+                <w:rFonts w:ascii="Arial Nova Light" w:hAnsi="Arial Nova Light"/>
+                <w:sz w:val="18"/>
+                <w:szCs w:val="18"/>
               </w:rPr>
               <w:t>let a = [1,2];</w:t>
             </w:r>
             <w:r>
               <w:rPr>
                 <w:rFonts w:ascii="Arial Nova Light" w:hAnsi="Arial Nova Light"/>
-                <w:sz w:val="20"/>
-                <w:szCs w:val="20"/>
+                <w:sz w:val="18"/>
+                <w:szCs w:val="18"/>
               </w:rPr>
               <w:br/>
               <w:t>let b = [3,4];</w:t>
@@ -8958,8 +8958,8 @@
             <w:r>
               <w:rPr>
                 <w:rFonts w:ascii="Arial Nova Light" w:hAnsi="Arial Nova Light"/>
-                <w:sz w:val="20"/>
-                <w:szCs w:val="20"/>
+                <w:sz w:val="18"/>
+                <w:szCs w:val="18"/>
               </w:rPr>
               <w:br/>
               <w:t>let c = [...a, ...b]; // [1,2,3,4]</w:t>
@@ -8969,24 +8969,24 @@
             <w:pPr>
               <w:rPr>
                 <w:rFonts w:ascii="Arial Nova Light" w:hAnsi="Arial Nova Light"/>
-                <w:sz w:val="20"/>
-                <w:szCs w:val="20"/>
-              </w:rPr>
-            </w:pPr>
-          </w:p>
-          <w:p>
-            <w:pPr>
-              <w:rPr>
-                <w:rFonts w:ascii="Arial Nova Light" w:hAnsi="Arial Nova Light"/>
-                <w:sz w:val="20"/>
-                <w:szCs w:val="20"/>
-              </w:rPr>
-            </w:pPr>
-            <w:r>
-              <w:rPr>
-                <w:rFonts w:ascii="Arial Nova Light" w:hAnsi="Arial Nova Light"/>
-                <w:sz w:val="20"/>
-                <w:szCs w:val="20"/>
+                <w:sz w:val="18"/>
+                <w:szCs w:val="18"/>
+              </w:rPr>
+            </w:pPr>
+          </w:p>
+          <w:p>
+            <w:pPr>
+              <w:rPr>
+                <w:rFonts w:ascii="Arial Nova Light" w:hAnsi="Arial Nova Light"/>
+                <w:sz w:val="18"/>
+                <w:szCs w:val="18"/>
+              </w:rPr>
+            </w:pPr>
+            <w:r>
+              <w:rPr>
+                <w:rFonts w:ascii="Arial Nova Light" w:hAnsi="Arial Nova Light"/>
+                <w:sz w:val="18"/>
+                <w:szCs w:val="18"/>
               </w:rPr>
               <w:t>add values</w:t>
             </w:r>
@@ -8995,15 +8995,15 @@
             <w:pPr>
               <w:rPr>
                 <w:rFonts w:ascii="Arial Nova Light" w:hAnsi="Arial Nova Light"/>
-                <w:sz w:val="20"/>
-                <w:szCs w:val="20"/>
-              </w:rPr>
-            </w:pPr>
-            <w:r>
-              <w:rPr>
-                <w:rFonts w:ascii="Arial Nova Light" w:hAnsi="Arial Nova Light"/>
-                <w:sz w:val="20"/>
-                <w:szCs w:val="20"/>
+                <w:sz w:val="18"/>
+                <w:szCs w:val="18"/>
+              </w:rPr>
+            </w:pPr>
+            <w:r>
+              <w:rPr>
+                <w:rFonts w:ascii="Arial Nova Light" w:hAnsi="Arial Nova Light"/>
+                <w:sz w:val="18"/>
+                <w:szCs w:val="18"/>
               </w:rPr>
               <w:t>let newarr = [...arr, 5];</w:t>
             </w:r>
@@ -9019,23 +9019,23 @@
               <w:ind w:left="0"/>
               <w:rPr>
                 <w:rFonts w:ascii="Arial Nova Light" w:hAnsi="Arial Nova Light"/>
-                <w:sz w:val="20"/>
-                <w:szCs w:val="20"/>
-              </w:rPr>
-            </w:pPr>
-            <w:r>
-              <w:rPr>
-                <w:rFonts w:ascii="Arial Nova Light" w:hAnsi="Arial Nova Light"/>
-                <w:sz w:val="20"/>
-                <w:szCs w:val="20"/>
+                <w:sz w:val="18"/>
+                <w:szCs w:val="18"/>
+              </w:rPr>
+            </w:pPr>
+            <w:r>
+              <w:rPr>
+                <w:rFonts w:ascii="Arial Nova Light" w:hAnsi="Arial Nova Light"/>
+                <w:sz w:val="18"/>
+                <w:szCs w:val="18"/>
               </w:rPr>
               <w:t>let arr = [1,2,3];</w:t>
             </w:r>
             <w:r>
               <w:rPr>
                 <w:rFonts w:ascii="Arial Nova Light" w:hAnsi="Arial Nova Light"/>
-                <w:sz w:val="20"/>
-                <w:szCs w:val="20"/>
+                <w:sz w:val="18"/>
+                <w:szCs w:val="18"/>
               </w:rPr>
               <w:br/>
               <w:t xml:space="preserve">console.log(...arr); </w:t>
@@ -9043,8 +9043,8 @@
             <w:r>
               <w:rPr>
                 <w:rFonts w:ascii="Arial Nova Light" w:hAnsi="Arial Nova Light"/>
-                <w:sz w:val="20"/>
-                <w:szCs w:val="20"/>
+                <w:sz w:val="18"/>
+                <w:szCs w:val="18"/>
               </w:rPr>
               <w:br/>
               <w:t>// 1 2 3</w:t>
@@ -9066,17 +9066,16 @@
               <w:ind w:left="0"/>
               <w:rPr>
                 <w:rFonts w:ascii="Arial Nova Light" w:hAnsi="Arial Nova Light"/>
-                <w:sz w:val="20"/>
-                <w:szCs w:val="20"/>
-              </w:rPr>
-            </w:pPr>
-            <w:r>
-              <w:rPr>
-                <w:rFonts w:ascii="Arial Nova Light" w:hAnsi="Arial Nova Light"/>
-                <w:sz w:val="20"/>
-                <w:szCs w:val="20"/>
-              </w:rPr>
-              <w:lastRenderedPageBreak/>
+                <w:sz w:val="18"/>
+                <w:szCs w:val="18"/>
+              </w:rPr>
+            </w:pPr>
+            <w:r>
+              <w:rPr>
+                <w:rFonts w:ascii="Arial Nova Light" w:hAnsi="Arial Nova Light"/>
+                <w:sz w:val="18"/>
+                <w:szCs w:val="18"/>
+              </w:rPr>
               <w:t>shallow copy</w:t>
             </w:r>
           </w:p>
@@ -9089,15 +9088,15 @@
             <w:pPr>
               <w:rPr>
                 <w:rFonts w:ascii="Arial Nova Light" w:hAnsi="Arial Nova Light"/>
-                <w:sz w:val="20"/>
-                <w:szCs w:val="20"/>
-              </w:rPr>
-            </w:pPr>
-            <w:r>
-              <w:rPr>
-                <w:rFonts w:ascii="Arial Nova Light" w:hAnsi="Arial Nova Light"/>
-                <w:sz w:val="20"/>
-                <w:szCs w:val="20"/>
+                <w:sz w:val="18"/>
+                <w:szCs w:val="18"/>
+              </w:rPr>
+            </w:pPr>
+            <w:r>
+              <w:rPr>
+                <w:rFonts w:ascii="Arial Nova Light" w:hAnsi="Arial Nova Light"/>
+                <w:sz w:val="18"/>
+                <w:szCs w:val="18"/>
               </w:rPr>
               <w:t>sirf outer layer copy hoti hai.andar ke objects same reference pe hote hain</w:t>
             </w:r>
@@ -9113,23 +9112,23 @@
               <w:ind w:left="0"/>
               <w:rPr>
                 <w:rFonts w:ascii="Arial Nova Light" w:hAnsi="Arial Nova Light"/>
-                <w:sz w:val="20"/>
-                <w:szCs w:val="20"/>
-              </w:rPr>
-            </w:pPr>
-            <w:r>
-              <w:rPr>
-                <w:rFonts w:ascii="Arial Nova Light" w:hAnsi="Arial Nova Light"/>
-                <w:sz w:val="20"/>
-                <w:szCs w:val="20"/>
+                <w:sz w:val="18"/>
+                <w:szCs w:val="18"/>
+              </w:rPr>
+            </w:pPr>
+            <w:r>
+              <w:rPr>
+                <w:rFonts w:ascii="Arial Nova Light" w:hAnsi="Arial Nova Light"/>
+                <w:sz w:val="18"/>
+                <w:szCs w:val="18"/>
               </w:rPr>
               <w:t>let arr = [[1,2], [3,4]];</w:t>
             </w:r>
             <w:r>
               <w:rPr>
                 <w:rFonts w:ascii="Arial Nova Light" w:hAnsi="Arial Nova Light"/>
-                <w:sz w:val="20"/>
-                <w:szCs w:val="20"/>
+                <w:sz w:val="18"/>
+                <w:szCs w:val="18"/>
               </w:rPr>
               <w:br/>
               <w:t>let copy = [...arr]</w:t>
@@ -9137,8 +9136,8 @@
             <w:r>
               <w:rPr>
                 <w:rFonts w:ascii="Arial Nova Light" w:hAnsi="Arial Nova Light"/>
-                <w:sz w:val="20"/>
-                <w:szCs w:val="20"/>
+                <w:sz w:val="18"/>
+                <w:szCs w:val="18"/>
               </w:rPr>
               <w:br/>
               <w:t>copy[0][0] = 100;</w:t>
@@ -9146,8 +9145,8 @@
             <w:r>
               <w:rPr>
                 <w:rFonts w:ascii="Arial Nova Light" w:hAnsi="Arial Nova Light"/>
-                <w:sz w:val="20"/>
-                <w:szCs w:val="20"/>
+                <w:sz w:val="18"/>
+                <w:szCs w:val="18"/>
               </w:rPr>
               <w:br/>
               <w:t>console.log(arr);  // change original bhi ho gaya</w:t>
@@ -9159,15 +9158,15 @@
               <w:ind w:left="0"/>
               <w:rPr>
                 <w:rFonts w:ascii="Arial Nova Light" w:hAnsi="Arial Nova Light"/>
-                <w:sz w:val="20"/>
-                <w:szCs w:val="20"/>
-              </w:rPr>
-            </w:pPr>
-            <w:r>
-              <w:rPr>
-                <w:rFonts w:ascii="Arial Nova Light" w:hAnsi="Arial Nova Light"/>
-                <w:sz w:val="20"/>
-                <w:szCs w:val="20"/>
+                <w:sz w:val="18"/>
+                <w:szCs w:val="18"/>
+              </w:rPr>
+            </w:pPr>
+            <w:r>
+              <w:rPr>
+                <w:rFonts w:ascii="Arial Nova Light" w:hAnsi="Arial Nova Light"/>
+                <w:sz w:val="18"/>
+                <w:szCs w:val="18"/>
               </w:rPr>
               <w:t>problem : nested data safe nahi</w:t>
             </w:r>
@@ -9188,15 +9187,15 @@
               <w:ind w:left="0"/>
               <w:rPr>
                 <w:rFonts w:ascii="Arial Nova Light" w:hAnsi="Arial Nova Light"/>
-                <w:sz w:val="20"/>
-                <w:szCs w:val="20"/>
-              </w:rPr>
-            </w:pPr>
-            <w:r>
-              <w:rPr>
-                <w:rFonts w:ascii="Arial Nova Light" w:hAnsi="Arial Nova Light"/>
-                <w:sz w:val="20"/>
-                <w:szCs w:val="20"/>
+                <w:sz w:val="18"/>
+                <w:szCs w:val="18"/>
+              </w:rPr>
+            </w:pPr>
+            <w:r>
+              <w:rPr>
+                <w:rFonts w:ascii="Arial Nova Light" w:hAnsi="Arial Nova Light"/>
+                <w:sz w:val="18"/>
+                <w:szCs w:val="18"/>
               </w:rPr>
               <w:t>deep copy</w:t>
             </w:r>
@@ -9210,15 +9209,15 @@
             <w:pPr>
               <w:rPr>
                 <w:rFonts w:ascii="Arial Nova Light" w:hAnsi="Arial Nova Light"/>
-                <w:sz w:val="20"/>
-                <w:szCs w:val="20"/>
-              </w:rPr>
-            </w:pPr>
-            <w:r>
-              <w:rPr>
-                <w:rFonts w:ascii="Arial Nova Light" w:hAnsi="Arial Nova Light"/>
-                <w:sz w:val="20"/>
-                <w:szCs w:val="20"/>
+                <w:sz w:val="18"/>
+                <w:szCs w:val="18"/>
+              </w:rPr>
+            </w:pPr>
+            <w:r>
+              <w:rPr>
+                <w:rFonts w:ascii="Arial Nova Light" w:hAnsi="Arial Nova Light"/>
+                <w:sz w:val="18"/>
+                <w:szCs w:val="18"/>
               </w:rPr>
               <w:t>pure data independent hota hai.</w:t>
             </w:r>
@@ -9227,40 +9226,40 @@
             <w:pPr>
               <w:rPr>
                 <w:rFonts w:ascii="Arial Nova Light" w:hAnsi="Arial Nova Light"/>
-                <w:sz w:val="20"/>
-                <w:szCs w:val="20"/>
-              </w:rPr>
-            </w:pPr>
-          </w:p>
-          <w:p>
-            <w:pPr>
-              <w:rPr>
-                <w:rFonts w:ascii="Arial Nova Light" w:hAnsi="Arial Nova Light"/>
-                <w:sz w:val="20"/>
-                <w:szCs w:val="20"/>
-              </w:rPr>
-            </w:pPr>
-            <w:r>
-              <w:rPr>
-                <w:rFonts w:ascii="Arial Nova Light" w:hAnsi="Arial Nova Light"/>
-                <w:sz w:val="20"/>
-                <w:szCs w:val="20"/>
+                <w:sz w:val="18"/>
+                <w:szCs w:val="18"/>
+              </w:rPr>
+            </w:pPr>
+          </w:p>
+          <w:p>
+            <w:pPr>
+              <w:rPr>
+                <w:rFonts w:ascii="Arial Nova Light" w:hAnsi="Arial Nova Light"/>
+                <w:sz w:val="18"/>
+                <w:szCs w:val="18"/>
+              </w:rPr>
+            </w:pPr>
+            <w:r>
+              <w:rPr>
+                <w:rFonts w:ascii="Arial Nova Light" w:hAnsi="Arial Nova Light"/>
+                <w:sz w:val="18"/>
+                <w:szCs w:val="18"/>
               </w:rPr>
               <w:t xml:space="preserve">shallow </w:t>
             </w:r>
             <w:r>
               <w:rPr>
                 <w:rFonts w:ascii="Arial" w:hAnsi="Arial" w:cs="Arial"/>
-                <w:sz w:val="20"/>
-                <w:szCs w:val="20"/>
+                <w:sz w:val="18"/>
+                <w:szCs w:val="18"/>
               </w:rPr>
               <w:t>→</w:t>
             </w:r>
             <w:r>
               <w:rPr>
                 <w:rFonts w:ascii="Arial Nova Light" w:hAnsi="Arial Nova Light"/>
-                <w:sz w:val="20"/>
-                <w:szCs w:val="20"/>
+                <w:sz w:val="18"/>
+                <w:szCs w:val="18"/>
               </w:rPr>
               <w:t xml:space="preserve"> fast but risky </w:t>
             </w:r>
@@ -9269,31 +9268,31 @@
             <w:pPr>
               <w:rPr>
                 <w:rFonts w:ascii="Arial Nova Light" w:hAnsi="Arial Nova Light"/>
-                <w:sz w:val="20"/>
-                <w:szCs w:val="20"/>
-              </w:rPr>
-            </w:pPr>
-            <w:r>
-              <w:rPr>
-                <w:rFonts w:ascii="Arial Nova Light" w:hAnsi="Arial Nova Light"/>
-                <w:sz w:val="20"/>
-                <w:szCs w:val="20"/>
+                <w:sz w:val="18"/>
+                <w:szCs w:val="18"/>
+              </w:rPr>
+            </w:pPr>
+            <w:r>
+              <w:rPr>
+                <w:rFonts w:ascii="Arial Nova Light" w:hAnsi="Arial Nova Light"/>
+                <w:sz w:val="18"/>
+                <w:szCs w:val="18"/>
               </w:rPr>
               <w:t xml:space="preserve">deep </w:t>
             </w:r>
             <w:r>
               <w:rPr>
                 <w:rFonts w:ascii="Arial" w:hAnsi="Arial" w:cs="Arial"/>
-                <w:sz w:val="20"/>
-                <w:szCs w:val="20"/>
+                <w:sz w:val="18"/>
+                <w:szCs w:val="18"/>
               </w:rPr>
               <w:t>→</w:t>
             </w:r>
             <w:r>
               <w:rPr>
                 <w:rFonts w:ascii="Arial Nova Light" w:hAnsi="Arial Nova Light"/>
-                <w:sz w:val="20"/>
-                <w:szCs w:val="20"/>
+                <w:sz w:val="18"/>
+                <w:szCs w:val="18"/>
               </w:rPr>
               <w:t xml:space="preserve"> safe but slow </w:t>
             </w:r>
@@ -9309,23 +9308,23 @@
               <w:ind w:left="0"/>
               <w:rPr>
                 <w:rFonts w:ascii="Arial Nova Light" w:hAnsi="Arial Nova Light"/>
-                <w:sz w:val="20"/>
-                <w:szCs w:val="20"/>
-              </w:rPr>
-            </w:pPr>
-            <w:r>
-              <w:rPr>
-                <w:rFonts w:ascii="Arial Nova Light" w:hAnsi="Arial Nova Light"/>
-                <w:sz w:val="20"/>
-                <w:szCs w:val="20"/>
+                <w:sz w:val="18"/>
+                <w:szCs w:val="18"/>
+              </w:rPr>
+            </w:pPr>
+            <w:r>
+              <w:rPr>
+                <w:rFonts w:ascii="Arial Nova Light" w:hAnsi="Arial Nova Light"/>
+                <w:sz w:val="18"/>
+                <w:szCs w:val="18"/>
               </w:rPr>
               <w:t>let arr = [[1,2], [3,4]];</w:t>
             </w:r>
             <w:r>
               <w:rPr>
                 <w:rFonts w:ascii="Arial Nova Light" w:hAnsi="Arial Nova Light"/>
-                <w:sz w:val="20"/>
-                <w:szCs w:val="20"/>
+                <w:sz w:val="18"/>
+                <w:szCs w:val="18"/>
               </w:rPr>
               <w:br/>
               <w:t>let copy = json.parse(json.stringify(arr))</w:t>
@@ -9333,8 +9332,8 @@
             <w:r>
               <w:rPr>
                 <w:rFonts w:ascii="Arial Nova Light" w:hAnsi="Arial Nova Light"/>
-                <w:sz w:val="20"/>
-                <w:szCs w:val="20"/>
+                <w:sz w:val="18"/>
+                <w:szCs w:val="18"/>
               </w:rPr>
               <w:br/>
               <w:t>copy[0][0] = 100;</w:t>
@@ -9342,8 +9341,8 @@
             <w:r>
               <w:rPr>
                 <w:rFonts w:ascii="Arial Nova Light" w:hAnsi="Arial Nova Light"/>
-                <w:sz w:val="20"/>
-                <w:szCs w:val="20"/>
+                <w:sz w:val="18"/>
+                <w:szCs w:val="18"/>
               </w:rPr>
               <w:br/>
               <w:t>console.log(arr);// original safe</w:t>
@@ -9365,16 +9364,17 @@
               <w:ind w:left="0"/>
               <w:rPr>
                 <w:rFonts w:ascii="Arial Nova Light" w:hAnsi="Arial Nova Light"/>
-                <w:sz w:val="20"/>
-                <w:szCs w:val="20"/>
-              </w:rPr>
-            </w:pPr>
-            <w:r>
-              <w:rPr>
-                <w:rFonts w:ascii="Arial Nova Light" w:hAnsi="Arial Nova Light"/>
-                <w:sz w:val="20"/>
-                <w:szCs w:val="20"/>
-              </w:rPr>
+                <w:sz w:val="18"/>
+                <w:szCs w:val="18"/>
+              </w:rPr>
+            </w:pPr>
+            <w:r>
+              <w:rPr>
+                <w:rFonts w:ascii="Arial Nova Light" w:hAnsi="Arial Nova Light"/>
+                <w:sz w:val="18"/>
+                <w:szCs w:val="18"/>
+              </w:rPr>
+              <w:lastRenderedPageBreak/>
               <w:t>sparse array</w:t>
             </w:r>
           </w:p>
@@ -9387,15 +9387,15 @@
             <w:pPr>
               <w:rPr>
                 <w:rFonts w:ascii="Arial Nova Light" w:hAnsi="Arial Nova Light"/>
-                <w:sz w:val="20"/>
-                <w:szCs w:val="20"/>
-              </w:rPr>
-            </w:pPr>
-            <w:r>
-              <w:rPr>
-                <w:rFonts w:ascii="Arial Nova Light" w:hAnsi="Arial Nova Light"/>
-                <w:sz w:val="20"/>
-                <w:szCs w:val="20"/>
+                <w:sz w:val="18"/>
+                <w:szCs w:val="18"/>
+              </w:rPr>
+            </w:pPr>
+            <w:r>
+              <w:rPr>
+                <w:rFonts w:ascii="Arial Nova Light" w:hAnsi="Arial Nova Light"/>
+                <w:sz w:val="18"/>
+                <w:szCs w:val="18"/>
               </w:rPr>
               <w:t>ye "holes" wali array ko sparse array kehte hain</w:t>
             </w:r>
@@ -9409,23 +9409,23 @@
             <w:pPr>
               <w:rPr>
                 <w:rFonts w:ascii="Arial Nova Light" w:hAnsi="Arial Nova Light"/>
-                <w:sz w:val="20"/>
-                <w:szCs w:val="20"/>
-              </w:rPr>
-            </w:pPr>
-            <w:r>
-              <w:rPr>
-                <w:rFonts w:ascii="Arial Nova Light" w:hAnsi="Arial Nova Light"/>
-                <w:sz w:val="20"/>
-                <w:szCs w:val="20"/>
+                <w:sz w:val="18"/>
+                <w:szCs w:val="18"/>
+              </w:rPr>
+            </w:pPr>
+            <w:r>
+              <w:rPr>
+                <w:rFonts w:ascii="Arial Nova Light" w:hAnsi="Arial Nova Light"/>
+                <w:sz w:val="18"/>
+                <w:szCs w:val="18"/>
               </w:rPr>
               <w:t>let arr = [];</w:t>
             </w:r>
             <w:r>
               <w:rPr>
                 <w:rFonts w:ascii="Arial Nova Light" w:hAnsi="Arial Nova Light"/>
-                <w:sz w:val="20"/>
-                <w:szCs w:val="20"/>
+                <w:sz w:val="18"/>
+                <w:szCs w:val="18"/>
               </w:rPr>
               <w:br/>
               <w:t>arr[5] = 10;</w:t>
@@ -9437,8 +9437,8 @@
               <w:ind w:left="0"/>
               <w:rPr>
                 <w:rFonts w:ascii="Arial Nova Light" w:hAnsi="Arial Nova Light"/>
-                <w:sz w:val="20"/>
-                <w:szCs w:val="20"/>
+                <w:sz w:val="18"/>
+                <w:szCs w:val="18"/>
               </w:rPr>
             </w:pPr>
           </w:p>
@@ -9458,8 +9458,8 @@
               <w:ind w:left="0"/>
               <w:rPr>
                 <w:rFonts w:ascii="Arial Nova Light" w:hAnsi="Arial Nova Light"/>
-                <w:sz w:val="20"/>
-                <w:szCs w:val="20"/>
+                <w:sz w:val="18"/>
+                <w:szCs w:val="18"/>
               </w:rPr>
             </w:pPr>
           </w:p>
@@ -9473,10 +9473,8 @@
               <w:jc w:val="center"/>
               <w:rPr>
                 <w:rFonts w:ascii="Arial Nova Light" w:hAnsi="Arial Nova Light"/>
-                <w:b/>
-                <w:bCs/>
-                <w:sz w:val="20"/>
-                <w:szCs w:val="20"/>
+                <w:sz w:val="18"/>
+                <w:szCs w:val="18"/>
                 <w:highlight w:val="yellow"/>
               </w:rPr>
             </w:pPr>
@@ -9486,23 +9484,19 @@
               <w:jc w:val="center"/>
               <w:rPr>
                 <w:rFonts w:ascii="Arial Nova Light" w:hAnsi="Arial Nova Light"/>
-                <w:b/>
-                <w:bCs/>
-                <w:sz w:val="20"/>
-                <w:szCs w:val="20"/>
+                <w:sz w:val="18"/>
+                <w:szCs w:val="18"/>
                 <w:highlight w:val="yellow"/>
               </w:rPr>
             </w:pPr>
             <w:r>
               <w:rPr>
                 <w:rFonts w:ascii="Arial Nova Light" w:hAnsi="Arial Nova Light"/>
-                <w:b/>
-                <w:bCs/>
-                <w:sz w:val="20"/>
-                <w:szCs w:val="20"/>
+                <w:sz w:val="18"/>
+                <w:szCs w:val="18"/>
                 <w:highlight w:val="yellow"/>
               </w:rPr>
-              <w:t>ASYNCHRONOUS JAVASCRIPT</w:t>
+              <w:t>asynchronous javascript</w:t>
             </w:r>
           </w:p>
           <w:p>
@@ -9510,10 +9504,8 @@
               <w:jc w:val="center"/>
               <w:rPr>
                 <w:rFonts w:ascii="Arial Nova Light" w:hAnsi="Arial Nova Light"/>
-                <w:b/>
-                <w:bCs/>
-                <w:sz w:val="20"/>
-                <w:szCs w:val="20"/>
+                <w:sz w:val="18"/>
+                <w:szCs w:val="18"/>
                 <w:highlight w:val="yellow"/>
               </w:rPr>
             </w:pPr>
@@ -9529,8 +9521,8 @@
               <w:ind w:left="0"/>
               <w:rPr>
                 <w:rFonts w:ascii="Arial Nova Light" w:hAnsi="Arial Nova Light"/>
-                <w:sz w:val="20"/>
-                <w:szCs w:val="20"/>
+                <w:sz w:val="18"/>
+                <w:szCs w:val="18"/>
               </w:rPr>
             </w:pPr>
           </w:p>
@@ -9550,15 +9542,15 @@
               <w:ind w:left="0"/>
               <w:rPr>
                 <w:rFonts w:ascii="Arial Nova Light" w:hAnsi="Arial Nova Light"/>
-                <w:sz w:val="20"/>
-                <w:szCs w:val="20"/>
-              </w:rPr>
-            </w:pPr>
-            <w:r>
-              <w:rPr>
-                <w:rFonts w:ascii="Arial Nova Light" w:hAnsi="Arial Nova Light"/>
-                <w:sz w:val="20"/>
-                <w:szCs w:val="20"/>
+                <w:sz w:val="18"/>
+                <w:szCs w:val="18"/>
+              </w:rPr>
+            </w:pPr>
+            <w:r>
+              <w:rPr>
+                <w:rFonts w:ascii="Arial Nova Light" w:hAnsi="Arial Nova Light"/>
+                <w:sz w:val="18"/>
+                <w:szCs w:val="18"/>
               </w:rPr>
               <w:t>what is asynchronous javascript</w:t>
             </w:r>
@@ -9572,15 +9564,15 @@
             <w:pPr>
               <w:rPr>
                 <w:rFonts w:ascii="Arial Nova Light" w:hAnsi="Arial Nova Light"/>
-                <w:sz w:val="20"/>
-                <w:szCs w:val="20"/>
-              </w:rPr>
-            </w:pPr>
-            <w:r>
-              <w:rPr>
-                <w:rFonts w:ascii="Arial Nova Light" w:hAnsi="Arial Nova Light"/>
-                <w:sz w:val="20"/>
-                <w:szCs w:val="20"/>
+                <w:sz w:val="18"/>
+                <w:szCs w:val="18"/>
+              </w:rPr>
+            </w:pPr>
+            <w:r>
+              <w:rPr>
+                <w:rFonts w:ascii="Arial Nova Light" w:hAnsi="Arial Nova Light"/>
+                <w:sz w:val="18"/>
+                <w:szCs w:val="18"/>
               </w:rPr>
               <w:t>javascript me async ka matlab hai ke kuch tasks background me chal sakte hain bina main code ko block kiye.main thread free rehta hai better performance</w:t>
             </w:r>
@@ -9596,23 +9588,23 @@
               <w:ind w:left="0"/>
               <w:rPr>
                 <w:rFonts w:ascii="Arial Nova Light" w:hAnsi="Arial Nova Light"/>
-                <w:sz w:val="20"/>
-                <w:szCs w:val="20"/>
-              </w:rPr>
-            </w:pPr>
-            <w:r>
-              <w:rPr>
-                <w:rFonts w:ascii="Arial Nova Light" w:hAnsi="Arial Nova Light"/>
-                <w:sz w:val="20"/>
-                <w:szCs w:val="20"/>
+                <w:sz w:val="18"/>
+                <w:szCs w:val="18"/>
+              </w:rPr>
+            </w:pPr>
+            <w:r>
+              <w:rPr>
+                <w:rFonts w:ascii="Arial Nova Light" w:hAnsi="Arial Nova Light"/>
+                <w:sz w:val="18"/>
+                <w:szCs w:val="18"/>
               </w:rPr>
               <w:t>console.log("start");</w:t>
             </w:r>
             <w:r>
               <w:rPr>
                 <w:rFonts w:ascii="Arial Nova Light" w:hAnsi="Arial Nova Light"/>
-                <w:sz w:val="20"/>
-                <w:szCs w:val="20"/>
+                <w:sz w:val="18"/>
+                <w:szCs w:val="18"/>
               </w:rPr>
               <w:br/>
               <w:t>settimeout(() =&gt; {</w:t>
@@ -9620,8 +9612,8 @@
             <w:r>
               <w:rPr>
                 <w:rFonts w:ascii="Arial Nova Light" w:hAnsi="Arial Nova Light"/>
-                <w:sz w:val="20"/>
-                <w:szCs w:val="20"/>
+                <w:sz w:val="18"/>
+                <w:szCs w:val="18"/>
               </w:rPr>
               <w:br/>
               <w:t>console.log("async task");</w:t>
@@ -9629,8 +9621,8 @@
             <w:r>
               <w:rPr>
                 <w:rFonts w:ascii="Arial Nova Light" w:hAnsi="Arial Nova Light"/>
-                <w:sz w:val="20"/>
-                <w:szCs w:val="20"/>
+                <w:sz w:val="18"/>
+                <w:szCs w:val="18"/>
               </w:rPr>
               <w:br/>
               <w:t>}, 2000);</w:t>
@@ -9638,8 +9630,8 @@
             <w:r>
               <w:rPr>
                 <w:rFonts w:ascii="Arial Nova Light" w:hAnsi="Arial Nova Light"/>
-                <w:sz w:val="20"/>
-                <w:szCs w:val="20"/>
+                <w:sz w:val="18"/>
+                <w:szCs w:val="18"/>
               </w:rPr>
               <w:br/>
               <w:t>console.log("end");</w:t>
@@ -9651,23 +9643,23 @@
               <w:ind w:left="0"/>
               <w:rPr>
                 <w:rFonts w:ascii="Arial Nova Light" w:hAnsi="Arial Nova Light"/>
-                <w:sz w:val="20"/>
-                <w:szCs w:val="20"/>
-              </w:rPr>
-            </w:pPr>
-            <w:r>
-              <w:rPr>
-                <w:rFonts w:ascii="Arial Nova Light" w:hAnsi="Arial Nova Light"/>
-                <w:sz w:val="20"/>
-                <w:szCs w:val="20"/>
+                <w:sz w:val="18"/>
+                <w:szCs w:val="18"/>
+              </w:rPr>
+            </w:pPr>
+            <w:r>
+              <w:rPr>
+                <w:rFonts w:ascii="Arial Nova Light" w:hAnsi="Arial Nova Light"/>
+                <w:sz w:val="18"/>
+                <w:szCs w:val="18"/>
               </w:rPr>
               <w:t>//start</w:t>
             </w:r>
             <w:r>
               <w:rPr>
                 <w:rFonts w:ascii="Arial Nova Light" w:hAnsi="Arial Nova Light"/>
-                <w:sz w:val="20"/>
-                <w:szCs w:val="20"/>
+                <w:sz w:val="18"/>
+                <w:szCs w:val="18"/>
               </w:rPr>
               <w:br/>
               <w:t>//end</w:t>
@@ -9675,8 +9667,8 @@
             <w:r>
               <w:rPr>
                 <w:rFonts w:ascii="Arial Nova Light" w:hAnsi="Arial Nova Light"/>
-                <w:sz w:val="20"/>
-                <w:szCs w:val="20"/>
+                <w:sz w:val="18"/>
+                <w:szCs w:val="18"/>
               </w:rPr>
               <w:br/>
               <w:t>//async task</w:t>
@@ -9698,15 +9690,15 @@
               <w:ind w:left="0"/>
               <w:rPr>
                 <w:rFonts w:ascii="Arial Nova Light" w:hAnsi="Arial Nova Light"/>
-                <w:sz w:val="20"/>
-                <w:szCs w:val="20"/>
-              </w:rPr>
-            </w:pPr>
-            <w:r>
-              <w:rPr>
-                <w:rFonts w:ascii="Arial Nova Light" w:hAnsi="Arial Nova Light"/>
-                <w:sz w:val="20"/>
-                <w:szCs w:val="20"/>
+                <w:sz w:val="18"/>
+                <w:szCs w:val="18"/>
+              </w:rPr>
+            </w:pPr>
+            <w:r>
+              <w:rPr>
+                <w:rFonts w:ascii="Arial Nova Light" w:hAnsi="Arial Nova Light"/>
+                <w:sz w:val="18"/>
+                <w:szCs w:val="18"/>
               </w:rPr>
               <w:t>what is a promise</w:t>
             </w:r>
@@ -9720,15 +9712,15 @@
             <w:pPr>
               <w:rPr>
                 <w:rFonts w:ascii="Arial Nova Light" w:hAnsi="Arial Nova Light"/>
-                <w:sz w:val="20"/>
-                <w:szCs w:val="20"/>
-              </w:rPr>
-            </w:pPr>
-            <w:r>
-              <w:rPr>
-                <w:rFonts w:ascii="Arial Nova Light" w:hAnsi="Arial Nova Light"/>
-                <w:sz w:val="20"/>
-                <w:szCs w:val="20"/>
+                <w:sz w:val="18"/>
+                <w:szCs w:val="18"/>
+              </w:rPr>
+            </w:pPr>
+            <w:r>
+              <w:rPr>
+                <w:rFonts w:ascii="Arial Nova Light" w:hAnsi="Arial Nova Light"/>
+                <w:sz w:val="18"/>
+                <w:szCs w:val="18"/>
               </w:rPr>
               <w:t>promise ek object hota hai jo future result represent karta hai. pending / fulfilled (resolve) /rejected</w:t>
             </w:r>
@@ -9744,8 +9736,8 @@
               <w:ind w:left="0"/>
               <w:rPr>
                 <w:rFonts w:ascii="Arial Nova Light" w:hAnsi="Arial Nova Light"/>
-                <w:sz w:val="20"/>
-                <w:szCs w:val="20"/>
+                <w:sz w:val="18"/>
+                <w:szCs w:val="18"/>
               </w:rPr>
             </w:pPr>
           </w:p>
@@ -9765,15 +9757,15 @@
               <w:ind w:left="0"/>
               <w:rPr>
                 <w:rFonts w:ascii="Arial Nova Light" w:hAnsi="Arial Nova Light"/>
-                <w:sz w:val="20"/>
-                <w:szCs w:val="20"/>
-              </w:rPr>
-            </w:pPr>
-            <w:r>
-              <w:rPr>
-                <w:rFonts w:ascii="Arial Nova Light" w:hAnsi="Arial Nova Light"/>
-                <w:sz w:val="20"/>
-                <w:szCs w:val="20"/>
+                <w:sz w:val="18"/>
+                <w:szCs w:val="18"/>
+              </w:rPr>
+            </w:pPr>
+            <w:r>
+              <w:rPr>
+                <w:rFonts w:ascii="Arial Nova Light" w:hAnsi="Arial Nova Light"/>
+                <w:sz w:val="18"/>
+                <w:szCs w:val="18"/>
               </w:rPr>
               <w:t>how do you use a promise</w:t>
             </w:r>
@@ -9787,15 +9779,15 @@
             <w:pPr>
               <w:rPr>
                 <w:rFonts w:ascii="Arial Nova Light" w:hAnsi="Arial Nova Light"/>
-                <w:sz w:val="20"/>
-                <w:szCs w:val="20"/>
-              </w:rPr>
-            </w:pPr>
-            <w:r>
-              <w:rPr>
-                <w:rFonts w:ascii="Arial Nova Light" w:hAnsi="Arial Nova Light"/>
-                <w:sz w:val="20"/>
-                <w:szCs w:val="20"/>
+                <w:sz w:val="18"/>
+                <w:szCs w:val="18"/>
+              </w:rPr>
+            </w:pPr>
+            <w:r>
+              <w:rPr>
+                <w:rFonts w:ascii="Arial Nova Light" w:hAnsi="Arial Nova Light"/>
+                <w:sz w:val="18"/>
+                <w:szCs w:val="18"/>
               </w:rPr>
               <w:t>.then() for success / .catch() for error</w:t>
             </w:r>
@@ -9811,23 +9803,23 @@
               <w:ind w:left="0"/>
               <w:rPr>
                 <w:rFonts w:ascii="Arial Nova Light" w:hAnsi="Arial Nova Light"/>
-                <w:sz w:val="20"/>
-                <w:szCs w:val="20"/>
-              </w:rPr>
-            </w:pPr>
-            <w:r>
-              <w:rPr>
-                <w:rFonts w:ascii="Arial Nova Light" w:hAnsi="Arial Nova Light"/>
-                <w:sz w:val="20"/>
-                <w:szCs w:val="20"/>
+                <w:sz w:val="18"/>
+                <w:szCs w:val="18"/>
+              </w:rPr>
+            </w:pPr>
+            <w:r>
+              <w:rPr>
+                <w:rFonts w:ascii="Arial Nova Light" w:hAnsi="Arial Nova Light"/>
+                <w:sz w:val="18"/>
+                <w:szCs w:val="18"/>
               </w:rPr>
               <w:t>promise</w:t>
             </w:r>
             <w:r>
               <w:rPr>
                 <w:rFonts w:ascii="Arial Nova Light" w:hAnsi="Arial Nova Light"/>
-                <w:sz w:val="20"/>
-                <w:szCs w:val="20"/>
+                <w:sz w:val="18"/>
+                <w:szCs w:val="18"/>
               </w:rPr>
               <w:br/>
               <w:t>.then(res =&gt; console.log(res))</w:t>
@@ -9835,8 +9827,8 @@
             <w:r>
               <w:rPr>
                 <w:rFonts w:ascii="Arial Nova Light" w:hAnsi="Arial Nova Light"/>
-                <w:sz w:val="20"/>
-                <w:szCs w:val="20"/>
+                <w:sz w:val="18"/>
+                <w:szCs w:val="18"/>
               </w:rPr>
               <w:br/>
               <w:t>.catch(err =&gt; console.log(err));</w:t>
@@ -9858,15 +9850,15 @@
               <w:ind w:left="0"/>
               <w:rPr>
                 <w:rFonts w:ascii="Arial Nova Light" w:hAnsi="Arial Nova Light"/>
-                <w:sz w:val="20"/>
-                <w:szCs w:val="20"/>
-              </w:rPr>
-            </w:pPr>
-            <w:r>
-              <w:rPr>
-                <w:rFonts w:ascii="Arial Nova Light" w:hAnsi="Arial Nova Light"/>
-                <w:sz w:val="20"/>
-                <w:szCs w:val="20"/>
+                <w:sz w:val="18"/>
+                <w:szCs w:val="18"/>
+              </w:rPr>
+            </w:pPr>
+            <w:r>
+              <w:rPr>
+                <w:rFonts w:ascii="Arial Nova Light" w:hAnsi="Arial Nova Light"/>
+                <w:sz w:val="18"/>
+                <w:szCs w:val="18"/>
               </w:rPr>
               <w:t>why promises are better than callbacks</w:t>
             </w:r>
@@ -9880,15 +9872,15 @@
             <w:pPr>
               <w:rPr>
                 <w:rFonts w:ascii="Arial Nova Light" w:hAnsi="Arial Nova Light"/>
-                <w:sz w:val="20"/>
-                <w:szCs w:val="20"/>
-              </w:rPr>
-            </w:pPr>
-            <w:r>
-              <w:rPr>
-                <w:rFonts w:ascii="Arial Nova Light" w:hAnsi="Arial Nova Light"/>
-                <w:sz w:val="20"/>
-                <w:szCs w:val="20"/>
+                <w:sz w:val="18"/>
+                <w:szCs w:val="18"/>
+              </w:rPr>
+            </w:pPr>
+            <w:r>
+              <w:rPr>
+                <w:rFonts w:ascii="Arial Nova Light" w:hAnsi="Arial Nova Light"/>
+                <w:sz w:val="18"/>
+                <w:szCs w:val="18"/>
               </w:rPr>
               <w:t>avoid callback hell, better readability, easy error handling</w:t>
             </w:r>
@@ -9904,8 +9896,8 @@
               <w:ind w:left="0"/>
               <w:rPr>
                 <w:rFonts w:ascii="Arial Nova Light" w:hAnsi="Arial Nova Light"/>
-                <w:sz w:val="20"/>
-                <w:szCs w:val="20"/>
+                <w:sz w:val="18"/>
+                <w:szCs w:val="18"/>
               </w:rPr>
             </w:pPr>
           </w:p>
@@ -9925,15 +9917,15 @@
               <w:ind w:left="0"/>
               <w:rPr>
                 <w:rFonts w:ascii="Arial Nova Light" w:hAnsi="Arial Nova Light"/>
-                <w:sz w:val="20"/>
-                <w:szCs w:val="20"/>
-              </w:rPr>
-            </w:pPr>
-            <w:r>
-              <w:rPr>
-                <w:rFonts w:ascii="Arial Nova Light" w:hAnsi="Arial Nova Light"/>
-                <w:sz w:val="20"/>
-                <w:szCs w:val="20"/>
+                <w:sz w:val="18"/>
+                <w:szCs w:val="18"/>
+              </w:rPr>
+            </w:pPr>
+            <w:r>
+              <w:rPr>
+                <w:rFonts w:ascii="Arial Nova Light" w:hAnsi="Arial Nova Light"/>
+                <w:sz w:val="18"/>
+                <w:szCs w:val="18"/>
               </w:rPr>
               <w:t>what is async/await</w:t>
             </w:r>
@@ -9947,15 +9939,15 @@
             <w:pPr>
               <w:rPr>
                 <w:rFonts w:ascii="Arial Nova Light" w:hAnsi="Arial Nova Light"/>
-                <w:sz w:val="20"/>
-                <w:szCs w:val="20"/>
-              </w:rPr>
-            </w:pPr>
-            <w:r>
-              <w:rPr>
-                <w:rFonts w:ascii="Arial Nova Light" w:hAnsi="Arial Nova Light"/>
-                <w:sz w:val="20"/>
-                <w:szCs w:val="20"/>
+                <w:sz w:val="18"/>
+                <w:szCs w:val="18"/>
+              </w:rPr>
+            </w:pPr>
+            <w:r>
+              <w:rPr>
+                <w:rFonts w:ascii="Arial Nova Light" w:hAnsi="Arial Nova Light"/>
+                <w:sz w:val="18"/>
+                <w:szCs w:val="18"/>
               </w:rPr>
               <w:t>async/await promises ko simple synchronous style me likhne ka tareeqa hai.</w:t>
             </w:r>
@@ -9971,23 +9963,23 @@
               <w:ind w:left="0"/>
               <w:rPr>
                 <w:rFonts w:ascii="Arial Nova Light" w:hAnsi="Arial Nova Light"/>
-                <w:sz w:val="20"/>
-                <w:szCs w:val="20"/>
-              </w:rPr>
-            </w:pPr>
-            <w:r>
-              <w:rPr>
-                <w:rFonts w:ascii="Arial Nova Light" w:hAnsi="Arial Nova Light"/>
-                <w:sz w:val="20"/>
-                <w:szCs w:val="20"/>
+                <w:sz w:val="18"/>
+                <w:szCs w:val="18"/>
+              </w:rPr>
+            </w:pPr>
+            <w:r>
+              <w:rPr>
+                <w:rFonts w:ascii="Arial Nova Light" w:hAnsi="Arial Nova Light"/>
+                <w:sz w:val="18"/>
+                <w:szCs w:val="18"/>
               </w:rPr>
               <w:t>async function getdata() {</w:t>
             </w:r>
             <w:r>
               <w:rPr>
                 <w:rFonts w:ascii="Arial Nova Light" w:hAnsi="Arial Nova Light"/>
-                <w:sz w:val="20"/>
-                <w:szCs w:val="20"/>
+                <w:sz w:val="18"/>
+                <w:szCs w:val="18"/>
               </w:rPr>
               <w:br/>
               <w:t>let res = await fetch("url");</w:t>
@@ -9995,8 +9987,8 @@
             <w:r>
               <w:rPr>
                 <w:rFonts w:ascii="Arial Nova Light" w:hAnsi="Arial Nova Light"/>
-                <w:sz w:val="20"/>
-                <w:szCs w:val="20"/>
+                <w:sz w:val="18"/>
+                <w:szCs w:val="18"/>
               </w:rPr>
               <w:br/>
               <w:t>let data = await res.json();</w:t>
@@ -10004,8 +9996,8 @@
             <w:r>
               <w:rPr>
                 <w:rFonts w:ascii="Arial Nova Light" w:hAnsi="Arial Nova Light"/>
-                <w:sz w:val="20"/>
-                <w:szCs w:val="20"/>
+                <w:sz w:val="18"/>
+                <w:szCs w:val="18"/>
               </w:rPr>
               <w:br/>
               <w:t>}</w:t>
@@ -10027,15 +10019,15 @@
               <w:ind w:left="0"/>
               <w:rPr>
                 <w:rFonts w:ascii="Arial Nova Light" w:hAnsi="Arial Nova Light"/>
-                <w:sz w:val="20"/>
-                <w:szCs w:val="20"/>
-              </w:rPr>
-            </w:pPr>
-            <w:r>
-              <w:rPr>
-                <w:rFonts w:ascii="Arial Nova Light" w:hAnsi="Arial Nova Light"/>
-                <w:sz w:val="20"/>
-                <w:szCs w:val="20"/>
+                <w:sz w:val="18"/>
+                <w:szCs w:val="18"/>
+              </w:rPr>
+            </w:pPr>
+            <w:r>
+              <w:rPr>
+                <w:rFonts w:ascii="Arial Nova Light" w:hAnsi="Arial Nova Light"/>
+                <w:sz w:val="18"/>
+                <w:szCs w:val="18"/>
               </w:rPr>
               <w:t>difference between async/await and promise</w:t>
             </w:r>
@@ -10049,15 +10041,15 @@
             <w:pPr>
               <w:rPr>
                 <w:rFonts w:ascii="Arial Nova Light" w:hAnsi="Arial Nova Light"/>
-                <w:sz w:val="20"/>
-                <w:szCs w:val="20"/>
-              </w:rPr>
-            </w:pPr>
-            <w:r>
-              <w:rPr>
-                <w:rFonts w:ascii="Arial Nova Light" w:hAnsi="Arial Nova Light"/>
-                <w:sz w:val="20"/>
-                <w:szCs w:val="20"/>
+                <w:sz w:val="18"/>
+                <w:szCs w:val="18"/>
+              </w:rPr>
+            </w:pPr>
+            <w:r>
+              <w:rPr>
+                <w:rFonts w:ascii="Arial Nova Light" w:hAnsi="Arial Nova Light"/>
+                <w:sz w:val="18"/>
+                <w:szCs w:val="18"/>
               </w:rPr>
               <w:t>internally dono same hain (async/await promises pe based hai)</w:t>
             </w:r>
@@ -10066,8 +10058,8 @@
             <w:pPr>
               <w:rPr>
                 <w:rFonts w:ascii="Arial Nova Light" w:hAnsi="Arial Nova Light"/>
-                <w:sz w:val="20"/>
-                <w:szCs w:val="20"/>
+                <w:sz w:val="18"/>
+                <w:szCs w:val="18"/>
               </w:rPr>
             </w:pPr>
           </w:p>
@@ -10080,31 +10072,31 @@
             <w:pPr>
               <w:rPr>
                 <w:rFonts w:ascii="Arial Nova Light" w:hAnsi="Arial Nova Light"/>
-                <w:sz w:val="20"/>
-                <w:szCs w:val="20"/>
-              </w:rPr>
-            </w:pPr>
-            <w:r>
-              <w:rPr>
-                <w:rFonts w:ascii="Arial Nova Light" w:hAnsi="Arial Nova Light"/>
-                <w:sz w:val="20"/>
-                <w:szCs w:val="20"/>
+                <w:sz w:val="18"/>
+                <w:szCs w:val="18"/>
+              </w:rPr>
+            </w:pPr>
+            <w:r>
+              <w:rPr>
+                <w:rFonts w:ascii="Arial Nova Light" w:hAnsi="Arial Nova Light"/>
+                <w:sz w:val="18"/>
+                <w:szCs w:val="18"/>
               </w:rPr>
               <w:t xml:space="preserve">promise </w:t>
             </w:r>
             <w:r>
               <w:rPr>
                 <w:rFonts w:ascii="Arial" w:hAnsi="Arial" w:cs="Arial"/>
-                <w:sz w:val="20"/>
-                <w:szCs w:val="20"/>
+                <w:sz w:val="18"/>
+                <w:szCs w:val="18"/>
               </w:rPr>
               <w:t>→</w:t>
             </w:r>
             <w:r>
               <w:rPr>
                 <w:rFonts w:ascii="Arial Nova Light" w:hAnsi="Arial Nova Light"/>
-                <w:sz w:val="20"/>
-                <w:szCs w:val="20"/>
+                <w:sz w:val="18"/>
+                <w:szCs w:val="18"/>
               </w:rPr>
               <w:t xml:space="preserve"> .then() chaining </w:t>
             </w:r>
@@ -10115,31 +10107,31 @@
               <w:ind w:left="0"/>
               <w:rPr>
                 <w:rFonts w:ascii="Arial Nova Light" w:hAnsi="Arial Nova Light"/>
-                <w:sz w:val="20"/>
-                <w:szCs w:val="20"/>
-              </w:rPr>
-            </w:pPr>
-            <w:r>
-              <w:rPr>
-                <w:rFonts w:ascii="Arial Nova Light" w:hAnsi="Arial Nova Light"/>
-                <w:sz w:val="20"/>
-                <w:szCs w:val="20"/>
+                <w:sz w:val="18"/>
+                <w:szCs w:val="18"/>
+              </w:rPr>
+            </w:pPr>
+            <w:r>
+              <w:rPr>
+                <w:rFonts w:ascii="Arial Nova Light" w:hAnsi="Arial Nova Light"/>
+                <w:sz w:val="18"/>
+                <w:szCs w:val="18"/>
               </w:rPr>
               <w:t xml:space="preserve">async/await </w:t>
             </w:r>
             <w:r>
               <w:rPr>
                 <w:rFonts w:ascii="Arial" w:hAnsi="Arial" w:cs="Arial"/>
-                <w:sz w:val="20"/>
-                <w:szCs w:val="20"/>
+                <w:sz w:val="18"/>
+                <w:szCs w:val="18"/>
               </w:rPr>
               <w:t>→</w:t>
             </w:r>
             <w:r>
               <w:rPr>
                 <w:rFonts w:ascii="Arial Nova Light" w:hAnsi="Arial Nova Light"/>
-                <w:sz w:val="20"/>
-                <w:szCs w:val="20"/>
+                <w:sz w:val="18"/>
+                <w:szCs w:val="18"/>
               </w:rPr>
               <w:t xml:space="preserve"> clean &amp; readable</w:t>
             </w:r>
@@ -10160,15 +10152,15 @@
               <w:ind w:left="0"/>
               <w:rPr>
                 <w:rFonts w:ascii="Arial Nova Light" w:hAnsi="Arial Nova Light"/>
-                <w:sz w:val="20"/>
-                <w:szCs w:val="20"/>
-              </w:rPr>
-            </w:pPr>
-            <w:r>
-              <w:rPr>
-                <w:rFonts w:ascii="Arial Nova Light" w:hAnsi="Arial Nova Light"/>
-                <w:sz w:val="20"/>
-                <w:szCs w:val="20"/>
+                <w:sz w:val="18"/>
+                <w:szCs w:val="18"/>
+              </w:rPr>
+            </w:pPr>
+            <w:r>
+              <w:rPr>
+                <w:rFonts w:ascii="Arial Nova Light" w:hAnsi="Arial Nova Light"/>
+                <w:sz w:val="18"/>
+                <w:szCs w:val="18"/>
               </w:rPr>
               <w:t>how do you handle errors in async/await</w:t>
             </w:r>
@@ -10182,15 +10174,15 @@
             <w:pPr>
               <w:rPr>
                 <w:rFonts w:ascii="Arial Nova Light" w:hAnsi="Arial Nova Light"/>
-                <w:sz w:val="20"/>
-                <w:szCs w:val="20"/>
-              </w:rPr>
-            </w:pPr>
-            <w:r>
-              <w:rPr>
-                <w:rFonts w:ascii="Arial Nova Light" w:hAnsi="Arial Nova Light"/>
-                <w:sz w:val="20"/>
-                <w:szCs w:val="20"/>
+                <w:sz w:val="18"/>
+                <w:szCs w:val="18"/>
+              </w:rPr>
+            </w:pPr>
+            <w:r>
+              <w:rPr>
+                <w:rFonts w:ascii="Arial Nova Light" w:hAnsi="Arial Nova Light"/>
+                <w:sz w:val="18"/>
+                <w:szCs w:val="18"/>
               </w:rPr>
               <w:t>try/catch use hota hai</w:t>
             </w:r>
@@ -10206,23 +10198,23 @@
               <w:ind w:left="0"/>
               <w:rPr>
                 <w:rFonts w:ascii="Arial Nova Light" w:hAnsi="Arial Nova Light"/>
-                <w:sz w:val="20"/>
-                <w:szCs w:val="20"/>
-              </w:rPr>
-            </w:pPr>
-            <w:r>
-              <w:rPr>
-                <w:rFonts w:ascii="Arial Nova Light" w:hAnsi="Arial Nova Light"/>
-                <w:sz w:val="20"/>
-                <w:szCs w:val="20"/>
+                <w:sz w:val="18"/>
+                <w:szCs w:val="18"/>
+              </w:rPr>
+            </w:pPr>
+            <w:r>
+              <w:rPr>
+                <w:rFonts w:ascii="Arial Nova Light" w:hAnsi="Arial Nova Light"/>
+                <w:sz w:val="18"/>
+                <w:szCs w:val="18"/>
               </w:rPr>
               <w:t>async function getdata() {</w:t>
             </w:r>
             <w:r>
               <w:rPr>
                 <w:rFonts w:ascii="Arial Nova Light" w:hAnsi="Arial Nova Light"/>
-                <w:sz w:val="20"/>
-                <w:szCs w:val="20"/>
+                <w:sz w:val="18"/>
+                <w:szCs w:val="18"/>
               </w:rPr>
               <w:br/>
               <w:t>try {</w:t>
@@ -10230,8 +10222,8 @@
             <w:r>
               <w:rPr>
                 <w:rFonts w:ascii="Arial Nova Light" w:hAnsi="Arial Nova Light"/>
-                <w:sz w:val="20"/>
-                <w:szCs w:val="20"/>
+                <w:sz w:val="18"/>
+                <w:szCs w:val="18"/>
               </w:rPr>
               <w:br/>
               <w:t>let res = await fetch("url");</w:t>
@@ -10239,8 +10231,8 @@
             <w:r>
               <w:rPr>
                 <w:rFonts w:ascii="Arial Nova Light" w:hAnsi="Arial Nova Light"/>
-                <w:sz w:val="20"/>
-                <w:szCs w:val="20"/>
+                <w:sz w:val="18"/>
+                <w:szCs w:val="18"/>
               </w:rPr>
               <w:br/>
               <w:t>} catch(err) {</w:t>
@@ -10248,8 +10240,8 @@
             <w:r>
               <w:rPr>
                 <w:rFonts w:ascii="Arial Nova Light" w:hAnsi="Arial Nova Light"/>
-                <w:sz w:val="20"/>
-                <w:szCs w:val="20"/>
+                <w:sz w:val="18"/>
+                <w:szCs w:val="18"/>
               </w:rPr>
               <w:br/>
               <w:t>console.log(err);</w:t>
@@ -10257,8 +10249,8 @@
             <w:r>
               <w:rPr>
                 <w:rFonts w:ascii="Arial Nova Light" w:hAnsi="Arial Nova Light"/>
-                <w:sz w:val="20"/>
-                <w:szCs w:val="20"/>
+                <w:sz w:val="18"/>
+                <w:szCs w:val="18"/>
               </w:rPr>
               <w:br/>
               <w:t>}}</w:t>
@@ -10280,15 +10272,15 @@
               <w:ind w:left="0"/>
               <w:rPr>
                 <w:rFonts w:ascii="Arial Nova Light" w:hAnsi="Arial Nova Light"/>
-                <w:sz w:val="20"/>
-                <w:szCs w:val="20"/>
-              </w:rPr>
-            </w:pPr>
-            <w:r>
-              <w:rPr>
-                <w:rFonts w:ascii="Arial Nova Light" w:hAnsi="Arial Nova Light"/>
-                <w:sz w:val="20"/>
-                <w:szCs w:val="20"/>
+                <w:sz w:val="18"/>
+                <w:szCs w:val="18"/>
+              </w:rPr>
+            </w:pPr>
+            <w:r>
+              <w:rPr>
+                <w:rFonts w:ascii="Arial Nova Light" w:hAnsi="Arial Nova Light"/>
+                <w:sz w:val="18"/>
+                <w:szCs w:val="18"/>
               </w:rPr>
               <w:t>fetch api</w:t>
             </w:r>
@@ -10302,15 +10294,15 @@
             <w:pPr>
               <w:rPr>
                 <w:rFonts w:ascii="Arial Nova Light" w:hAnsi="Arial Nova Light"/>
-                <w:sz w:val="20"/>
-                <w:szCs w:val="20"/>
-              </w:rPr>
-            </w:pPr>
-            <w:r>
-              <w:rPr>
-                <w:rFonts w:ascii="Arial Nova Light" w:hAnsi="Arial Nova Light"/>
-                <w:sz w:val="20"/>
-                <w:szCs w:val="20"/>
+                <w:sz w:val="18"/>
+                <w:szCs w:val="18"/>
+              </w:rPr>
+            </w:pPr>
+            <w:r>
+              <w:rPr>
+                <w:rFonts w:ascii="Arial Nova Light" w:hAnsi="Arial Nova Light"/>
+                <w:sz w:val="18"/>
+                <w:szCs w:val="18"/>
               </w:rPr>
               <w:t>fetch api ek modern way hai server se data lene ka</w:t>
             </w:r>
@@ -10326,23 +10318,23 @@
               <w:ind w:left="0"/>
               <w:rPr>
                 <w:rFonts w:ascii="Arial Nova Light" w:hAnsi="Arial Nova Light"/>
-                <w:sz w:val="20"/>
-                <w:szCs w:val="20"/>
-              </w:rPr>
-            </w:pPr>
-            <w:r>
-              <w:rPr>
-                <w:rFonts w:ascii="Arial Nova Light" w:hAnsi="Arial Nova Light"/>
-                <w:sz w:val="20"/>
-                <w:szCs w:val="20"/>
+                <w:sz w:val="18"/>
+                <w:szCs w:val="18"/>
+              </w:rPr>
+            </w:pPr>
+            <w:r>
+              <w:rPr>
+                <w:rFonts w:ascii="Arial Nova Light" w:hAnsi="Arial Nova Light"/>
+                <w:sz w:val="18"/>
+                <w:szCs w:val="18"/>
               </w:rPr>
               <w:t>fetch("url")</w:t>
             </w:r>
             <w:r>
               <w:rPr>
                 <w:rFonts w:ascii="Arial Nova Light" w:hAnsi="Arial Nova Light"/>
-                <w:sz w:val="20"/>
-                <w:szCs w:val="20"/>
+                <w:sz w:val="18"/>
+                <w:szCs w:val="18"/>
               </w:rPr>
               <w:br/>
               <w:t>.then(res =&gt; res.json())</w:t>
@@ -10350,8 +10342,8 @@
             <w:r>
               <w:rPr>
                 <w:rFonts w:ascii="Arial Nova Light" w:hAnsi="Arial Nova Light"/>
-                <w:sz w:val="20"/>
-                <w:szCs w:val="20"/>
+                <w:sz w:val="18"/>
+                <w:szCs w:val="18"/>
               </w:rPr>
               <w:br/>
               <w:t>.then(data =&gt; console.log(data));</w:t>
@@ -10373,8 +10365,8 @@
               <w:ind w:left="0"/>
               <w:rPr>
                 <w:rFonts w:ascii="Arial Nova Light" w:hAnsi="Arial Nova Light"/>
-                <w:sz w:val="20"/>
-                <w:szCs w:val="20"/>
+                <w:sz w:val="18"/>
+                <w:szCs w:val="18"/>
               </w:rPr>
             </w:pPr>
           </w:p>
@@ -10388,18 +10380,18 @@
               <w:jc w:val="center"/>
               <w:rPr>
                 <w:rFonts w:ascii="Arial Nova Light" w:hAnsi="Arial Nova Light"/>
-                <w:sz w:val="20"/>
-                <w:szCs w:val="20"/>
-              </w:rPr>
-            </w:pPr>
-            <w:r>
-              <w:rPr>
-                <w:rFonts w:ascii="Arial Nova Light" w:hAnsi="Arial Nova Light"/>
-                <w:sz w:val="20"/>
-                <w:szCs w:val="20"/>
+                <w:sz w:val="18"/>
+                <w:szCs w:val="18"/>
+              </w:rPr>
+            </w:pPr>
+            <w:r>
+              <w:rPr>
+                <w:rFonts w:ascii="Arial Nova Light" w:hAnsi="Arial Nova Light"/>
+                <w:sz w:val="18"/>
+                <w:szCs w:val="18"/>
                 <w:highlight w:val="yellow"/>
               </w:rPr>
-              <w:t>OBJECT</w:t>
+              <w:t>object</w:t>
             </w:r>
           </w:p>
         </w:tc>
@@ -10413,8 +10405,8 @@
               <w:ind w:left="0"/>
               <w:rPr>
                 <w:rFonts w:ascii="Arial Nova Light" w:hAnsi="Arial Nova Light"/>
-                <w:sz w:val="20"/>
-                <w:szCs w:val="20"/>
+                <w:sz w:val="18"/>
+                <w:szCs w:val="18"/>
               </w:rPr>
             </w:pPr>
           </w:p>
@@ -10434,17 +10426,17 @@
               <w:ind w:left="0"/>
               <w:rPr>
                 <w:rFonts w:ascii="Arial Nova Light" w:hAnsi="Arial Nova Light"/>
-                <w:sz w:val="20"/>
-                <w:szCs w:val="20"/>
-              </w:rPr>
-            </w:pPr>
-            <w:r>
-              <w:rPr>
-                <w:rFonts w:ascii="Arial Nova Light" w:hAnsi="Arial Nova Light"/>
-                <w:sz w:val="20"/>
-                <w:szCs w:val="20"/>
-              </w:rPr>
-              <w:t>Object kya hota hai</w:t>
+                <w:sz w:val="18"/>
+                <w:szCs w:val="18"/>
+              </w:rPr>
+            </w:pPr>
+            <w:r>
+              <w:rPr>
+                <w:rFonts w:ascii="Arial Nova Light" w:hAnsi="Arial Nova Light"/>
+                <w:sz w:val="18"/>
+                <w:szCs w:val="18"/>
+              </w:rPr>
+              <w:t>object kya hota hai</w:t>
             </w:r>
           </w:p>
         </w:tc>
@@ -10456,17 +10448,17 @@
             <w:pPr>
               <w:rPr>
                 <w:rFonts w:ascii="Arial Nova Light" w:hAnsi="Arial Nova Light"/>
-                <w:sz w:val="20"/>
-                <w:szCs w:val="20"/>
-              </w:rPr>
-            </w:pPr>
-            <w:r>
-              <w:rPr>
-                <w:rFonts w:ascii="Arial Nova Light" w:hAnsi="Arial Nova Light"/>
-                <w:sz w:val="20"/>
-                <w:szCs w:val="20"/>
-              </w:rPr>
-              <w:t>Object ek data structure hai jo key-value pairs mein data store karta hai.</w:t>
+                <w:sz w:val="18"/>
+                <w:szCs w:val="18"/>
+              </w:rPr>
+            </w:pPr>
+            <w:r>
+              <w:rPr>
+                <w:rFonts w:ascii="Arial Nova Light" w:hAnsi="Arial Nova Light"/>
+                <w:sz w:val="18"/>
+                <w:szCs w:val="18"/>
+              </w:rPr>
+              <w:t>object ek data structure hai jo key-value pairs mein data store karta hai.</w:t>
             </w:r>
           </w:p>
         </w:tc>
@@ -10480,32 +10472,32 @@
               <w:ind w:left="0"/>
               <w:rPr>
                 <w:rFonts w:ascii="Arial Nova Light" w:hAnsi="Arial Nova Light"/>
-                <w:sz w:val="20"/>
-                <w:szCs w:val="20"/>
-              </w:rPr>
-            </w:pPr>
-            <w:r>
-              <w:rPr>
-                <w:rFonts w:ascii="Arial Nova Light" w:hAnsi="Arial Nova Light"/>
-                <w:sz w:val="20"/>
-                <w:szCs w:val="20"/>
+                <w:sz w:val="18"/>
+                <w:szCs w:val="18"/>
+              </w:rPr>
+            </w:pPr>
+            <w:r>
+              <w:rPr>
+                <w:rFonts w:ascii="Arial Nova Light" w:hAnsi="Arial Nova Light"/>
+                <w:sz w:val="18"/>
+                <w:szCs w:val="18"/>
               </w:rPr>
               <w:t>let person = {</w:t>
             </w:r>
             <w:r>
               <w:rPr>
                 <w:rFonts w:ascii="Arial Nova Light" w:hAnsi="Arial Nova Light"/>
-                <w:sz w:val="20"/>
-                <w:szCs w:val="20"/>
+                <w:sz w:val="18"/>
+                <w:szCs w:val="18"/>
               </w:rPr>
               <w:br/>
-              <w:t>name: "Ali",</w:t>
-            </w:r>
-            <w:r>
-              <w:rPr>
-                <w:rFonts w:ascii="Arial Nova Light" w:hAnsi="Arial Nova Light"/>
-                <w:sz w:val="20"/>
-                <w:szCs w:val="20"/>
+              <w:t>name: "ali",</w:t>
+            </w:r>
+            <w:r>
+              <w:rPr>
+                <w:rFonts w:ascii="Arial Nova Light" w:hAnsi="Arial Nova Light"/>
+                <w:sz w:val="18"/>
+                <w:szCs w:val="18"/>
               </w:rPr>
               <w:br/>
               <w:t>age: 20</w:t>
@@ -10513,8 +10505,8 @@
             <w:r>
               <w:rPr>
                 <w:rFonts w:ascii="Arial Nova Light" w:hAnsi="Arial Nova Light"/>
-                <w:sz w:val="20"/>
-                <w:szCs w:val="20"/>
+                <w:sz w:val="18"/>
+                <w:szCs w:val="18"/>
               </w:rPr>
               <w:br/>
               <w:t>};</w:t>
@@ -10536,17 +10528,17 @@
               <w:ind w:left="0"/>
               <w:rPr>
                 <w:rFonts w:ascii="Arial Nova Light" w:hAnsi="Arial Nova Light"/>
-                <w:sz w:val="20"/>
-                <w:szCs w:val="20"/>
-              </w:rPr>
-            </w:pPr>
-            <w:r>
-              <w:rPr>
-                <w:rFonts w:ascii="Arial Nova Light" w:hAnsi="Arial Nova Light"/>
-                <w:sz w:val="20"/>
-                <w:szCs w:val="20"/>
-              </w:rPr>
-              <w:t>Object banane ke 2 tareeqe likho</w:t>
+                <w:sz w:val="18"/>
+                <w:szCs w:val="18"/>
+              </w:rPr>
+            </w:pPr>
+            <w:r>
+              <w:rPr>
+                <w:rFonts w:ascii="Arial Nova Light" w:hAnsi="Arial Nova Light"/>
+                <w:sz w:val="18"/>
+                <w:szCs w:val="18"/>
+              </w:rPr>
+              <w:t>object banane ke 2 tareeqe likho</w:t>
             </w:r>
           </w:p>
         </w:tc>
@@ -10558,69 +10550,69 @@
             <w:pPr>
               <w:rPr>
                 <w:rFonts w:ascii="Arial Nova Light" w:hAnsi="Arial Nova Light"/>
-                <w:sz w:val="20"/>
-                <w:szCs w:val="20"/>
-              </w:rPr>
-            </w:pPr>
-            <w:r>
-              <w:rPr>
-                <w:rFonts w:ascii="Arial Nova Light" w:hAnsi="Arial Nova Light"/>
-                <w:sz w:val="20"/>
-                <w:szCs w:val="20"/>
-              </w:rPr>
-              <w:t>// Method 1 (Literal)</w:t>
-            </w:r>
-            <w:r>
-              <w:rPr>
-                <w:rFonts w:ascii="Arial Nova Light" w:hAnsi="Arial Nova Light"/>
-                <w:sz w:val="20"/>
-                <w:szCs w:val="20"/>
+                <w:sz w:val="18"/>
+                <w:szCs w:val="18"/>
+              </w:rPr>
+            </w:pPr>
+            <w:r>
+              <w:rPr>
+                <w:rFonts w:ascii="Arial Nova Light" w:hAnsi="Arial Nova Light"/>
+                <w:sz w:val="18"/>
+                <w:szCs w:val="18"/>
+              </w:rPr>
+              <w:t>// method 1 (literal)</w:t>
+            </w:r>
+            <w:r>
+              <w:rPr>
+                <w:rFonts w:ascii="Arial Nova Light" w:hAnsi="Arial Nova Light"/>
+                <w:sz w:val="18"/>
+                <w:szCs w:val="18"/>
               </w:rPr>
               <w:br/>
-              <w:t>let car = { brand: "Toyota", model: 2020 };</w:t>
-            </w:r>
-            <w:r>
-              <w:rPr>
-                <w:rFonts w:ascii="Arial Nova Light" w:hAnsi="Arial Nova Light"/>
-                <w:sz w:val="20"/>
-                <w:szCs w:val="20"/>
+              <w:t>let car = { brand: "toyota", model: 2020 };</w:t>
+            </w:r>
+            <w:r>
+              <w:rPr>
+                <w:rFonts w:ascii="Arial Nova Light" w:hAnsi="Arial Nova Light"/>
+                <w:sz w:val="18"/>
+                <w:szCs w:val="18"/>
               </w:rPr>
               <w:br/>
             </w:r>
             <w:r>
               <w:rPr>
                 <w:rFonts w:ascii="Arial Nova Light" w:hAnsi="Arial Nova Light"/>
-                <w:sz w:val="20"/>
-                <w:szCs w:val="20"/>
+                <w:sz w:val="18"/>
+                <w:szCs w:val="18"/>
               </w:rPr>
               <w:br/>
-              <w:t>// Method 2 (Constructor)</w:t>
-            </w:r>
-            <w:r>
-              <w:rPr>
-                <w:rFonts w:ascii="Arial Nova Light" w:hAnsi="Arial Nova Light"/>
-                <w:sz w:val="20"/>
-                <w:szCs w:val="20"/>
+              <w:t>// method 2 (constructor)</w:t>
+            </w:r>
+            <w:r>
+              <w:rPr>
+                <w:rFonts w:ascii="Arial Nova Light" w:hAnsi="Arial Nova Light"/>
+                <w:sz w:val="18"/>
+                <w:szCs w:val="18"/>
               </w:rPr>
               <w:br/>
-              <w:t>let obj = new Object();</w:t>
-            </w:r>
-            <w:r>
-              <w:rPr>
-                <w:rFonts w:ascii="Arial Nova Light" w:hAnsi="Arial Nova Light"/>
-                <w:sz w:val="20"/>
-                <w:szCs w:val="20"/>
+              <w:t>let obj = new object();</w:t>
+            </w:r>
+            <w:r>
+              <w:rPr>
+                <w:rFonts w:ascii="Arial Nova Light" w:hAnsi="Arial Nova Light"/>
+                <w:sz w:val="18"/>
+                <w:szCs w:val="18"/>
               </w:rPr>
               <w:br/>
-              <w:t>obj.name = "Ahmed";</w:t>
-            </w:r>
-          </w:p>
-          <w:p>
-            <w:pPr>
-              <w:rPr>
-                <w:rFonts w:ascii="Arial Nova Light" w:hAnsi="Arial Nova Light"/>
-                <w:sz w:val="20"/>
-                <w:szCs w:val="20"/>
+              <w:t>obj.name = "ahmed";</w:t>
+            </w:r>
+          </w:p>
+          <w:p>
+            <w:pPr>
+              <w:rPr>
+                <w:rFonts w:ascii="Arial Nova Light" w:hAnsi="Arial Nova Light"/>
+                <w:sz w:val="18"/>
+                <w:szCs w:val="18"/>
               </w:rPr>
             </w:pPr>
           </w:p>
@@ -10635,8 +10627,8 @@
               <w:ind w:left="0"/>
               <w:rPr>
                 <w:rFonts w:ascii="Arial Nova Light" w:hAnsi="Arial Nova Light"/>
-                <w:sz w:val="20"/>
-                <w:szCs w:val="20"/>
+                <w:sz w:val="18"/>
+                <w:szCs w:val="18"/>
               </w:rPr>
             </w:pPr>
           </w:p>
@@ -10656,17 +10648,17 @@
               <w:ind w:left="0"/>
               <w:rPr>
                 <w:rFonts w:ascii="Arial Nova Light" w:hAnsi="Arial Nova Light"/>
-                <w:sz w:val="20"/>
-                <w:szCs w:val="20"/>
-              </w:rPr>
-            </w:pPr>
-            <w:r>
-              <w:rPr>
-                <w:rFonts w:ascii="Arial Nova Light" w:hAnsi="Arial Nova Light"/>
-                <w:sz w:val="20"/>
-                <w:szCs w:val="20"/>
-              </w:rPr>
-              <w:t>Object ki properties ko access kaise karte hain</w:t>
+                <w:sz w:val="18"/>
+                <w:szCs w:val="18"/>
+              </w:rPr>
+            </w:pPr>
+            <w:r>
+              <w:rPr>
+                <w:rFonts w:ascii="Arial Nova Light" w:hAnsi="Arial Nova Light"/>
+                <w:sz w:val="18"/>
+                <w:szCs w:val="18"/>
+              </w:rPr>
+              <w:t>object ki properties ko access kaise karte hain</w:t>
             </w:r>
           </w:p>
         </w:tc>
@@ -10678,48 +10670,40 @@
             <w:pPr>
               <w:rPr>
                 <w:rFonts w:ascii="Arial Nova Light" w:hAnsi="Arial Nova Light"/>
-                <w:sz w:val="20"/>
-                <w:szCs w:val="20"/>
-              </w:rPr>
-            </w:pPr>
-            <w:r>
-              <w:rPr>
-                <w:rFonts w:ascii="Arial Nova Light" w:hAnsi="Arial Nova Light"/>
-                <w:sz w:val="20"/>
-                <w:szCs w:val="20"/>
-              </w:rPr>
-              <w:t>let user = { name: "Ali", age: 22 };</w:t>
-            </w:r>
-            <w:r>
-              <w:rPr>
-                <w:rFonts w:ascii="Arial Nova Light" w:hAnsi="Arial Nova Light"/>
-                <w:sz w:val="20"/>
-                <w:szCs w:val="20"/>
+                <w:sz w:val="18"/>
+                <w:szCs w:val="18"/>
+              </w:rPr>
+            </w:pPr>
+            <w:r>
+              <w:rPr>
+                <w:rFonts w:ascii="Arial Nova Light" w:hAnsi="Arial Nova Light"/>
+                <w:sz w:val="18"/>
+                <w:szCs w:val="18"/>
+              </w:rPr>
+              <w:t>let user = { name: "ali", age: 22 };</w:t>
+            </w:r>
+            <w:r>
+              <w:rPr>
+                <w:rFonts w:ascii="Arial Nova Light" w:hAnsi="Arial Nova Light"/>
+                <w:sz w:val="18"/>
+                <w:szCs w:val="18"/>
               </w:rPr>
               <w:br/>
             </w:r>
             <w:r>
               <w:rPr>
                 <w:rFonts w:ascii="Arial Nova Light" w:hAnsi="Arial Nova Light"/>
-                <w:sz w:val="20"/>
-                <w:szCs w:val="20"/>
+                <w:sz w:val="18"/>
+                <w:szCs w:val="18"/>
               </w:rPr>
               <w:br/>
-            </w:r>
-            <w:r>
-              <w:rPr>
-                <w:rFonts w:ascii="Arial Nova Light" w:hAnsi="Arial Nova Light"/>
-                <w:sz w:val="20"/>
-                <w:szCs w:val="20"/>
-              </w:rPr>
-              <w:lastRenderedPageBreak/>
-              <w:t>// Dot notation</w:t>
-            </w:r>
-            <w:r>
-              <w:rPr>
-                <w:rFonts w:ascii="Arial Nova Light" w:hAnsi="Arial Nova Light"/>
-                <w:sz w:val="20"/>
-                <w:szCs w:val="20"/>
+              <w:t>// dot notation</w:t>
+            </w:r>
+            <w:r>
+              <w:rPr>
+                <w:rFonts w:ascii="Arial Nova Light" w:hAnsi="Arial Nova Light"/>
+                <w:sz w:val="18"/>
+                <w:szCs w:val="18"/>
               </w:rPr>
               <w:br/>
               <w:t>console.log(user.name);</w:t>
@@ -10727,25 +10711,25 @@
             <w:r>
               <w:rPr>
                 <w:rFonts w:ascii="Arial Nova Light" w:hAnsi="Arial Nova Light"/>
-                <w:sz w:val="20"/>
-                <w:szCs w:val="20"/>
+                <w:sz w:val="18"/>
+                <w:szCs w:val="18"/>
               </w:rPr>
               <w:br/>
             </w:r>
             <w:r>
               <w:rPr>
                 <w:rFonts w:ascii="Arial Nova Light" w:hAnsi="Arial Nova Light"/>
-                <w:sz w:val="20"/>
-                <w:szCs w:val="20"/>
+                <w:sz w:val="18"/>
+                <w:szCs w:val="18"/>
               </w:rPr>
               <w:br/>
-              <w:t>// Bracket notation</w:t>
-            </w:r>
-            <w:r>
-              <w:rPr>
-                <w:rFonts w:ascii="Arial Nova Light" w:hAnsi="Arial Nova Light"/>
-                <w:sz w:val="20"/>
-                <w:szCs w:val="20"/>
+              <w:t>// bracket notation</w:t>
+            </w:r>
+            <w:r>
+              <w:rPr>
+                <w:rFonts w:ascii="Arial Nova Light" w:hAnsi="Arial Nova Light"/>
+                <w:sz w:val="18"/>
+                <w:szCs w:val="18"/>
               </w:rPr>
               <w:br/>
               <w:t>console.log(user["age"]);</w:t>
@@ -10762,8 +10746,8 @@
               <w:ind w:left="0"/>
               <w:rPr>
                 <w:rFonts w:ascii="Arial Nova Light" w:hAnsi="Arial Nova Light"/>
-                <w:sz w:val="20"/>
-                <w:szCs w:val="20"/>
+                <w:sz w:val="18"/>
+                <w:szCs w:val="18"/>
               </w:rPr>
             </w:pPr>
           </w:p>
@@ -10783,17 +10767,17 @@
               <w:ind w:left="0"/>
               <w:rPr>
                 <w:rFonts w:ascii="Arial Nova Light" w:hAnsi="Arial Nova Light"/>
-                <w:sz w:val="20"/>
-                <w:szCs w:val="20"/>
-              </w:rPr>
-            </w:pPr>
-            <w:r>
-              <w:rPr>
-                <w:rFonts w:ascii="Arial Nova Light" w:hAnsi="Arial Nova Light"/>
-                <w:sz w:val="20"/>
-                <w:szCs w:val="20"/>
-              </w:rPr>
-              <w:t>Dot notation aur bracket notation mein difference kya hai</w:t>
+                <w:sz w:val="18"/>
+                <w:szCs w:val="18"/>
+              </w:rPr>
+            </w:pPr>
+            <w:r>
+              <w:rPr>
+                <w:rFonts w:ascii="Arial Nova Light" w:hAnsi="Arial Nova Light"/>
+                <w:sz w:val="18"/>
+                <w:szCs w:val="18"/>
+              </w:rPr>
+              <w:t>dot notation aur bracket notation mein difference kya hai</w:t>
             </w:r>
           </w:p>
         </w:tc>
@@ -10803,46 +10787,36 @@
           </w:tcPr>
           <w:p>
             <w:pPr>
-              <w:pStyle w:val="ListParagraph"/>
-              <w:numPr>
-                <w:ilvl w:val="0"/>
-                <w:numId w:val="38"/>
-              </w:numPr>
-              <w:rPr>
-                <w:rFonts w:ascii="Arial Nova Light" w:hAnsi="Arial Nova Light"/>
-                <w:sz w:val="20"/>
-                <w:szCs w:val="20"/>
-              </w:rPr>
-            </w:pPr>
-            <w:r>
-              <w:rPr>
-                <w:rFonts w:ascii="Arial Nova Light" w:hAnsi="Arial Nova Light"/>
-                <w:sz w:val="20"/>
-                <w:szCs w:val="20"/>
-              </w:rPr>
-              <w:t xml:space="preserve">Dot notation simple hota hai: user.name </w:t>
-            </w:r>
-          </w:p>
-          <w:p>
-            <w:pPr>
-              <w:pStyle w:val="ListParagraph"/>
-              <w:numPr>
-                <w:ilvl w:val="0"/>
-                <w:numId w:val="38"/>
-              </w:numPr>
-              <w:rPr>
-                <w:rFonts w:ascii="Arial Nova Light" w:hAnsi="Arial Nova Light"/>
-                <w:sz w:val="20"/>
-                <w:szCs w:val="20"/>
-              </w:rPr>
-            </w:pPr>
-            <w:r>
-              <w:rPr>
-                <w:rFonts w:ascii="Arial Nova Light" w:hAnsi="Arial Nova Light"/>
-                <w:sz w:val="20"/>
-                <w:szCs w:val="20"/>
-              </w:rPr>
-              <w:t>Bracket notation dynamic ya variables ke liye use hota hai: user[key]</w:t>
+              <w:rPr>
+                <w:rFonts w:ascii="Arial Nova Light" w:hAnsi="Arial Nova Light"/>
+                <w:sz w:val="18"/>
+                <w:szCs w:val="18"/>
+              </w:rPr>
+            </w:pPr>
+            <w:r>
+              <w:rPr>
+                <w:rFonts w:ascii="Arial Nova Light" w:hAnsi="Arial Nova Light"/>
+                <w:sz w:val="18"/>
+                <w:szCs w:val="18"/>
+              </w:rPr>
+              <w:t xml:space="preserve">dot notation simple hota hai: user.name </w:t>
+            </w:r>
+          </w:p>
+          <w:p>
+            <w:pPr>
+              <w:rPr>
+                <w:rFonts w:ascii="Arial Nova Light" w:hAnsi="Arial Nova Light"/>
+                <w:sz w:val="18"/>
+                <w:szCs w:val="18"/>
+              </w:rPr>
+            </w:pPr>
+            <w:r>
+              <w:rPr>
+                <w:rFonts w:ascii="Arial Nova Light" w:hAnsi="Arial Nova Light"/>
+                <w:sz w:val="18"/>
+                <w:szCs w:val="18"/>
+              </w:rPr>
+              <w:t>bracket notation dynamic ya variables ke liye use hota hai: user[key]</w:t>
             </w:r>
           </w:p>
         </w:tc>
@@ -10856,8 +10830,8 @@
               <w:ind w:left="0"/>
               <w:rPr>
                 <w:rFonts w:ascii="Arial Nova Light" w:hAnsi="Arial Nova Light"/>
-                <w:sz w:val="20"/>
-                <w:szCs w:val="20"/>
+                <w:sz w:val="18"/>
+                <w:szCs w:val="18"/>
               </w:rPr>
             </w:pPr>
           </w:p>
@@ -10877,17 +10851,17 @@
               <w:ind w:left="0"/>
               <w:rPr>
                 <w:rFonts w:ascii="Arial Nova Light" w:hAnsi="Arial Nova Light"/>
-                <w:sz w:val="20"/>
-                <w:szCs w:val="20"/>
-              </w:rPr>
-            </w:pPr>
-            <w:r>
-              <w:rPr>
-                <w:rFonts w:ascii="Arial Nova Light" w:hAnsi="Arial Nova Light"/>
-                <w:sz w:val="20"/>
-                <w:szCs w:val="20"/>
-              </w:rPr>
-              <w:t>Object method kya hota hai</w:t>
+                <w:sz w:val="18"/>
+                <w:szCs w:val="18"/>
+              </w:rPr>
+            </w:pPr>
+            <w:r>
+              <w:rPr>
+                <w:rFonts w:ascii="Arial Nova Light" w:hAnsi="Arial Nova Light"/>
+                <w:sz w:val="18"/>
+                <w:szCs w:val="18"/>
+              </w:rPr>
+              <w:t>object method kya hota hai</w:t>
             </w:r>
           </w:p>
         </w:tc>
@@ -10899,17 +10873,17 @@
             <w:pPr>
               <w:rPr>
                 <w:rFonts w:ascii="Arial Nova Light" w:hAnsi="Arial Nova Light"/>
-                <w:sz w:val="20"/>
-                <w:szCs w:val="20"/>
-              </w:rPr>
-            </w:pPr>
-            <w:r>
-              <w:rPr>
-                <w:rFonts w:ascii="Arial Nova Light" w:hAnsi="Arial Nova Light"/>
-                <w:sz w:val="20"/>
-                <w:szCs w:val="20"/>
-              </w:rPr>
-              <w:t>Jab object ke andar function hota hai to usay method kehte hain.</w:t>
+                <w:sz w:val="18"/>
+                <w:szCs w:val="18"/>
+              </w:rPr>
+            </w:pPr>
+            <w:r>
+              <w:rPr>
+                <w:rFonts w:ascii="Arial Nova Light" w:hAnsi="Arial Nova Light"/>
+                <w:sz w:val="18"/>
+                <w:szCs w:val="18"/>
+              </w:rPr>
+              <w:t>jab object ke andar function hota hai to usay method kehte hain.</w:t>
             </w:r>
           </w:p>
         </w:tc>
@@ -10923,32 +10897,32 @@
               <w:ind w:left="0"/>
               <w:rPr>
                 <w:rFonts w:ascii="Arial Nova Light" w:hAnsi="Arial Nova Light"/>
-                <w:sz w:val="20"/>
-                <w:szCs w:val="20"/>
-              </w:rPr>
-            </w:pPr>
-            <w:r>
-              <w:rPr>
-                <w:rFonts w:ascii="Arial Nova Light" w:hAnsi="Arial Nova Light"/>
-                <w:sz w:val="20"/>
-                <w:szCs w:val="20"/>
+                <w:sz w:val="18"/>
+                <w:szCs w:val="18"/>
+              </w:rPr>
+            </w:pPr>
+            <w:r>
+              <w:rPr>
+                <w:rFonts w:ascii="Arial Nova Light" w:hAnsi="Arial Nova Light"/>
+                <w:sz w:val="18"/>
+                <w:szCs w:val="18"/>
               </w:rPr>
               <w:t>let person = {</w:t>
             </w:r>
             <w:r>
               <w:rPr>
                 <w:rFonts w:ascii="Arial Nova Light" w:hAnsi="Arial Nova Light"/>
-                <w:sz w:val="20"/>
-                <w:szCs w:val="20"/>
+                <w:sz w:val="18"/>
+                <w:szCs w:val="18"/>
               </w:rPr>
               <w:br/>
-              <w:t>name: "Ali",</w:t>
-            </w:r>
-            <w:r>
-              <w:rPr>
-                <w:rFonts w:ascii="Arial Nova Light" w:hAnsi="Arial Nova Light"/>
-                <w:sz w:val="20"/>
-                <w:szCs w:val="20"/>
+              <w:t>name: "ali",</w:t>
+            </w:r>
+            <w:r>
+              <w:rPr>
+                <w:rFonts w:ascii="Arial Nova Light" w:hAnsi="Arial Nova Light"/>
+                <w:sz w:val="18"/>
+                <w:szCs w:val="18"/>
               </w:rPr>
               <w:br/>
               <w:t>greet: function() {</w:t>
@@ -10956,17 +10930,17 @@
             <w:r>
               <w:rPr>
                 <w:rFonts w:ascii="Arial Nova Light" w:hAnsi="Arial Nova Light"/>
-                <w:sz w:val="20"/>
-                <w:szCs w:val="20"/>
+                <w:sz w:val="18"/>
+                <w:szCs w:val="18"/>
               </w:rPr>
               <w:br/>
-              <w:t>return "Hello";</w:t>
-            </w:r>
-            <w:r>
-              <w:rPr>
-                <w:rFonts w:ascii="Arial Nova Light" w:hAnsi="Arial Nova Light"/>
-                <w:sz w:val="20"/>
-                <w:szCs w:val="20"/>
+              <w:t>return "hello";</w:t>
+            </w:r>
+            <w:r>
+              <w:rPr>
+                <w:rFonts w:ascii="Arial Nova Light" w:hAnsi="Arial Nova Light"/>
+                <w:sz w:val="18"/>
+                <w:szCs w:val="18"/>
               </w:rPr>
               <w:br/>
               <w:t>}</w:t>
@@ -10974,8 +10948,8 @@
             <w:r>
               <w:rPr>
                 <w:rFonts w:ascii="Arial Nova Light" w:hAnsi="Arial Nova Light"/>
-                <w:sz w:val="20"/>
-                <w:szCs w:val="20"/>
+                <w:sz w:val="18"/>
+                <w:szCs w:val="18"/>
               </w:rPr>
               <w:br/>
               <w:t>};</w:t>
@@ -10997,17 +10971,17 @@
               <w:ind w:left="0"/>
               <w:rPr>
                 <w:rFonts w:ascii="Arial Nova Light" w:hAnsi="Arial Nova Light"/>
-                <w:sz w:val="20"/>
-                <w:szCs w:val="20"/>
-              </w:rPr>
-            </w:pPr>
-            <w:r>
-              <w:rPr>
-                <w:rFonts w:ascii="Arial Nova Light" w:hAnsi="Arial Nova Light"/>
-                <w:sz w:val="20"/>
-                <w:szCs w:val="20"/>
-              </w:rPr>
-              <w:t>Ek object banao jisme method ho jo full name return kare</w:t>
+                <w:sz w:val="18"/>
+                <w:szCs w:val="18"/>
+              </w:rPr>
+            </w:pPr>
+            <w:r>
+              <w:rPr>
+                <w:rFonts w:ascii="Arial Nova Light" w:hAnsi="Arial Nova Light"/>
+                <w:sz w:val="18"/>
+                <w:szCs w:val="18"/>
+              </w:rPr>
+              <w:t>ek object banao jisme method ho jo full name return kare</w:t>
             </w:r>
           </w:p>
         </w:tc>
@@ -11019,8 +10993,8 @@
             <w:pPr>
               <w:rPr>
                 <w:rFonts w:ascii="Arial Nova Light" w:hAnsi="Arial Nova Light"/>
-                <w:sz w:val="20"/>
-                <w:szCs w:val="20"/>
+                <w:sz w:val="18"/>
+                <w:szCs w:val="18"/>
               </w:rPr>
             </w:pPr>
           </w:p>
@@ -11035,59 +11009,67 @@
               <w:ind w:left="0"/>
               <w:rPr>
                 <w:rFonts w:ascii="Arial Nova Light" w:hAnsi="Arial Nova Light"/>
-                <w:sz w:val="20"/>
-                <w:szCs w:val="20"/>
-              </w:rPr>
-            </w:pPr>
-            <w:r>
-              <w:rPr>
-                <w:rFonts w:ascii="Arial Nova Light" w:hAnsi="Arial Nova Light"/>
-                <w:sz w:val="20"/>
-                <w:szCs w:val="20"/>
+                <w:sz w:val="18"/>
+                <w:szCs w:val="18"/>
+              </w:rPr>
+            </w:pPr>
+            <w:r>
+              <w:rPr>
+                <w:rFonts w:ascii="Arial Nova Light" w:hAnsi="Arial Nova Light"/>
+                <w:sz w:val="18"/>
+                <w:szCs w:val="18"/>
               </w:rPr>
               <w:t>let person = {</w:t>
             </w:r>
             <w:r>
               <w:rPr>
                 <w:rFonts w:ascii="Arial Nova Light" w:hAnsi="Arial Nova Light"/>
-                <w:sz w:val="20"/>
-                <w:szCs w:val="20"/>
+                <w:sz w:val="18"/>
+                <w:szCs w:val="18"/>
               </w:rPr>
               <w:br/>
-              <w:t>firstName: "Ali",</w:t>
-            </w:r>
-            <w:r>
-              <w:rPr>
-                <w:rFonts w:ascii="Arial Nova Light" w:hAnsi="Arial Nova Light"/>
-                <w:sz w:val="20"/>
-                <w:szCs w:val="20"/>
+              <w:t>firstname: "ali",</w:t>
+            </w:r>
+            <w:r>
+              <w:rPr>
+                <w:rFonts w:ascii="Arial Nova Light" w:hAnsi="Arial Nova Light"/>
+                <w:sz w:val="18"/>
+                <w:szCs w:val="18"/>
               </w:rPr>
               <w:br/>
-              <w:t>lastName: "Khan",</w:t>
-            </w:r>
-            <w:r>
-              <w:rPr>
-                <w:rFonts w:ascii="Arial Nova Light" w:hAnsi="Arial Nova Light"/>
-                <w:sz w:val="20"/>
-                <w:szCs w:val="20"/>
+              <w:t>lastname: "khan",</w:t>
+            </w:r>
+            <w:r>
+              <w:rPr>
+                <w:rFonts w:ascii="Arial Nova Light" w:hAnsi="Arial Nova Light"/>
+                <w:sz w:val="18"/>
+                <w:szCs w:val="18"/>
               </w:rPr>
               <w:br/>
-              <w:t>fullName: function() {</w:t>
-            </w:r>
-            <w:r>
-              <w:rPr>
-                <w:rFonts w:ascii="Arial Nova Light" w:hAnsi="Arial Nova Light"/>
-                <w:sz w:val="20"/>
-                <w:szCs w:val="20"/>
+            </w:r>
+            <w:r>
+              <w:rPr>
+                <w:rFonts w:ascii="Arial Nova Light" w:hAnsi="Arial Nova Light"/>
+                <w:sz w:val="18"/>
+                <w:szCs w:val="18"/>
+              </w:rPr>
+              <w:lastRenderedPageBreak/>
+              <w:t>fullname: function() {</w:t>
+            </w:r>
+            <w:r>
+              <w:rPr>
+                <w:rFonts w:ascii="Arial Nova Light" w:hAnsi="Arial Nova Light"/>
+                <w:sz w:val="18"/>
+                <w:szCs w:val="18"/>
               </w:rPr>
               <w:br/>
-              <w:t>return this.firstName + " " + this.lastName;</w:t>
-            </w:r>
-            <w:r>
-              <w:rPr>
-                <w:rFonts w:ascii="Arial Nova Light" w:hAnsi="Arial Nova Light"/>
-                <w:sz w:val="20"/>
-                <w:szCs w:val="20"/>
+              <w:t>return this.firstname + " " + this.lastname;</w:t>
+            </w:r>
+            <w:r>
+              <w:rPr>
+                <w:rFonts w:ascii="Arial Nova Light" w:hAnsi="Arial Nova Light"/>
+                <w:sz w:val="18"/>
+                <w:szCs w:val="18"/>
               </w:rPr>
               <w:br/>
               <w:t>}</w:t>
@@ -11095,8 +11077,8 @@
             <w:r>
               <w:rPr>
                 <w:rFonts w:ascii="Arial Nova Light" w:hAnsi="Arial Nova Light"/>
-                <w:sz w:val="20"/>
-                <w:szCs w:val="20"/>
+                <w:sz w:val="18"/>
+                <w:szCs w:val="18"/>
               </w:rPr>
               <w:br/>
               <w:t>};</w:t>
@@ -11118,16 +11100,17 @@
               <w:ind w:left="0"/>
               <w:rPr>
                 <w:rFonts w:ascii="Arial Nova Light" w:hAnsi="Arial Nova Light"/>
-                <w:sz w:val="20"/>
-                <w:szCs w:val="20"/>
-              </w:rPr>
-            </w:pPr>
-            <w:r>
-              <w:rPr>
-                <w:rFonts w:ascii="Arial Nova Light" w:hAnsi="Arial Nova Light"/>
-                <w:sz w:val="20"/>
-                <w:szCs w:val="20"/>
-              </w:rPr>
+                <w:sz w:val="18"/>
+                <w:szCs w:val="18"/>
+              </w:rPr>
+            </w:pPr>
+            <w:r>
+              <w:rPr>
+                <w:rFonts w:ascii="Arial Nova Light" w:hAnsi="Arial Nova Light"/>
+                <w:sz w:val="18"/>
+                <w:szCs w:val="18"/>
+              </w:rPr>
+              <w:lastRenderedPageBreak/>
               <w:t>this keyword kya hota hai</w:t>
             </w:r>
           </w:p>
@@ -11140,15 +11123,15 @@
             <w:pPr>
               <w:rPr>
                 <w:rFonts w:ascii="Arial Nova Light" w:hAnsi="Arial Nova Light"/>
-                <w:sz w:val="20"/>
-                <w:szCs w:val="20"/>
-              </w:rPr>
-            </w:pPr>
-            <w:r>
-              <w:rPr>
-                <w:rFonts w:ascii="Arial Nova Light" w:hAnsi="Arial Nova Light"/>
-                <w:sz w:val="20"/>
-                <w:szCs w:val="20"/>
+                <w:sz w:val="18"/>
+                <w:szCs w:val="18"/>
+              </w:rPr>
+            </w:pPr>
+            <w:r>
+              <w:rPr>
+                <w:rFonts w:ascii="Arial Nova Light" w:hAnsi="Arial Nova Light"/>
+                <w:sz w:val="18"/>
+                <w:szCs w:val="18"/>
               </w:rPr>
               <w:t>this object ko refer karta hai jisme wo use ho raha ho.</w:t>
             </w:r>
@@ -11164,8 +11147,8 @@
               <w:ind w:left="0"/>
               <w:rPr>
                 <w:rFonts w:ascii="Arial Nova Light" w:hAnsi="Arial Nova Light"/>
-                <w:sz w:val="20"/>
-                <w:szCs w:val="20"/>
+                <w:sz w:val="18"/>
+                <w:szCs w:val="18"/>
               </w:rPr>
             </w:pPr>
           </w:p>
@@ -11185,17 +11168,17 @@
               <w:ind w:left="0"/>
               <w:rPr>
                 <w:rFonts w:ascii="Arial Nova Light" w:hAnsi="Arial Nova Light"/>
-                <w:sz w:val="20"/>
-                <w:szCs w:val="20"/>
-              </w:rPr>
-            </w:pPr>
-            <w:r>
-              <w:rPr>
-                <w:rFonts w:ascii="Arial Nova Light" w:hAnsi="Arial Nova Light"/>
-                <w:sz w:val="20"/>
-                <w:szCs w:val="20"/>
-              </w:rPr>
-              <w:t>Object se values directly variables mein nikalna.</w:t>
+                <w:sz w:val="18"/>
+                <w:szCs w:val="18"/>
+              </w:rPr>
+            </w:pPr>
+            <w:r>
+              <w:rPr>
+                <w:rFonts w:ascii="Arial Nova Light" w:hAnsi="Arial Nova Light"/>
+                <w:sz w:val="18"/>
+                <w:szCs w:val="18"/>
+              </w:rPr>
+              <w:t>object se values directly variables mein nikalna.</w:t>
             </w:r>
           </w:p>
         </w:tc>
@@ -11207,23 +11190,23 @@
             <w:pPr>
               <w:rPr>
                 <w:rFonts w:ascii="Arial Nova Light" w:hAnsi="Arial Nova Light"/>
-                <w:sz w:val="20"/>
-                <w:szCs w:val="20"/>
-              </w:rPr>
-            </w:pPr>
-            <w:r>
-              <w:rPr>
-                <w:rFonts w:ascii="Arial Nova Light" w:hAnsi="Arial Nova Light"/>
-                <w:sz w:val="20"/>
-                <w:szCs w:val="20"/>
-              </w:rPr>
-              <w:t>let user = { name: "Ali", age: 25 };</w:t>
-            </w:r>
-            <w:r>
-              <w:rPr>
-                <w:rFonts w:ascii="Arial Nova Light" w:hAnsi="Arial Nova Light"/>
-                <w:sz w:val="20"/>
-                <w:szCs w:val="20"/>
+                <w:sz w:val="18"/>
+                <w:szCs w:val="18"/>
+              </w:rPr>
+            </w:pPr>
+            <w:r>
+              <w:rPr>
+                <w:rFonts w:ascii="Arial Nova Light" w:hAnsi="Arial Nova Light"/>
+                <w:sz w:val="18"/>
+                <w:szCs w:val="18"/>
+              </w:rPr>
+              <w:t>let user = { name: "ali", age: 25 };</w:t>
+            </w:r>
+            <w:r>
+              <w:rPr>
+                <w:rFonts w:ascii="Arial Nova Light" w:hAnsi="Arial Nova Light"/>
+                <w:sz w:val="18"/>
+                <w:szCs w:val="18"/>
               </w:rPr>
               <w:br/>
               <w:t>let { name, age } = user;</w:t>
@@ -11240,8 +11223,8 @@
               <w:ind w:left="0"/>
               <w:rPr>
                 <w:rFonts w:ascii="Arial Nova Light" w:hAnsi="Arial Nova Light"/>
-                <w:sz w:val="20"/>
-                <w:szCs w:val="20"/>
+                <w:sz w:val="18"/>
+                <w:szCs w:val="18"/>
               </w:rPr>
             </w:pPr>
           </w:p>
@@ -11261,17 +11244,17 @@
               <w:ind w:left="0"/>
               <w:rPr>
                 <w:rFonts w:ascii="Arial Nova Light" w:hAnsi="Arial Nova Light"/>
-                <w:sz w:val="20"/>
-                <w:szCs w:val="20"/>
-              </w:rPr>
-            </w:pPr>
-            <w:r>
-              <w:rPr>
-                <w:rFonts w:ascii="Arial Nova Light" w:hAnsi="Arial Nova Light"/>
-                <w:sz w:val="20"/>
-                <w:szCs w:val="20"/>
-              </w:rPr>
-              <w:t>Is object se city ko destructure karo aur print karo</w:t>
+                <w:sz w:val="18"/>
+                <w:szCs w:val="18"/>
+              </w:rPr>
+            </w:pPr>
+            <w:r>
+              <w:rPr>
+                <w:rFonts w:ascii="Arial Nova Light" w:hAnsi="Arial Nova Light"/>
+                <w:sz w:val="18"/>
+                <w:szCs w:val="18"/>
+              </w:rPr>
+              <w:t>is object se city ko destructure karo aur print karo</w:t>
             </w:r>
           </w:p>
         </w:tc>
@@ -11283,32 +11266,32 @@
             <w:pPr>
               <w:rPr>
                 <w:rFonts w:ascii="Arial Nova Light" w:hAnsi="Arial Nova Light"/>
-                <w:sz w:val="20"/>
-                <w:szCs w:val="20"/>
-              </w:rPr>
-            </w:pPr>
-            <w:r>
-              <w:rPr>
-                <w:rFonts w:ascii="Arial Nova Light" w:hAnsi="Arial Nova Light"/>
-                <w:sz w:val="20"/>
-                <w:szCs w:val="20"/>
+                <w:sz w:val="18"/>
+                <w:szCs w:val="18"/>
+              </w:rPr>
+            </w:pPr>
+            <w:r>
+              <w:rPr>
+                <w:rFonts w:ascii="Arial Nova Light" w:hAnsi="Arial Nova Light"/>
+                <w:sz w:val="18"/>
+                <w:szCs w:val="18"/>
               </w:rPr>
               <w:t>let data = {</w:t>
             </w:r>
             <w:r>
               <w:rPr>
                 <w:rFonts w:ascii="Arial Nova Light" w:hAnsi="Arial Nova Light"/>
-                <w:sz w:val="20"/>
-                <w:szCs w:val="20"/>
+                <w:sz w:val="18"/>
+                <w:szCs w:val="18"/>
               </w:rPr>
               <w:br/>
-              <w:t>name: "Ali",</w:t>
-            </w:r>
-            <w:r>
-              <w:rPr>
-                <w:rFonts w:ascii="Arial Nova Light" w:hAnsi="Arial Nova Light"/>
-                <w:sz w:val="20"/>
-                <w:szCs w:val="20"/>
+              <w:t>name: "ali",</w:t>
+            </w:r>
+            <w:r>
+              <w:rPr>
+                <w:rFonts w:ascii="Arial Nova Light" w:hAnsi="Arial Nova Light"/>
+                <w:sz w:val="18"/>
+                <w:szCs w:val="18"/>
               </w:rPr>
               <w:br/>
               <w:t>address: {</w:t>
@@ -11316,20 +11299,20 @@
             <w:r>
               <w:rPr>
                 <w:rFonts w:ascii="Arial Nova Light" w:hAnsi="Arial Nova Light"/>
-                <w:sz w:val="20"/>
-                <w:szCs w:val="20"/>
+                <w:sz w:val="18"/>
+                <w:szCs w:val="18"/>
               </w:rPr>
               <w:br/>
-              <w:t>city: "Karachi",</w:t>
-            </w:r>
-            <w:r>
-              <w:rPr>
-                <w:rFonts w:ascii="Arial Nova Light" w:hAnsi="Arial Nova Light"/>
-                <w:sz w:val="20"/>
-                <w:szCs w:val="20"/>
+              <w:t>city: "karachi",</w:t>
+            </w:r>
+            <w:r>
+              <w:rPr>
+                <w:rFonts w:ascii="Arial Nova Light" w:hAnsi="Arial Nova Light"/>
+                <w:sz w:val="18"/>
+                <w:szCs w:val="18"/>
               </w:rPr>
               <w:br/>
-              <w:t>country: "Pakistan"}};</w:t>
+              <w:t>country: "pakistan"}};</w:t>
             </w:r>
           </w:p>
         </w:tc>
@@ -11341,23 +11324,23 @@
             <w:pPr>
               <w:rPr>
                 <w:rFonts w:ascii="Arial Nova Light" w:hAnsi="Arial Nova Light"/>
-                <w:sz w:val="20"/>
-                <w:szCs w:val="20"/>
-              </w:rPr>
-            </w:pPr>
-            <w:r>
-              <w:rPr>
-                <w:rFonts w:ascii="Arial Nova Light" w:hAnsi="Arial Nova Light"/>
-                <w:sz w:val="20"/>
-                <w:szCs w:val="20"/>
+                <w:sz w:val="18"/>
+                <w:szCs w:val="18"/>
+              </w:rPr>
+            </w:pPr>
+            <w:r>
+              <w:rPr>
+                <w:rFonts w:ascii="Arial Nova Light" w:hAnsi="Arial Nova Light"/>
+                <w:sz w:val="18"/>
+                <w:szCs w:val="18"/>
               </w:rPr>
               <w:t>let { address: { city } } = data;</w:t>
             </w:r>
             <w:r>
               <w:rPr>
                 <w:rFonts w:ascii="Arial Nova Light" w:hAnsi="Arial Nova Light"/>
-                <w:sz w:val="20"/>
-                <w:szCs w:val="20"/>
+                <w:sz w:val="18"/>
+                <w:szCs w:val="18"/>
               </w:rPr>
               <w:br/>
               <w:t>console.log(city);</w:t>
@@ -11369,8 +11352,8 @@
               <w:ind w:left="0"/>
               <w:rPr>
                 <w:rFonts w:ascii="Arial Nova Light" w:hAnsi="Arial Nova Light"/>
-                <w:sz w:val="20"/>
-                <w:szCs w:val="20"/>
+                <w:sz w:val="18"/>
+                <w:szCs w:val="18"/>
               </w:rPr>
             </w:pPr>
           </w:p>
@@ -11390,8 +11373,8 @@
               <w:ind w:left="0"/>
               <w:rPr>
                 <w:rFonts w:ascii="Arial Nova Light" w:hAnsi="Arial Nova Light"/>
-                <w:sz w:val="20"/>
-                <w:szCs w:val="20"/>
+                <w:sz w:val="18"/>
+                <w:szCs w:val="18"/>
               </w:rPr>
             </w:pPr>
           </w:p>
@@ -11402,12 +11385,22 @@
           </w:tcPr>
           <w:p>
             <w:pPr>
-              <w:rPr>
-                <w:rFonts w:ascii="Arial Nova Light" w:hAnsi="Arial Nova Light"/>
-                <w:sz w:val="20"/>
-                <w:szCs w:val="20"/>
-              </w:rPr>
-            </w:pPr>
+              <w:jc w:val="center"/>
+              <w:rPr>
+                <w:rFonts w:ascii="Arial Nova Light" w:hAnsi="Arial Nova Light"/>
+                <w:sz w:val="18"/>
+                <w:szCs w:val="18"/>
+              </w:rPr>
+            </w:pPr>
+            <w:r>
+              <w:rPr>
+                <w:rFonts w:ascii="Arial Nova Light" w:hAnsi="Arial Nova Light"/>
+                <w:sz w:val="18"/>
+                <w:szCs w:val="18"/>
+                <w:highlight w:val="yellow"/>
+              </w:rPr>
+              <w:t>dom</w:t>
+            </w:r>
           </w:p>
         </w:tc>
         <w:tc>
@@ -11420,8 +11413,8 @@
               <w:ind w:left="0"/>
               <w:rPr>
                 <w:rFonts w:ascii="Arial Nova Light" w:hAnsi="Arial Nova Light"/>
-                <w:sz w:val="20"/>
-                <w:szCs w:val="20"/>
+                <w:sz w:val="18"/>
+                <w:szCs w:val="18"/>
               </w:rPr>
             </w:pPr>
           </w:p>
@@ -11441,10 +11434,18 @@
               <w:ind w:left="0"/>
               <w:rPr>
                 <w:rFonts w:ascii="Arial Nova Light" w:hAnsi="Arial Nova Light"/>
-                <w:sz w:val="20"/>
-                <w:szCs w:val="20"/>
-              </w:rPr>
-            </w:pPr>
+                <w:sz w:val="18"/>
+                <w:szCs w:val="18"/>
+              </w:rPr>
+            </w:pPr>
+            <w:r>
+              <w:rPr>
+                <w:rFonts w:ascii="Arial Nova Light" w:hAnsi="Arial Nova Light"/>
+                <w:sz w:val="18"/>
+                <w:szCs w:val="18"/>
+              </w:rPr>
+              <w:t>innerhtml, innertext, aur textcontent mein difference?</w:t>
+            </w:r>
           </w:p>
         </w:tc>
         <w:tc>
@@ -11455,10 +11456,100 @@
             <w:pPr>
               <w:rPr>
                 <w:rFonts w:ascii="Arial Nova Light" w:hAnsi="Arial Nova Light"/>
-                <w:sz w:val="20"/>
-                <w:szCs w:val="20"/>
-              </w:rPr>
-            </w:pPr>
+                <w:sz w:val="18"/>
+                <w:szCs w:val="18"/>
+              </w:rPr>
+            </w:pPr>
+            <w:r>
+              <w:rPr>
+                <w:rFonts w:ascii="Arial Nova Light" w:hAnsi="Arial Nova Light"/>
+                <w:sz w:val="18"/>
+                <w:szCs w:val="18"/>
+              </w:rPr>
+              <w:t xml:space="preserve">innerhtml </w:t>
+            </w:r>
+            <w:r>
+              <w:rPr>
+                <w:rFonts w:ascii="Arial" w:hAnsi="Arial" w:cs="Arial"/>
+                <w:sz w:val="18"/>
+                <w:szCs w:val="18"/>
+              </w:rPr>
+              <w:t>→</w:t>
+            </w:r>
+            <w:r>
+              <w:rPr>
+                <w:rFonts w:ascii="Arial Nova Light" w:hAnsi="Arial Nova Light"/>
+                <w:sz w:val="18"/>
+                <w:szCs w:val="18"/>
+              </w:rPr>
+              <w:t xml:space="preserve"> html ko parse karta hai </w:t>
+            </w:r>
+          </w:p>
+          <w:p>
+            <w:pPr>
+              <w:rPr>
+                <w:rFonts w:ascii="Arial Nova Light" w:hAnsi="Arial Nova Light"/>
+                <w:sz w:val="18"/>
+                <w:szCs w:val="18"/>
+              </w:rPr>
+            </w:pPr>
+            <w:r>
+              <w:rPr>
+                <w:rFonts w:ascii="Arial Nova Light" w:hAnsi="Arial Nova Light"/>
+                <w:sz w:val="18"/>
+                <w:szCs w:val="18"/>
+              </w:rPr>
+              <w:t xml:space="preserve">innertext </w:t>
+            </w:r>
+            <w:r>
+              <w:rPr>
+                <w:rFonts w:ascii="Arial" w:hAnsi="Arial" w:cs="Arial"/>
+                <w:sz w:val="18"/>
+                <w:szCs w:val="18"/>
+              </w:rPr>
+              <w:t>→</w:t>
+            </w:r>
+            <w:r>
+              <w:rPr>
+                <w:rFonts w:ascii="Arial Nova Light" w:hAnsi="Arial Nova Light"/>
+                <w:sz w:val="18"/>
+                <w:szCs w:val="18"/>
+              </w:rPr>
+              <w:t xml:space="preserve"> sirf visible text </w:t>
+            </w:r>
+          </w:p>
+          <w:p>
+            <w:pPr>
+              <w:rPr>
+                <w:rFonts w:ascii="Arial Nova Light" w:hAnsi="Arial Nova Light"/>
+                <w:sz w:val="18"/>
+                <w:szCs w:val="18"/>
+              </w:rPr>
+            </w:pPr>
+            <w:r>
+              <w:rPr>
+                <w:rFonts w:ascii="Arial Nova Light" w:hAnsi="Arial Nova Light"/>
+                <w:sz w:val="18"/>
+                <w:szCs w:val="18"/>
+              </w:rPr>
+              <w:t xml:space="preserve">textcontent </w:t>
+            </w:r>
+            <w:r>
+              <w:rPr>
+                <w:rFonts w:ascii="Arial" w:hAnsi="Arial" w:cs="Arial"/>
+                <w:sz w:val="18"/>
+                <w:szCs w:val="18"/>
+              </w:rPr>
+              <w:t>→</w:t>
+            </w:r>
+            <w:r>
+              <w:rPr>
+                <w:rFonts w:ascii="Arial Nova Light" w:hAnsi="Arial Nova Light"/>
+                <w:sz w:val="18"/>
+                <w:szCs w:val="18"/>
+              </w:rPr>
+              <w:t xml:space="preserve"> pura text (hidden bhi)</w:t>
+            </w:r>
           </w:p>
         </w:tc>
         <w:tc>
@@ -11471,10 +11562,27 @@
               <w:ind w:left="0"/>
               <w:rPr>
                 <w:rFonts w:ascii="Arial Nova Light" w:hAnsi="Arial Nova Light"/>
-                <w:sz w:val="20"/>
-                <w:szCs w:val="20"/>
-              </w:rPr>
-            </w:pPr>
+                <w:sz w:val="18"/>
+                <w:szCs w:val="18"/>
+              </w:rPr>
+            </w:pPr>
+            <w:r>
+              <w:rPr>
+                <w:rFonts w:ascii="Arial Nova Light" w:hAnsi="Arial Nova Light"/>
+                <w:sz w:val="18"/>
+                <w:szCs w:val="18"/>
+              </w:rPr>
+              <w:t>element.innerhtml = "&lt;b&gt;hello&lt;/b&gt;"; // bold</w:t>
+            </w:r>
+            <w:r>
+              <w:rPr>
+                <w:rFonts w:ascii="Arial Nova Light" w:hAnsi="Arial Nova Light"/>
+                <w:sz w:val="18"/>
+                <w:szCs w:val="18"/>
+              </w:rPr>
+              <w:br/>
+              <w:t>element.innertext = "&lt;b&gt;hello&lt;/b&gt;"; // plain text</w:t>
+            </w:r>
           </w:p>
         </w:tc>
       </w:tr>
@@ -11492,10 +11600,18 @@
               <w:ind w:left="0"/>
               <w:rPr>
                 <w:rFonts w:ascii="Arial Nova Light" w:hAnsi="Arial Nova Light"/>
-                <w:sz w:val="20"/>
-                <w:szCs w:val="20"/>
-              </w:rPr>
-            </w:pPr>
+                <w:sz w:val="18"/>
+                <w:szCs w:val="18"/>
+              </w:rPr>
+            </w:pPr>
+            <w:r>
+              <w:rPr>
+                <w:rFonts w:ascii="Arial Nova Light" w:hAnsi="Arial Nova Light"/>
+                <w:sz w:val="18"/>
+                <w:szCs w:val="18"/>
+              </w:rPr>
+              <w:t>queryselector vs queryselectorall?</w:t>
+            </w:r>
           </w:p>
         </w:tc>
         <w:tc>
@@ -11506,10 +11622,67 @@
             <w:pPr>
               <w:rPr>
                 <w:rFonts w:ascii="Arial Nova Light" w:hAnsi="Arial Nova Light"/>
-                <w:sz w:val="20"/>
-                <w:szCs w:val="20"/>
-              </w:rPr>
-            </w:pPr>
+                <w:sz w:val="18"/>
+                <w:szCs w:val="18"/>
+              </w:rPr>
+            </w:pPr>
+            <w:r>
+              <w:rPr>
+                <w:rFonts w:ascii="Arial Nova Light" w:hAnsi="Arial Nova Light"/>
+                <w:sz w:val="18"/>
+                <w:szCs w:val="18"/>
+              </w:rPr>
+              <w:t xml:space="preserve">queryselector </w:t>
+            </w:r>
+            <w:r>
+              <w:rPr>
+                <w:rFonts w:ascii="Arial" w:hAnsi="Arial" w:cs="Arial"/>
+                <w:sz w:val="18"/>
+                <w:szCs w:val="18"/>
+              </w:rPr>
+              <w:t>→</w:t>
+            </w:r>
+            <w:r>
+              <w:rPr>
+                <w:rFonts w:ascii="Arial Nova Light" w:hAnsi="Arial Nova Light"/>
+                <w:sz w:val="18"/>
+                <w:szCs w:val="18"/>
+              </w:rPr>
+              <w:t xml:space="preserve"> sirf first match </w:t>
+            </w:r>
+          </w:p>
+          <w:p>
+            <w:pPr>
+              <w:rPr>
+                <w:rFonts w:ascii="Arial Nova Light" w:hAnsi="Arial Nova Light"/>
+                <w:sz w:val="18"/>
+                <w:szCs w:val="18"/>
+              </w:rPr>
+            </w:pPr>
+            <w:r>
+              <w:rPr>
+                <w:rFonts w:ascii="Arial Nova Light" w:hAnsi="Arial Nova Light"/>
+                <w:sz w:val="18"/>
+                <w:szCs w:val="18"/>
+              </w:rPr>
+              <w:t xml:space="preserve">queryselectorall </w:t>
+            </w:r>
+            <w:r>
+              <w:rPr>
+                <w:rFonts w:ascii="Arial" w:hAnsi="Arial" w:cs="Arial"/>
+                <w:sz w:val="18"/>
+                <w:szCs w:val="18"/>
+              </w:rPr>
+              <w:t>→</w:t>
+            </w:r>
+            <w:r>
+              <w:rPr>
+                <w:rFonts w:ascii="Arial Nova Light" w:hAnsi="Arial Nova Light"/>
+                <w:sz w:val="18"/>
+                <w:szCs w:val="18"/>
+              </w:rPr>
+              <w:t xml:space="preserve"> all elements (nodelist)</w:t>
+            </w:r>
           </w:p>
         </w:tc>
         <w:tc>
@@ -11522,8 +11695,1504 @@
               <w:ind w:left="0"/>
               <w:rPr>
                 <w:rFonts w:ascii="Arial Nova Light" w:hAnsi="Arial Nova Light"/>
-                <w:sz w:val="20"/>
-                <w:szCs w:val="20"/>
+                <w:sz w:val="18"/>
+                <w:szCs w:val="18"/>
+              </w:rPr>
+            </w:pPr>
+            <w:r>
+              <w:rPr>
+                <w:rFonts w:ascii="Arial Nova Light" w:hAnsi="Arial Nova Light"/>
+                <w:sz w:val="18"/>
+                <w:szCs w:val="18"/>
+              </w:rPr>
+              <w:t>document.queryselector(".item"); // first</w:t>
+            </w:r>
+            <w:r>
+              <w:rPr>
+                <w:rFonts w:ascii="Arial Nova Light" w:hAnsi="Arial Nova Light"/>
+                <w:sz w:val="18"/>
+                <w:szCs w:val="18"/>
+              </w:rPr>
+              <w:br/>
+              <w:t>document.queryselectorall(".item"); // all</w:t>
+            </w:r>
+          </w:p>
+        </w:tc>
+      </w:tr>
+      <w:tr>
+        <w:trPr>
+          <w:trHeight w:val="146"/>
+        </w:trPr>
+        <w:tc>
+          <w:tcPr>
+            <w:tcW w:w="2728" w:type="dxa"/>
+          </w:tcPr>
+          <w:p>
+            <w:pPr>
+              <w:pStyle w:val="ListParagraph"/>
+              <w:ind w:left="0"/>
+              <w:rPr>
+                <w:rFonts w:ascii="Arial Nova Light" w:hAnsi="Arial Nova Light"/>
+                <w:sz w:val="18"/>
+                <w:szCs w:val="18"/>
+              </w:rPr>
+            </w:pPr>
+            <w:r>
+              <w:rPr>
+                <w:rFonts w:ascii="Arial Nova Light" w:hAnsi="Arial Nova Light"/>
+                <w:sz w:val="18"/>
+                <w:szCs w:val="18"/>
+              </w:rPr>
+              <w:t>live vs static collections kya hoti hain?</w:t>
+            </w:r>
+          </w:p>
+        </w:tc>
+        <w:tc>
+          <w:tcPr>
+            <w:tcW w:w="5109" w:type="dxa"/>
+          </w:tcPr>
+          <w:p>
+            <w:pPr>
+              <w:rPr>
+                <w:rFonts w:ascii="Arial Nova Light" w:hAnsi="Arial Nova Light"/>
+                <w:sz w:val="18"/>
+                <w:szCs w:val="18"/>
+              </w:rPr>
+            </w:pPr>
+            <w:r>
+              <w:rPr>
+                <w:rFonts w:ascii="Arial Nova Light" w:hAnsi="Arial Nova Light"/>
+                <w:sz w:val="18"/>
+                <w:szCs w:val="18"/>
+              </w:rPr>
+              <w:t>live collection  automatically update hoti hai</w:t>
+            </w:r>
+            <w:r>
+              <w:rPr>
+                <w:rFonts w:ascii="Arial Nova Light" w:hAnsi="Arial Nova Light"/>
+                <w:sz w:val="18"/>
+                <w:szCs w:val="18"/>
+              </w:rPr>
+              <w:br/>
+              <w:t xml:space="preserve">(e.g., getelementsbyclassname) </w:t>
+            </w:r>
+          </w:p>
+          <w:p>
+            <w:pPr>
+              <w:rPr>
+                <w:rFonts w:ascii="Arial Nova Light" w:hAnsi="Arial Nova Light"/>
+                <w:sz w:val="18"/>
+                <w:szCs w:val="18"/>
+              </w:rPr>
+            </w:pPr>
+            <w:r>
+              <w:rPr>
+                <w:rFonts w:ascii="Arial Nova Light" w:hAnsi="Arial Nova Light"/>
+                <w:sz w:val="18"/>
+                <w:szCs w:val="18"/>
+              </w:rPr>
+              <w:t>static collection  update nahi hoti</w:t>
+            </w:r>
+            <w:r>
+              <w:rPr>
+                <w:rFonts w:ascii="Arial Nova Light" w:hAnsi="Arial Nova Light"/>
+                <w:sz w:val="18"/>
+                <w:szCs w:val="18"/>
+              </w:rPr>
+              <w:br/>
+              <w:t>(e.g., queryselectorall)</w:t>
+            </w:r>
+          </w:p>
+        </w:tc>
+        <w:tc>
+          <w:tcPr>
+            <w:tcW w:w="3803" w:type="dxa"/>
+          </w:tcPr>
+          <w:p>
+            <w:pPr>
+              <w:pStyle w:val="ListParagraph"/>
+              <w:ind w:left="0"/>
+              <w:rPr>
+                <w:rFonts w:ascii="Arial Nova Light" w:hAnsi="Arial Nova Light"/>
+                <w:sz w:val="18"/>
+                <w:szCs w:val="18"/>
+              </w:rPr>
+            </w:pPr>
+          </w:p>
+        </w:tc>
+      </w:tr>
+      <w:tr>
+        <w:trPr>
+          <w:trHeight w:val="146"/>
+        </w:trPr>
+        <w:tc>
+          <w:tcPr>
+            <w:tcW w:w="2728" w:type="dxa"/>
+          </w:tcPr>
+          <w:p>
+            <w:pPr>
+              <w:pStyle w:val="ListParagraph"/>
+              <w:ind w:left="0"/>
+              <w:rPr>
+                <w:rFonts w:ascii="Arial Nova Light" w:hAnsi="Arial Nova Light"/>
+                <w:sz w:val="18"/>
+                <w:szCs w:val="18"/>
+              </w:rPr>
+            </w:pPr>
+            <w:r>
+              <w:rPr>
+                <w:rFonts w:ascii="Arial Nova Light" w:hAnsi="Arial Nova Light"/>
+                <w:sz w:val="18"/>
+                <w:szCs w:val="18"/>
+              </w:rPr>
+              <w:t>addeventlistener vs onclick?</w:t>
+            </w:r>
+          </w:p>
+        </w:tc>
+        <w:tc>
+          <w:tcPr>
+            <w:tcW w:w="5109" w:type="dxa"/>
+          </w:tcPr>
+          <w:p>
+            <w:pPr>
+              <w:rPr>
+                <w:rFonts w:ascii="Arial Nova Light" w:hAnsi="Arial Nova Light"/>
+                <w:sz w:val="18"/>
+                <w:szCs w:val="18"/>
+              </w:rPr>
+            </w:pPr>
+            <w:r>
+              <w:rPr>
+                <w:rFonts w:ascii="Arial Nova Light" w:hAnsi="Arial Nova Light"/>
+                <w:sz w:val="18"/>
+                <w:szCs w:val="18"/>
+              </w:rPr>
+              <w:t xml:space="preserve">onclick  ek hi event </w:t>
+            </w:r>
+          </w:p>
+          <w:p>
+            <w:pPr>
+              <w:rPr>
+                <w:rFonts w:ascii="Arial Nova Light" w:hAnsi="Arial Nova Light"/>
+                <w:sz w:val="18"/>
+                <w:szCs w:val="18"/>
+              </w:rPr>
+            </w:pPr>
+            <w:r>
+              <w:rPr>
+                <w:rFonts w:ascii="Arial Nova Light" w:hAnsi="Arial Nova Light"/>
+                <w:sz w:val="18"/>
+                <w:szCs w:val="18"/>
+              </w:rPr>
+              <w:t>addeventlistener multiple events attach ho sakte hain</w:t>
+            </w:r>
+          </w:p>
+        </w:tc>
+        <w:tc>
+          <w:tcPr>
+            <w:tcW w:w="3803" w:type="dxa"/>
+          </w:tcPr>
+          <w:p>
+            <w:pPr>
+              <w:pStyle w:val="ListParagraph"/>
+              <w:ind w:left="0"/>
+              <w:rPr>
+                <w:rFonts w:ascii="Arial Nova Light" w:hAnsi="Arial Nova Light"/>
+                <w:sz w:val="18"/>
+                <w:szCs w:val="18"/>
+              </w:rPr>
+            </w:pPr>
+          </w:p>
+        </w:tc>
+      </w:tr>
+      <w:tr>
+        <w:trPr>
+          <w:trHeight w:val="146"/>
+        </w:trPr>
+        <w:tc>
+          <w:tcPr>
+            <w:tcW w:w="2728" w:type="dxa"/>
+          </w:tcPr>
+          <w:p>
+            <w:pPr>
+              <w:pStyle w:val="ListParagraph"/>
+              <w:ind w:left="0"/>
+              <w:rPr>
+                <w:rFonts w:ascii="Arial Nova Light" w:hAnsi="Arial Nova Light"/>
+                <w:sz w:val="18"/>
+                <w:szCs w:val="18"/>
+              </w:rPr>
+            </w:pPr>
+            <w:r>
+              <w:rPr>
+                <w:rFonts w:ascii="Arial Nova Light" w:hAnsi="Arial Nova Light"/>
+                <w:sz w:val="18"/>
+                <w:szCs w:val="18"/>
+              </w:rPr>
+              <w:t>this aur event.target mein difference?</w:t>
+            </w:r>
+          </w:p>
+        </w:tc>
+        <w:tc>
+          <w:tcPr>
+            <w:tcW w:w="5109" w:type="dxa"/>
+          </w:tcPr>
+          <w:p>
+            <w:pPr>
+              <w:rPr>
+                <w:rFonts w:ascii="Arial Nova Light" w:hAnsi="Arial Nova Light"/>
+                <w:sz w:val="18"/>
+                <w:szCs w:val="18"/>
+              </w:rPr>
+            </w:pPr>
+            <w:r>
+              <w:rPr>
+                <w:rFonts w:ascii="Arial Nova Light" w:hAnsi="Arial Nova Light"/>
+                <w:sz w:val="18"/>
+                <w:szCs w:val="18"/>
+              </w:rPr>
+              <w:t xml:space="preserve">this  jis element par event laga hai </w:t>
+            </w:r>
+          </w:p>
+          <w:p>
+            <w:pPr>
+              <w:rPr>
+                <w:rFonts w:ascii="Arial Nova Light" w:hAnsi="Arial Nova Light"/>
+                <w:sz w:val="18"/>
+                <w:szCs w:val="18"/>
+              </w:rPr>
+            </w:pPr>
+            <w:r>
+              <w:rPr>
+                <w:rFonts w:ascii="Arial Nova Light" w:hAnsi="Arial Nova Light"/>
+                <w:sz w:val="18"/>
+                <w:szCs w:val="18"/>
+              </w:rPr>
+              <w:t>event.target jis element par click hua</w:t>
+            </w:r>
+          </w:p>
+        </w:tc>
+        <w:tc>
+          <w:tcPr>
+            <w:tcW w:w="3803" w:type="dxa"/>
+          </w:tcPr>
+          <w:p>
+            <w:pPr>
+              <w:pStyle w:val="ListParagraph"/>
+              <w:ind w:left="0"/>
+              <w:rPr>
+                <w:rFonts w:ascii="Arial Nova Light" w:hAnsi="Arial Nova Light"/>
+                <w:sz w:val="18"/>
+                <w:szCs w:val="18"/>
+              </w:rPr>
+            </w:pPr>
+          </w:p>
+        </w:tc>
+      </w:tr>
+      <w:tr>
+        <w:trPr>
+          <w:trHeight w:val="146"/>
+        </w:trPr>
+        <w:tc>
+          <w:tcPr>
+            <w:tcW w:w="2728" w:type="dxa"/>
+          </w:tcPr>
+          <w:p>
+            <w:pPr>
+              <w:pStyle w:val="ListParagraph"/>
+              <w:ind w:left="0"/>
+              <w:rPr>
+                <w:rFonts w:ascii="Arial Nova Light" w:hAnsi="Arial Nova Light"/>
+                <w:sz w:val="18"/>
+                <w:szCs w:val="18"/>
+              </w:rPr>
+            </w:pPr>
+            <w:r>
+              <w:rPr>
+                <w:rFonts w:ascii="Arial Nova Light" w:hAnsi="Arial Nova Light"/>
+                <w:sz w:val="18"/>
+                <w:szCs w:val="18"/>
+              </w:rPr>
+              <w:t>dom traversal kya hota hai</w:t>
+            </w:r>
+          </w:p>
+        </w:tc>
+        <w:tc>
+          <w:tcPr>
+            <w:tcW w:w="5109" w:type="dxa"/>
+          </w:tcPr>
+          <w:p>
+            <w:pPr>
+              <w:rPr>
+                <w:rFonts w:ascii="Arial Nova Light" w:hAnsi="Arial Nova Light"/>
+                <w:sz w:val="18"/>
+                <w:szCs w:val="18"/>
+              </w:rPr>
+            </w:pPr>
+            <w:r>
+              <w:rPr>
+                <w:rFonts w:ascii="Arial Nova Light" w:hAnsi="Arial Nova Light"/>
+                <w:sz w:val="18"/>
+                <w:szCs w:val="18"/>
+              </w:rPr>
+              <w:t>dom mein move karna (parent, child, sibling)</w:t>
+            </w:r>
+          </w:p>
+        </w:tc>
+        <w:tc>
+          <w:tcPr>
+            <w:tcW w:w="3803" w:type="dxa"/>
+          </w:tcPr>
+          <w:p>
+            <w:pPr>
+              <w:pStyle w:val="ListParagraph"/>
+              <w:ind w:left="0"/>
+              <w:rPr>
+                <w:rFonts w:ascii="Arial Nova Light" w:hAnsi="Arial Nova Light"/>
+                <w:sz w:val="18"/>
+                <w:szCs w:val="18"/>
+              </w:rPr>
+            </w:pPr>
+            <w:r>
+              <w:rPr>
+                <w:rFonts w:ascii="Arial Nova Light" w:hAnsi="Arial Nova Light"/>
+                <w:sz w:val="18"/>
+                <w:szCs w:val="18"/>
+              </w:rPr>
+              <w:t>element.parentnode</w:t>
+            </w:r>
+            <w:r>
+              <w:rPr>
+                <w:rFonts w:ascii="Arial Nova Light" w:hAnsi="Arial Nova Light"/>
+                <w:sz w:val="18"/>
+                <w:szCs w:val="18"/>
+              </w:rPr>
+              <w:br/>
+              <w:t>element.children</w:t>
+            </w:r>
+            <w:r>
+              <w:rPr>
+                <w:rFonts w:ascii="Arial Nova Light" w:hAnsi="Arial Nova Light"/>
+                <w:sz w:val="18"/>
+                <w:szCs w:val="18"/>
+              </w:rPr>
+              <w:br/>
+              <w:t>element.nextelementsibling</w:t>
+            </w:r>
+          </w:p>
+        </w:tc>
+      </w:tr>
+      <w:tr>
+        <w:trPr>
+          <w:trHeight w:val="146"/>
+        </w:trPr>
+        <w:tc>
+          <w:tcPr>
+            <w:tcW w:w="2728" w:type="dxa"/>
+          </w:tcPr>
+          <w:p>
+            <w:pPr>
+              <w:pStyle w:val="ListParagraph"/>
+              <w:ind w:left="0"/>
+              <w:rPr>
+                <w:rFonts w:ascii="Arial Nova Light" w:hAnsi="Arial Nova Light"/>
+                <w:sz w:val="18"/>
+                <w:szCs w:val="18"/>
+              </w:rPr>
+            </w:pPr>
+            <w:r>
+              <w:rPr>
+                <w:rFonts w:ascii="Arial Nova Light" w:hAnsi="Arial Nova Light"/>
+                <w:sz w:val="18"/>
+                <w:szCs w:val="18"/>
+              </w:rPr>
+              <w:t>stoppropagation() kya karta hai?</w:t>
+            </w:r>
+          </w:p>
+        </w:tc>
+        <w:tc>
+          <w:tcPr>
+            <w:tcW w:w="5109" w:type="dxa"/>
+          </w:tcPr>
+          <w:p>
+            <w:pPr>
+              <w:rPr>
+                <w:rFonts w:ascii="Arial Nova Light" w:hAnsi="Arial Nova Light"/>
+                <w:sz w:val="18"/>
+                <w:szCs w:val="18"/>
+              </w:rPr>
+            </w:pPr>
+            <w:r>
+              <w:rPr>
+                <w:rFonts w:ascii="Arial Nova Light" w:hAnsi="Arial Nova Light"/>
+                <w:sz w:val="18"/>
+                <w:szCs w:val="18"/>
+              </w:rPr>
+              <w:t>event bubbling ko rokta hai.</w:t>
+            </w:r>
+          </w:p>
+        </w:tc>
+        <w:tc>
+          <w:tcPr>
+            <w:tcW w:w="3803" w:type="dxa"/>
+          </w:tcPr>
+          <w:p>
+            <w:pPr>
+              <w:pStyle w:val="ListParagraph"/>
+              <w:ind w:left="0"/>
+              <w:rPr>
+                <w:rFonts w:ascii="Arial Nova Light" w:hAnsi="Arial Nova Light"/>
+                <w:sz w:val="18"/>
+                <w:szCs w:val="18"/>
+              </w:rPr>
+            </w:pPr>
+          </w:p>
+        </w:tc>
+      </w:tr>
+      <w:tr>
+        <w:trPr>
+          <w:trHeight w:val="146"/>
+        </w:trPr>
+        <w:tc>
+          <w:tcPr>
+            <w:tcW w:w="2728" w:type="dxa"/>
+          </w:tcPr>
+          <w:p>
+            <w:pPr>
+              <w:pStyle w:val="ListParagraph"/>
+              <w:ind w:left="0"/>
+              <w:rPr>
+                <w:rFonts w:ascii="Arial Nova Light" w:hAnsi="Arial Nova Light"/>
+                <w:sz w:val="18"/>
+                <w:szCs w:val="18"/>
+              </w:rPr>
+            </w:pPr>
+            <w:r>
+              <w:rPr>
+                <w:rFonts w:ascii="Arial Nova Light" w:hAnsi="Arial Nova Light"/>
+                <w:sz w:val="18"/>
+                <w:szCs w:val="18"/>
+              </w:rPr>
+              <w:t>preventdefault() kya karta hai?</w:t>
+            </w:r>
+          </w:p>
+        </w:tc>
+        <w:tc>
+          <w:tcPr>
+            <w:tcW w:w="5109" w:type="dxa"/>
+          </w:tcPr>
+          <w:p>
+            <w:pPr>
+              <w:rPr>
+                <w:rFonts w:ascii="Arial Nova Light" w:hAnsi="Arial Nova Light"/>
+                <w:sz w:val="18"/>
+                <w:szCs w:val="18"/>
+              </w:rPr>
+            </w:pPr>
+            <w:r>
+              <w:rPr>
+                <w:rFonts w:ascii="Arial Nova Light" w:hAnsi="Arial Nova Light"/>
+                <w:sz w:val="18"/>
+                <w:szCs w:val="18"/>
+              </w:rPr>
+              <w:t>default browser action ko rokta hai (e.g., form submit reload).</w:t>
+            </w:r>
+          </w:p>
+        </w:tc>
+        <w:tc>
+          <w:tcPr>
+            <w:tcW w:w="3803" w:type="dxa"/>
+          </w:tcPr>
+          <w:p>
+            <w:pPr>
+              <w:pStyle w:val="ListParagraph"/>
+              <w:ind w:left="0"/>
+              <w:rPr>
+                <w:rFonts w:ascii="Arial Nova Light" w:hAnsi="Arial Nova Light"/>
+                <w:sz w:val="18"/>
+                <w:szCs w:val="18"/>
+              </w:rPr>
+            </w:pPr>
+          </w:p>
+        </w:tc>
+      </w:tr>
+      <w:tr>
+        <w:trPr>
+          <w:trHeight w:val="146"/>
+        </w:trPr>
+        <w:tc>
+          <w:tcPr>
+            <w:tcW w:w="2728" w:type="dxa"/>
+          </w:tcPr>
+          <w:p>
+            <w:pPr>
+              <w:pStyle w:val="ListParagraph"/>
+              <w:ind w:left="0"/>
+              <w:rPr>
+                <w:rFonts w:ascii="Arial Nova Light" w:hAnsi="Arial Nova Light"/>
+                <w:sz w:val="18"/>
+                <w:szCs w:val="18"/>
+              </w:rPr>
+            </w:pPr>
+            <w:r>
+              <w:rPr>
+                <w:rFonts w:ascii="Arial Nova Light" w:hAnsi="Arial Nova Light"/>
+                <w:sz w:val="18"/>
+                <w:szCs w:val="18"/>
+              </w:rPr>
+              <w:t>event bubbling aur capturing kya hai?</w:t>
+            </w:r>
+          </w:p>
+        </w:tc>
+        <w:tc>
+          <w:tcPr>
+            <w:tcW w:w="5109" w:type="dxa"/>
+          </w:tcPr>
+          <w:p>
+            <w:pPr>
+              <w:rPr>
+                <w:rFonts w:ascii="Arial Nova Light" w:hAnsi="Arial Nova Light"/>
+                <w:sz w:val="18"/>
+                <w:szCs w:val="18"/>
+              </w:rPr>
+            </w:pPr>
+            <w:r>
+              <w:rPr>
+                <w:rFonts w:ascii="Arial Nova Light" w:hAnsi="Arial Nova Light"/>
+                <w:sz w:val="18"/>
+                <w:szCs w:val="18"/>
+              </w:rPr>
+              <w:t xml:space="preserve">bubbling </w:t>
+            </w:r>
+            <w:r>
+              <w:rPr>
+                <w:rFonts w:ascii="Arial" w:hAnsi="Arial" w:cs="Arial"/>
+                <w:sz w:val="18"/>
+                <w:szCs w:val="18"/>
+              </w:rPr>
+              <w:t>→</w:t>
+            </w:r>
+            <w:r>
+              <w:rPr>
+                <w:rFonts w:ascii="Arial Nova Light" w:hAnsi="Arial Nova Light"/>
+                <w:sz w:val="18"/>
+                <w:szCs w:val="18"/>
+              </w:rPr>
+              <w:t xml:space="preserve"> child </w:t>
+            </w:r>
+            <w:r>
+              <w:rPr>
+                <w:rFonts w:ascii="Arial" w:hAnsi="Arial" w:cs="Arial"/>
+                <w:sz w:val="18"/>
+                <w:szCs w:val="18"/>
+              </w:rPr>
+              <w:t>→</w:t>
+            </w:r>
+            <w:r>
+              <w:rPr>
+                <w:rFonts w:ascii="Arial Nova Light" w:hAnsi="Arial Nova Light"/>
+                <w:sz w:val="18"/>
+                <w:szCs w:val="18"/>
+              </w:rPr>
+              <w:t xml:space="preserve"> parent </w:t>
+            </w:r>
+          </w:p>
+          <w:p>
+            <w:pPr>
+              <w:rPr>
+                <w:rFonts w:ascii="Arial Nova Light" w:hAnsi="Arial Nova Light"/>
+                <w:sz w:val="18"/>
+                <w:szCs w:val="18"/>
+              </w:rPr>
+            </w:pPr>
+            <w:r>
+              <w:rPr>
+                <w:rFonts w:ascii="Arial Nova Light" w:hAnsi="Arial Nova Light"/>
+                <w:sz w:val="18"/>
+                <w:szCs w:val="18"/>
+              </w:rPr>
+              <w:t xml:space="preserve">capturing </w:t>
+            </w:r>
+            <w:r>
+              <w:rPr>
+                <w:rFonts w:ascii="Arial" w:hAnsi="Arial" w:cs="Arial"/>
+                <w:sz w:val="18"/>
+                <w:szCs w:val="18"/>
+              </w:rPr>
+              <w:t>→</w:t>
+            </w:r>
+            <w:r>
+              <w:rPr>
+                <w:rFonts w:ascii="Arial Nova Light" w:hAnsi="Arial Nova Light"/>
+                <w:sz w:val="18"/>
+                <w:szCs w:val="18"/>
+              </w:rPr>
+              <w:t xml:space="preserve"> parent </w:t>
+            </w:r>
+            <w:r>
+              <w:rPr>
+                <w:rFonts w:ascii="Arial" w:hAnsi="Arial" w:cs="Arial"/>
+                <w:sz w:val="18"/>
+                <w:szCs w:val="18"/>
+              </w:rPr>
+              <w:t>→</w:t>
+            </w:r>
+            <w:r>
+              <w:rPr>
+                <w:rFonts w:ascii="Arial Nova Light" w:hAnsi="Arial Nova Light"/>
+                <w:sz w:val="18"/>
+                <w:szCs w:val="18"/>
+              </w:rPr>
+              <w:t xml:space="preserve"> child </w:t>
+            </w:r>
+          </w:p>
+          <w:p>
+            <w:pPr>
+              <w:rPr>
+                <w:rFonts w:ascii="Arial Nova Light" w:hAnsi="Arial Nova Light"/>
+                <w:sz w:val="18"/>
+                <w:szCs w:val="18"/>
+              </w:rPr>
+            </w:pPr>
+            <w:r>
+              <w:rPr>
+                <w:rFonts w:ascii="Arial Nova Light" w:hAnsi="Arial Nova Light"/>
+                <w:sz w:val="18"/>
+                <w:szCs w:val="18"/>
+              </w:rPr>
+              <w:t xml:space="preserve">default </w:t>
+            </w:r>
+            <w:r>
+              <w:rPr>
+                <w:rFonts w:ascii="Arial" w:hAnsi="Arial" w:cs="Arial"/>
+                <w:sz w:val="18"/>
+                <w:szCs w:val="18"/>
+              </w:rPr>
+              <w:t>→</w:t>
+            </w:r>
+            <w:r>
+              <w:rPr>
+                <w:rFonts w:ascii="Arial Nova Light" w:hAnsi="Arial Nova Light"/>
+                <w:sz w:val="18"/>
+                <w:szCs w:val="18"/>
+              </w:rPr>
+              <w:t xml:space="preserve"> bubbling</w:t>
+            </w:r>
+          </w:p>
+          <w:p>
+            <w:pPr>
+              <w:rPr>
+                <w:rFonts w:ascii="Arial Nova Light" w:hAnsi="Arial Nova Light"/>
+                <w:sz w:val="18"/>
+                <w:szCs w:val="18"/>
+              </w:rPr>
+            </w:pPr>
+          </w:p>
+        </w:tc>
+        <w:tc>
+          <w:tcPr>
+            <w:tcW w:w="3803" w:type="dxa"/>
+          </w:tcPr>
+          <w:p>
+            <w:pPr>
+              <w:pStyle w:val="ListParagraph"/>
+              <w:ind w:left="0"/>
+              <w:rPr>
+                <w:rFonts w:ascii="Arial Nova Light" w:hAnsi="Arial Nova Light"/>
+                <w:sz w:val="18"/>
+                <w:szCs w:val="18"/>
+              </w:rPr>
+            </w:pPr>
+          </w:p>
+        </w:tc>
+      </w:tr>
+      <w:tr>
+        <w:trPr>
+          <w:trHeight w:val="146"/>
+        </w:trPr>
+        <w:tc>
+          <w:tcPr>
+            <w:tcW w:w="2728" w:type="dxa"/>
+          </w:tcPr>
+          <w:p>
+            <w:pPr>
+              <w:pStyle w:val="ListParagraph"/>
+              <w:ind w:left="0"/>
+              <w:rPr>
+                <w:rFonts w:ascii="Arial Nova Light" w:hAnsi="Arial Nova Light"/>
+                <w:sz w:val="18"/>
+                <w:szCs w:val="18"/>
+              </w:rPr>
+            </w:pPr>
+            <w:r>
+              <w:rPr>
+                <w:rFonts w:ascii="Arial Nova Light" w:hAnsi="Arial Nova Light"/>
+                <w:sz w:val="18"/>
+                <w:szCs w:val="18"/>
+              </w:rPr>
+              <w:t>dynamic element create kaise karte hain?</w:t>
+            </w:r>
+          </w:p>
+        </w:tc>
+        <w:tc>
+          <w:tcPr>
+            <w:tcW w:w="5109" w:type="dxa"/>
+          </w:tcPr>
+          <w:p>
+            <w:pPr>
+              <w:rPr>
+                <w:rFonts w:ascii="Arial Nova Light" w:hAnsi="Arial Nova Light"/>
+                <w:sz w:val="18"/>
+                <w:szCs w:val="18"/>
+              </w:rPr>
+            </w:pPr>
+            <w:r>
+              <w:rPr>
+                <w:rFonts w:ascii="Arial Nova Light" w:hAnsi="Arial Nova Light"/>
+                <w:sz w:val="18"/>
+                <w:szCs w:val="18"/>
+              </w:rPr>
+              <w:t>let div = document.createelement("div");</w:t>
+            </w:r>
+            <w:r>
+              <w:rPr>
+                <w:rFonts w:ascii="Arial Nova Light" w:hAnsi="Arial Nova Light"/>
+                <w:sz w:val="18"/>
+                <w:szCs w:val="18"/>
+              </w:rPr>
+              <w:br/>
+              <w:t>div.innertext = "hello";</w:t>
+            </w:r>
+            <w:r>
+              <w:rPr>
+                <w:rFonts w:ascii="Arial Nova Light" w:hAnsi="Arial Nova Light"/>
+                <w:sz w:val="18"/>
+                <w:szCs w:val="18"/>
+              </w:rPr>
+              <w:br/>
+              <w:t>document.body.appendchild(div);</w:t>
+            </w:r>
+          </w:p>
+        </w:tc>
+        <w:tc>
+          <w:tcPr>
+            <w:tcW w:w="3803" w:type="dxa"/>
+          </w:tcPr>
+          <w:p>
+            <w:pPr>
+              <w:pStyle w:val="ListParagraph"/>
+              <w:ind w:left="0"/>
+              <w:rPr>
+                <w:rFonts w:ascii="Arial Nova Light" w:hAnsi="Arial Nova Light"/>
+                <w:sz w:val="18"/>
+                <w:szCs w:val="18"/>
+              </w:rPr>
+            </w:pPr>
+          </w:p>
+        </w:tc>
+      </w:tr>
+      <w:tr>
+        <w:trPr>
+          <w:trHeight w:val="146"/>
+        </w:trPr>
+        <w:tc>
+          <w:tcPr>
+            <w:tcW w:w="2728" w:type="dxa"/>
+          </w:tcPr>
+          <w:p>
+            <w:pPr>
+              <w:pStyle w:val="ListParagraph"/>
+              <w:ind w:left="0"/>
+              <w:rPr>
+                <w:rFonts w:ascii="Arial Nova Light" w:hAnsi="Arial Nova Light"/>
+                <w:sz w:val="18"/>
+                <w:szCs w:val="18"/>
+              </w:rPr>
+            </w:pPr>
+            <w:r>
+              <w:rPr>
+                <w:rFonts w:ascii="Arial Nova Light" w:hAnsi="Arial Nova Light"/>
+                <w:sz w:val="18"/>
+                <w:szCs w:val="18"/>
+              </w:rPr>
+              <w:t>remove() aur removechild() mein difference?</w:t>
+            </w:r>
+          </w:p>
+        </w:tc>
+        <w:tc>
+          <w:tcPr>
+            <w:tcW w:w="5109" w:type="dxa"/>
+          </w:tcPr>
+          <w:p>
+            <w:pPr>
+              <w:rPr>
+                <w:rFonts w:ascii="Arial Nova Light" w:hAnsi="Arial Nova Light"/>
+                <w:sz w:val="18"/>
+                <w:szCs w:val="18"/>
+              </w:rPr>
+            </w:pPr>
+            <w:r>
+              <w:rPr>
+                <w:rFonts w:ascii="Arial Nova Light" w:hAnsi="Arial Nova Light"/>
+                <w:sz w:val="18"/>
+                <w:szCs w:val="18"/>
+              </w:rPr>
+              <w:t xml:space="preserve">remove() </w:t>
+            </w:r>
+            <w:r>
+              <w:rPr>
+                <w:rFonts w:ascii="Arial" w:hAnsi="Arial" w:cs="Arial"/>
+                <w:sz w:val="18"/>
+                <w:szCs w:val="18"/>
+              </w:rPr>
+              <w:t>→</w:t>
+            </w:r>
+            <w:r>
+              <w:rPr>
+                <w:rFonts w:ascii="Arial Nova Light" w:hAnsi="Arial Nova Light"/>
+                <w:sz w:val="18"/>
+                <w:szCs w:val="18"/>
+              </w:rPr>
+              <w:t xml:space="preserve"> direct element remove </w:t>
+            </w:r>
+          </w:p>
+          <w:p>
+            <w:pPr>
+              <w:rPr>
+                <w:rFonts w:ascii="Arial Nova Light" w:hAnsi="Arial Nova Light"/>
+                <w:sz w:val="18"/>
+                <w:szCs w:val="18"/>
+              </w:rPr>
+            </w:pPr>
+            <w:r>
+              <w:rPr>
+                <w:rFonts w:ascii="Arial Nova Light" w:hAnsi="Arial Nova Light"/>
+                <w:sz w:val="18"/>
+                <w:szCs w:val="18"/>
+              </w:rPr>
+              <w:t xml:space="preserve">removechild() </w:t>
+            </w:r>
+            <w:r>
+              <w:rPr>
+                <w:rFonts w:ascii="Arial" w:hAnsi="Arial" w:cs="Arial"/>
+                <w:sz w:val="18"/>
+                <w:szCs w:val="18"/>
+              </w:rPr>
+              <w:t>→</w:t>
+            </w:r>
+            <w:r>
+              <w:rPr>
+                <w:rFonts w:ascii="Arial Nova Light" w:hAnsi="Arial Nova Light"/>
+                <w:sz w:val="18"/>
+                <w:szCs w:val="18"/>
+              </w:rPr>
+              <w:t xml:space="preserve"> parent ke through remove</w:t>
+            </w:r>
+          </w:p>
+        </w:tc>
+        <w:tc>
+          <w:tcPr>
+            <w:tcW w:w="3803" w:type="dxa"/>
+          </w:tcPr>
+          <w:p>
+            <w:pPr>
+              <w:pStyle w:val="ListParagraph"/>
+              <w:ind w:left="0"/>
+              <w:rPr>
+                <w:rFonts w:ascii="Arial Nova Light" w:hAnsi="Arial Nova Light"/>
+                <w:sz w:val="18"/>
+                <w:szCs w:val="18"/>
+              </w:rPr>
+            </w:pPr>
+          </w:p>
+        </w:tc>
+      </w:tr>
+      <w:tr>
+        <w:trPr>
+          <w:trHeight w:val="146"/>
+        </w:trPr>
+        <w:tc>
+          <w:tcPr>
+            <w:tcW w:w="2728" w:type="dxa"/>
+          </w:tcPr>
+          <w:p>
+            <w:pPr>
+              <w:pStyle w:val="ListParagraph"/>
+              <w:ind w:left="0"/>
+              <w:rPr>
+                <w:rFonts w:ascii="Arial Nova Light" w:hAnsi="Arial Nova Light"/>
+                <w:sz w:val="18"/>
+                <w:szCs w:val="18"/>
+              </w:rPr>
+            </w:pPr>
+            <w:r>
+              <w:rPr>
+                <w:rFonts w:ascii="Arial Nova Light" w:hAnsi="Arial Nova Light"/>
+                <w:sz w:val="18"/>
+                <w:szCs w:val="18"/>
+              </w:rPr>
+              <w:t>forms mein value aur defaultvalue</w:t>
+            </w:r>
+          </w:p>
+        </w:tc>
+        <w:tc>
+          <w:tcPr>
+            <w:tcW w:w="5109" w:type="dxa"/>
+          </w:tcPr>
+          <w:p>
+            <w:pPr>
+              <w:rPr>
+                <w:rFonts w:ascii="Arial Nova Light" w:hAnsi="Arial Nova Light"/>
+                <w:sz w:val="18"/>
+                <w:szCs w:val="18"/>
+              </w:rPr>
+            </w:pPr>
+            <w:r>
+              <w:rPr>
+                <w:rFonts w:ascii="Arial Nova Light" w:hAnsi="Arial Nova Light"/>
+                <w:sz w:val="18"/>
+                <w:szCs w:val="18"/>
+              </w:rPr>
+              <w:t xml:space="preserve">value </w:t>
+            </w:r>
+            <w:r>
+              <w:rPr>
+                <w:rFonts w:ascii="Arial" w:hAnsi="Arial" w:cs="Arial"/>
+                <w:sz w:val="18"/>
+                <w:szCs w:val="18"/>
+              </w:rPr>
+              <w:t>→</w:t>
+            </w:r>
+            <w:r>
+              <w:rPr>
+                <w:rFonts w:ascii="Arial Nova Light" w:hAnsi="Arial Nova Light"/>
+                <w:sz w:val="18"/>
+                <w:szCs w:val="18"/>
+              </w:rPr>
+              <w:t xml:space="preserve"> current value </w:t>
+            </w:r>
+          </w:p>
+          <w:p>
+            <w:pPr>
+              <w:rPr>
+                <w:rFonts w:ascii="Arial Nova Light" w:hAnsi="Arial Nova Light"/>
+                <w:sz w:val="18"/>
+                <w:szCs w:val="18"/>
+              </w:rPr>
+            </w:pPr>
+            <w:r>
+              <w:rPr>
+                <w:rFonts w:ascii="Arial Nova Light" w:hAnsi="Arial Nova Light"/>
+                <w:sz w:val="18"/>
+                <w:szCs w:val="18"/>
+              </w:rPr>
+              <w:t xml:space="preserve">defaultvalue </w:t>
+            </w:r>
+            <w:r>
+              <w:rPr>
+                <w:rFonts w:ascii="Arial" w:hAnsi="Arial" w:cs="Arial"/>
+                <w:sz w:val="18"/>
+                <w:szCs w:val="18"/>
+              </w:rPr>
+              <w:t>→</w:t>
+            </w:r>
+            <w:r>
+              <w:rPr>
+                <w:rFonts w:ascii="Arial Nova Light" w:hAnsi="Arial Nova Light"/>
+                <w:sz w:val="18"/>
+                <w:szCs w:val="18"/>
+              </w:rPr>
+              <w:t xml:space="preserve"> initial value</w:t>
+            </w:r>
+          </w:p>
+        </w:tc>
+        <w:tc>
+          <w:tcPr>
+            <w:tcW w:w="3803" w:type="dxa"/>
+          </w:tcPr>
+          <w:p>
+            <w:pPr>
+              <w:pStyle w:val="ListParagraph"/>
+              <w:ind w:left="0"/>
+              <w:rPr>
+                <w:rFonts w:ascii="Arial Nova Light" w:hAnsi="Arial Nova Light"/>
+                <w:sz w:val="18"/>
+                <w:szCs w:val="18"/>
+              </w:rPr>
+            </w:pPr>
+          </w:p>
+        </w:tc>
+      </w:tr>
+      <w:tr>
+        <w:trPr>
+          <w:trHeight w:val="146"/>
+        </w:trPr>
+        <w:tc>
+          <w:tcPr>
+            <w:tcW w:w="2728" w:type="dxa"/>
+          </w:tcPr>
+          <w:p>
+            <w:pPr>
+              <w:pStyle w:val="ListParagraph"/>
+              <w:ind w:left="0"/>
+              <w:rPr>
+                <w:rFonts w:ascii="Arial Nova Light" w:hAnsi="Arial Nova Light"/>
+                <w:sz w:val="18"/>
+                <w:szCs w:val="18"/>
+              </w:rPr>
+            </w:pPr>
+            <w:r>
+              <w:rPr>
+                <w:rFonts w:ascii="Arial Nova Light" w:hAnsi="Arial Nova Light"/>
+                <w:sz w:val="18"/>
+                <w:szCs w:val="18"/>
+              </w:rPr>
+              <w:t>performance optimize kaise karte hain dom mein?</w:t>
+            </w:r>
+          </w:p>
+        </w:tc>
+        <w:tc>
+          <w:tcPr>
+            <w:tcW w:w="5109" w:type="dxa"/>
+          </w:tcPr>
+          <w:p>
+            <w:pPr>
+              <w:rPr>
+                <w:rFonts w:ascii="Arial Nova Light" w:hAnsi="Arial Nova Light"/>
+                <w:sz w:val="18"/>
+                <w:szCs w:val="18"/>
+              </w:rPr>
+            </w:pPr>
+            <w:r>
+              <w:rPr>
+                <w:rFonts w:ascii="Arial Nova Light" w:hAnsi="Arial Nova Light"/>
+                <w:sz w:val="18"/>
+                <w:szCs w:val="18"/>
+              </w:rPr>
+              <w:t xml:space="preserve">minimize dom access </w:t>
+            </w:r>
+          </w:p>
+          <w:p>
+            <w:pPr>
+              <w:rPr>
+                <w:rFonts w:ascii="Arial Nova Light" w:hAnsi="Arial Nova Light"/>
+                <w:sz w:val="18"/>
+                <w:szCs w:val="18"/>
+              </w:rPr>
+            </w:pPr>
+            <w:r>
+              <w:rPr>
+                <w:rFonts w:ascii="Arial Nova Light" w:hAnsi="Arial Nova Light"/>
+                <w:sz w:val="18"/>
+                <w:szCs w:val="18"/>
+              </w:rPr>
+              <w:t xml:space="preserve">use event delegation </w:t>
+            </w:r>
+          </w:p>
+          <w:p>
+            <w:pPr>
+              <w:rPr>
+                <w:rFonts w:ascii="Arial Nova Light" w:hAnsi="Arial Nova Light"/>
+                <w:sz w:val="18"/>
+                <w:szCs w:val="18"/>
+              </w:rPr>
+            </w:pPr>
+            <w:r>
+              <w:rPr>
+                <w:rFonts w:ascii="Arial Nova Light" w:hAnsi="Arial Nova Light"/>
+                <w:sz w:val="18"/>
+                <w:szCs w:val="18"/>
+              </w:rPr>
+              <w:t xml:space="preserve">use document fragment </w:t>
+            </w:r>
+          </w:p>
+          <w:p>
+            <w:pPr>
+              <w:rPr>
+                <w:rFonts w:ascii="Arial Nova Light" w:hAnsi="Arial Nova Light"/>
+                <w:sz w:val="18"/>
+                <w:szCs w:val="18"/>
+              </w:rPr>
+            </w:pPr>
+            <w:r>
+              <w:rPr>
+                <w:rFonts w:ascii="Arial Nova Light" w:hAnsi="Arial Nova Light"/>
+                <w:sz w:val="18"/>
+                <w:szCs w:val="18"/>
+              </w:rPr>
+              <w:t>avoid unnecessary reflow/repaint</w:t>
+            </w:r>
+          </w:p>
+        </w:tc>
+        <w:tc>
+          <w:tcPr>
+            <w:tcW w:w="3803" w:type="dxa"/>
+          </w:tcPr>
+          <w:p>
+            <w:pPr>
+              <w:pStyle w:val="ListParagraph"/>
+              <w:ind w:left="0"/>
+              <w:rPr>
+                <w:rFonts w:ascii="Arial Nova Light" w:hAnsi="Arial Nova Light"/>
+                <w:sz w:val="18"/>
+                <w:szCs w:val="18"/>
+              </w:rPr>
+            </w:pPr>
+          </w:p>
+        </w:tc>
+      </w:tr>
+      <w:tr>
+        <w:trPr>
+          <w:trHeight w:val="146"/>
+        </w:trPr>
+        <w:tc>
+          <w:tcPr>
+            <w:tcW w:w="2728" w:type="dxa"/>
+          </w:tcPr>
+          <w:p>
+            <w:pPr>
+              <w:pStyle w:val="ListParagraph"/>
+              <w:ind w:left="0"/>
+              <w:rPr>
+                <w:rFonts w:ascii="Arial Nova Light" w:hAnsi="Arial Nova Light"/>
+                <w:sz w:val="18"/>
+                <w:szCs w:val="18"/>
+              </w:rPr>
+            </w:pPr>
+          </w:p>
+        </w:tc>
+        <w:tc>
+          <w:tcPr>
+            <w:tcW w:w="5109" w:type="dxa"/>
+          </w:tcPr>
+          <w:p>
+            <w:pPr>
+              <w:rPr>
+                <w:rFonts w:ascii="Arial Nova Light" w:hAnsi="Arial Nova Light"/>
+                <w:sz w:val="18"/>
+                <w:szCs w:val="18"/>
+              </w:rPr>
+            </w:pPr>
+          </w:p>
+        </w:tc>
+        <w:tc>
+          <w:tcPr>
+            <w:tcW w:w="3803" w:type="dxa"/>
+          </w:tcPr>
+          <w:p>
+            <w:pPr>
+              <w:pStyle w:val="ListParagraph"/>
+              <w:ind w:left="0"/>
+              <w:rPr>
+                <w:rFonts w:ascii="Arial Nova Light" w:hAnsi="Arial Nova Light"/>
+                <w:sz w:val="18"/>
+                <w:szCs w:val="18"/>
+              </w:rPr>
+            </w:pPr>
+          </w:p>
+        </w:tc>
+      </w:tr>
+      <w:tr>
+        <w:trPr>
+          <w:trHeight w:val="146"/>
+        </w:trPr>
+        <w:tc>
+          <w:tcPr>
+            <w:tcW w:w="2728" w:type="dxa"/>
+          </w:tcPr>
+          <w:p>
+            <w:pPr>
+              <w:pStyle w:val="ListParagraph"/>
+              <w:ind w:left="0"/>
+              <w:rPr>
+                <w:rFonts w:ascii="Arial Nova Light" w:hAnsi="Arial Nova Light"/>
+                <w:sz w:val="18"/>
+                <w:szCs w:val="18"/>
+              </w:rPr>
+            </w:pPr>
+          </w:p>
+        </w:tc>
+        <w:tc>
+          <w:tcPr>
+            <w:tcW w:w="5109" w:type="dxa"/>
+          </w:tcPr>
+          <w:p>
+            <w:pPr>
+              <w:rPr>
+                <w:rFonts w:ascii="Arial Nova Light" w:hAnsi="Arial Nova Light"/>
+                <w:sz w:val="18"/>
+                <w:szCs w:val="18"/>
+              </w:rPr>
+            </w:pPr>
+          </w:p>
+        </w:tc>
+        <w:tc>
+          <w:tcPr>
+            <w:tcW w:w="3803" w:type="dxa"/>
+          </w:tcPr>
+          <w:p>
+            <w:pPr>
+              <w:pStyle w:val="ListParagraph"/>
+              <w:ind w:left="0"/>
+              <w:rPr>
+                <w:rFonts w:ascii="Arial Nova Light" w:hAnsi="Arial Nova Light"/>
+                <w:sz w:val="18"/>
+                <w:szCs w:val="18"/>
+              </w:rPr>
+            </w:pPr>
+          </w:p>
+        </w:tc>
+      </w:tr>
+      <w:tr>
+        <w:trPr>
+          <w:trHeight w:val="146"/>
+        </w:trPr>
+        <w:tc>
+          <w:tcPr>
+            <w:tcW w:w="2728" w:type="dxa"/>
+          </w:tcPr>
+          <w:p>
+            <w:pPr>
+              <w:pStyle w:val="ListParagraph"/>
+              <w:ind w:left="0"/>
+              <w:rPr>
+                <w:rFonts w:ascii="Arial Nova Light" w:hAnsi="Arial Nova Light"/>
+                <w:sz w:val="18"/>
+                <w:szCs w:val="18"/>
+              </w:rPr>
+            </w:pPr>
+          </w:p>
+        </w:tc>
+        <w:tc>
+          <w:tcPr>
+            <w:tcW w:w="5109" w:type="dxa"/>
+          </w:tcPr>
+          <w:p>
+            <w:pPr>
+              <w:rPr>
+                <w:rFonts w:ascii="Arial Nova Light" w:hAnsi="Arial Nova Light"/>
+                <w:sz w:val="18"/>
+                <w:szCs w:val="18"/>
+              </w:rPr>
+            </w:pPr>
+          </w:p>
+        </w:tc>
+        <w:tc>
+          <w:tcPr>
+            <w:tcW w:w="3803" w:type="dxa"/>
+          </w:tcPr>
+          <w:p>
+            <w:pPr>
+              <w:pStyle w:val="ListParagraph"/>
+              <w:ind w:left="0"/>
+              <w:rPr>
+                <w:rFonts w:ascii="Arial Nova Light" w:hAnsi="Arial Nova Light"/>
+                <w:sz w:val="18"/>
+                <w:szCs w:val="18"/>
+              </w:rPr>
+            </w:pPr>
+          </w:p>
+        </w:tc>
+      </w:tr>
+      <w:tr>
+        <w:trPr>
+          <w:trHeight w:val="146"/>
+        </w:trPr>
+        <w:tc>
+          <w:tcPr>
+            <w:tcW w:w="2728" w:type="dxa"/>
+          </w:tcPr>
+          <w:p>
+            <w:pPr>
+              <w:pStyle w:val="ListParagraph"/>
+              <w:ind w:left="0"/>
+              <w:rPr>
+                <w:rFonts w:ascii="Arial Nova Light" w:hAnsi="Arial Nova Light"/>
+                <w:sz w:val="18"/>
+                <w:szCs w:val="18"/>
+              </w:rPr>
+            </w:pPr>
+          </w:p>
+        </w:tc>
+        <w:tc>
+          <w:tcPr>
+            <w:tcW w:w="5109" w:type="dxa"/>
+          </w:tcPr>
+          <w:p>
+            <w:pPr>
+              <w:rPr>
+                <w:rFonts w:ascii="Arial Nova Light" w:hAnsi="Arial Nova Light"/>
+                <w:sz w:val="18"/>
+                <w:szCs w:val="18"/>
+              </w:rPr>
+            </w:pPr>
+          </w:p>
+        </w:tc>
+        <w:tc>
+          <w:tcPr>
+            <w:tcW w:w="3803" w:type="dxa"/>
+          </w:tcPr>
+          <w:p>
+            <w:pPr>
+              <w:pStyle w:val="ListParagraph"/>
+              <w:ind w:left="0"/>
+              <w:rPr>
+                <w:rFonts w:ascii="Arial Nova Light" w:hAnsi="Arial Nova Light"/>
+                <w:sz w:val="18"/>
+                <w:szCs w:val="18"/>
+              </w:rPr>
+            </w:pPr>
+          </w:p>
+        </w:tc>
+      </w:tr>
+      <w:tr>
+        <w:trPr>
+          <w:trHeight w:val="146"/>
+        </w:trPr>
+        <w:tc>
+          <w:tcPr>
+            <w:tcW w:w="2728" w:type="dxa"/>
+          </w:tcPr>
+          <w:p>
+            <w:pPr>
+              <w:pStyle w:val="ListParagraph"/>
+              <w:ind w:left="0"/>
+              <w:rPr>
+                <w:rFonts w:ascii="Arial Nova Light" w:hAnsi="Arial Nova Light"/>
+                <w:sz w:val="18"/>
+                <w:szCs w:val="18"/>
+              </w:rPr>
+            </w:pPr>
+          </w:p>
+        </w:tc>
+        <w:tc>
+          <w:tcPr>
+            <w:tcW w:w="5109" w:type="dxa"/>
+          </w:tcPr>
+          <w:p>
+            <w:pPr>
+              <w:rPr>
+                <w:rFonts w:ascii="Arial Nova Light" w:hAnsi="Arial Nova Light"/>
+                <w:sz w:val="18"/>
+                <w:szCs w:val="18"/>
+              </w:rPr>
+            </w:pPr>
+          </w:p>
+        </w:tc>
+        <w:tc>
+          <w:tcPr>
+            <w:tcW w:w="3803" w:type="dxa"/>
+          </w:tcPr>
+          <w:p>
+            <w:pPr>
+              <w:pStyle w:val="ListParagraph"/>
+              <w:ind w:left="0"/>
+              <w:rPr>
+                <w:rFonts w:ascii="Arial Nova Light" w:hAnsi="Arial Nova Light"/>
+                <w:sz w:val="18"/>
+                <w:szCs w:val="18"/>
+              </w:rPr>
+            </w:pPr>
+          </w:p>
+        </w:tc>
+      </w:tr>
+      <w:tr>
+        <w:trPr>
+          <w:trHeight w:val="146"/>
+        </w:trPr>
+        <w:tc>
+          <w:tcPr>
+            <w:tcW w:w="2728" w:type="dxa"/>
+          </w:tcPr>
+          <w:p>
+            <w:pPr>
+              <w:pStyle w:val="ListParagraph"/>
+              <w:ind w:left="0"/>
+              <w:rPr>
+                <w:rFonts w:ascii="Arial Nova Light" w:hAnsi="Arial Nova Light"/>
+                <w:sz w:val="18"/>
+                <w:szCs w:val="18"/>
+              </w:rPr>
+            </w:pPr>
+          </w:p>
+        </w:tc>
+        <w:tc>
+          <w:tcPr>
+            <w:tcW w:w="5109" w:type="dxa"/>
+          </w:tcPr>
+          <w:p>
+            <w:pPr>
+              <w:rPr>
+                <w:rFonts w:ascii="Arial Nova Light" w:hAnsi="Arial Nova Light"/>
+                <w:sz w:val="18"/>
+                <w:szCs w:val="18"/>
+              </w:rPr>
+            </w:pPr>
+          </w:p>
+        </w:tc>
+        <w:tc>
+          <w:tcPr>
+            <w:tcW w:w="3803" w:type="dxa"/>
+          </w:tcPr>
+          <w:p>
+            <w:pPr>
+              <w:pStyle w:val="ListParagraph"/>
+              <w:ind w:left="0"/>
+              <w:rPr>
+                <w:rFonts w:ascii="Arial Nova Light" w:hAnsi="Arial Nova Light"/>
+                <w:sz w:val="18"/>
+                <w:szCs w:val="18"/>
+              </w:rPr>
+            </w:pPr>
+          </w:p>
+        </w:tc>
+      </w:tr>
+      <w:tr>
+        <w:trPr>
+          <w:trHeight w:val="146"/>
+        </w:trPr>
+        <w:tc>
+          <w:tcPr>
+            <w:tcW w:w="2728" w:type="dxa"/>
+          </w:tcPr>
+          <w:p>
+            <w:pPr>
+              <w:pStyle w:val="ListParagraph"/>
+              <w:ind w:left="0"/>
+              <w:rPr>
+                <w:rFonts w:ascii="Arial Nova Light" w:hAnsi="Arial Nova Light"/>
+                <w:sz w:val="18"/>
+                <w:szCs w:val="18"/>
+              </w:rPr>
+            </w:pPr>
+          </w:p>
+        </w:tc>
+        <w:tc>
+          <w:tcPr>
+            <w:tcW w:w="5109" w:type="dxa"/>
+          </w:tcPr>
+          <w:p>
+            <w:pPr>
+              <w:rPr>
+                <w:rFonts w:ascii="Arial Nova Light" w:hAnsi="Arial Nova Light"/>
+                <w:sz w:val="18"/>
+                <w:szCs w:val="18"/>
+              </w:rPr>
+            </w:pPr>
+          </w:p>
+        </w:tc>
+        <w:tc>
+          <w:tcPr>
+            <w:tcW w:w="3803" w:type="dxa"/>
+          </w:tcPr>
+          <w:p>
+            <w:pPr>
+              <w:pStyle w:val="ListParagraph"/>
+              <w:ind w:left="0"/>
+              <w:rPr>
+                <w:rFonts w:ascii="Arial Nova Light" w:hAnsi="Arial Nova Light"/>
+                <w:sz w:val="18"/>
+                <w:szCs w:val="18"/>
               </w:rPr>
             </w:pPr>
           </w:p>
@@ -14549,6 +16218,155 @@
     </w:lvl>
   </w:abstractNum>
   <w:abstractNum w:abstractNumId="24" w15:restartNumberingAfterBreak="0">
+    <w:nsid w:val="5676328C"/>
+    <w:multiLevelType w:val="multilevel"/>
+    <w:tmpl w:val="B0A2D4BC"/>
+    <w:lvl w:ilvl="0">
+      <w:start w:val="1"/>
+      <w:numFmt w:val="bullet"/>
+      <w:lvlText w:val=""/>
+      <w:lvlJc w:val="left"/>
+      <w:pPr>
+        <w:tabs>
+          <w:tab w:val="num" w:pos="720"/>
+        </w:tabs>
+        <w:ind w:left="720" w:hanging="360"/>
+      </w:pPr>
+      <w:rPr>
+        <w:rFonts w:ascii="Symbol" w:hAnsi="Symbol" w:hint="default"/>
+        <w:sz w:val="20"/>
+      </w:rPr>
+    </w:lvl>
+    <w:lvl w:ilvl="1" w:tentative="1">
+      <w:start w:val="1"/>
+      <w:numFmt w:val="bullet"/>
+      <w:lvlText w:val="o"/>
+      <w:lvlJc w:val="left"/>
+      <w:pPr>
+        <w:tabs>
+          <w:tab w:val="num" w:pos="1440"/>
+        </w:tabs>
+        <w:ind w:left="1440" w:hanging="360"/>
+      </w:pPr>
+      <w:rPr>
+        <w:rFonts w:ascii="Courier New" w:hAnsi="Courier New" w:hint="default"/>
+        <w:sz w:val="20"/>
+      </w:rPr>
+    </w:lvl>
+    <w:lvl w:ilvl="2" w:tentative="1">
+      <w:start w:val="1"/>
+      <w:numFmt w:val="bullet"/>
+      <w:lvlText w:val=""/>
+      <w:lvlJc w:val="left"/>
+      <w:pPr>
+        <w:tabs>
+          <w:tab w:val="num" w:pos="2160"/>
+        </w:tabs>
+        <w:ind w:left="2160" w:hanging="360"/>
+      </w:pPr>
+      <w:rPr>
+        <w:rFonts w:ascii="Wingdings" w:hAnsi="Wingdings" w:hint="default"/>
+        <w:sz w:val="20"/>
+      </w:rPr>
+    </w:lvl>
+    <w:lvl w:ilvl="3" w:tentative="1">
+      <w:start w:val="1"/>
+      <w:numFmt w:val="bullet"/>
+      <w:lvlText w:val=""/>
+      <w:lvlJc w:val="left"/>
+      <w:pPr>
+        <w:tabs>
+          <w:tab w:val="num" w:pos="2880"/>
+        </w:tabs>
+        <w:ind w:left="2880" w:hanging="360"/>
+      </w:pPr>
+      <w:rPr>
+        <w:rFonts w:ascii="Wingdings" w:hAnsi="Wingdings" w:hint="default"/>
+        <w:sz w:val="20"/>
+      </w:rPr>
+    </w:lvl>
+    <w:lvl w:ilvl="4" w:tentative="1">
+      <w:start w:val="1"/>
+      <w:numFmt w:val="bullet"/>
+      <w:lvlText w:val=""/>
+      <w:lvlJc w:val="left"/>
+      <w:pPr>
+        <w:tabs>
+          <w:tab w:val="num" w:pos="3600"/>
+        </w:tabs>
+        <w:ind w:left="3600" w:hanging="360"/>
+      </w:pPr>
+      <w:rPr>
+        <w:rFonts w:ascii="Wingdings" w:hAnsi="Wingdings" w:hint="default"/>
+        <w:sz w:val="20"/>
+      </w:rPr>
+    </w:lvl>
+    <w:lvl w:ilvl="5" w:tentative="1">
+      <w:start w:val="1"/>
+      <w:numFmt w:val="bullet"/>
+      <w:lvlText w:val=""/>
+      <w:lvlJc w:val="left"/>
+      <w:pPr>
+        <w:tabs>
+          <w:tab w:val="num" w:pos="4320"/>
+        </w:tabs>
+        <w:ind w:left="4320" w:hanging="360"/>
+      </w:pPr>
+      <w:rPr>
+        <w:rFonts w:ascii="Wingdings" w:hAnsi="Wingdings" w:hint="default"/>
+        <w:sz w:val="20"/>
+      </w:rPr>
+    </w:lvl>
+    <w:lvl w:ilvl="6" w:tentative="1">
+      <w:start w:val="1"/>
+      <w:numFmt w:val="bullet"/>
+      <w:lvlText w:val=""/>
+      <w:lvlJc w:val="left"/>
+      <w:pPr>
+        <w:tabs>
+          <w:tab w:val="num" w:pos="5040"/>
+        </w:tabs>
+        <w:ind w:left="5040" w:hanging="360"/>
+      </w:pPr>
+      <w:rPr>
+        <w:rFonts w:ascii="Wingdings" w:hAnsi="Wingdings" w:hint="default"/>
+        <w:sz w:val="20"/>
+      </w:rPr>
+    </w:lvl>
+    <w:lvl w:ilvl="7" w:tentative="1">
+      <w:start w:val="1"/>
+      <w:numFmt w:val="bullet"/>
+      <w:lvlText w:val=""/>
+      <w:lvlJc w:val="left"/>
+      <w:pPr>
+        <w:tabs>
+          <w:tab w:val="num" w:pos="5760"/>
+        </w:tabs>
+        <w:ind w:left="5760" w:hanging="360"/>
+      </w:pPr>
+      <w:rPr>
+        <w:rFonts w:ascii="Wingdings" w:hAnsi="Wingdings" w:hint="default"/>
+        <w:sz w:val="20"/>
+      </w:rPr>
+    </w:lvl>
+    <w:lvl w:ilvl="8" w:tentative="1">
+      <w:start w:val="1"/>
+      <w:numFmt w:val="bullet"/>
+      <w:lvlText w:val=""/>
+      <w:lvlJc w:val="left"/>
+      <w:pPr>
+        <w:tabs>
+          <w:tab w:val="num" w:pos="6480"/>
+        </w:tabs>
+        <w:ind w:left="6480" w:hanging="360"/>
+      </w:pPr>
+      <w:rPr>
+        <w:rFonts w:ascii="Wingdings" w:hAnsi="Wingdings" w:hint="default"/>
+        <w:sz w:val="20"/>
+      </w:rPr>
+    </w:lvl>
+  </w:abstractNum>
+  <w:abstractNum w:abstractNumId="25" w15:restartNumberingAfterBreak="0">
     <w:nsid w:val="5BA349D9"/>
     <w:multiLevelType w:val="hybridMultilevel"/>
     <w:tmpl w:val="A3F6A442"/>
@@ -14634,7 +16452,7 @@
       </w:pPr>
     </w:lvl>
   </w:abstractNum>
-  <w:abstractNum w:abstractNumId="25" w15:restartNumberingAfterBreak="0">
+  <w:abstractNum w:abstractNumId="26" w15:restartNumberingAfterBreak="0">
     <w:nsid w:val="5C0443BC"/>
     <w:multiLevelType w:val="hybridMultilevel"/>
     <w:tmpl w:val="A78ADA10"/>
@@ -14724,7 +16542,7 @@
       </w:pPr>
     </w:lvl>
   </w:abstractNum>
-  <w:abstractNum w:abstractNumId="26" w15:restartNumberingAfterBreak="0">
+  <w:abstractNum w:abstractNumId="27" w15:restartNumberingAfterBreak="0">
     <w:nsid w:val="619B49B1"/>
     <w:multiLevelType w:val="multilevel"/>
     <w:tmpl w:val="9E3AC47A"/>
@@ -14873,7 +16691,7 @@
       </w:rPr>
     </w:lvl>
   </w:abstractNum>
-  <w:abstractNum w:abstractNumId="27" w15:restartNumberingAfterBreak="0">
+  <w:abstractNum w:abstractNumId="28" w15:restartNumberingAfterBreak="0">
     <w:nsid w:val="63800334"/>
     <w:multiLevelType w:val="hybridMultilevel"/>
     <w:tmpl w:val="21EC9D3C"/>
@@ -14963,7 +16781,7 @@
       </w:pPr>
     </w:lvl>
   </w:abstractNum>
-  <w:abstractNum w:abstractNumId="28" w15:restartNumberingAfterBreak="0">
+  <w:abstractNum w:abstractNumId="29" w15:restartNumberingAfterBreak="0">
     <w:nsid w:val="64432EC6"/>
     <w:multiLevelType w:val="multilevel"/>
     <w:tmpl w:val="29E24C44"/>
@@ -15112,7 +16930,7 @@
       </w:rPr>
     </w:lvl>
   </w:abstractNum>
-  <w:abstractNum w:abstractNumId="29" w15:restartNumberingAfterBreak="0">
+  <w:abstractNum w:abstractNumId="30" w15:restartNumberingAfterBreak="0">
     <w:nsid w:val="66047DA6"/>
     <w:multiLevelType w:val="multilevel"/>
     <w:tmpl w:val="49CEE006"/>
@@ -15261,7 +17079,7 @@
       </w:rPr>
     </w:lvl>
   </w:abstractNum>
-  <w:abstractNum w:abstractNumId="30" w15:restartNumberingAfterBreak="0">
+  <w:abstractNum w:abstractNumId="31" w15:restartNumberingAfterBreak="0">
     <w:nsid w:val="6B0616FD"/>
     <w:multiLevelType w:val="multilevel"/>
     <w:tmpl w:val="34EC8F1E"/>
@@ -15410,7 +17228,7 @@
       </w:rPr>
     </w:lvl>
   </w:abstractNum>
-  <w:abstractNum w:abstractNumId="31" w15:restartNumberingAfterBreak="0">
+  <w:abstractNum w:abstractNumId="32" w15:restartNumberingAfterBreak="0">
     <w:nsid w:val="6DA92D2E"/>
     <w:multiLevelType w:val="multilevel"/>
     <w:tmpl w:val="0E5C64F0"/>
@@ -15559,7 +17377,7 @@
       </w:rPr>
     </w:lvl>
   </w:abstractNum>
-  <w:abstractNum w:abstractNumId="32" w15:restartNumberingAfterBreak="0">
+  <w:abstractNum w:abstractNumId="33" w15:restartNumberingAfterBreak="0">
     <w:nsid w:val="7174426D"/>
     <w:multiLevelType w:val="multilevel"/>
     <w:tmpl w:val="00C6F1DE"/>
@@ -15708,7 +17526,7 @@
       </w:rPr>
     </w:lvl>
   </w:abstractNum>
-  <w:abstractNum w:abstractNumId="33" w15:restartNumberingAfterBreak="0">
+  <w:abstractNum w:abstractNumId="34" w15:restartNumberingAfterBreak="0">
     <w:nsid w:val="76F61C73"/>
     <w:multiLevelType w:val="multilevel"/>
     <w:tmpl w:val="6360E530"/>
@@ -15857,7 +17675,7 @@
       </w:rPr>
     </w:lvl>
   </w:abstractNum>
-  <w:abstractNum w:abstractNumId="34" w15:restartNumberingAfterBreak="0">
+  <w:abstractNum w:abstractNumId="35" w15:restartNumberingAfterBreak="0">
     <w:nsid w:val="778A3B3E"/>
     <w:multiLevelType w:val="multilevel"/>
     <w:tmpl w:val="1944B080"/>
@@ -16007,13 +17825,13 @@
     </w:lvl>
   </w:abstractNum>
   <w:num w:numId="1" w16cid:durableId="167597292">
-    <w:abstractNumId w:val="27"/>
+    <w:abstractNumId w:val="28"/>
   </w:num>
   <w:num w:numId="2" w16cid:durableId="1936554308">
-    <w:abstractNumId w:val="31"/>
+    <w:abstractNumId w:val="32"/>
   </w:num>
   <w:num w:numId="3" w16cid:durableId="63186780">
-    <w:abstractNumId w:val="29"/>
+    <w:abstractNumId w:val="30"/>
   </w:num>
   <w:num w:numId="4" w16cid:durableId="1003582576">
     <w:abstractNumId w:val="12"/>
@@ -16025,7 +17843,7 @@
     <w:abstractNumId w:val="21"/>
   </w:num>
   <w:num w:numId="7" w16cid:durableId="1089891840">
-    <w:abstractNumId w:val="32"/>
+    <w:abstractNumId w:val="33"/>
   </w:num>
   <w:num w:numId="8" w16cid:durableId="1978025134">
     <w:abstractNumId w:val="18"/>
@@ -16034,16 +17852,16 @@
     <w:abstractNumId w:val="0"/>
   </w:num>
   <w:num w:numId="10" w16cid:durableId="94132082">
-    <w:abstractNumId w:val="25"/>
+    <w:abstractNumId w:val="26"/>
   </w:num>
   <w:num w:numId="11" w16cid:durableId="1599291308">
-    <w:abstractNumId w:val="24"/>
+    <w:abstractNumId w:val="25"/>
   </w:num>
   <w:num w:numId="12" w16cid:durableId="1691829939">
     <w:abstractNumId w:val="11"/>
   </w:num>
   <w:num w:numId="13" w16cid:durableId="1892694220">
-    <w:abstractNumId w:val="30"/>
+    <w:abstractNumId w:val="31"/>
   </w:num>
   <w:num w:numId="14" w16cid:durableId="1733232598">
     <w:abstractNumId w:val="8"/>
@@ -16058,16 +17876,16 @@
     <w:abstractNumId w:val="13"/>
   </w:num>
   <w:num w:numId="18" w16cid:durableId="181213758">
-    <w:abstractNumId w:val="26"/>
+    <w:abstractNumId w:val="27"/>
   </w:num>
   <w:num w:numId="19" w16cid:durableId="381487003">
     <w:abstractNumId w:val="7"/>
   </w:num>
   <w:num w:numId="20" w16cid:durableId="740444325">
-    <w:abstractNumId w:val="28"/>
+    <w:abstractNumId w:val="29"/>
   </w:num>
   <w:num w:numId="21" w16cid:durableId="37047116">
-    <w:abstractNumId w:val="33"/>
+    <w:abstractNumId w:val="34"/>
   </w:num>
   <w:num w:numId="22" w16cid:durableId="750197463">
     <w:abstractNumId w:val="4"/>
@@ -16190,7 +18008,7 @@
     <w:abstractNumId w:val="2"/>
   </w:num>
   <w:num w:numId="35" w16cid:durableId="1783456083">
-    <w:abstractNumId w:val="34"/>
+    <w:abstractNumId w:val="35"/>
   </w:num>
   <w:num w:numId="36" w16cid:durableId="226034692">
     <w:abstractNumId w:val="1"/>
@@ -16200,6 +18018,9 @@
   </w:num>
   <w:num w:numId="38" w16cid:durableId="1414938377">
     <w:abstractNumId w:val="3"/>
+  </w:num>
+  <w:num w:numId="39" w16cid:durableId="1508594313">
+    <w:abstractNumId w:val="24"/>
   </w:num>
 </w:numbering>
 </file>
